--- a/人民币汇率波动的宏观驱动因素研究/人民币汇率波动的宏观驱动因素研究：基于CPI、PMI、名义广义美元指数与社会事件的可视化分析.docx
+++ b/人民币汇率波动的宏观驱动因素研究/人民币汇率波动的宏观驱动因素研究：基于CPI、PMI、名义广义美元指数与社会事件的可视化分析.docx
@@ -1664,9 +1664,6 @@
     <w:p>
       <w:pPr>
         <w:spacing w:line="360" w:lineRule="auto"/>
-        <w:rPr>
-          <w:rFonts w:hint="eastAsia"/>
-        </w:rPr>
       </w:pPr>
     </w:p>
     <w:p>
@@ -1708,11 +1705,6 @@
       </w:r>
     </w:p>
     <w:p>
-      <w:pPr>
-        <w:rPr>
-          <w:rFonts w:hint="eastAsia"/>
-        </w:rPr>
-      </w:pPr>
       <w:r>
         <w:rPr>
           <w:rFonts w:hint="eastAsia"/>
@@ -1723,6 +1715,11 @@
     <w:sdt>
       <w:sdtPr>
         <w:rPr>
+          <w:rFonts w:ascii="Times New Roman" w:eastAsia="宋体" w:hAnsi="Times New Roman" w:cs="Times New Roman"/>
+          <w:color w:val="auto"/>
+          <w:kern w:val="2"/>
+          <w:sz w:val="24"/>
+          <w:szCs w:val="21"/>
           <w:lang w:val="zh-CN"/>
         </w:rPr>
         <w:id w:val="241297778"/>
@@ -1733,13 +1730,8 @@
       </w:sdtPr>
       <w:sdtEndPr>
         <w:rPr>
-          <w:rFonts w:ascii="Times New Roman" w:eastAsia="宋体" w:hAnsi="Times New Roman" w:cs="Times New Roman"/>
           <w:b/>
           <w:bCs/>
-          <w:color w:val="auto"/>
-          <w:kern w:val="2"/>
-          <w:sz w:val="24"/>
-          <w:szCs w:val="21"/>
         </w:rPr>
       </w:sdtEndPr>
       <w:sdtContent>
@@ -1767,7 +1759,7 @@
             <w:spacing w:line="420" w:lineRule="auto"/>
             <w:ind w:firstLine="482"/>
             <w:rPr>
-              <w:rFonts w:asciiTheme="minorHAnsi" w:eastAsiaTheme="minorEastAsia" w:hAnsiTheme="minorHAnsi" w:cstheme="minorBidi" w:hint="eastAsia"/>
+              <w:rFonts w:asciiTheme="minorHAnsi" w:eastAsiaTheme="minorEastAsia" w:hAnsiTheme="minorHAnsi" w:cstheme="minorBidi"/>
               <w:b/>
               <w:bCs/>
               <w:noProof/>
@@ -1792,7 +1784,6 @@
           </w:r>
           <w:r>
             <w:rPr>
-              <w:rFonts w:hint="eastAsia"/>
               <w:b/>
               <w:bCs/>
             </w:rPr>
@@ -1924,9 +1915,8 @@
           <w:pPr>
             <w:pStyle w:val="TOC1"/>
             <w:spacing w:line="420" w:lineRule="auto"/>
-            <w:ind w:firstLine="482"/>
             <w:rPr>
-              <w:rFonts w:asciiTheme="minorHAnsi" w:eastAsiaTheme="minorEastAsia" w:hAnsiTheme="minorHAnsi" w:cstheme="minorBidi" w:hint="eastAsia"/>
+              <w:rFonts w:asciiTheme="minorHAnsi" w:eastAsiaTheme="minorEastAsia" w:hAnsiTheme="minorHAnsi" w:cstheme="minorBidi"/>
               <w:b/>
               <w:bCs/>
               <w:noProof/>
@@ -2064,9 +2054,9 @@
               <w:tab w:val="right" w:leader="dot" w:pos="8494"/>
             </w:tabs>
             <w:spacing w:line="420" w:lineRule="auto"/>
-            <w:ind w:left="480" w:firstLine="482"/>
+            <w:ind w:left="480"/>
             <w:rPr>
-              <w:rFonts w:asciiTheme="minorHAnsi" w:eastAsiaTheme="minorEastAsia" w:hAnsiTheme="minorHAnsi" w:cstheme="minorBidi" w:hint="eastAsia"/>
+              <w:rFonts w:asciiTheme="minorHAnsi" w:eastAsiaTheme="minorEastAsia" w:hAnsiTheme="minorHAnsi" w:cstheme="minorBidi"/>
               <w:b/>
               <w:bCs/>
               <w:noProof/>
@@ -2192,9 +2182,9 @@
               <w:tab w:val="right" w:leader="dot" w:pos="8494"/>
             </w:tabs>
             <w:spacing w:line="420" w:lineRule="auto"/>
-            <w:ind w:left="480" w:firstLine="482"/>
+            <w:ind w:left="480"/>
             <w:rPr>
-              <w:rFonts w:asciiTheme="minorHAnsi" w:eastAsiaTheme="minorEastAsia" w:hAnsiTheme="minorHAnsi" w:cstheme="minorBidi" w:hint="eastAsia"/>
+              <w:rFonts w:asciiTheme="minorHAnsi" w:eastAsiaTheme="minorEastAsia" w:hAnsiTheme="minorHAnsi" w:cstheme="minorBidi"/>
               <w:b/>
               <w:bCs/>
               <w:noProof/>
@@ -2320,9 +2310,9 @@
               <w:tab w:val="right" w:leader="dot" w:pos="8494"/>
             </w:tabs>
             <w:spacing w:line="420" w:lineRule="auto"/>
-            <w:ind w:left="480" w:firstLine="482"/>
+            <w:ind w:left="480"/>
             <w:rPr>
-              <w:rFonts w:asciiTheme="minorHAnsi" w:eastAsiaTheme="minorEastAsia" w:hAnsiTheme="minorHAnsi" w:cstheme="minorBidi" w:hint="eastAsia"/>
+              <w:rFonts w:asciiTheme="minorHAnsi" w:eastAsiaTheme="minorEastAsia" w:hAnsiTheme="minorHAnsi" w:cstheme="minorBidi"/>
               <w:b/>
               <w:bCs/>
               <w:noProof/>
@@ -2445,9 +2435,8 @@
           <w:pPr>
             <w:pStyle w:val="TOC1"/>
             <w:spacing w:line="420" w:lineRule="auto"/>
-            <w:ind w:firstLine="482"/>
             <w:rPr>
-              <w:rFonts w:asciiTheme="minorHAnsi" w:eastAsiaTheme="minorEastAsia" w:hAnsiTheme="minorHAnsi" w:cstheme="minorBidi" w:hint="eastAsia"/>
+              <w:rFonts w:asciiTheme="minorHAnsi" w:eastAsiaTheme="minorEastAsia" w:hAnsiTheme="minorHAnsi" w:cstheme="minorBidi"/>
               <w:b/>
               <w:bCs/>
               <w:noProof/>
@@ -2585,9 +2574,9 @@
               <w:tab w:val="right" w:leader="dot" w:pos="8494"/>
             </w:tabs>
             <w:spacing w:line="420" w:lineRule="auto"/>
-            <w:ind w:left="480" w:firstLine="482"/>
+            <w:ind w:left="480"/>
             <w:rPr>
-              <w:rFonts w:asciiTheme="minorHAnsi" w:eastAsiaTheme="minorEastAsia" w:hAnsiTheme="minorHAnsi" w:cstheme="minorBidi" w:hint="eastAsia"/>
+              <w:rFonts w:asciiTheme="minorHAnsi" w:eastAsiaTheme="minorEastAsia" w:hAnsiTheme="minorHAnsi" w:cstheme="minorBidi"/>
               <w:b/>
               <w:bCs/>
               <w:noProof/>
@@ -2713,9 +2702,9 @@
               <w:tab w:val="right" w:leader="dot" w:pos="8494"/>
             </w:tabs>
             <w:spacing w:line="420" w:lineRule="auto"/>
-            <w:ind w:left="480" w:firstLine="482"/>
+            <w:ind w:left="480"/>
             <w:rPr>
-              <w:rFonts w:asciiTheme="minorHAnsi" w:eastAsiaTheme="minorEastAsia" w:hAnsiTheme="minorHAnsi" w:cstheme="minorBidi" w:hint="eastAsia"/>
+              <w:rFonts w:asciiTheme="minorHAnsi" w:eastAsiaTheme="minorEastAsia" w:hAnsiTheme="minorHAnsi" w:cstheme="minorBidi"/>
               <w:b/>
               <w:bCs/>
               <w:noProof/>
@@ -2841,9 +2830,9 @@
               <w:tab w:val="right" w:leader="dot" w:pos="8494"/>
             </w:tabs>
             <w:spacing w:line="420" w:lineRule="auto"/>
-            <w:ind w:left="480" w:firstLine="482"/>
+            <w:ind w:left="480"/>
             <w:rPr>
-              <w:rFonts w:asciiTheme="minorHAnsi" w:eastAsiaTheme="minorEastAsia" w:hAnsiTheme="minorHAnsi" w:cstheme="minorBidi" w:hint="eastAsia"/>
+              <w:rFonts w:asciiTheme="minorHAnsi" w:eastAsiaTheme="minorEastAsia" w:hAnsiTheme="minorHAnsi" w:cstheme="minorBidi"/>
               <w:b/>
               <w:bCs/>
               <w:noProof/>
@@ -2969,9 +2958,9 @@
               <w:tab w:val="right" w:leader="dot" w:pos="8494"/>
             </w:tabs>
             <w:spacing w:line="420" w:lineRule="auto"/>
-            <w:ind w:left="480" w:firstLine="482"/>
+            <w:ind w:left="480"/>
             <w:rPr>
-              <w:rFonts w:asciiTheme="minorHAnsi" w:eastAsiaTheme="minorEastAsia" w:hAnsiTheme="minorHAnsi" w:cstheme="minorBidi" w:hint="eastAsia"/>
+              <w:rFonts w:asciiTheme="minorHAnsi" w:eastAsiaTheme="minorEastAsia" w:hAnsiTheme="minorHAnsi" w:cstheme="minorBidi"/>
               <w:b/>
               <w:bCs/>
               <w:noProof/>
@@ -3097,9 +3086,9 @@
               <w:tab w:val="right" w:leader="dot" w:pos="8494"/>
             </w:tabs>
             <w:spacing w:line="420" w:lineRule="auto"/>
-            <w:ind w:left="480" w:firstLine="482"/>
+            <w:ind w:left="480"/>
             <w:rPr>
-              <w:rFonts w:asciiTheme="minorHAnsi" w:eastAsiaTheme="minorEastAsia" w:hAnsiTheme="minorHAnsi" w:cstheme="minorBidi" w:hint="eastAsia"/>
+              <w:rFonts w:asciiTheme="minorHAnsi" w:eastAsiaTheme="minorEastAsia" w:hAnsiTheme="minorHAnsi" w:cstheme="minorBidi"/>
               <w:b/>
               <w:bCs/>
               <w:noProof/>
@@ -3225,9 +3214,9 @@
               <w:tab w:val="right" w:leader="dot" w:pos="8494"/>
             </w:tabs>
             <w:spacing w:line="420" w:lineRule="auto"/>
-            <w:ind w:left="480" w:firstLine="482"/>
+            <w:ind w:left="480"/>
             <w:rPr>
-              <w:rFonts w:asciiTheme="minorHAnsi" w:eastAsiaTheme="minorEastAsia" w:hAnsiTheme="minorHAnsi" w:cstheme="minorBidi" w:hint="eastAsia"/>
+              <w:rFonts w:asciiTheme="minorHAnsi" w:eastAsiaTheme="minorEastAsia" w:hAnsiTheme="minorHAnsi" w:cstheme="minorBidi"/>
               <w:b/>
               <w:bCs/>
               <w:noProof/>
@@ -3350,9 +3339,8 @@
           <w:pPr>
             <w:pStyle w:val="TOC1"/>
             <w:spacing w:line="420" w:lineRule="auto"/>
-            <w:ind w:firstLine="482"/>
             <w:rPr>
-              <w:rFonts w:asciiTheme="minorHAnsi" w:eastAsiaTheme="minorEastAsia" w:hAnsiTheme="minorHAnsi" w:cstheme="minorBidi" w:hint="eastAsia"/>
+              <w:rFonts w:asciiTheme="minorHAnsi" w:eastAsiaTheme="minorEastAsia" w:hAnsiTheme="minorHAnsi" w:cstheme="minorBidi"/>
               <w:b/>
               <w:bCs/>
               <w:noProof/>
@@ -3490,9 +3478,9 @@
               <w:tab w:val="right" w:leader="dot" w:pos="8494"/>
             </w:tabs>
             <w:spacing w:line="420" w:lineRule="auto"/>
-            <w:ind w:left="480" w:firstLine="482"/>
+            <w:ind w:left="480"/>
             <w:rPr>
-              <w:rFonts w:asciiTheme="minorHAnsi" w:eastAsiaTheme="minorEastAsia" w:hAnsiTheme="minorHAnsi" w:cstheme="minorBidi" w:hint="eastAsia"/>
+              <w:rFonts w:asciiTheme="minorHAnsi" w:eastAsiaTheme="minorEastAsia" w:hAnsiTheme="minorHAnsi" w:cstheme="minorBidi"/>
               <w:b/>
               <w:bCs/>
               <w:noProof/>
@@ -3618,9 +3606,9 @@
               <w:tab w:val="right" w:leader="dot" w:pos="8494"/>
             </w:tabs>
             <w:spacing w:line="420" w:lineRule="auto"/>
-            <w:ind w:left="480" w:firstLine="482"/>
+            <w:ind w:left="480"/>
             <w:rPr>
-              <w:rFonts w:asciiTheme="minorHAnsi" w:eastAsiaTheme="minorEastAsia" w:hAnsiTheme="minorHAnsi" w:cstheme="minorBidi" w:hint="eastAsia"/>
+              <w:rFonts w:asciiTheme="minorHAnsi" w:eastAsiaTheme="minorEastAsia" w:hAnsiTheme="minorHAnsi" w:cstheme="minorBidi"/>
               <w:b/>
               <w:bCs/>
               <w:noProof/>
@@ -3746,9 +3734,9 @@
               <w:tab w:val="right" w:leader="dot" w:pos="8494"/>
             </w:tabs>
             <w:spacing w:line="420" w:lineRule="auto"/>
-            <w:ind w:left="480" w:firstLine="482"/>
+            <w:ind w:left="480"/>
             <w:rPr>
-              <w:rFonts w:asciiTheme="minorHAnsi" w:eastAsiaTheme="minorEastAsia" w:hAnsiTheme="minorHAnsi" w:cstheme="minorBidi" w:hint="eastAsia"/>
+              <w:rFonts w:asciiTheme="minorHAnsi" w:eastAsiaTheme="minorEastAsia" w:hAnsiTheme="minorHAnsi" w:cstheme="minorBidi"/>
               <w:b/>
               <w:bCs/>
               <w:noProof/>
@@ -3874,9 +3862,9 @@
               <w:tab w:val="right" w:leader="dot" w:pos="8494"/>
             </w:tabs>
             <w:spacing w:line="420" w:lineRule="auto"/>
-            <w:ind w:left="960" w:firstLine="482"/>
+            <w:ind w:left="960"/>
             <w:rPr>
-              <w:rFonts w:asciiTheme="minorHAnsi" w:eastAsiaTheme="minorEastAsia" w:hAnsiTheme="minorHAnsi" w:cstheme="minorBidi" w:hint="eastAsia"/>
+              <w:rFonts w:asciiTheme="minorHAnsi" w:eastAsiaTheme="minorEastAsia" w:hAnsiTheme="minorHAnsi" w:cstheme="minorBidi"/>
               <w:b/>
               <w:bCs/>
               <w:noProof/>
@@ -4002,9 +3990,9 @@
               <w:tab w:val="right" w:leader="dot" w:pos="8494"/>
             </w:tabs>
             <w:spacing w:line="420" w:lineRule="auto"/>
-            <w:ind w:left="960" w:firstLine="482"/>
+            <w:ind w:left="960"/>
             <w:rPr>
-              <w:rFonts w:asciiTheme="minorHAnsi" w:eastAsiaTheme="minorEastAsia" w:hAnsiTheme="minorHAnsi" w:cstheme="minorBidi" w:hint="eastAsia"/>
+              <w:rFonts w:asciiTheme="minorHAnsi" w:eastAsiaTheme="minorEastAsia" w:hAnsiTheme="minorHAnsi" w:cstheme="minorBidi"/>
               <w:b/>
               <w:bCs/>
               <w:noProof/>
@@ -4130,9 +4118,9 @@
               <w:tab w:val="right" w:leader="dot" w:pos="8494"/>
             </w:tabs>
             <w:spacing w:line="420" w:lineRule="auto"/>
-            <w:ind w:left="960" w:firstLine="482"/>
+            <w:ind w:left="960"/>
             <w:rPr>
-              <w:rFonts w:asciiTheme="minorHAnsi" w:eastAsiaTheme="minorEastAsia" w:hAnsiTheme="minorHAnsi" w:cstheme="minorBidi" w:hint="eastAsia"/>
+              <w:rFonts w:asciiTheme="minorHAnsi" w:eastAsiaTheme="minorEastAsia" w:hAnsiTheme="minorHAnsi" w:cstheme="minorBidi"/>
               <w:b/>
               <w:bCs/>
               <w:noProof/>
@@ -4258,9 +4246,9 @@
               <w:tab w:val="right" w:leader="dot" w:pos="8494"/>
             </w:tabs>
             <w:spacing w:line="420" w:lineRule="auto"/>
-            <w:ind w:left="480" w:firstLine="482"/>
+            <w:ind w:left="480"/>
             <w:rPr>
-              <w:rFonts w:asciiTheme="minorHAnsi" w:eastAsiaTheme="minorEastAsia" w:hAnsiTheme="minorHAnsi" w:cstheme="minorBidi" w:hint="eastAsia"/>
+              <w:rFonts w:asciiTheme="minorHAnsi" w:eastAsiaTheme="minorEastAsia" w:hAnsiTheme="minorHAnsi" w:cstheme="minorBidi"/>
               <w:b/>
               <w:bCs/>
               <w:noProof/>
@@ -4383,9 +4371,8 @@
           <w:pPr>
             <w:pStyle w:val="TOC1"/>
             <w:spacing w:line="420" w:lineRule="auto"/>
-            <w:ind w:firstLine="482"/>
             <w:rPr>
-              <w:rFonts w:asciiTheme="minorHAnsi" w:eastAsiaTheme="minorEastAsia" w:hAnsiTheme="minorHAnsi" w:cstheme="minorBidi" w:hint="eastAsia"/>
+              <w:rFonts w:asciiTheme="minorHAnsi" w:eastAsiaTheme="minorEastAsia" w:hAnsiTheme="minorHAnsi" w:cstheme="minorBidi"/>
               <w:b/>
               <w:bCs/>
               <w:noProof/>
@@ -4523,9 +4510,9 @@
               <w:tab w:val="right" w:leader="dot" w:pos="8494"/>
             </w:tabs>
             <w:spacing w:line="420" w:lineRule="auto"/>
-            <w:ind w:left="480" w:firstLine="482"/>
+            <w:ind w:left="480"/>
             <w:rPr>
-              <w:rFonts w:asciiTheme="minorHAnsi" w:eastAsiaTheme="minorEastAsia" w:hAnsiTheme="minorHAnsi" w:cstheme="minorBidi" w:hint="eastAsia"/>
+              <w:rFonts w:asciiTheme="minorHAnsi" w:eastAsiaTheme="minorEastAsia" w:hAnsiTheme="minorHAnsi" w:cstheme="minorBidi"/>
               <w:b/>
               <w:bCs/>
               <w:noProof/>
@@ -4652,9 +4639,9 @@
               <w:tab w:val="right" w:leader="dot" w:pos="8494"/>
             </w:tabs>
             <w:spacing w:line="420" w:lineRule="auto"/>
-            <w:ind w:left="480" w:firstLine="482"/>
+            <w:ind w:left="480"/>
             <w:rPr>
-              <w:rFonts w:asciiTheme="minorHAnsi" w:eastAsiaTheme="minorEastAsia" w:hAnsiTheme="minorHAnsi" w:cstheme="minorBidi" w:hint="eastAsia"/>
+              <w:rFonts w:asciiTheme="minorHAnsi" w:eastAsiaTheme="minorEastAsia" w:hAnsiTheme="minorHAnsi" w:cstheme="minorBidi"/>
               <w:b/>
               <w:bCs/>
               <w:noProof/>
@@ -4793,9 +4780,9 @@
               <w:tab w:val="right" w:leader="dot" w:pos="8494"/>
             </w:tabs>
             <w:spacing w:line="420" w:lineRule="auto"/>
-            <w:ind w:left="480" w:firstLine="482"/>
+            <w:ind w:left="480"/>
             <w:rPr>
-              <w:rFonts w:asciiTheme="minorHAnsi" w:eastAsiaTheme="minorEastAsia" w:hAnsiTheme="minorHAnsi" w:cstheme="minorBidi" w:hint="eastAsia"/>
+              <w:rFonts w:asciiTheme="minorHAnsi" w:eastAsiaTheme="minorEastAsia" w:hAnsiTheme="minorHAnsi" w:cstheme="minorBidi"/>
               <w:b/>
               <w:bCs/>
               <w:noProof/>
@@ -4934,9 +4921,9 @@
               <w:tab w:val="right" w:leader="dot" w:pos="8494"/>
             </w:tabs>
             <w:spacing w:line="420" w:lineRule="auto"/>
-            <w:ind w:left="480" w:firstLine="482"/>
+            <w:ind w:left="480"/>
             <w:rPr>
-              <w:rFonts w:asciiTheme="minorHAnsi" w:eastAsiaTheme="minorEastAsia" w:hAnsiTheme="minorHAnsi" w:cstheme="minorBidi" w:hint="eastAsia"/>
+              <w:rFonts w:asciiTheme="minorHAnsi" w:eastAsiaTheme="minorEastAsia" w:hAnsiTheme="minorHAnsi" w:cstheme="minorBidi"/>
               <w:b/>
               <w:bCs/>
               <w:noProof/>
@@ -5071,9 +5058,8 @@
           <w:pPr>
             <w:pStyle w:val="TOC1"/>
             <w:spacing w:line="420" w:lineRule="auto"/>
-            <w:ind w:firstLine="482"/>
             <w:rPr>
-              <w:rFonts w:asciiTheme="minorHAnsi" w:eastAsiaTheme="minorEastAsia" w:hAnsiTheme="minorHAnsi" w:cstheme="minorBidi" w:hint="eastAsia"/>
+              <w:rFonts w:asciiTheme="minorHAnsi" w:eastAsiaTheme="minorEastAsia" w:hAnsiTheme="minorHAnsi" w:cstheme="minorBidi"/>
               <w:b/>
               <w:bCs/>
               <w:noProof/>
@@ -5211,9 +5197,9 @@
               <w:tab w:val="right" w:leader="dot" w:pos="8494"/>
             </w:tabs>
             <w:spacing w:line="420" w:lineRule="auto"/>
-            <w:ind w:left="480" w:firstLine="482"/>
+            <w:ind w:left="480"/>
             <w:rPr>
-              <w:rFonts w:asciiTheme="minorHAnsi" w:eastAsiaTheme="minorEastAsia" w:hAnsiTheme="minorHAnsi" w:cstheme="minorBidi" w:hint="eastAsia"/>
+              <w:rFonts w:asciiTheme="minorHAnsi" w:eastAsiaTheme="minorEastAsia" w:hAnsiTheme="minorHAnsi" w:cstheme="minorBidi"/>
               <w:b/>
               <w:bCs/>
               <w:noProof/>
@@ -5318,7 +5304,7 @@
                 <w:noProof/>
                 <w:webHidden/>
               </w:rPr>
-              <w:t>13</w:t>
+              <w:t>14</w:t>
             </w:r>
             <w:r>
               <w:rPr>
@@ -5339,9 +5325,9 @@
               <w:tab w:val="right" w:leader="dot" w:pos="8494"/>
             </w:tabs>
             <w:spacing w:line="420" w:lineRule="auto"/>
-            <w:ind w:left="480" w:firstLine="482"/>
+            <w:ind w:left="480"/>
             <w:rPr>
-              <w:rFonts w:asciiTheme="minorHAnsi" w:eastAsiaTheme="minorEastAsia" w:hAnsiTheme="minorHAnsi" w:cstheme="minorBidi" w:hint="eastAsia"/>
+              <w:rFonts w:asciiTheme="minorHAnsi" w:eastAsiaTheme="minorEastAsia" w:hAnsiTheme="minorHAnsi" w:cstheme="minorBidi"/>
               <w:b/>
               <w:bCs/>
               <w:noProof/>
@@ -5467,9 +5453,9 @@
               <w:tab w:val="right" w:leader="dot" w:pos="8494"/>
             </w:tabs>
             <w:spacing w:line="420" w:lineRule="auto"/>
-            <w:ind w:left="480" w:firstLine="482"/>
+            <w:ind w:left="480"/>
             <w:rPr>
-              <w:rFonts w:asciiTheme="minorHAnsi" w:eastAsiaTheme="minorEastAsia" w:hAnsiTheme="minorHAnsi" w:cstheme="minorBidi" w:hint="eastAsia"/>
+              <w:rFonts w:asciiTheme="minorHAnsi" w:eastAsiaTheme="minorEastAsia" w:hAnsiTheme="minorHAnsi" w:cstheme="minorBidi"/>
               <w:b/>
               <w:bCs/>
               <w:noProof/>
@@ -5595,9 +5581,9 @@
               <w:tab w:val="right" w:leader="dot" w:pos="8494"/>
             </w:tabs>
             <w:spacing w:line="420" w:lineRule="auto"/>
-            <w:ind w:left="960" w:firstLine="482"/>
+            <w:ind w:left="960"/>
             <w:rPr>
-              <w:rFonts w:asciiTheme="minorHAnsi" w:eastAsiaTheme="minorEastAsia" w:hAnsiTheme="minorHAnsi" w:cstheme="minorBidi" w:hint="eastAsia"/>
+              <w:rFonts w:asciiTheme="minorHAnsi" w:eastAsiaTheme="minorEastAsia" w:hAnsiTheme="minorHAnsi" w:cstheme="minorBidi"/>
               <w:b/>
               <w:bCs/>
               <w:noProof/>
@@ -5702,7 +5688,7 @@
                 <w:noProof/>
                 <w:webHidden/>
               </w:rPr>
-              <w:t>16</w:t>
+              <w:t>17</w:t>
             </w:r>
             <w:r>
               <w:rPr>
@@ -5723,9 +5709,9 @@
               <w:tab w:val="right" w:leader="dot" w:pos="8494"/>
             </w:tabs>
             <w:spacing w:line="420" w:lineRule="auto"/>
-            <w:ind w:left="960" w:firstLine="482"/>
+            <w:ind w:left="960"/>
             <w:rPr>
-              <w:rFonts w:asciiTheme="minorHAnsi" w:eastAsiaTheme="minorEastAsia" w:hAnsiTheme="minorHAnsi" w:cstheme="minorBidi" w:hint="eastAsia"/>
+              <w:rFonts w:asciiTheme="minorHAnsi" w:eastAsiaTheme="minorEastAsia" w:hAnsiTheme="minorHAnsi" w:cstheme="minorBidi"/>
               <w:b/>
               <w:bCs/>
               <w:noProof/>
@@ -5851,9 +5837,9 @@
               <w:tab w:val="right" w:leader="dot" w:pos="8494"/>
             </w:tabs>
             <w:spacing w:line="420" w:lineRule="auto"/>
-            <w:ind w:left="960" w:firstLine="482"/>
+            <w:ind w:left="960"/>
             <w:rPr>
-              <w:rFonts w:asciiTheme="minorHAnsi" w:eastAsiaTheme="minorEastAsia" w:hAnsiTheme="minorHAnsi" w:cstheme="minorBidi" w:hint="eastAsia"/>
+              <w:rFonts w:asciiTheme="minorHAnsi" w:eastAsiaTheme="minorEastAsia" w:hAnsiTheme="minorHAnsi" w:cstheme="minorBidi"/>
               <w:b/>
               <w:bCs/>
               <w:noProof/>
@@ -5979,9 +5965,9 @@
               <w:tab w:val="right" w:leader="dot" w:pos="8494"/>
             </w:tabs>
             <w:spacing w:line="420" w:lineRule="auto"/>
-            <w:ind w:left="480" w:firstLine="482"/>
+            <w:ind w:left="480"/>
             <w:rPr>
-              <w:rFonts w:asciiTheme="minorHAnsi" w:eastAsiaTheme="minorEastAsia" w:hAnsiTheme="minorHAnsi" w:cstheme="minorBidi" w:hint="eastAsia"/>
+              <w:rFonts w:asciiTheme="minorHAnsi" w:eastAsiaTheme="minorEastAsia" w:hAnsiTheme="minorHAnsi" w:cstheme="minorBidi"/>
               <w:b/>
               <w:bCs/>
               <w:noProof/>
@@ -6104,9 +6090,8 @@
           <w:pPr>
             <w:pStyle w:val="TOC1"/>
             <w:spacing w:line="420" w:lineRule="auto"/>
-            <w:ind w:firstLine="482"/>
             <w:rPr>
-              <w:rFonts w:asciiTheme="minorHAnsi" w:eastAsiaTheme="minorEastAsia" w:hAnsiTheme="minorHAnsi" w:cstheme="minorBidi" w:hint="eastAsia"/>
+              <w:rFonts w:asciiTheme="minorHAnsi" w:eastAsiaTheme="minorEastAsia" w:hAnsiTheme="minorHAnsi" w:cstheme="minorBidi"/>
               <w:b/>
               <w:bCs/>
               <w:noProof/>
@@ -6223,7 +6208,7 @@
                 <w:noProof/>
                 <w:webHidden/>
               </w:rPr>
-              <w:t>17</w:t>
+              <w:t>18</w:t>
             </w:r>
             <w:r>
               <w:rPr>
@@ -6244,9 +6229,9 @@
               <w:tab w:val="right" w:leader="dot" w:pos="8494"/>
             </w:tabs>
             <w:spacing w:line="420" w:lineRule="auto"/>
-            <w:ind w:left="480" w:firstLine="482"/>
+            <w:ind w:left="480"/>
             <w:rPr>
-              <w:rFonts w:asciiTheme="minorHAnsi" w:eastAsiaTheme="minorEastAsia" w:hAnsiTheme="minorHAnsi" w:cstheme="minorBidi" w:hint="eastAsia"/>
+              <w:rFonts w:asciiTheme="minorHAnsi" w:eastAsiaTheme="minorEastAsia" w:hAnsiTheme="minorHAnsi" w:cstheme="minorBidi"/>
               <w:b/>
               <w:bCs/>
               <w:noProof/>
@@ -6351,7 +6336,7 @@
                 <w:noProof/>
                 <w:webHidden/>
               </w:rPr>
-              <w:t>17</w:t>
+              <w:t>18</w:t>
             </w:r>
             <w:r>
               <w:rPr>
@@ -6372,9 +6357,9 @@
               <w:tab w:val="right" w:leader="dot" w:pos="8494"/>
             </w:tabs>
             <w:spacing w:line="420" w:lineRule="auto"/>
-            <w:ind w:left="480" w:firstLine="482"/>
+            <w:ind w:left="480"/>
             <w:rPr>
-              <w:rFonts w:asciiTheme="minorHAnsi" w:eastAsiaTheme="minorEastAsia" w:hAnsiTheme="minorHAnsi" w:cstheme="minorBidi" w:hint="eastAsia"/>
+              <w:rFonts w:asciiTheme="minorHAnsi" w:eastAsiaTheme="minorEastAsia" w:hAnsiTheme="minorHAnsi" w:cstheme="minorBidi"/>
               <w:b/>
               <w:bCs/>
               <w:noProof/>
@@ -6500,9 +6485,9 @@
               <w:tab w:val="right" w:leader="dot" w:pos="8494"/>
             </w:tabs>
             <w:spacing w:line="420" w:lineRule="auto"/>
-            <w:ind w:left="480" w:firstLine="482"/>
+            <w:ind w:left="480"/>
             <w:rPr>
-              <w:rFonts w:asciiTheme="minorHAnsi" w:eastAsiaTheme="minorEastAsia" w:hAnsiTheme="minorHAnsi" w:cstheme="minorBidi" w:hint="eastAsia"/>
+              <w:rFonts w:asciiTheme="minorHAnsi" w:eastAsiaTheme="minorEastAsia" w:hAnsiTheme="minorHAnsi" w:cstheme="minorBidi"/>
               <w:b/>
               <w:bCs/>
               <w:noProof/>
@@ -6628,9 +6613,9 @@
               <w:tab w:val="right" w:leader="dot" w:pos="8494"/>
             </w:tabs>
             <w:spacing w:line="420" w:lineRule="auto"/>
-            <w:ind w:left="480" w:firstLine="482"/>
+            <w:ind w:left="480"/>
             <w:rPr>
-              <w:rFonts w:asciiTheme="minorHAnsi" w:eastAsiaTheme="minorEastAsia" w:hAnsiTheme="minorHAnsi" w:cstheme="minorBidi" w:hint="eastAsia"/>
+              <w:rFonts w:asciiTheme="minorHAnsi" w:eastAsiaTheme="minorEastAsia" w:hAnsiTheme="minorHAnsi" w:cstheme="minorBidi"/>
               <w:b/>
               <w:bCs/>
               <w:noProof/>
@@ -6753,9 +6738,8 @@
           <w:pPr>
             <w:pStyle w:val="TOC1"/>
             <w:spacing w:line="420" w:lineRule="auto"/>
-            <w:ind w:firstLine="482"/>
             <w:rPr>
-              <w:rFonts w:asciiTheme="minorHAnsi" w:eastAsiaTheme="minorEastAsia" w:hAnsiTheme="minorHAnsi" w:cstheme="minorBidi" w:hint="eastAsia"/>
+              <w:rFonts w:asciiTheme="minorHAnsi" w:eastAsiaTheme="minorEastAsia" w:hAnsiTheme="minorHAnsi" w:cstheme="minorBidi"/>
               <w:b/>
               <w:bCs/>
               <w:noProof/>
@@ -6872,7 +6856,7 @@
                 <w:noProof/>
                 <w:webHidden/>
               </w:rPr>
-              <w:t>19</w:t>
+              <w:t>20</w:t>
             </w:r>
             <w:r>
               <w:rPr>
@@ -6890,9 +6874,8 @@
           <w:pPr>
             <w:pStyle w:val="TOC1"/>
             <w:spacing w:line="420" w:lineRule="auto"/>
-            <w:ind w:firstLine="482"/>
             <w:rPr>
-              <w:rFonts w:asciiTheme="minorHAnsi" w:eastAsiaTheme="minorEastAsia" w:hAnsiTheme="minorHAnsi" w:cstheme="minorBidi" w:hint="eastAsia"/>
+              <w:rFonts w:asciiTheme="minorHAnsi" w:eastAsiaTheme="minorEastAsia" w:hAnsiTheme="minorHAnsi" w:cstheme="minorBidi"/>
               <w:b/>
               <w:bCs/>
               <w:noProof/>
@@ -7027,9 +7010,8 @@
           <w:pPr>
             <w:pStyle w:val="TOC1"/>
             <w:spacing w:line="420" w:lineRule="auto"/>
-            <w:ind w:firstLine="482"/>
             <w:rPr>
-              <w:rFonts w:asciiTheme="minorHAnsi" w:eastAsiaTheme="minorEastAsia" w:hAnsiTheme="minorHAnsi" w:cstheme="minorBidi" w:hint="eastAsia"/>
+              <w:rFonts w:asciiTheme="minorHAnsi" w:eastAsiaTheme="minorEastAsia" w:hAnsiTheme="minorHAnsi" w:cstheme="minorBidi"/>
               <w:noProof/>
               <w:sz w:val="22"/>
               <w:szCs w:val="24"/>
@@ -7162,9 +7144,6 @@
           <w:pPr>
             <w:spacing w:line="420" w:lineRule="auto"/>
             <w:ind w:firstLineChars="0" w:firstLine="0"/>
-            <w:rPr>
-              <w:rFonts w:hint="eastAsia"/>
-            </w:rPr>
           </w:pPr>
           <w:r>
             <w:rPr>
@@ -7184,9 +7163,6 @@
         <w:autoSpaceDE/>
         <w:ind w:firstLineChars="0" w:firstLine="0"/>
         <w:jc w:val="left"/>
-        <w:rPr>
-          <w:rFonts w:hint="eastAsia"/>
-        </w:rPr>
       </w:pPr>
       <w:r>
         <w:br w:type="page"/>
@@ -8002,9 +7978,6 @@
       <w:pPr>
         <w:pStyle w:val="af3"/>
         <w:spacing w:line="360" w:lineRule="auto"/>
-        <w:rPr>
-          <w:rFonts w:hint="eastAsia"/>
-        </w:rPr>
       </w:pPr>
       <w:r>
         <w:t>对外部经济冲击类事件进行单独分类，有助于在后续实证分析中识别国际环境变化对人民币汇率短期波动的影响特征。</w:t>
@@ -8046,9 +8019,6 @@
       <w:pPr>
         <w:pStyle w:val="af3"/>
         <w:spacing w:line="360" w:lineRule="auto"/>
-        <w:rPr>
-          <w:rFonts w:hint="eastAsia"/>
-        </w:rPr>
       </w:pPr>
       <w:r>
         <w:t>将美联储货币政策事件单独归类，有助于在后续分析中考察美元货币政策变化对人民币汇率的外溢影响。</w:t>
@@ -8178,9 +8148,6 @@
       <w:pPr>
         <w:pStyle w:val="af3"/>
         <w:spacing w:line="360" w:lineRule="auto"/>
-        <w:rPr>
-          <w:rFonts w:hint="eastAsia"/>
-        </w:rPr>
       </w:pPr>
       <w:r>
         <w:t>将市场情绪类事件纳入分析，有助于在后续实证中比较制度性政策冲击与非制度性情绪冲击对人民币汇率影响的差异。</w:t>
@@ -8365,7 +8332,22 @@
         <w:t>日</w:t>
       </w:r>
       <w:r>
-        <w:t>，该区间能够涵盖多轮国际金融周期及重要宏观事件，为后文事件研究分析提供充足的样本支持。</w:t>
+        <w:t>，</w:t>
+      </w:r>
+      <w:r>
+        <w:t>其中，人民币兑美元汇率的有效样本起始于</w:t>
+      </w:r>
+      <w:r>
+        <w:rPr>
+          <w:rFonts w:hint="eastAsia"/>
+        </w:rPr>
+        <w:t>1981</w:t>
+      </w:r>
+      <w:r>
+        <w:t>年，早期区间主要用于美元指数等国际变量的长期背景描述。</w:t>
+      </w:r>
+      <w:r>
+        <w:t>该区间能够涵盖多轮国际金融周期及重要宏观事件，为后文事件研究分析提供充足的样本支持。</w:t>
       </w:r>
     </w:p>
     <w:p>
@@ -8373,6 +8355,7 @@
         <w:spacing w:line="360" w:lineRule="auto"/>
       </w:pPr>
       <w:r>
+        <w:lastRenderedPageBreak/>
         <w:t>除国际金融变量外，本文还使用了部分国内宏观经济指标作为背景性参考变量，包括居民消费价格指数（</w:t>
       </w:r>
       <w:r>
@@ -8385,11 +8368,7 @@
         <w:t>PMI</w:t>
       </w:r>
       <w:r>
-        <w:t>）。相关数据来源</w:t>
-      </w:r>
-      <w:r>
-        <w:lastRenderedPageBreak/>
-        <w:t>于国家统计局公开发布的官方统计资料，数据频率为月度。</w:t>
+        <w:t>）。相关数据来源于国家统计局公开发布的官方统计资料，数据频率为月度。</w:t>
       </w:r>
     </w:p>
     <w:p>
@@ -8658,9 +8637,6 @@
     <w:p>
       <w:pPr>
         <w:spacing w:line="360" w:lineRule="auto"/>
-        <w:rPr>
-          <w:rFonts w:hint="eastAsia"/>
-        </w:rPr>
       </w:pPr>
       <w:r>
         <w:t>其中，</w:t>
@@ -8719,10 +8695,10 @@
             <v:path o:extrusionok="f" gradientshapeok="t" o:connecttype="rect"/>
             <o:lock v:ext="edit" aspectratio="t"/>
           </v:shapetype>
-          <v:shape id="_x0000_i1060" type="#_x0000_t75" style="width:5.15pt;height:10.3pt" o:ole="">
+          <v:shape id="_x0000_i1025" type="#_x0000_t75" style="width:5pt;height:10.5pt" o:ole="">
             <v:imagedata r:id="rId11" o:title=""/>
           </v:shape>
-          <o:OLEObject Type="Embed" ProgID="Equation.DSMT4" ShapeID="_x0000_i1060" DrawAspect="Content" ObjectID="_1827512848" r:id="rId12"/>
+          <o:OLEObject Type="Embed" ProgID="Equation.DSMT4" ShapeID="_x0000_i1025" DrawAspect="Content" ObjectID="_1827513745" r:id="rId12"/>
         </w:object>
       </w:r>
       <w:r>
@@ -8769,6 +8745,7 @@
         <w:spacing w:line="360" w:lineRule="auto"/>
       </w:pPr>
       <w:r>
+        <w:lastRenderedPageBreak/>
         <w:t>结合宏观政策与国际经济事件的信息传导特征，本文选取</w:t>
       </w:r>
       <w:r>
@@ -8821,9 +8798,6 @@
     <w:p>
       <w:pPr>
         <w:spacing w:line="360" w:lineRule="auto"/>
-        <w:rPr>
-          <w:rFonts w:hint="eastAsia"/>
-        </w:rPr>
       </w:pPr>
       <w:r>
         <w:t>事件窗口内的每一个交易日均对应一个相对事件时间，其中</w:t>
@@ -8889,9 +8863,6 @@
     <w:p>
       <w:pPr>
         <w:spacing w:line="360" w:lineRule="auto"/>
-        <w:rPr>
-          <w:rFonts w:hint="eastAsia"/>
-        </w:rPr>
       </w:pPr>
       <w:r>
         <w:t>在数据处理过程中，本文未对原始数据进行过度平滑或人为调整，以尽可能保留真实的市场波动信息。最终得到的</w:t>
@@ -8928,9 +8899,6 @@
     <w:p>
       <w:pPr>
         <w:pStyle w:val="2"/>
-        <w:rPr>
-          <w:rFonts w:hint="eastAsia"/>
-        </w:rPr>
       </w:pPr>
       <w:bookmarkStart w:id="22" w:name="_Toc216900034"/>
       <w:r>
@@ -9027,44 +8995,32 @@
     <w:p>
       <w:pPr>
         <w:spacing w:line="360" w:lineRule="auto"/>
+      </w:pPr>
+      <w:proofErr w:type="gramStart"/>
+      <w:r>
         <w:rPr>
           <w:rFonts w:hint="eastAsia"/>
         </w:rPr>
-      </w:pPr>
-      <w:proofErr w:type="gramStart"/>
+        <w:t>基于第四</w:t>
+      </w:r>
+      <w:proofErr w:type="gramEnd"/>
       <w:r>
         <w:rPr>
           <w:rFonts w:hint="eastAsia"/>
         </w:rPr>
-        <w:t>基于第四</w:t>
-      </w:r>
-      <w:proofErr w:type="gramEnd"/>
+        <w:t>章所定义的事件日与事件窗口，本文对每一项样本事件提取其对应的人民币汇率对数收益率序列，并在事件窗口内进行分析。</w:t>
+      </w:r>
+    </w:p>
+    <w:p>
+      <w:pPr>
+        <w:spacing w:line="360" w:lineRule="auto"/>
+      </w:pPr>
       <w:r>
         <w:rPr>
           <w:rFonts w:hint="eastAsia"/>
         </w:rPr>
-        <w:t>章所定义的事件日与事件窗口，本文对每一项样本事件提取其对应的人民币汇率对数收益率序列，并在事件窗口内进行分析。</w:t>
-      </w:r>
-    </w:p>
-    <w:p>
-      <w:pPr>
-        <w:spacing w:line="360" w:lineRule="auto"/>
-        <w:rPr>
-          <w:rFonts w:hint="eastAsia"/>
-        </w:rPr>
-      </w:pPr>
-      <w:r>
-        <w:rPr>
-          <w:rFonts w:hint="eastAsia"/>
-        </w:rPr>
-        <w:t>对于单一事件，事件窗口内的收益率序列反映了该事件对人民币汇率的短期冲击路径。为减弱个别事件可能带来的偶然性影响，本文进一步在同一事件类型内</w:t>
-      </w:r>
-      <w:r>
-        <w:rPr>
-          <w:rFonts w:hint="eastAsia"/>
-        </w:rPr>
         <w:lastRenderedPageBreak/>
-        <w:t>部对事件窗口收益率进行横截面汇总。</w:t>
+        <w:t>对于单一事件，事件窗口内的收益率序列反映了该事件对人民币汇率的短期冲击路径。为减弱个别事件可能带来的偶然性影响，本文进一步在同一事件类型内部对事件窗口收益率进行横截面汇总。</w:t>
       </w:r>
     </w:p>
     <w:p>
@@ -9085,9 +9041,6 @@
       <w:pPr>
         <w:spacing w:line="360" w:lineRule="auto"/>
         <w:ind w:firstLineChars="0" w:firstLine="482"/>
-        <w:rPr>
-          <w:rFonts w:hint="eastAsia"/>
-        </w:rPr>
       </w:pPr>
       <w:r>
         <w:rPr>
@@ -9115,9 +9068,6 @@
           <w:ilvl w:val="1"/>
           <w:numId w:val="2"/>
         </w:numPr>
-        <w:rPr>
-          <w:rFonts w:hint="eastAsia"/>
-        </w:rPr>
       </w:pPr>
       <w:bookmarkStart w:id="25" w:name="_Toc216900037"/>
       <w:r>
@@ -9129,9 +9079,6 @@
       <w:pPr>
         <w:spacing w:line="360" w:lineRule="auto"/>
         <w:ind w:firstLineChars="0" w:firstLine="482"/>
-        <w:rPr>
-          <w:rFonts w:hint="eastAsia"/>
-        </w:rPr>
       </w:pPr>
       <w:r>
         <w:t>设某一事件类型包含</w:t>
@@ -9182,18 +9129,18 @@
       <w:r>
         <w:t>表示第</w:t>
       </w:r>
+      <w:proofErr w:type="gramStart"/>
       <w:r>
         <w:rPr>
           <w:position w:val="-6"/>
         </w:rPr>
         <w:object w:dxaOrig="139" w:dyaOrig="260" w14:anchorId="1DA05FBE">
-          <v:shape id="_x0000_i1057" type="#_x0000_t75" style="width:5.15pt;height:15.45pt" o:ole="">
+          <v:shape id="_x0000_i1026" type="#_x0000_t75" style="width:5pt;height:15.5pt" o:ole="">
             <v:imagedata r:id="rId13" o:title=""/>
           </v:shape>
-          <o:OLEObject Type="Embed" ProgID="Equation.DSMT4" ShapeID="_x0000_i1057" DrawAspect="Content" ObjectID="_1827512849" r:id="rId14"/>
+          <o:OLEObject Type="Embed" ProgID="Equation.DSMT4" ShapeID="_x0000_i1026" DrawAspect="Content" ObjectID="_1827513746" r:id="rId14"/>
         </w:object>
       </w:r>
-      <w:proofErr w:type="gramStart"/>
       <w:r>
         <w:t>个</w:t>
       </w:r>
@@ -9206,10 +9153,10 @@
           <w:position w:val="-6"/>
         </w:rPr>
         <w:object w:dxaOrig="139" w:dyaOrig="240" w14:anchorId="56EBF88C">
-          <v:shape id="_x0000_i1059" type="#_x0000_t75" style="width:5.15pt;height:10.3pt" o:ole="">
+          <v:shape id="_x0000_i1027" type="#_x0000_t75" style="width:5pt;height:10.5pt" o:ole="">
             <v:imagedata r:id="rId15" o:title=""/>
           </v:shape>
-          <o:OLEObject Type="Embed" ProgID="Equation.DSMT4" ShapeID="_x0000_i1059" DrawAspect="Content" ObjectID="_1827512850" r:id="rId16"/>
+          <o:OLEObject Type="Embed" ProgID="Equation.DSMT4" ShapeID="_x0000_i1027" DrawAspect="Content" ObjectID="_1827513747" r:id="rId16"/>
         </w:object>
       </w:r>
       <w:r>
@@ -9220,10 +9167,10 @@
           <w:position w:val="-6"/>
         </w:rPr>
         <w:object w:dxaOrig="139" w:dyaOrig="240" w14:anchorId="28BCE3E8">
-          <v:shape id="_x0000_i1058" type="#_x0000_t75" style="width:5.15pt;height:10.3pt" o:ole="">
+          <v:shape id="_x0000_i1028" type="#_x0000_t75" style="width:5pt;height:10.5pt" o:ole="">
             <v:imagedata r:id="rId17" o:title=""/>
           </v:shape>
-          <o:OLEObject Type="Embed" ProgID="Equation.DSMT4" ShapeID="_x0000_i1058" DrawAspect="Content" ObjectID="_1827512851" r:id="rId18"/>
+          <o:OLEObject Type="Embed" ProgID="Equation.DSMT4" ShapeID="_x0000_i1028" DrawAspect="Content" ObjectID="_1827513748" r:id="rId18"/>
         </w:object>
       </w:r>
       <w:r>
@@ -9423,9 +9370,6 @@
       <w:pPr>
         <w:spacing w:line="360" w:lineRule="auto"/>
         <w:ind w:firstLineChars="0" w:firstLine="482"/>
-        <w:rPr>
-          <w:rFonts w:hint="eastAsia"/>
-        </w:rPr>
       </w:pPr>
       <w:r>
         <w:t>需要指出的是，本文的研究重点在于比较不同事件类型反应模式的差异，而非对统计显著性进行严格检验</w:t>
@@ -9461,47 +9405,45 @@
       <w:pPr>
         <w:spacing w:line="360" w:lineRule="auto"/>
         <w:ind w:firstLineChars="0" w:firstLine="482"/>
+      </w:pPr>
+      <w:r>
+        <w:t>本章基于前文构建的数据集与研究方法，对人民币兑美元汇率在不同宏观背景与事件冲击下的表现进行系统性的实证分析。整体分析思路遵循</w:t>
+      </w:r>
+      <w:r>
+        <w:t>“</w:t>
+      </w:r>
+      <w:r>
+        <w:t>长期事实</w:t>
+      </w:r>
+      <w:r>
+        <w:t>—</w:t>
+      </w:r>
+      <w:r>
+        <w:t>阶段性关系</w:t>
+      </w:r>
+      <w:r>
+        <w:t>—</w:t>
+      </w:r>
+      <w:r>
+        <w:t>事件冲击</w:t>
+      </w:r>
+      <w:r>
+        <w:t>”</w:t>
+      </w:r>
+      <w:r>
+        <w:t>的逻辑展开：首先考察人民币汇率与美元指数的长期演变特征，其次分析二者关系的阶段性变化，最后重点利用事件研究方法，比较不同类型宏观事件发生前后人民币汇率的短期反应差异。</w:t>
+      </w:r>
+    </w:p>
+    <w:p>
+      <w:pPr>
+        <w:pStyle w:val="2"/>
+      </w:pPr>
+      <w:bookmarkStart w:id="27" w:name="_Toc216900039"/>
+      <w:r>
         <w:rPr>
           <w:rFonts w:hint="eastAsia"/>
         </w:rPr>
-      </w:pPr>
-      <w:r>
-        <w:t>本章基于前文构建的数据集与研究方法，对人民币兑美元汇率在不同宏观背景与事件冲击下的表现进行系统性的实证分析。整体分析思路遵循</w:t>
-      </w:r>
-      <w:r>
-        <w:t>“</w:t>
-      </w:r>
-      <w:r>
-        <w:t>长期事实</w:t>
-      </w:r>
-      <w:r>
-        <w:t>—</w:t>
-      </w:r>
-      <w:r>
-        <w:t>阶段性关系</w:t>
-      </w:r>
-      <w:r>
-        <w:t>—</w:t>
-      </w:r>
-      <w:r>
-        <w:t>事件冲击</w:t>
-      </w:r>
-      <w:r>
-        <w:t>”</w:t>
-      </w:r>
-      <w:r>
-        <w:t>的逻辑展开：首先考察人民币汇率与美元指数的长期演变特征，其次分析二者关系的阶段性变化，最后重点利用事件研究方法，比较不同类型宏观事件发生前后人民币汇率的短期反应差异。</w:t>
-      </w:r>
-    </w:p>
-    <w:p>
-      <w:pPr>
-        <w:pStyle w:val="2"/>
-      </w:pPr>
-      <w:bookmarkStart w:id="27" w:name="_Toc216900039"/>
-      <w:r>
-        <w:rPr>
-          <w:rFonts w:hint="eastAsia"/>
-        </w:rPr>
+        <w:lastRenderedPageBreak/>
         <w:t xml:space="preserve">6.1 </w:t>
       </w:r>
       <w:r>
@@ -9515,11 +9457,7 @@
         <w:ind w:firstLineChars="0" w:firstLine="482"/>
       </w:pPr>
       <w:r>
-        <w:t>为把握人民币汇率与美元指数的整体变化背景，本文首先从长期时间序列角</w:t>
-      </w:r>
-      <w:r>
-        <w:lastRenderedPageBreak/>
-        <w:t>度对两者的演变特征进行描述性分析。</w:t>
+        <w:t>为把握人民币汇率与美元指数的整体变化背景，本文首先从长期时间序列角度对两者的演变特征进行描述性分析。</w:t>
       </w:r>
     </w:p>
     <w:p>
@@ -9534,9 +9472,9 @@
           <w:noProof/>
         </w:rPr>
         <w:drawing>
-          <wp:inline distT="0" distB="0" distL="0" distR="0" wp14:anchorId="7A27BC1B" wp14:editId="3F3042BE">
-            <wp:extent cx="5249245" cy="2465408"/>
-            <wp:effectExtent l="0" t="0" r="8890" b="0"/>
+          <wp:inline distT="0" distB="0" distL="0" distR="0" wp14:anchorId="7A27BC1B" wp14:editId="4F7C1CB7">
+            <wp:extent cx="5532656" cy="2598517"/>
+            <wp:effectExtent l="0" t="0" r="0" b="0"/>
             <wp:docPr id="486185006" name="图片 1"/>
             <wp:cNvGraphicFramePr>
               <a:graphicFrameLocks xmlns:a="http://schemas.openxmlformats.org/drawingml/2006/main" noChangeAspect="1"/>
@@ -9564,7 +9502,7 @@
                   <pic:spPr bwMode="auto">
                     <a:xfrm>
                       <a:off x="0" y="0"/>
-                      <a:ext cx="5349855" cy="2512661"/>
+                      <a:ext cx="5645000" cy="2651281"/>
                     </a:xfrm>
                     <a:prstGeom prst="rect">
                       <a:avLst/>
@@ -9590,11 +9528,14 @@
         <w:pStyle w:val="ac"/>
         <w:spacing w:line="360" w:lineRule="auto"/>
         <w:ind w:firstLineChars="0" w:firstLine="0"/>
-      </w:pPr>
-      <w:r>
         <w:rPr>
           <w:rFonts w:hint="eastAsia"/>
         </w:rPr>
+      </w:pPr>
+      <w:r>
+        <w:rPr>
+          <w:rFonts w:hint="eastAsia"/>
+        </w:rPr>
         <w:t xml:space="preserve">图 </w:t>
       </w:r>
       <w:r>
@@ -9618,6 +9559,7 @@
       <w:r>
         <w:rPr>
           <w:rFonts w:hint="eastAsia"/>
+          <w:noProof/>
         </w:rPr>
         <w:t>6</w:t>
       </w:r>
@@ -9654,6 +9596,7 @@
       <w:r>
         <w:rPr>
           <w:rFonts w:hint="eastAsia"/>
+          <w:noProof/>
         </w:rPr>
         <w:t>1</w:t>
       </w:r>
@@ -9700,9 +9643,9 @@
           <w:noProof/>
         </w:rPr>
         <w:drawing>
-          <wp:inline distT="0" distB="0" distL="0" distR="0" wp14:anchorId="0E230CB6" wp14:editId="2612ED8F">
-            <wp:extent cx="5318917" cy="2500132"/>
-            <wp:effectExtent l="0" t="0" r="0" b="0"/>
+          <wp:inline distT="0" distB="0" distL="0" distR="0" wp14:anchorId="0E230CB6" wp14:editId="0AB151E8">
+            <wp:extent cx="5589788" cy="2627453"/>
+            <wp:effectExtent l="0" t="0" r="0" b="1905"/>
             <wp:docPr id="1916171876" name="图片 2"/>
             <wp:cNvGraphicFramePr>
               <a:graphicFrameLocks xmlns:a="http://schemas.openxmlformats.org/drawingml/2006/main" noChangeAspect="1"/>
@@ -9730,7 +9673,7 @@
                   <pic:spPr bwMode="auto">
                     <a:xfrm>
                       <a:off x="0" y="0"/>
-                      <a:ext cx="5369660" cy="2523983"/>
+                      <a:ext cx="5650125" cy="2655814"/>
                     </a:xfrm>
                     <a:prstGeom prst="rect">
                       <a:avLst/>
@@ -9756,11 +9699,14 @@
         <w:pStyle w:val="ac"/>
         <w:spacing w:line="360" w:lineRule="auto"/>
         <w:ind w:firstLineChars="0" w:firstLine="0"/>
-      </w:pPr>
-      <w:r>
         <w:rPr>
           <w:rFonts w:hint="eastAsia"/>
         </w:rPr>
+      </w:pPr>
+      <w:r>
+        <w:rPr>
+          <w:rFonts w:hint="eastAsia"/>
+        </w:rPr>
         <w:t xml:space="preserve">图 </w:t>
       </w:r>
       <w:r>
@@ -9784,6 +9730,7 @@
       <w:r>
         <w:rPr>
           <w:rFonts w:hint="eastAsia"/>
+          <w:noProof/>
         </w:rPr>
         <w:t>6</w:t>
       </w:r>
@@ -9820,6 +9767,7 @@
       <w:r>
         <w:rPr>
           <w:rFonts w:hint="eastAsia"/>
+          <w:noProof/>
         </w:rPr>
         <w:t>2</w:t>
       </w:r>
@@ -9851,28 +9799,25 @@
         <w:t>6-2</w:t>
       </w:r>
       <w:r>
-        <w:t>展示了美元指数在样本期内的变化情况。美元指数在不同阶段呈现出明显的强弱周期特征，这种周期性变化反映了全球宏观经济环境、主要经济体货币政策取向以及国际资本流动格局的综合影响。美元指数的阶段性波动为后文分析人民币汇率的外部影响因素提供了重要背景。</w:t>
+        <w:t>展示了美元指数在样本期内的变化情况。美元指数在不同阶段呈现出明</w:t>
+      </w:r>
+      <w:r>
+        <w:lastRenderedPageBreak/>
+        <w:t>显的强弱周期特征，这种周期性变化反映了全球宏观经济环境、主要经济体货币政策取向以及国际资本流动格局的综合影响。美元指数的阶段性波动为后文分析人民币汇率的外部影响因素提供了重要背景。</w:t>
       </w:r>
     </w:p>
     <w:p>
       <w:pPr>
         <w:spacing w:line="360" w:lineRule="auto"/>
         <w:ind w:firstLineChars="0" w:firstLine="482"/>
-        <w:rPr>
-          <w:rFonts w:hint="eastAsia"/>
-        </w:rPr>
-      </w:pPr>
-      <w:r>
-        <w:lastRenderedPageBreak/>
+      </w:pPr>
+      <w:r>
         <w:t>综上，人民币汇率与美元指数在长期维度上均表现出明显的阶段性特征，这为后续进一步分析二者之间的关系奠定了事实基础。</w:t>
       </w:r>
     </w:p>
     <w:p>
       <w:pPr>
         <w:pStyle w:val="2"/>
-        <w:rPr>
-          <w:rFonts w:hint="eastAsia"/>
-        </w:rPr>
       </w:pPr>
       <w:bookmarkStart w:id="28" w:name="_Toc216900040"/>
       <w:r>
@@ -9909,9 +9854,9 @@
           <w:noProof/>
         </w:rPr>
         <w:drawing>
-          <wp:inline distT="0" distB="0" distL="0" distR="0" wp14:anchorId="311DC6F2" wp14:editId="2CB7E683">
-            <wp:extent cx="5191245" cy="2454299"/>
-            <wp:effectExtent l="0" t="0" r="9525" b="3175"/>
+          <wp:inline distT="0" distB="0" distL="0" distR="0" wp14:anchorId="311DC6F2" wp14:editId="173AACBC">
+            <wp:extent cx="5704390" cy="2696902"/>
+            <wp:effectExtent l="0" t="0" r="0" b="8255"/>
             <wp:docPr id="1246788264" name="图片 3"/>
             <wp:cNvGraphicFramePr>
               <a:graphicFrameLocks xmlns:a="http://schemas.openxmlformats.org/drawingml/2006/main" noChangeAspect="1"/>
@@ -9939,7 +9884,7 @@
                   <pic:spPr bwMode="auto">
                     <a:xfrm>
                       <a:off x="0" y="0"/>
-                      <a:ext cx="5279831" cy="2496180"/>
+                      <a:ext cx="5828613" cy="2755632"/>
                     </a:xfrm>
                     <a:prstGeom prst="rect">
                       <a:avLst/>
@@ -9965,6 +9910,9 @@
         <w:pStyle w:val="ac"/>
         <w:spacing w:line="360" w:lineRule="auto"/>
         <w:ind w:firstLineChars="0" w:firstLine="0"/>
+        <w:rPr>
+          <w:rFonts w:hint="eastAsia"/>
+        </w:rPr>
       </w:pPr>
       <w:r>
         <w:rPr>
@@ -10082,9 +10030,6 @@
         <w:wordWrap/>
         <w:spacing w:line="360" w:lineRule="auto"/>
         <w:ind w:firstLineChars="0"/>
-        <w:rPr>
-          <w:rFonts w:hint="eastAsia"/>
-        </w:rPr>
       </w:pPr>
       <w:r>
         <w:t>为更加清晰地刻画这种关系的动态变化，本文进一步引入滚动相关性分析</w:t>
@@ -10108,9 +10053,10 @@
         <w:rPr>
           <w:noProof/>
         </w:rPr>
+        <w:lastRenderedPageBreak/>
         <w:drawing>
-          <wp:inline distT="0" distB="0" distL="0" distR="0" wp14:anchorId="1B84A552" wp14:editId="59B91718">
-            <wp:extent cx="4934586" cy="2326511"/>
+          <wp:inline distT="0" distB="0" distL="0" distR="0" wp14:anchorId="1B84A552" wp14:editId="4AC34230">
+            <wp:extent cx="4577788" cy="2158292"/>
             <wp:effectExtent l="0" t="0" r="0" b="0"/>
             <wp:docPr id="317299118" name="图片 4"/>
             <wp:cNvGraphicFramePr>
@@ -10139,7 +10085,7 @@
                   <pic:spPr bwMode="auto">
                     <a:xfrm>
                       <a:off x="0" y="0"/>
-                      <a:ext cx="5048168" cy="2380062"/>
+                      <a:ext cx="4713664" cy="2222354"/>
                     </a:xfrm>
                     <a:prstGeom prst="rect">
                       <a:avLst/>
@@ -10165,6 +10111,9 @@
         <w:pStyle w:val="ac"/>
         <w:spacing w:line="240" w:lineRule="auto"/>
         <w:ind w:firstLineChars="0" w:firstLine="0"/>
+        <w:rPr>
+          <w:rFonts w:hint="eastAsia"/>
+        </w:rPr>
       </w:pPr>
       <w:r>
         <w:rPr>
@@ -10260,7 +10209,6 @@
         <w:ind w:firstLineChars="0"/>
       </w:pPr>
       <w:r>
-        <w:lastRenderedPageBreak/>
         <w:t>图</w:t>
       </w:r>
       <w:r>
@@ -10281,9 +10229,6 @@
         <w:wordWrap/>
         <w:spacing w:line="360" w:lineRule="auto"/>
         <w:ind w:firstLineChars="0"/>
-        <w:rPr>
-          <w:rFonts w:hint="eastAsia"/>
-        </w:rPr>
       </w:pPr>
       <w:r>
         <w:t>上述发现提示，有必要从具体事件视角出发，进一步分析不同类型冲击在短期内对人民币汇率的影响机制。</w:t>
@@ -10292,9 +10237,6 @@
     <w:p>
       <w:pPr>
         <w:pStyle w:val="2"/>
-        <w:rPr>
-          <w:rFonts w:hint="eastAsia"/>
-        </w:rPr>
       </w:pPr>
       <w:bookmarkStart w:id="29" w:name="_Toc216900041"/>
       <w:r>
@@ -10336,8 +10278,8 @@
           <w:noProof/>
         </w:rPr>
         <w:drawing>
-          <wp:inline distT="0" distB="0" distL="0" distR="0" wp14:anchorId="740F6713" wp14:editId="5422D910">
-            <wp:extent cx="5798560" cy="2737413"/>
+          <wp:inline distT="0" distB="0" distL="0" distR="0" wp14:anchorId="740F6713" wp14:editId="32DFB22D">
+            <wp:extent cx="5394008" cy="2546430"/>
             <wp:effectExtent l="0" t="0" r="0" b="6350"/>
             <wp:docPr id="869046924" name="图片 5"/>
             <wp:cNvGraphicFramePr>
@@ -10366,7 +10308,7 @@
                   <pic:spPr bwMode="auto">
                     <a:xfrm>
                       <a:off x="0" y="0"/>
-                      <a:ext cx="5891586" cy="2781329"/>
+                      <a:ext cx="5505348" cy="2598992"/>
                     </a:xfrm>
                     <a:prstGeom prst="rect">
                       <a:avLst/>
@@ -10489,6 +10431,7 @@
         <w:ind w:firstLineChars="0" w:firstLine="482"/>
       </w:pPr>
       <w:r>
+        <w:lastRenderedPageBreak/>
         <w:t>图</w:t>
       </w:r>
       <w:r>
@@ -10531,11 +10474,7 @@
       </w:r>
       <w:proofErr w:type="gramEnd"/>
       <w:r>
-        <w:t>通常表现出较为显著的波动反应。相关事件发生前后，平均对数收益率的波动幅度明显扩大，且在部分情况下呈现出一定的不对称特征。这表明市场对外部冲击和美元</w:t>
-      </w:r>
-      <w:r>
-        <w:lastRenderedPageBreak/>
-        <w:t>货币政策变化高度敏感，相关信息能够在短期内对人民币汇率产生较强影响。</w:t>
+        <w:t>通常表现出较为显著的波动反应。相关事件发生前后，平均对数收益率的波动幅度明显扩大，且在部分情况下呈现出一定的不对称特征。这表明市场对外部冲击和美元货币政策变化高度敏感，相关信息能够在短期内对人民币汇率产生较强影响。</w:t>
       </w:r>
     </w:p>
     <w:p>
@@ -10597,9 +10536,6 @@
       <w:pPr>
         <w:spacing w:line="360" w:lineRule="auto"/>
         <w:ind w:firstLineChars="0" w:firstLine="482"/>
-        <w:rPr>
-          <w:rFonts w:hint="eastAsia"/>
-        </w:rPr>
       </w:pPr>
       <w:r>
         <w:t>市场情绪类事件对应的平均反应曲线表现出较强的不稳定性。不同事件之间的影响方向和持续性差异较大，部分事件在事件</w:t>
@@ -10616,9 +10552,6 @@
     <w:p>
       <w:pPr>
         <w:pStyle w:val="2"/>
-        <w:rPr>
-          <w:rFonts w:hint="eastAsia"/>
-        </w:rPr>
       </w:pPr>
       <w:bookmarkStart w:id="33" w:name="_Toc216900045"/>
       <w:r>
@@ -10636,9 +10569,6 @@
       <w:pPr>
         <w:spacing w:line="360" w:lineRule="auto"/>
         <w:ind w:firstLineChars="0" w:firstLine="482"/>
-        <w:rPr>
-          <w:rFonts w:hint="eastAsia"/>
-        </w:rPr>
       </w:pPr>
       <w:r>
         <w:t>综合以上分析，可以得到以下几点结论。首先，人民币汇率与美元指数之间的关系在不同阶段存在显著差异，外部环境变化对人民币汇率具有重要影响。其次，不同类型宏观事件在短期内对人民币汇率的影响程度和表现形式并不相同，其中外部经济冲击和美联储货币政策事件的影响相对更为显著，而国内宏观政策与金融监管政策事件的影响整体较为温和。市场情绪类事件则表现出较强的异质性。</w:t>
@@ -10657,6 +10587,7 @@
         <w:rPr>
           <w:rFonts w:hint="eastAsia"/>
         </w:rPr>
+        <w:lastRenderedPageBreak/>
         <w:t>思考与</w:t>
       </w:r>
       <w:r>
@@ -10676,9 +10607,6 @@
     <w:p>
       <w:pPr>
         <w:pStyle w:val="2"/>
-        <w:rPr>
-          <w:rFonts w:hint="eastAsia"/>
-        </w:rPr>
       </w:pPr>
       <w:bookmarkStart w:id="35" w:name="_Toc216900047"/>
       <w:r>
@@ -10693,9 +10621,6 @@
       <w:pPr>
         <w:spacing w:line="360" w:lineRule="auto"/>
         <w:ind w:firstLineChars="0" w:firstLine="482"/>
-        <w:rPr>
-          <w:rFonts w:hint="eastAsia"/>
-        </w:rPr>
       </w:pPr>
       <w:r>
         <w:t>基于前文的描述性分析与事件研究结果，本文得到以下主要结论</w:t>
@@ -10713,11 +10638,7 @@
         <w:ind w:firstLineChars="0" w:firstLine="482"/>
       </w:pPr>
       <w:r>
-        <w:t>首先，从长期视角来看，人民币兑美元汇率与美元指数均呈现出明显的阶段性</w:t>
-      </w:r>
-      <w:r>
-        <w:lastRenderedPageBreak/>
-        <w:t>演变特征。人民币汇率在早期阶段波动相对有限，随着汇率形成机制逐步市场化，其双向波动特征显著增强；美元指数则表现出清晰的强弱周期变化。这一结果表明，在分析人民币汇率行为时，有必要将其置于更广泛的国际货币环境中进行考察。</w:t>
+        <w:t>首先，从长期视角来看，人民币兑美元汇率与美元指数均呈现出明显的阶段性演变特征。人民币汇率在早期阶段波动相对有限，随着汇率形成机制逐步市场化，其双向波动特征显著增强；美元指数则表现出清晰的强弱周期变化。这一结果表明，在分析人民币汇率行为时，有必要将其置于更广泛的国际货币环境中进行考察。</w:t>
       </w:r>
     </w:p>
     <w:p>
@@ -10797,6 +10718,7 @@
         <w:ind w:firstLineChars="0" w:firstLine="482"/>
       </w:pPr>
       <w:r>
+        <w:lastRenderedPageBreak/>
         <w:t>其次，在数据处理过程中，人民币汇率和美元指数均具有明显的趋势性特征。若直接使用水平值进行统计分析，容易产生虚假相关问题。为此，本文采用对数收益率作为核心分析变量，有效削弱了趋势因素的干扰，并提高了相关性分析和事件研究结果的可靠性。</w:t>
       </w:r>
     </w:p>
@@ -10815,7 +10737,6 @@
       </w:pPr>
       <w:bookmarkStart w:id="37" w:name="_Toc216900049"/>
       <w:r>
-        <w:lastRenderedPageBreak/>
         <w:t xml:space="preserve">7.3 </w:t>
       </w:r>
       <w:r>
@@ -10876,12 +10797,13 @@
       <w:pPr>
         <w:spacing w:line="360" w:lineRule="auto"/>
         <w:ind w:firstLineChars="0" w:firstLine="482"/>
-        <w:rPr>
-          <w:rFonts w:hint="eastAsia"/>
-        </w:rPr>
-      </w:pPr>
-      <w:r>
-        <w:t>未来研究可以在以下几个方面进行拓展：一是引入更为丰富的计量模型，对宏观事件影响进行动态建模；二是扩展事件样本范围，并结合文本分析等方法提高事件分类的客观性；三是进一步考察人民币汇率对不同国际货币政策组合冲击的非对称反应特征。</w:t>
+      </w:pPr>
+      <w:r>
+        <w:t>未来研究可以在以下几个方面进行拓展：一是引入更为丰富的计量模型，对宏观事件影响进行动态建模；二是扩展事件样本范围，并结合文本分析等方法提高事件分类的客观性；三是进一步考察人民币汇率对不同国际货币政策组合冲击的非</w:t>
+      </w:r>
+      <w:r>
+        <w:lastRenderedPageBreak/>
+        <w:t>对称反应特征。</w:t>
       </w:r>
     </w:p>
     <w:p>
@@ -10942,20 +10864,11 @@
         <w:spacing w:line="360" w:lineRule="auto"/>
       </w:pPr>
       <w:r>
-        <w:lastRenderedPageBreak/>
         <w:t>[3]</w:t>
       </w:r>
       <w:r>
         <w:tab/>
-        <w:t xml:space="preserve">CHEUNG Y W, CHINN M D, PASCUAL A G. Empirical exchange rate models of the nineties: Are any fit to </w:t>
-      </w:r>
-      <w:proofErr w:type="gramStart"/>
-      <w:r>
-        <w:t>survive?[</w:t>
-      </w:r>
-      <w:proofErr w:type="gramEnd"/>
-      <w:r>
-        <w:t>J]. Journal of international money and finance, 2005, 24(7): 1150-1175.</w:t>
+        <w:t>CHEUNG Y W, CHINN M D, PASCUAL A G. Empirical exchange rate models of the nineties: Are any fit to survive?[J]. Journal of international money and finance, 2005, 24(7): 1150-1175.</w:t>
       </w:r>
     </w:p>
     <w:p>
@@ -11033,15 +10946,7 @@
       </w:r>
       <w:r>
         <w:tab/>
-        <w:t xml:space="preserve">FRANKEL J A, ROSE </w:t>
-      </w:r>
-      <w:proofErr w:type="gramStart"/>
-      <w:r>
-        <w:t>A K. Empirical research</w:t>
-      </w:r>
-      <w:proofErr w:type="gramEnd"/>
-      <w:r>
-        <w:t xml:space="preserve"> on nominal exchange rates[J]. Handbook of international economics, 1995, 3: 1689-1729.</w:t>
+        <w:t>FRANKEL J A, ROSE A K. Empirical research on nominal exchange rates[J]. Handbook of international economics, 1995, 3: 1689-1729.</w:t>
       </w:r>
     </w:p>
     <w:p>
@@ -11091,7 +10996,11 @@
         <w:t xml:space="preserve"> </w:t>
       </w:r>
       <w:r>
-        <w:t>XIA H. The Impact of Economic Policy Uncertainty on the RMB Exchange Rate[J/OL]. Frontiers in Humanities and Social Sciences, 2024, 4(1): 211-227. DOI:10.54691/wrfs4v09.</w:t>
+        <w:t>XIA H. The Impact of Economic Policy Uncertainty on the RMB Exchange Rate[J/OL]. Frontiers in Humanities and Social Sciences, 2024, 4(1): 211-22</w:t>
+      </w:r>
+      <w:r>
+        <w:lastRenderedPageBreak/>
+        <w:t>7. DOI:10.54691/wrfs4v09.</w:t>
       </w:r>
     </w:p>
     <w:p>
@@ -11116,6 +11025,9 @@
       <w:pPr>
         <w:pStyle w:val="1"/>
         <w:spacing w:before="312" w:after="312"/>
+        <w:rPr>
+          <w:rFonts w:hint="eastAsia"/>
+        </w:rPr>
       </w:pPr>
       <w:r>
         <w:fldChar w:fldCharType="end"/>
@@ -11137,7 +11049,7 @@
         <w:spacing w:line="360" w:lineRule="auto"/>
         <w:jc w:val="left"/>
         <w:rPr>
-          <w:rFonts w:ascii="宋体" w:hAnsi="宋体" w:cs="宋体"/>
+          <w:rFonts w:ascii="宋体" w:hAnsi="宋体" w:cs="宋体" w:hint="eastAsia"/>
           <w:kern w:val="0"/>
           <w:szCs w:val="24"/>
         </w:rPr>
@@ -11167,7 +11079,7 @@
         <w:spacing w:line="360" w:lineRule="auto"/>
         <w:jc w:val="left"/>
         <w:rPr>
-          <w:rFonts w:ascii="宋体" w:hAnsi="宋体" w:cs="宋体"/>
+          <w:rFonts w:ascii="宋体" w:hAnsi="宋体" w:cs="宋体" w:hint="eastAsia"/>
           <w:kern w:val="0"/>
           <w:szCs w:val="24"/>
         </w:rPr>
@@ -11189,7 +11101,7 @@
         <w:spacing w:line="360" w:lineRule="auto"/>
         <w:jc w:val="left"/>
         <w:rPr>
-          <w:rFonts w:ascii="宋体" w:hAnsi="宋体" w:cs="宋体"/>
+          <w:rFonts w:ascii="宋体" w:hAnsi="宋体" w:cs="宋体" w:hint="eastAsia"/>
           <w:kern w:val="0"/>
           <w:szCs w:val="24"/>
         </w:rPr>
@@ -11211,7 +11123,7 @@
         <w:spacing w:line="360" w:lineRule="auto"/>
         <w:jc w:val="left"/>
         <w:rPr>
-          <w:rFonts w:ascii="宋体" w:hAnsi="宋体" w:cs="宋体"/>
+          <w:rFonts w:ascii="宋体" w:hAnsi="宋体" w:cs="宋体" w:hint="eastAsia"/>
           <w:kern w:val="0"/>
           <w:szCs w:val="24"/>
         </w:rPr>
@@ -11233,33 +11145,24 @@
         <w:spacing w:line="360" w:lineRule="auto"/>
         <w:jc w:val="left"/>
         <w:rPr>
+          <w:rFonts w:ascii="宋体" w:hAnsi="宋体" w:cs="宋体" w:hint="eastAsia"/>
+          <w:kern w:val="0"/>
+          <w:szCs w:val="24"/>
+        </w:rPr>
+      </w:pPr>
+      <w:r>
+        <w:rPr>
           <w:rFonts w:ascii="宋体" w:hAnsi="宋体" w:cs="宋体"/>
           <w:kern w:val="0"/>
           <w:szCs w:val="24"/>
         </w:rPr>
-      </w:pPr>
-      <w:r>
-        <w:rPr>
-          <w:rFonts w:ascii="宋体" w:hAnsi="宋体" w:cs="宋体"/>
-          <w:kern w:val="0"/>
-          <w:szCs w:val="24"/>
-        </w:rPr>
         <w:t>谨以此文，向所有关心和支持本研究完成的老师和同学表示感谢。</w:t>
       </w:r>
     </w:p>
-    <w:p>
-      <w:pPr>
-        <w:rPr>
-          <w:rFonts w:hint="eastAsia"/>
-        </w:rPr>
-      </w:pPr>
-    </w:p>
+    <w:p/>
     <w:p>
       <w:pPr>
         <w:ind w:firstLineChars="0" w:firstLine="0"/>
-        <w:rPr>
-          <w:rFonts w:hint="eastAsia"/>
-        </w:rPr>
       </w:pPr>
     </w:p>
     <w:p>
@@ -11409,19 +11312,7 @@
                 <w:rPr>
                   <w:rStyle w:val="af5"/>
                 </w:rPr>
-                <w:t>https://github.</w:t>
-              </w:r>
-              <w:r>
-                <w:rPr>
-                  <w:rStyle w:val="af5"/>
-                </w:rPr>
-                <w:t>c</w:t>
-              </w:r>
-              <w:r>
-                <w:rPr>
-                  <w:rStyle w:val="af5"/>
-                </w:rPr>
-                <w:t>om/Nanzheng-SC/financial_analysis/tree/main/</w:t>
+                <w:t>https://github.com/Nanzheng-SC/financial_analysis/tree/main/</w:t>
               </w:r>
               <w:r>
                 <w:rPr>

--- a/人民币汇率波动的宏观驱动因素研究/人民币汇率波动的宏观驱动因素研究：基于CPI、PMI、名义广义美元指数与社会事件的可视化分析.docx
+++ b/人民币汇率波动的宏观驱动因素研究/人民币汇率波动的宏观驱动因素研究：基于CPI、PMI、名义广义美元指数与社会事件的可视化分析.docx
@@ -1636,15 +1636,7 @@
         <w:spacing w:line="360" w:lineRule="auto"/>
       </w:pPr>
       <w:r>
-        <w:t>实证结果显示，不同类型事件对人民币汇率的短期影响存在明显差异。外部经济冲击和美联储货币政策事件在事件</w:t>
-      </w:r>
-      <w:proofErr w:type="gramStart"/>
-      <w:r>
-        <w:t>日附近</w:t>
-      </w:r>
-      <w:proofErr w:type="gramEnd"/>
-      <w:r>
-        <w:t>通常引发更为显著的汇率波动，而国内宏观政策与金融监管政策事件的平均影响相对温和，市场情绪类事件则表现出较强的不确定性。上述结果表明，从事件视角分析人民币汇率短期波动具有重要意义。</w:t>
+        <w:t>实证结果显示，不同类型事件对人民币汇率的短期影响存在明显差异。外部经济冲击和美联储货币政策事件在事件日附近通常引发更为显著的汇率波动，而国内宏观政策与金融监管政策事件的平均影响相对温和，市场情绪类事件则表现出较强的不确定性。上述结果表明，从事件视角分析人民币汇率短期波动具有重要意义。</w:t>
       </w:r>
     </w:p>
     <w:p>
@@ -7273,25 +7265,7 @@
           <w:kern w:val="0"/>
           <w:szCs w:val="24"/>
         </w:rPr>
-        <w:t>基于上述背景，本文试图从“长期宏观驱动因素”与“短期事件冲击”两个维度，对人民币兑美元汇率的波动机制进行系统分析。与已有研究不同，本文将不同类型的事件和政策冲击进行分类，并在较长时间区间内比较其对汇率影响的差异性，以揭示人民币汇率在不同阶段对各</w:t>
-      </w:r>
-      <w:proofErr w:type="gramStart"/>
-      <w:r>
-        <w:rPr>
-          <w:rFonts w:ascii="宋体" w:hAnsi="宋体" w:cs="宋体"/>
-          <w:kern w:val="0"/>
-          <w:szCs w:val="24"/>
-        </w:rPr>
-        <w:t>类冲击</w:t>
-      </w:r>
-      <w:proofErr w:type="gramEnd"/>
-      <w:r>
-        <w:rPr>
-          <w:rFonts w:ascii="宋体" w:hAnsi="宋体" w:cs="宋体"/>
-          <w:kern w:val="0"/>
-          <w:szCs w:val="24"/>
-        </w:rPr>
-        <w:t>的敏感度变化。具体而言，本文关注以下三个研究问题：第一，人民币汇率在长期内主要受哪些宏观经济和金融变量驱动；第二，不同类型的事件或政策冲击在短期内是否会对汇率产生方向性和幅度上的差异影响；第三，这种影响是否在不同时间阶段呈现出结构性变化。</w:t>
+        <w:t>基于上述背景，本文试图从“长期宏观驱动因素”与“短期事件冲击”两个维度，对人民币兑美元汇率的波动机制进行系统分析。与已有研究不同，本文将不同类型的事件和政策冲击进行分类，并在较长时间区间内比较其对汇率影响的差异性，以揭示人民币汇率在不同阶段对各类冲击的敏感度变化。具体而言，本文关注以下三个研究问题：第一，人民币汇率在长期内主要受哪些宏观经济和金融变量驱动；第二，不同类型的事件或政策冲击在短期内是否会对汇率产生方向性和幅度上的差异影响；第三，这种影响是否在不同时间阶段呈现出结构性变化。</w:t>
       </w:r>
     </w:p>
     <w:p>
@@ -7387,15 +7361,7 @@
         <w:spacing w:line="360" w:lineRule="auto"/>
       </w:pPr>
       <w:r>
-        <w:t>在人民币汇率研究中，中美利差被广泛用于解释人民币汇率的波动特征。部分研究指出，当中美利差扩大时，跨境资本流入压力上升，人民币汇率往往面临升值趋势；反之，当利差收</w:t>
-      </w:r>
-      <w:proofErr w:type="gramStart"/>
-      <w:r>
-        <w:t>窄甚至</w:t>
-      </w:r>
-      <w:proofErr w:type="gramEnd"/>
-      <w:r>
-        <w:t>倒挂时，人民币汇率承受贬值压力</w:t>
+        <w:t>在人民币汇率研究中，中美利差被广泛用于解释人民币汇率的波动特征。部分研究指出，当中美利差扩大时，跨境资本流入压力上升，人民币汇率往往面临升值趋势；反之，当利差收窄甚至倒挂时，人民币汇率承受贬值压力</w:t>
       </w:r>
       <w:r>
         <w:fldChar w:fldCharType="begin"/>
@@ -7417,15 +7383,7 @@
         <w:fldChar w:fldCharType="end"/>
       </w:r>
       <w:r>
-        <w:t>。然而，也有研究发现，在全球金融一体化程度加深的背景下，利差对汇率的解释</w:t>
-      </w:r>
-      <w:proofErr w:type="gramStart"/>
-      <w:r>
-        <w:t>力存在</w:t>
-      </w:r>
-      <w:proofErr w:type="gramEnd"/>
-      <w:r>
-        <w:t>明显阶段性，其作用往往受到全球金融环境的制约</w:t>
+        <w:t>。然而，也有研究发现，在全球金融一体化程度加深的背景下，利差对汇率的解释力存在明显阶段性，其作用往往受到全球金融环境的制约</w:t>
       </w:r>
       <w:r>
         <w:fldChar w:fldCharType="begin"/>
@@ -7477,15 +7435,7 @@
         <w:fldChar w:fldCharType="end"/>
       </w:r>
       <w:r>
-        <w:t>。在中国背景下，相关研究发现，相较于</w:t>
-      </w:r>
-      <w:proofErr w:type="gramStart"/>
-      <w:r>
-        <w:t>双边汇率</w:t>
-      </w:r>
-      <w:proofErr w:type="gramEnd"/>
-      <w:r>
-        <w:t>指标，多边美元指数对人民币汇率和跨境资本流动具有更强的解释力</w:t>
+        <w:t>。在中国背景下，相关研究发现，相较于双边汇率指标，多边美元指数对人民币汇率和跨境资本流动具有更强的解释力</w:t>
       </w:r>
       <w:r>
         <w:fldChar w:fldCharType="begin"/>
@@ -7729,15 +7679,7 @@
         <w:spacing w:line="360" w:lineRule="auto"/>
       </w:pPr>
       <w:r>
-        <w:t>在中国情境下，国内政策不确定性与外部政策冲击均被证实会对人民币汇率产生影响。</w:t>
-      </w:r>
-      <w:proofErr w:type="gramStart"/>
-      <w:r>
-        <w:t>夏华天</w:t>
-      </w:r>
-      <w:proofErr w:type="gramEnd"/>
-      <w:r>
-        <w:t>通过</w:t>
+        <w:t>在中国情境下，国内政策不确定性与外部政策冲击均被证实会对人民币汇率产生影响。夏华天通过</w:t>
       </w:r>
       <w:r>
         <w:t>VAR/VECM</w:t>
@@ -7774,15 +7716,7 @@
         <w:spacing w:line="360" w:lineRule="auto"/>
       </w:pPr>
       <w:r>
-        <w:t>美联储货币政策被认为是影响人民币汇率的重要外部因素之一。加息、</w:t>
-      </w:r>
-      <w:proofErr w:type="gramStart"/>
-      <w:r>
-        <w:t>缩表等</w:t>
-      </w:r>
-      <w:proofErr w:type="gramEnd"/>
-      <w:r>
-        <w:t>政策措施通常通过推升美元指数、改变中美利差以及全球风险偏好，对人民币汇率形成持续压力。相关研究指出，在美联储紧缩周期中，新兴市场货币更容易受到资本外流冲击，其汇率波动性明显上升</w:t>
+        <w:t>美联储货币政策被认为是影响人民币汇率的重要外部因素之一。加息、缩表等政策措施通常通过推升美元指数、改变中美利差以及全球风险偏好，对人民币汇率形成持续压力。相关研究指出，在美联储紧缩周期中，新兴市场货币更容易受到资本外流冲击，其汇率波动性明显上升</w:t>
       </w:r>
       <w:r>
         <w:fldChar w:fldCharType="begin"/>
@@ -7857,15 +7791,7 @@
         <w:spacing w:line="360" w:lineRule="auto"/>
       </w:pPr>
       <w:r>
-        <w:t>综合现有文献可以发现，关于人民币汇率波动的研究已从宏观基本面分析逐步拓展</w:t>
-      </w:r>
-      <w:proofErr w:type="gramStart"/>
-      <w:r>
-        <w:t>至政策</w:t>
-      </w:r>
-      <w:proofErr w:type="gramEnd"/>
-      <w:r>
-        <w:t>不确定性和事件冲击等方向，但仍存在若干不足。首先，多数研究聚焦于相对较短的样本区间，较少系统考察宏观变量和政策冲击在不同阶段的结构性变化。其次，事件研究法虽被广泛应用，但事件类型通常较为分散，缺乏统一的分类框架，难以比较不同类型冲击的相对影响。最后，部分研究更侧重计量结果本身，对经济机制的直观呈现和解释相对不足。</w:t>
+        <w:t>综合现有文献可以发现，关于人民币汇率波动的研究已从宏观基本面分析逐步拓展至政策不确定性和事件冲击等方向，但仍存在若干不足。首先，多数研究聚焦于相对较短的样本区间，较少系统考察宏观变量和政策冲击在不同阶段的结构性变化。其次，事件研究法虽被广泛应用，但事件类型通常较为分散，缺乏统一的分类框架，难以比较不同类型冲击的相对影响。最后，部分研究更侧重计量结果本身，对经济机制的直观呈现和解释相对不足。</w:t>
       </w:r>
     </w:p>
     <w:p>
@@ -7901,15 +7827,7 @@
         <w:spacing w:line="360" w:lineRule="auto"/>
       </w:pPr>
       <w:r>
-        <w:t>在分析人民币兑美元汇率的短期波动时，</w:t>
-      </w:r>
-      <w:proofErr w:type="gramStart"/>
-      <w:r>
-        <w:t>仅考察</w:t>
-      </w:r>
-      <w:proofErr w:type="gramEnd"/>
-      <w:r>
-        <w:t>单一事件往往难以系统刻画不同冲击来源的影响差异。不同类型的事件与政策冲击，其作用渠道、持续时间以及对市场预期的影响方式存在显著差异。因此，在开展实证分析之前，有必要对研究期间内的重要事件和政策进行系统分类，以构建统一、可比较的分析框架。</w:t>
+        <w:t>在分析人民币兑美元汇率的短期波动时，仅考察单一事件往往难以系统刻画不同冲击来源的影响差异。不同类型的事件与政策冲击，其作用渠道、持续时间以及对市场预期的影响方式存在显著差异。因此，在开展实证分析之前，有必要对研究期间内的重要事件和政策进行系统分类，以构建统一、可比较的分析框架。</w:t>
       </w:r>
     </w:p>
     <w:p>
@@ -8052,15 +7970,7 @@
         <w:spacing w:line="360" w:lineRule="auto"/>
       </w:pPr>
       <w:r>
-        <w:t>本文将研究样本期间内的重要国内宏观政策事件纳入分析范围。相较于外部冲击事件，国内宏观政策往往具有一定的前瞻性和</w:t>
-      </w:r>
-      <w:proofErr w:type="gramStart"/>
-      <w:r>
-        <w:t>可</w:t>
-      </w:r>
-      <w:proofErr w:type="gramEnd"/>
-      <w:r>
-        <w:t>预期性，其对人民币汇率的影响可能表现出不同的短期反应特征。</w:t>
+        <w:t>本文将研究样本期间内的重要国内宏观政策事件纳入分析范围。相较于外部冲击事件，国内宏观政策往往具有一定的前瞻性和可预期性，其对人民币汇率的影响可能表现出不同的短期反应特征。</w:t>
       </w:r>
     </w:p>
     <w:p>
@@ -8235,15 +8145,7 @@
         <w:t>FRED</w:t>
       </w:r>
       <w:r>
-        <w:t>数据库。该数据库提供长期、连续且可免费获取的宏观金融时间序列数据，已被广泛应用于宏观经济与金融领域的学术研究。相关数据频率为日度，并在下载后进行了时间排序与</w:t>
-      </w:r>
-      <w:proofErr w:type="gramStart"/>
-      <w:r>
-        <w:t>缺失值</w:t>
-      </w:r>
-      <w:proofErr w:type="gramEnd"/>
-      <w:r>
-        <w:t>处理。</w:t>
+        <w:t>数据库。该数据库提供长期、连续且可免费获取的宏观金融时间序列数据，已被广泛应用于宏观经济与金融领域的学术研究。相关数据频率为日度，并在下载后进行了时间排序与缺失值处理。</w:t>
       </w:r>
     </w:p>
     <w:p>
@@ -8389,15 +8291,7 @@
         <w:spacing w:line="360" w:lineRule="auto"/>
       </w:pPr>
       <w:r>
-        <w:t>本文的事件数据</w:t>
-      </w:r>
-      <w:proofErr w:type="gramStart"/>
-      <w:r>
-        <w:t>基于第三</w:t>
-      </w:r>
-      <w:proofErr w:type="gramEnd"/>
-      <w:r>
-        <w:t>章建立的事件分类体系进行构建。事件样本主要来源于官方政策文件、权威新闻报道及监管机构公告，并通过人工方式核对事件发生或对外公布的具体日期。</w:t>
+        <w:t>本文的事件数据基于第三章建立的事件分类体系进行构建。事件样本主要来源于官方政策文件、权威新闻报道及监管机构公告，并通过人工方式核对事件发生或对外公布的具体日期。</w:t>
       </w:r>
     </w:p>
     <w:p>
@@ -8413,23 +8307,7 @@
         <w:spacing w:line="360" w:lineRule="auto"/>
       </w:pPr>
       <w:r>
-        <w:t>需要指出的是，</w:t>
-      </w:r>
-      <w:proofErr w:type="gramStart"/>
-      <w:r>
-        <w:t>若事件</w:t>
-      </w:r>
-      <w:proofErr w:type="gramEnd"/>
-      <w:r>
-        <w:t>发生日期</w:t>
-      </w:r>
-      <w:proofErr w:type="gramStart"/>
-      <w:r>
-        <w:t>恰逢非交易</w:t>
-      </w:r>
-      <w:proofErr w:type="gramEnd"/>
-      <w:r>
-        <w:t>日，本文将事件日顺延至最近的下一个交易日，以保证事件窗口内收益率数据的连续性和可比性。</w:t>
+        <w:t>需要指出的是，若事件发生日期恰逢非交易日，本文将事件日顺延至最近的下一个交易日，以保证事件窗口内收益率数据的连续性和可比性。</w:t>
       </w:r>
     </w:p>
     <w:p>
@@ -8698,7 +8576,7 @@
           <v:shape id="_x0000_i1025" type="#_x0000_t75" style="width:5pt;height:10.5pt" o:ole="">
             <v:imagedata r:id="rId11" o:title=""/>
           </v:shape>
-          <o:OLEObject Type="Embed" ProgID="Equation.DSMT4" ShapeID="_x0000_i1025" DrawAspect="Content" ObjectID="_1827513745" r:id="rId12"/>
+          <o:OLEObject Type="Embed" ProgID="Equation.DSMT4" ShapeID="_x0000_i1025" DrawAspect="Content" ObjectID="_1827514261" r:id="rId12"/>
         </w:object>
       </w:r>
       <w:r>
@@ -8849,15 +8727,7 @@
         <w:spacing w:line="360" w:lineRule="auto"/>
       </w:pPr>
       <w:r>
-        <w:t>在完成数据收集后，本文对原始数据进行了统一的预处理，包括时间格式统一、排序及</w:t>
-      </w:r>
-      <w:proofErr w:type="gramStart"/>
-      <w:r>
-        <w:t>缺失值</w:t>
-      </w:r>
-      <w:proofErr w:type="gramEnd"/>
-      <w:r>
-        <w:t>清理。随后，将汇率数据与事件数据按照日期进行匹配，构建用于事件研究分析的最终样本数据集。</w:t>
+        <w:t>在完成数据收集后，本文对原始数据进行了统一的预处理，包括时间格式统一、排序及缺失值清理。随后，将汇率数据与事件数据按照日期进行匹配，构建用于事件研究分析的最终样本数据集。</w:t>
       </w:r>
     </w:p>
     <w:p>
@@ -8865,15 +8735,7 @@
         <w:spacing w:line="360" w:lineRule="auto"/>
       </w:pPr>
       <w:r>
-        <w:t>在数据处理过程中，本文未对原始数据进行过度平滑或人为调整，以尽可能保留真实的市场波动信息。最终得到的</w:t>
-      </w:r>
-      <w:proofErr w:type="gramStart"/>
-      <w:r>
-        <w:t>数据集既能够</w:t>
-      </w:r>
-      <w:proofErr w:type="gramEnd"/>
-      <w:r>
-        <w:t>满足长期描述性分析的需要，也能够支持短期事件冲击效应的识别。</w:t>
+        <w:t>在数据处理过程中，本文未对原始数据进行过度平滑或人为调整，以尽可能保留真实的市场波动信息。最终得到的数据集既能够满足长期描述性分析的需要，也能够支持短期事件冲击效应的识别。</w:t>
       </w:r>
     </w:p>
     <w:p>
@@ -8996,19 +8858,11 @@
       <w:pPr>
         <w:spacing w:line="360" w:lineRule="auto"/>
       </w:pPr>
-      <w:proofErr w:type="gramStart"/>
       <w:r>
         <w:rPr>
           <w:rFonts w:hint="eastAsia"/>
         </w:rPr>
-        <w:t>基于第四</w:t>
-      </w:r>
-      <w:proofErr w:type="gramEnd"/>
-      <w:r>
-        <w:rPr>
-          <w:rFonts w:hint="eastAsia"/>
-        </w:rPr>
-        <w:t>章所定义的事件日与事件窗口，本文对每一项样本事件提取其对应的人民币汇率对数收益率序列，并在事件窗口内进行分析。</w:t>
+        <w:t>基于第四章所定义的事件日与事件窗口，本文对每一项样本事件提取其对应的人民币汇率对数收益率序列，并在事件窗口内进行分析。</w:t>
       </w:r>
     </w:p>
     <w:p>
@@ -9091,13 +8945,8 @@
           <m:t>N</m:t>
         </m:r>
       </m:oMath>
-      <w:proofErr w:type="gramStart"/>
-      <w:r>
-        <w:t>个</w:t>
-      </w:r>
-      <w:proofErr w:type="gramEnd"/>
-      <w:r>
-        <w:t>事件，</w:t>
+      <w:r>
+        <w:t>个事件，</w:t>
       </w:r>
       <m:oMath>
         <m:sSub>
@@ -9129,7 +8978,6 @@
       <w:r>
         <w:t>表示第</w:t>
       </w:r>
-      <w:proofErr w:type="gramStart"/>
       <w:r>
         <w:rPr>
           <w:position w:val="-6"/>
@@ -9138,15 +8986,11 @@
           <v:shape id="_x0000_i1026" type="#_x0000_t75" style="width:5pt;height:15.5pt" o:ole="">
             <v:imagedata r:id="rId13" o:title=""/>
           </v:shape>
-          <o:OLEObject Type="Embed" ProgID="Equation.DSMT4" ShapeID="_x0000_i1026" DrawAspect="Content" ObjectID="_1827513746" r:id="rId14"/>
+          <o:OLEObject Type="Embed" ProgID="Equation.DSMT4" ShapeID="_x0000_i1026" DrawAspect="Content" ObjectID="_1827514262" r:id="rId14"/>
         </w:object>
       </w:r>
       <w:r>
-        <w:t>个</w:t>
-      </w:r>
-      <w:proofErr w:type="gramEnd"/>
-      <w:r>
-        <w:t>事件在相对事件时间</w:t>
+        <w:t>个事件在相对事件时间</w:t>
       </w:r>
       <w:r>
         <w:rPr>
@@ -9156,7 +9000,7 @@
           <v:shape id="_x0000_i1027" type="#_x0000_t75" style="width:5pt;height:10.5pt" o:ole="">
             <v:imagedata r:id="rId15" o:title=""/>
           </v:shape>
-          <o:OLEObject Type="Embed" ProgID="Equation.DSMT4" ShapeID="_x0000_i1027" DrawAspect="Content" ObjectID="_1827513747" r:id="rId16"/>
+          <o:OLEObject Type="Embed" ProgID="Equation.DSMT4" ShapeID="_x0000_i1027" DrawAspect="Content" ObjectID="_1827514263" r:id="rId16"/>
         </w:object>
       </w:r>
       <w:r>
@@ -9170,7 +9014,7 @@
           <v:shape id="_x0000_i1028" type="#_x0000_t75" style="width:5pt;height:10.5pt" o:ole="">
             <v:imagedata r:id="rId17" o:title=""/>
           </v:shape>
-          <o:OLEObject Type="Embed" ProgID="Equation.DSMT4" ShapeID="_x0000_i1028" DrawAspect="Content" ObjectID="_1827513748" r:id="rId18"/>
+          <o:OLEObject Type="Embed" ProgID="Equation.DSMT4" ShapeID="_x0000_i1028" DrawAspect="Content" ObjectID="_1827514264" r:id="rId18"/>
         </w:object>
       </w:r>
       <w:r>
@@ -9357,13 +9201,8 @@
           </m:sub>
         </m:sSub>
       </m:oMath>
-      <w:proofErr w:type="gramStart"/>
-      <w:r>
-        <w:t>随事件</w:t>
-      </w:r>
-      <w:proofErr w:type="gramEnd"/>
-      <w:r>
-        <w:t>时间变化的曲线，本文能够直观比较不同事件类型在事件前后对人民币汇率产生的平均影响路径。</w:t>
+      <w:r>
+        <w:t>随事件时间变化的曲线，本文能够直观比较不同事件类型在事件前后对人民币汇率产生的平均影响路径。</w:t>
       </w:r>
     </w:p>
     <w:p>
@@ -10014,15 +9853,7 @@
         <w:t>6-3</w:t>
       </w:r>
       <w:r>
-        <w:t>通过双轴方式同时展示了人民币兑美元汇率与美元指数的变化情况。从图中可以观察到，在部分时期内，两者呈现出较为明显的反向共动关系，即美元指数走</w:t>
-      </w:r>
-      <w:proofErr w:type="gramStart"/>
-      <w:r>
-        <w:t>强往往</w:t>
-      </w:r>
-      <w:proofErr w:type="gramEnd"/>
-      <w:r>
-        <w:t>伴随着人民币贬值压力上升。然而，这种关系并非在整个样本期内始终保持一致，提示人民币汇率与美元指数之间的联动可能具有阶段性特征。</w:t>
+        <w:t>通过双轴方式同时展示了人民币兑美元汇率与美元指数的变化情况。从图中可以观察到，在部分时期内，两者呈现出较为明显的反向共动关系，即美元指数走强往往伴随着人民币贬值压力上升。然而，这种关系并非在整个样本期内始终保持一致，提示人民币汇率与美元指数之间的联动可能具有阶段性特征。</w:t>
       </w:r>
     </w:p>
     <w:p>
@@ -10055,7 +9886,7 @@
         </w:rPr>
         <w:lastRenderedPageBreak/>
         <w:drawing>
-          <wp:inline distT="0" distB="0" distL="0" distR="0" wp14:anchorId="1B84A552" wp14:editId="4AC34230">
+          <wp:inline distT="0" distB="0" distL="0" distR="0" wp14:anchorId="1B84A552" wp14:editId="37BF93AE">
             <wp:extent cx="4577788" cy="2158292"/>
             <wp:effectExtent l="0" t="0" r="0" b="0"/>
             <wp:docPr id="317299118" name="图片 4"/>
@@ -10278,7 +10109,7 @@
           <w:noProof/>
         </w:rPr>
         <w:drawing>
-          <wp:inline distT="0" distB="0" distL="0" distR="0" wp14:anchorId="740F6713" wp14:editId="32DFB22D">
+          <wp:inline distT="0" distB="0" distL="0" distR="0" wp14:anchorId="740F6713" wp14:editId="3A17A271">
             <wp:extent cx="5394008" cy="2546430"/>
             <wp:effectExtent l="0" t="0" r="0" b="6350"/>
             <wp:docPr id="869046924" name="图片 5"/>
@@ -10466,15 +10297,7 @@
         <w:ind w:firstLineChars="0" w:firstLine="482"/>
       </w:pPr>
       <w:r>
-        <w:t>对于外部经济冲击事件及美联储货币政策事件，人民币汇率在事件</w:t>
-      </w:r>
-      <w:proofErr w:type="gramStart"/>
-      <w:r>
-        <w:t>日附近</w:t>
-      </w:r>
-      <w:proofErr w:type="gramEnd"/>
-      <w:r>
-        <w:t>通常表现出较为显著的波动反应。相关事件发生前后，平均对数收益率的波动幅度明显扩大，且在部分情况下呈现出一定的不对称特征。这表明市场对外部冲击和美元货币政策变化高度敏感，相关信息能够在短期内对人民币汇率产生较强影响。</w:t>
+        <w:t>对于外部经济冲击事件及美联储货币政策事件，人民币汇率在事件日附近通常表现出较为显著的波动反应。相关事件发生前后，平均对数收益率的波动幅度明显扩大，且在部分情况下呈现出一定的不对称特征。这表明市场对外部冲击和美元货币政策变化高度敏感，相关信息能够在短期内对人民币汇率产生较强影响。</w:t>
       </w:r>
     </w:p>
     <w:p>
@@ -10502,15 +10325,7 @@
         <w:ind w:firstLineChars="0" w:firstLine="482"/>
       </w:pPr>
       <w:r>
-        <w:t>相比之下，中国国内宏观政策事件及金融监管政策事件对人民币汇率的平均影响相对温和。事件日前后，人民币汇率的平均收益率变化幅度较小，反应路径整体较为平滑。这一现象可能反映出国内政策调整往往具有一定的前瞻性和</w:t>
-      </w:r>
-      <w:proofErr w:type="gramStart"/>
-      <w:r>
-        <w:t>可</w:t>
-      </w:r>
-      <w:proofErr w:type="gramEnd"/>
-      <w:r>
-        <w:t>预期性，市场参与者在政策正式出台前已部分消化相关信息，从而削弱了事件公布当日的即时冲击。</w:t>
+        <w:t>相比之下，中国国内宏观政策事件及金融监管政策事件对人民币汇率的平均影响相对温和。事件日前后，人民币汇率的平均收益率变化幅度较小，反应路径整体较为平滑。这一现象可能反映出国内政策调整往往具有一定的前瞻性和可预期性，市场参与者在政策正式出台前已部分消化相关信息，从而削弱了事件公布当日的即时冲击。</w:t>
       </w:r>
     </w:p>
     <w:p>
@@ -10538,15 +10353,7 @@
         <w:ind w:firstLineChars="0" w:firstLine="482"/>
       </w:pPr>
       <w:r>
-        <w:t>市场情绪类事件对应的平均反应曲线表现出较强的不稳定性。不同事件之间的影响方向和持续性差异较大，部分事件在事件</w:t>
-      </w:r>
-      <w:proofErr w:type="gramStart"/>
-      <w:r>
-        <w:t>日附近</w:t>
-      </w:r>
-      <w:proofErr w:type="gramEnd"/>
-      <w:r>
-        <w:t>引发明显波动，而另一些事件则未表现出显著的系统性反应。这表明该类事件对人民币汇率的影响更依赖于具体事件背景及当时的宏观环境，其短期冲击特征具有较强的异质性。</w:t>
+        <w:t>市场情绪类事件对应的平均反应曲线表现出较强的不稳定性。不同事件之间的影响方向和持续性差异较大，部分事件在事件日附近引发明显波动，而另一些事件则未表现出显著的系统性反应。这表明该类事件对人民币汇率的影响更依赖于具体事件背景及当时的宏观环境，其短期冲击特征具有较强的异质性。</w:t>
       </w:r>
     </w:p>
     <w:p>
@@ -10656,15 +10463,7 @@
         <w:ind w:firstLineChars="0" w:firstLine="482"/>
       </w:pPr>
       <w:r>
-        <w:t>再次，从事件研究角度出发，不同类型宏观事件对人民币汇率的短期影响存在系统性差异。外部经济冲击及美联储货币政策事件在事件</w:t>
-      </w:r>
-      <w:proofErr w:type="gramStart"/>
-      <w:r>
-        <w:t>日附近</w:t>
-      </w:r>
-      <w:proofErr w:type="gramEnd"/>
-      <w:r>
-        <w:t>往往引发更为显著的汇率波动，而中国国内宏观政策与金融监管政策事件的平均影响相对温和，市场情绪类事件则表现出较强的异质性。这一结果表明，事件性质在一定程度上决定了人民币汇率的短期反应模式。</w:t>
+        <w:t>再次，从事件研究角度出发，不同类型宏观事件对人民币汇率的短期影响存在系统性差异。外部经济冲击及美联储货币政策事件在事件日附近往往引发更为显著的汇率波动，而中国国内宏观政策与金融监管政策事件的平均影响相对温和，市场情绪类事件则表现出较强的异质性。这一结果表明，事件性质在一定程度上决定了人民币汇率的短期反应模式。</w:t>
       </w:r>
     </w:p>
     <w:p>
@@ -10695,15 +10494,7 @@
         <w:ind w:firstLineChars="0" w:firstLine="482"/>
       </w:pPr>
       <w:r>
-        <w:t>首先，在数据获取方面，不同来源数据在频率、编码格式及数据结构上存在较大差异。例如，国际金融数据通常</w:t>
-      </w:r>
-      <w:proofErr w:type="gramStart"/>
-      <w:r>
-        <w:t>以日度频率</w:t>
-      </w:r>
-      <w:proofErr w:type="gramEnd"/>
-      <w:r>
-        <w:t>提供，而国内宏观数据多为月度频率，且原始文件常采用非</w:t>
+        <w:t>首先，在数据获取方面，不同来源数据在频率、编码格式及数据结构上存在较大差异。例如，国际金融数据通常以日度频率提供，而国内宏观数据多为月度频率，且原始文件常采用非</w:t>
       </w:r>
       <w:r>
         <w:t>UTF-8</w:t>
@@ -11090,7 +10881,39 @@
           <w:kern w:val="0"/>
           <w:szCs w:val="24"/>
         </w:rPr>
-        <w:t>首先，衷心感谢郑海超老师在课程学习和论文写作过程中给予的耐心指导与宝贵建议。郑老师在研究思路、问题界定以及实证分析方法等方面提供了重要指引，使我能够逐步明确研究方向并顺利完成本文。郑老师严谨的治学态度和对学术规范的强调，对我形成规范的研究习惯具有重要影响。</w:t>
+        <w:t>首先，衷心感谢郑海超老师在课程学习</w:t>
+      </w:r>
+      <w:r>
+        <w:rPr>
+          <w:rFonts w:ascii="宋体" w:hAnsi="宋体" w:cs="宋体" w:hint="eastAsia"/>
+          <w:kern w:val="0"/>
+          <w:szCs w:val="24"/>
+        </w:rPr>
+        <w:t>的</w:t>
+      </w:r>
+      <w:r>
+        <w:rPr>
+          <w:rFonts w:ascii="宋体" w:hAnsi="宋体" w:cs="宋体"/>
+          <w:kern w:val="0"/>
+          <w:szCs w:val="24"/>
+        </w:rPr>
+        <w:t>过程中给予的耐心指导与宝贵建议。郑老师在</w:t>
+      </w:r>
+      <w:r>
+        <w:rPr>
+          <w:rFonts w:ascii="宋体" w:hAnsi="宋体" w:cs="宋体" w:hint="eastAsia"/>
+          <w:kern w:val="0"/>
+          <w:szCs w:val="24"/>
+        </w:rPr>
+        <w:t>学习思路、代码实现和项目管理</w:t>
+      </w:r>
+      <w:r>
+        <w:rPr>
+          <w:rFonts w:ascii="宋体" w:hAnsi="宋体" w:cs="宋体"/>
+          <w:kern w:val="0"/>
+          <w:szCs w:val="24"/>
+        </w:rPr>
+        <w:t>等方面提供了重要指引，使我能够逐步明确研究方向并顺利完成本文。郑老师严谨的治学态度和对学术规范的强调，对我形成规范的研究习惯具有重要影响。</w:t>
       </w:r>
     </w:p>
     <w:p>
@@ -15405,6 +15228,7 @@
   <w:style w:type="character" w:default="1" w:styleId="a0">
     <w:name w:val="Default Paragraph Font"/>
     <w:uiPriority w:val="1"/>
+    <w:semiHidden/>
     <w:unhideWhenUsed/>
   </w:style>
   <w:style w:type="table" w:default="1" w:styleId="a1">

--- a/人民币汇率波动的宏观驱动因素研究/人民币汇率波动的宏观驱动因素研究：基于CPI、PMI、名义广义美元指数与社会事件的可视化分析.docx
+++ b/人民币汇率波动的宏观驱动因素研究/人民币汇率波动的宏观驱动因素研究：基于CPI、PMI、名义广义美元指数与社会事件的可视化分析.docx
@@ -1620,7 +1620,7 @@
       </w:pPr>
       <w:bookmarkStart w:id="0" w:name="_Hlk203208282"/>
       <w:r>
-        <w:t>在全球金融一体化背景下，人民币汇率的短期波动日益受到国内外多重因素的共同影响。为系统刻画不同冲击来源对人民币兑美元汇率短期波动的影响差异，本文基于事件研究方法，分析了研究样本期间内多类宏观事件与政策冲击对人民币汇率的动态影响。</w:t>
+        <w:t>在全球经济不确定性持续上升和国际金融环境深刻变化的背景下，人民币汇率波动的驱动机制逐渐呈现出多因素、多渠道交互影响的特征。本文以人民币兑美元汇率为研究对象，结合国际宏观金融变量与社会事件冲击，从宏观驱动因素与事件冲击两个层面，对人民币汇率的波动特征进行系统分析。</w:t>
       </w:r>
     </w:p>
     <w:p>
@@ -1628,7 +1628,82 @@
         <w:spacing w:line="360" w:lineRule="auto"/>
       </w:pPr>
       <w:r>
-        <w:t>本文首先从长期视角考察人民币汇率与美元指数的演变特征及其阶段性联动关系，结果表明二者之间的相关性随时间显著变化。进一步地，本文将研究期间内的重要事件划分为外部经济冲击、美联储货币政策、中国国内宏观政策、金融监管政策以及市场情绪类事件五类，并构建统一的事件研究框架，对不同类型事件发生前后人民币汇率的短期反应进行比较分析。</w:t>
+        <w:t>在数据层面，本文选取人民币兑美元汇率、名义广义美元指数等日度金融数据，并结合居民消费价格指数</w:t>
+      </w:r>
+      <w:r>
+        <w:rPr>
+          <w:rFonts w:hint="eastAsia"/>
+        </w:rPr>
+        <w:t>（</w:t>
+      </w:r>
+      <w:r>
+        <w:t>CPI</w:t>
+      </w:r>
+      <w:r>
+        <w:rPr>
+          <w:rFonts w:hint="eastAsia"/>
+        </w:rPr>
+        <w:t>）</w:t>
+      </w:r>
+      <w:r>
+        <w:t>、制造业采购经理指数</w:t>
+      </w:r>
+      <w:r>
+        <w:rPr>
+          <w:rFonts w:hint="eastAsia"/>
+        </w:rPr>
+        <w:t>（</w:t>
+      </w:r>
+      <w:r>
+        <w:t>PMI</w:t>
+      </w:r>
+      <w:r>
+        <w:rPr>
+          <w:rFonts w:hint="eastAsia"/>
+        </w:rPr>
+        <w:t>）</w:t>
+      </w:r>
+      <w:r>
+        <w:t>等宏观经济指标，构建覆盖较长时间区间的分析样本。在方法上，首先通过时间序列可视化与滚动相关性分析，刻画人民币汇率与美元指数之间的动态关系；其次，基于事件研究方法，对研究期间内的重要宏观政策与经济事件进行分类，并分析不同事件类型对人民币汇率短期波动的影响特征；进一步地，本文以事件日前后</w:t>
+      </w:r>
+      <w:r>
+        <w:t xml:space="preserve"> </w:t>
+      </w:r>
+      <m:oMath>
+        <m:d>
+          <m:dPr>
+            <m:begChr m:val="["/>
+            <m:endChr m:val="]"/>
+            <m:ctrlPr>
+              <w:rPr>
+                <w:rFonts w:ascii="Cambria Math" w:hAnsi="Cambria Math"/>
+              </w:rPr>
+            </m:ctrlPr>
+          </m:dPr>
+          <m:e>
+            <m:r>
+              <w:rPr>
+                <w:rFonts w:ascii="Cambria Math" w:hAnsi="Cambria Math"/>
+              </w:rPr>
+              <m:t>-1,+1</m:t>
+            </m:r>
+          </m:e>
+        </m:d>
+      </m:oMath>
+      <w:r>
+        <w:t>交易日的累积异常收益率（</w:t>
+      </w:r>
+      <w:r>
+        <w:t>CAR</w:t>
+      </w:r>
+      <w:r>
+        <w:t>）为衡量指标，采用单因素方差分析（</w:t>
+      </w:r>
+      <w:r>
+        <w:t>ANOVA</w:t>
+      </w:r>
+      <w:r>
+        <w:t>）对不同类型事件冲击效应的差异性进行统计检验。</w:t>
       </w:r>
     </w:p>
     <w:p>
@@ -1636,67 +1711,53 @@
         <w:spacing w:line="360" w:lineRule="auto"/>
       </w:pPr>
       <w:r>
-        <w:t>实证结果显示，不同类型事件对人民币汇率的短期影响存在明显差异。外部经济冲击和美联储货币政策事件在事件日附近通常引发更为显著的汇率波动，而国内宏观政策与金融监管政策事件的平均影响相对温和，市场情绪类事件则表现出较强的不确定性。上述结果表明，从事件视角分析人民币汇率短期波动具有重要意义。</w:t>
+        <w:t>研究结果表明，人民币汇率与美元指数之间存在明显的阶段性相关关系，不同类型宏观事件在短期内对人民币汇率的影响方向和强度存在差异。统计检验结果显示，不同事件类型对应的</w:t>
+      </w:r>
+      <w:r>
+        <w:t xml:space="preserve"> CAR </w:t>
+      </w:r>
+      <w:r>
+        <w:t>均值在一定程度上呈现出异质性特征，表明事件冲击来源对人民币汇率短期反应具有重要影响。本文的研究有助于深化对人民币汇率波动机制的理解，并为汇率风险管理与宏观政策评估提供经验参考。</w:t>
       </w:r>
     </w:p>
     <w:p>
       <w:pPr>
         <w:spacing w:line="360" w:lineRule="auto"/>
-      </w:pPr>
-      <w:r>
-        <w:t>本文的研究有助于加深对人民币汇率短期波动机制的理解，也为后续相关研究提供了可借鉴的分析思路</w:t>
-      </w:r>
-      <w:r>
-        <w:rPr>
-          <w:rFonts w:hint="eastAsia"/>
-        </w:rPr>
-        <w:t>。</w:t>
-      </w:r>
-    </w:p>
-    <w:p>
-      <w:pPr>
-        <w:spacing w:line="360" w:lineRule="auto"/>
+        <w:rPr>
+          <w:rFonts w:hint="eastAsia"/>
+        </w:rPr>
       </w:pPr>
     </w:p>
     <w:p>
       <w:pPr>
         <w:ind w:firstLineChars="0" w:firstLine="0"/>
-        <w:rPr>
+        <w:jc w:val="left"/>
+      </w:pPr>
+      <w:r>
+        <w:rPr>
+          <w:rFonts w:hint="eastAsia"/>
           <w:b/>
           <w:bCs/>
-          <w:sz w:val="22"/>
-          <w:szCs w:val="20"/>
-        </w:rPr>
-      </w:pPr>
+        </w:rPr>
+        <w:t>关键词</w:t>
+      </w:r>
+      <w:bookmarkEnd w:id="0"/>
       <w:r>
         <w:rPr>
           <w:rFonts w:hint="eastAsia"/>
           <w:b/>
           <w:bCs/>
         </w:rPr>
-        <w:t>关键词：</w:t>
-      </w:r>
-      <w:r>
-        <w:rPr>
-          <w:rFonts w:hint="eastAsia"/>
-          <w:b/>
-          <w:bCs/>
-          <w:sz w:val="28"/>
-          <w:szCs w:val="28"/>
-        </w:rPr>
-        <w:t xml:space="preserve"> </w:t>
-      </w:r>
-      <w:bookmarkEnd w:id="0"/>
+        <w:t>：</w:t>
+      </w:r>
       <w:r>
         <w:rPr>
           <w:b/>
           <w:bCs/>
           <w:szCs w:val="24"/>
         </w:rPr>
-        <w:t>人民币汇率；事件研究；美元指数；宏观政策；短期波动</w:t>
-      </w:r>
-    </w:p>
-    <w:p>
+        <w:t>人民币汇率；美元指数；事件研究法；宏观冲击；累积异常收益率</w:t>
+      </w:r>
       <w:r>
         <w:rPr>
           <w:rFonts w:hint="eastAsia"/>
@@ -1730,15 +1791,20 @@
         <w:p>
           <w:pPr>
             <w:pStyle w:val="TOC"/>
+            <w:spacing w:line="360" w:lineRule="auto"/>
             <w:jc w:val="center"/>
             <w:rPr>
               <w:rFonts w:ascii="华文中宋" w:eastAsia="华文中宋" w:hAnsi="华文中宋" w:hint="eastAsia"/>
+              <w:b/>
+              <w:bCs/>
               <w:color w:val="000000" w:themeColor="text1"/>
             </w:rPr>
           </w:pPr>
           <w:r>
             <w:rPr>
               <w:rFonts w:ascii="华文中宋" w:eastAsia="华文中宋" w:hAnsi="华文中宋"/>
+              <w:b/>
+              <w:bCs/>
               <w:color w:val="000000" w:themeColor="text1"/>
               <w:lang w:val="zh-CN"/>
             </w:rPr>
@@ -1748,10 +1814,10 @@
         <w:p>
           <w:pPr>
             <w:pStyle w:val="TOC1"/>
-            <w:spacing w:line="420" w:lineRule="auto"/>
+            <w:wordWrap/>
             <w:ind w:firstLine="482"/>
             <w:rPr>
-              <w:rFonts w:asciiTheme="minorHAnsi" w:eastAsiaTheme="minorEastAsia" w:hAnsiTheme="minorHAnsi" w:cstheme="minorBidi"/>
+              <w:rFonts w:asciiTheme="minorHAnsi" w:eastAsiaTheme="minorEastAsia" w:hAnsiTheme="minorHAnsi" w:cstheme="minorBidi" w:hint="eastAsia"/>
               <w:b/>
               <w:bCs/>
               <w:noProof/>
@@ -1781,7 +1847,7 @@
             </w:rPr>
             <w:fldChar w:fldCharType="separate"/>
           </w:r>
-          <w:hyperlink w:anchor="_Toc216900013" w:history="1">
+          <w:hyperlink w:anchor="_Toc216958573" w:history="1">
             <w:r>
               <w:rPr>
                 <w:rStyle w:val="af5"/>
@@ -1790,42 +1856,30 @@
                 <w:bCs/>
                 <w:noProof/>
               </w:rPr>
-              <w:t>1.</w:t>
-            </w:r>
-            <w:r>
-              <w:rPr>
-                <w:rFonts w:asciiTheme="minorHAnsi" w:eastAsiaTheme="minorEastAsia" w:hAnsiTheme="minorHAnsi" w:cstheme="minorBidi" w:hint="eastAsia"/>
-                <w:b/>
-                <w:bCs/>
-                <w:noProof/>
-                <w:sz w:val="22"/>
-                <w:szCs w:val="24"/>
-                <w14:ligatures w14:val="standardContextual"/>
+              <w:t xml:space="preserve">1. </w:t>
+            </w:r>
+            <w:r>
+              <w:rPr>
+                <w:rStyle w:val="af5"/>
+                <w:rFonts w:hint="eastAsia"/>
+                <w:b/>
+                <w:bCs/>
+                <w:noProof/>
+              </w:rPr>
+              <w:t>引言</w:t>
+            </w:r>
+            <w:r>
+              <w:rPr>
+                <w:rFonts w:hint="eastAsia"/>
+                <w:b/>
+                <w:bCs/>
+                <w:noProof/>
+                <w:webHidden/>
               </w:rPr>
               <w:tab/>
             </w:r>
             <w:r>
               <w:rPr>
-                <w:rStyle w:val="af5"/>
-                <w:rFonts w:hint="eastAsia"/>
-                <w:b/>
-                <w:bCs/>
-                <w:noProof/>
-              </w:rPr>
-              <w:t>引言</w:t>
-            </w:r>
-            <w:r>
-              <w:rPr>
-                <w:rFonts w:hint="eastAsia"/>
-                <w:b/>
-                <w:bCs/>
-                <w:noProof/>
-                <w:webHidden/>
-              </w:rPr>
-              <w:tab/>
-            </w:r>
-            <w:r>
-              <w:rPr>
                 <w:rFonts w:hint="eastAsia"/>
                 <w:b/>
                 <w:bCs/>
@@ -1851,7 +1905,7 @@
                 <w:noProof/>
                 <w:webHidden/>
               </w:rPr>
-              <w:instrText>PAGEREF _Toc216900013 \h</w:instrText>
+              <w:instrText>PAGEREF _Toc216958573 \h</w:instrText>
             </w:r>
             <w:r>
               <w:rPr>
@@ -1906,9 +1960,10 @@
         <w:p>
           <w:pPr>
             <w:pStyle w:val="TOC1"/>
-            <w:spacing w:line="420" w:lineRule="auto"/>
+            <w:wordWrap/>
+            <w:ind w:firstLine="482"/>
             <w:rPr>
-              <w:rFonts w:asciiTheme="minorHAnsi" w:eastAsiaTheme="minorEastAsia" w:hAnsiTheme="minorHAnsi" w:cstheme="minorBidi"/>
+              <w:rFonts w:asciiTheme="minorHAnsi" w:eastAsiaTheme="minorEastAsia" w:hAnsiTheme="minorHAnsi" w:cstheme="minorBidi" w:hint="eastAsia"/>
               <w:b/>
               <w:bCs/>
               <w:noProof/>
@@ -1917,7 +1972,7 @@
               <w14:ligatures w14:val="standardContextual"/>
             </w:rPr>
           </w:pPr>
-          <w:hyperlink w:anchor="_Toc216900014" w:history="1">
+          <w:hyperlink w:anchor="_Toc216958574" w:history="1">
             <w:r>
               <w:rPr>
                 <w:rStyle w:val="af5"/>
@@ -1926,42 +1981,30 @@
                 <w:bCs/>
                 <w:noProof/>
               </w:rPr>
-              <w:t>2.</w:t>
-            </w:r>
-            <w:r>
-              <w:rPr>
-                <w:rFonts w:asciiTheme="minorHAnsi" w:eastAsiaTheme="minorEastAsia" w:hAnsiTheme="minorHAnsi" w:cstheme="minorBidi" w:hint="eastAsia"/>
-                <w:b/>
-                <w:bCs/>
-                <w:noProof/>
-                <w:sz w:val="22"/>
-                <w:szCs w:val="24"/>
-                <w14:ligatures w14:val="standardContextual"/>
+              <w:t xml:space="preserve">2. </w:t>
+            </w:r>
+            <w:r>
+              <w:rPr>
+                <w:rStyle w:val="af5"/>
+                <w:rFonts w:hint="eastAsia"/>
+                <w:b/>
+                <w:bCs/>
+                <w:noProof/>
+              </w:rPr>
+              <w:t>文献综述</w:t>
+            </w:r>
+            <w:r>
+              <w:rPr>
+                <w:rFonts w:hint="eastAsia"/>
+                <w:b/>
+                <w:bCs/>
+                <w:noProof/>
+                <w:webHidden/>
               </w:rPr>
               <w:tab/>
             </w:r>
             <w:r>
               <w:rPr>
-                <w:rStyle w:val="af5"/>
-                <w:rFonts w:hint="eastAsia"/>
-                <w:b/>
-                <w:bCs/>
-                <w:noProof/>
-              </w:rPr>
-              <w:t>文献综述</w:t>
-            </w:r>
-            <w:r>
-              <w:rPr>
-                <w:rFonts w:hint="eastAsia"/>
-                <w:b/>
-                <w:bCs/>
-                <w:noProof/>
-                <w:webHidden/>
-              </w:rPr>
-              <w:tab/>
-            </w:r>
-            <w:r>
-              <w:rPr>
                 <w:rFonts w:hint="eastAsia"/>
                 <w:b/>
                 <w:bCs/>
@@ -1987,7 +2030,7 @@
                 <w:noProof/>
                 <w:webHidden/>
               </w:rPr>
-              <w:instrText>PAGEREF _Toc216900014 \h</w:instrText>
+              <w:instrText>PAGEREF _Toc216958574 \h</w:instrText>
             </w:r>
             <w:r>
               <w:rPr>
@@ -2045,10 +2088,11 @@
             <w:tabs>
               <w:tab w:val="right" w:leader="dot" w:pos="8494"/>
             </w:tabs>
-            <w:spacing w:line="420" w:lineRule="auto"/>
-            <w:ind w:left="480"/>
+            <w:wordWrap/>
+            <w:spacing w:line="360" w:lineRule="auto"/>
+            <w:ind w:left="480" w:firstLine="482"/>
             <w:rPr>
-              <w:rFonts w:asciiTheme="minorHAnsi" w:eastAsiaTheme="minorEastAsia" w:hAnsiTheme="minorHAnsi" w:cstheme="minorBidi"/>
+              <w:rFonts w:asciiTheme="minorHAnsi" w:eastAsiaTheme="minorEastAsia" w:hAnsiTheme="minorHAnsi" w:cstheme="minorBidi" w:hint="eastAsia"/>
               <w:b/>
               <w:bCs/>
               <w:noProof/>
@@ -2057,7 +2101,7 @@
               <w14:ligatures w14:val="standardContextual"/>
             </w:rPr>
           </w:pPr>
-          <w:hyperlink w:anchor="_Toc216900015" w:history="1">
+          <w:hyperlink w:anchor="_Toc216958575" w:history="1">
             <w:r>
               <w:rPr>
                 <w:rStyle w:val="af5"/>
@@ -2115,7 +2159,7 @@
                 <w:noProof/>
                 <w:webHidden/>
               </w:rPr>
-              <w:instrText>PAGEREF _Toc216900015 \h</w:instrText>
+              <w:instrText>PAGEREF _Toc216958575 \h</w:instrText>
             </w:r>
             <w:r>
               <w:rPr>
@@ -2173,10 +2217,11 @@
             <w:tabs>
               <w:tab w:val="right" w:leader="dot" w:pos="8494"/>
             </w:tabs>
-            <w:spacing w:line="420" w:lineRule="auto"/>
-            <w:ind w:left="480"/>
+            <w:wordWrap/>
+            <w:spacing w:line="360" w:lineRule="auto"/>
+            <w:ind w:left="480" w:firstLine="482"/>
             <w:rPr>
-              <w:rFonts w:asciiTheme="minorHAnsi" w:eastAsiaTheme="minorEastAsia" w:hAnsiTheme="minorHAnsi" w:cstheme="minorBidi"/>
+              <w:rFonts w:asciiTheme="minorHAnsi" w:eastAsiaTheme="minorEastAsia" w:hAnsiTheme="minorHAnsi" w:cstheme="minorBidi" w:hint="eastAsia"/>
               <w:b/>
               <w:bCs/>
               <w:noProof/>
@@ -2185,7 +2230,7 @@
               <w14:ligatures w14:val="standardContextual"/>
             </w:rPr>
           </w:pPr>
-          <w:hyperlink w:anchor="_Toc216900016" w:history="1">
+          <w:hyperlink w:anchor="_Toc216958576" w:history="1">
             <w:r>
               <w:rPr>
                 <w:rStyle w:val="af5"/>
@@ -2243,7 +2288,7 @@
                 <w:noProof/>
                 <w:webHidden/>
               </w:rPr>
-              <w:instrText>PAGEREF _Toc216900016 \h</w:instrText>
+              <w:instrText>PAGEREF _Toc216958576 \h</w:instrText>
             </w:r>
             <w:r>
               <w:rPr>
@@ -2301,10 +2346,11 @@
             <w:tabs>
               <w:tab w:val="right" w:leader="dot" w:pos="8494"/>
             </w:tabs>
-            <w:spacing w:line="420" w:lineRule="auto"/>
-            <w:ind w:left="480"/>
+            <w:wordWrap/>
+            <w:spacing w:line="360" w:lineRule="auto"/>
+            <w:ind w:left="480" w:firstLine="482"/>
             <w:rPr>
-              <w:rFonts w:asciiTheme="minorHAnsi" w:eastAsiaTheme="minorEastAsia" w:hAnsiTheme="minorHAnsi" w:cstheme="minorBidi"/>
+              <w:rFonts w:asciiTheme="minorHAnsi" w:eastAsiaTheme="minorEastAsia" w:hAnsiTheme="minorHAnsi" w:cstheme="minorBidi" w:hint="eastAsia"/>
               <w:b/>
               <w:bCs/>
               <w:noProof/>
@@ -2313,7 +2359,7 @@
               <w14:ligatures w14:val="standardContextual"/>
             </w:rPr>
           </w:pPr>
-          <w:hyperlink w:anchor="_Toc216900017" w:history="1">
+          <w:hyperlink w:anchor="_Toc216958577" w:history="1">
             <w:r>
               <w:rPr>
                 <w:rStyle w:val="af5"/>
@@ -2371,7 +2417,7 @@
                 <w:noProof/>
                 <w:webHidden/>
               </w:rPr>
-              <w:instrText>PAGEREF _Toc216900017 \h</w:instrText>
+              <w:instrText>PAGEREF _Toc216958577 \h</w:instrText>
             </w:r>
             <w:r>
               <w:rPr>
@@ -2426,9 +2472,10 @@
         <w:p>
           <w:pPr>
             <w:pStyle w:val="TOC1"/>
-            <w:spacing w:line="420" w:lineRule="auto"/>
+            <w:wordWrap/>
+            <w:ind w:firstLine="482"/>
             <w:rPr>
-              <w:rFonts w:asciiTheme="minorHAnsi" w:eastAsiaTheme="minorEastAsia" w:hAnsiTheme="minorHAnsi" w:cstheme="minorBidi"/>
+              <w:rFonts w:asciiTheme="minorHAnsi" w:eastAsiaTheme="minorEastAsia" w:hAnsiTheme="minorHAnsi" w:cstheme="minorBidi" w:hint="eastAsia"/>
               <w:b/>
               <w:bCs/>
               <w:noProof/>
@@ -2437,7 +2484,7 @@
               <w14:ligatures w14:val="standardContextual"/>
             </w:rPr>
           </w:pPr>
-          <w:hyperlink w:anchor="_Toc216900018" w:history="1">
+          <w:hyperlink w:anchor="_Toc216958578" w:history="1">
             <w:r>
               <w:rPr>
                 <w:rStyle w:val="af5"/>
@@ -2446,42 +2493,30 @@
                 <w:bCs/>
                 <w:noProof/>
               </w:rPr>
-              <w:t>3.</w:t>
-            </w:r>
-            <w:r>
-              <w:rPr>
-                <w:rFonts w:asciiTheme="minorHAnsi" w:eastAsiaTheme="minorEastAsia" w:hAnsiTheme="minorHAnsi" w:cstheme="minorBidi" w:hint="eastAsia"/>
-                <w:b/>
-                <w:bCs/>
-                <w:noProof/>
-                <w:sz w:val="22"/>
-                <w:szCs w:val="24"/>
-                <w14:ligatures w14:val="standardContextual"/>
+              <w:t xml:space="preserve">3. </w:t>
+            </w:r>
+            <w:r>
+              <w:rPr>
+                <w:rStyle w:val="af5"/>
+                <w:rFonts w:hint="eastAsia"/>
+                <w:b/>
+                <w:bCs/>
+                <w:noProof/>
+              </w:rPr>
+              <w:t>事件与政策分类</w:t>
+            </w:r>
+            <w:r>
+              <w:rPr>
+                <w:rFonts w:hint="eastAsia"/>
+                <w:b/>
+                <w:bCs/>
+                <w:noProof/>
+                <w:webHidden/>
               </w:rPr>
               <w:tab/>
             </w:r>
             <w:r>
               <w:rPr>
-                <w:rStyle w:val="af5"/>
-                <w:rFonts w:hint="eastAsia"/>
-                <w:b/>
-                <w:bCs/>
-                <w:noProof/>
-              </w:rPr>
-              <w:t>事件与政策分类</w:t>
-            </w:r>
-            <w:r>
-              <w:rPr>
-                <w:rFonts w:hint="eastAsia"/>
-                <w:b/>
-                <w:bCs/>
-                <w:noProof/>
-                <w:webHidden/>
-              </w:rPr>
-              <w:tab/>
-            </w:r>
-            <w:r>
-              <w:rPr>
                 <w:rFonts w:hint="eastAsia"/>
                 <w:b/>
                 <w:bCs/>
@@ -2507,7 +2542,7 @@
                 <w:noProof/>
                 <w:webHidden/>
               </w:rPr>
-              <w:instrText>PAGEREF _Toc216900018 \h</w:instrText>
+              <w:instrText>PAGEREF _Toc216958578 \h</w:instrText>
             </w:r>
             <w:r>
               <w:rPr>
@@ -2565,10 +2600,11 @@
             <w:tabs>
               <w:tab w:val="right" w:leader="dot" w:pos="8494"/>
             </w:tabs>
-            <w:spacing w:line="420" w:lineRule="auto"/>
-            <w:ind w:left="480"/>
+            <w:wordWrap/>
+            <w:spacing w:line="360" w:lineRule="auto"/>
+            <w:ind w:left="480" w:firstLine="482"/>
             <w:rPr>
-              <w:rFonts w:asciiTheme="minorHAnsi" w:eastAsiaTheme="minorEastAsia" w:hAnsiTheme="minorHAnsi" w:cstheme="minorBidi"/>
+              <w:rFonts w:asciiTheme="minorHAnsi" w:eastAsiaTheme="minorEastAsia" w:hAnsiTheme="minorHAnsi" w:cstheme="minorBidi" w:hint="eastAsia"/>
               <w:b/>
               <w:bCs/>
               <w:noProof/>
@@ -2577,7 +2613,7 @@
               <w14:ligatures w14:val="standardContextual"/>
             </w:rPr>
           </w:pPr>
-          <w:hyperlink w:anchor="_Toc216900019" w:history="1">
+          <w:hyperlink w:anchor="_Toc216958579" w:history="1">
             <w:r>
               <w:rPr>
                 <w:rStyle w:val="af5"/>
@@ -2635,7 +2671,7 @@
                 <w:noProof/>
                 <w:webHidden/>
               </w:rPr>
-              <w:instrText>PAGEREF _Toc216900019 \h</w:instrText>
+              <w:instrText>PAGEREF _Toc216958579 \h</w:instrText>
             </w:r>
             <w:r>
               <w:rPr>
@@ -2693,10 +2729,11 @@
             <w:tabs>
               <w:tab w:val="right" w:leader="dot" w:pos="8494"/>
             </w:tabs>
-            <w:spacing w:line="420" w:lineRule="auto"/>
-            <w:ind w:left="480"/>
+            <w:wordWrap/>
+            <w:spacing w:line="360" w:lineRule="auto"/>
+            <w:ind w:left="480" w:firstLine="482"/>
             <w:rPr>
-              <w:rFonts w:asciiTheme="minorHAnsi" w:eastAsiaTheme="minorEastAsia" w:hAnsiTheme="minorHAnsi" w:cstheme="minorBidi"/>
+              <w:rFonts w:asciiTheme="minorHAnsi" w:eastAsiaTheme="minorEastAsia" w:hAnsiTheme="minorHAnsi" w:cstheme="minorBidi" w:hint="eastAsia"/>
               <w:b/>
               <w:bCs/>
               <w:noProof/>
@@ -2705,7 +2742,7 @@
               <w14:ligatures w14:val="standardContextual"/>
             </w:rPr>
           </w:pPr>
-          <w:hyperlink w:anchor="_Toc216900020" w:history="1">
+          <w:hyperlink w:anchor="_Toc216958580" w:history="1">
             <w:r>
               <w:rPr>
                 <w:rStyle w:val="af5"/>
@@ -2763,7 +2800,7 @@
                 <w:noProof/>
                 <w:webHidden/>
               </w:rPr>
-              <w:instrText>PAGEREF _Toc216900020 \h</w:instrText>
+              <w:instrText>PAGEREF _Toc216958580 \h</w:instrText>
             </w:r>
             <w:r>
               <w:rPr>
@@ -2821,10 +2858,11 @@
             <w:tabs>
               <w:tab w:val="right" w:leader="dot" w:pos="8494"/>
             </w:tabs>
-            <w:spacing w:line="420" w:lineRule="auto"/>
-            <w:ind w:left="480"/>
+            <w:wordWrap/>
+            <w:spacing w:line="360" w:lineRule="auto"/>
+            <w:ind w:left="480" w:firstLine="482"/>
             <w:rPr>
-              <w:rFonts w:asciiTheme="minorHAnsi" w:eastAsiaTheme="minorEastAsia" w:hAnsiTheme="minorHAnsi" w:cstheme="minorBidi"/>
+              <w:rFonts w:asciiTheme="minorHAnsi" w:eastAsiaTheme="minorEastAsia" w:hAnsiTheme="minorHAnsi" w:cstheme="minorBidi" w:hint="eastAsia"/>
               <w:b/>
               <w:bCs/>
               <w:noProof/>
@@ -2833,7 +2871,7 @@
               <w14:ligatures w14:val="standardContextual"/>
             </w:rPr>
           </w:pPr>
-          <w:hyperlink w:anchor="_Toc216900021" w:history="1">
+          <w:hyperlink w:anchor="_Toc216958581" w:history="1">
             <w:r>
               <w:rPr>
                 <w:rStyle w:val="af5"/>
@@ -2891,7 +2929,7 @@
                 <w:noProof/>
                 <w:webHidden/>
               </w:rPr>
-              <w:instrText>PAGEREF _Toc216900021 \h</w:instrText>
+              <w:instrText>PAGEREF _Toc216958581 \h</w:instrText>
             </w:r>
             <w:r>
               <w:rPr>
@@ -2949,10 +2987,11 @@
             <w:tabs>
               <w:tab w:val="right" w:leader="dot" w:pos="8494"/>
             </w:tabs>
-            <w:spacing w:line="420" w:lineRule="auto"/>
-            <w:ind w:left="480"/>
+            <w:wordWrap/>
+            <w:spacing w:line="360" w:lineRule="auto"/>
+            <w:ind w:left="480" w:firstLine="482"/>
             <w:rPr>
-              <w:rFonts w:asciiTheme="minorHAnsi" w:eastAsiaTheme="minorEastAsia" w:hAnsiTheme="minorHAnsi" w:cstheme="minorBidi"/>
+              <w:rFonts w:asciiTheme="minorHAnsi" w:eastAsiaTheme="minorEastAsia" w:hAnsiTheme="minorHAnsi" w:cstheme="minorBidi" w:hint="eastAsia"/>
               <w:b/>
               <w:bCs/>
               <w:noProof/>
@@ -2961,7 +3000,7 @@
               <w14:ligatures w14:val="standardContextual"/>
             </w:rPr>
           </w:pPr>
-          <w:hyperlink w:anchor="_Toc216900022" w:history="1">
+          <w:hyperlink w:anchor="_Toc216958582" w:history="1">
             <w:r>
               <w:rPr>
                 <w:rStyle w:val="af5"/>
@@ -3019,7 +3058,7 @@
                 <w:noProof/>
                 <w:webHidden/>
               </w:rPr>
-              <w:instrText>PAGEREF _Toc216900022 \h</w:instrText>
+              <w:instrText>PAGEREF _Toc216958582 \h</w:instrText>
             </w:r>
             <w:r>
               <w:rPr>
@@ -3077,10 +3116,11 @@
             <w:tabs>
               <w:tab w:val="right" w:leader="dot" w:pos="8494"/>
             </w:tabs>
-            <w:spacing w:line="420" w:lineRule="auto"/>
-            <w:ind w:left="480"/>
+            <w:wordWrap/>
+            <w:spacing w:line="360" w:lineRule="auto"/>
+            <w:ind w:left="480" w:firstLine="482"/>
             <w:rPr>
-              <w:rFonts w:asciiTheme="minorHAnsi" w:eastAsiaTheme="minorEastAsia" w:hAnsiTheme="minorHAnsi" w:cstheme="minorBidi"/>
+              <w:rFonts w:asciiTheme="minorHAnsi" w:eastAsiaTheme="minorEastAsia" w:hAnsiTheme="minorHAnsi" w:cstheme="minorBidi" w:hint="eastAsia"/>
               <w:b/>
               <w:bCs/>
               <w:noProof/>
@@ -3089,7 +3129,7 @@
               <w14:ligatures w14:val="standardContextual"/>
             </w:rPr>
           </w:pPr>
-          <w:hyperlink w:anchor="_Toc216900023" w:history="1">
+          <w:hyperlink w:anchor="_Toc216958583" w:history="1">
             <w:r>
               <w:rPr>
                 <w:rStyle w:val="af5"/>
@@ -3147,7 +3187,7 @@
                 <w:noProof/>
                 <w:webHidden/>
               </w:rPr>
-              <w:instrText>PAGEREF _Toc216900023 \h</w:instrText>
+              <w:instrText>PAGEREF _Toc216958583 \h</w:instrText>
             </w:r>
             <w:r>
               <w:rPr>
@@ -3205,10 +3245,11 @@
             <w:tabs>
               <w:tab w:val="right" w:leader="dot" w:pos="8494"/>
             </w:tabs>
-            <w:spacing w:line="420" w:lineRule="auto"/>
-            <w:ind w:left="480"/>
+            <w:wordWrap/>
+            <w:spacing w:line="360" w:lineRule="auto"/>
+            <w:ind w:left="480" w:firstLine="482"/>
             <w:rPr>
-              <w:rFonts w:asciiTheme="minorHAnsi" w:eastAsiaTheme="minorEastAsia" w:hAnsiTheme="minorHAnsi" w:cstheme="minorBidi"/>
+              <w:rFonts w:asciiTheme="minorHAnsi" w:eastAsiaTheme="minorEastAsia" w:hAnsiTheme="minorHAnsi" w:cstheme="minorBidi" w:hint="eastAsia"/>
               <w:b/>
               <w:bCs/>
               <w:noProof/>
@@ -3217,7 +3258,7 @@
               <w14:ligatures w14:val="standardContextual"/>
             </w:rPr>
           </w:pPr>
-          <w:hyperlink w:anchor="_Toc216900024" w:history="1">
+          <w:hyperlink w:anchor="_Toc216958584" w:history="1">
             <w:r>
               <w:rPr>
                 <w:rStyle w:val="af5"/>
@@ -3275,7 +3316,7 @@
                 <w:noProof/>
                 <w:webHidden/>
               </w:rPr>
-              <w:instrText>PAGEREF _Toc216900024 \h</w:instrText>
+              <w:instrText>PAGEREF _Toc216958584 \h</w:instrText>
             </w:r>
             <w:r>
               <w:rPr>
@@ -3330,9 +3371,10 @@
         <w:p>
           <w:pPr>
             <w:pStyle w:val="TOC1"/>
-            <w:spacing w:line="420" w:lineRule="auto"/>
+            <w:wordWrap/>
+            <w:ind w:firstLine="482"/>
             <w:rPr>
-              <w:rFonts w:asciiTheme="minorHAnsi" w:eastAsiaTheme="minorEastAsia" w:hAnsiTheme="minorHAnsi" w:cstheme="minorBidi"/>
+              <w:rFonts w:asciiTheme="minorHAnsi" w:eastAsiaTheme="minorEastAsia" w:hAnsiTheme="minorHAnsi" w:cstheme="minorBidi" w:hint="eastAsia"/>
               <w:b/>
               <w:bCs/>
               <w:noProof/>
@@ -3341,7 +3383,7 @@
               <w14:ligatures w14:val="standardContextual"/>
             </w:rPr>
           </w:pPr>
-          <w:hyperlink w:anchor="_Toc216900025" w:history="1">
+          <w:hyperlink w:anchor="_Toc216958585" w:history="1">
             <w:r>
               <w:rPr>
                 <w:rStyle w:val="af5"/>
@@ -3350,42 +3392,30 @@
                 <w:bCs/>
                 <w:noProof/>
               </w:rPr>
-              <w:t>4.</w:t>
-            </w:r>
-            <w:r>
-              <w:rPr>
-                <w:rFonts w:asciiTheme="minorHAnsi" w:eastAsiaTheme="minorEastAsia" w:hAnsiTheme="minorHAnsi" w:cstheme="minorBidi" w:hint="eastAsia"/>
-                <w:b/>
-                <w:bCs/>
-                <w:noProof/>
-                <w:sz w:val="22"/>
-                <w:szCs w:val="24"/>
-                <w14:ligatures w14:val="standardContextual"/>
+              <w:t xml:space="preserve">4. </w:t>
+            </w:r>
+            <w:r>
+              <w:rPr>
+                <w:rStyle w:val="af5"/>
+                <w:rFonts w:hint="eastAsia"/>
+                <w:b/>
+                <w:bCs/>
+                <w:noProof/>
+              </w:rPr>
+              <w:t>数据与变量说明</w:t>
+            </w:r>
+            <w:r>
+              <w:rPr>
+                <w:rFonts w:hint="eastAsia"/>
+                <w:b/>
+                <w:bCs/>
+                <w:noProof/>
+                <w:webHidden/>
               </w:rPr>
               <w:tab/>
             </w:r>
             <w:r>
               <w:rPr>
-                <w:rStyle w:val="af5"/>
-                <w:rFonts w:hint="eastAsia"/>
-                <w:b/>
-                <w:bCs/>
-                <w:noProof/>
-              </w:rPr>
-              <w:t>数据与变量说明</w:t>
-            </w:r>
-            <w:r>
-              <w:rPr>
-                <w:rFonts w:hint="eastAsia"/>
-                <w:b/>
-                <w:bCs/>
-                <w:noProof/>
-                <w:webHidden/>
-              </w:rPr>
-              <w:tab/>
-            </w:r>
-            <w:r>
-              <w:rPr>
                 <w:rFonts w:hint="eastAsia"/>
                 <w:b/>
                 <w:bCs/>
@@ -3411,7 +3441,7 @@
                 <w:noProof/>
                 <w:webHidden/>
               </w:rPr>
-              <w:instrText>PAGEREF _Toc216900025 \h</w:instrText>
+              <w:instrText>PAGEREF _Toc216958585 \h</w:instrText>
             </w:r>
             <w:r>
               <w:rPr>
@@ -3469,10 +3499,11 @@
             <w:tabs>
               <w:tab w:val="right" w:leader="dot" w:pos="8494"/>
             </w:tabs>
-            <w:spacing w:line="420" w:lineRule="auto"/>
-            <w:ind w:left="480"/>
+            <w:wordWrap/>
+            <w:spacing w:line="360" w:lineRule="auto"/>
+            <w:ind w:left="480" w:firstLine="482"/>
             <w:rPr>
-              <w:rFonts w:asciiTheme="minorHAnsi" w:eastAsiaTheme="minorEastAsia" w:hAnsiTheme="minorHAnsi" w:cstheme="minorBidi"/>
+              <w:rFonts w:asciiTheme="minorHAnsi" w:eastAsiaTheme="minorEastAsia" w:hAnsiTheme="minorHAnsi" w:cstheme="minorBidi" w:hint="eastAsia"/>
               <w:b/>
               <w:bCs/>
               <w:noProof/>
@@ -3481,7 +3512,7 @@
               <w14:ligatures w14:val="standardContextual"/>
             </w:rPr>
           </w:pPr>
-          <w:hyperlink w:anchor="_Toc216900026" w:history="1">
+          <w:hyperlink w:anchor="_Toc216958586" w:history="1">
             <w:r>
               <w:rPr>
                 <w:rStyle w:val="af5"/>
@@ -3539,7 +3570,7 @@
                 <w:noProof/>
                 <w:webHidden/>
               </w:rPr>
-              <w:instrText>PAGEREF _Toc216900026 \h</w:instrText>
+              <w:instrText>PAGEREF _Toc216958586 \h</w:instrText>
             </w:r>
             <w:r>
               <w:rPr>
@@ -3597,10 +3628,11 @@
             <w:tabs>
               <w:tab w:val="right" w:leader="dot" w:pos="8494"/>
             </w:tabs>
-            <w:spacing w:line="420" w:lineRule="auto"/>
-            <w:ind w:left="480"/>
+            <w:wordWrap/>
+            <w:spacing w:line="360" w:lineRule="auto"/>
+            <w:ind w:left="480" w:firstLine="482"/>
             <w:rPr>
-              <w:rFonts w:asciiTheme="minorHAnsi" w:eastAsiaTheme="minorEastAsia" w:hAnsiTheme="minorHAnsi" w:cstheme="minorBidi"/>
+              <w:rFonts w:asciiTheme="minorHAnsi" w:eastAsiaTheme="minorEastAsia" w:hAnsiTheme="minorHAnsi" w:cstheme="minorBidi" w:hint="eastAsia"/>
               <w:b/>
               <w:bCs/>
               <w:noProof/>
@@ -3609,7 +3641,7 @@
               <w14:ligatures w14:val="standardContextual"/>
             </w:rPr>
           </w:pPr>
-          <w:hyperlink w:anchor="_Toc216900027" w:history="1">
+          <w:hyperlink w:anchor="_Toc216958587" w:history="1">
             <w:r>
               <w:rPr>
                 <w:rStyle w:val="af5"/>
@@ -3667,7 +3699,7 @@
                 <w:noProof/>
                 <w:webHidden/>
               </w:rPr>
-              <w:instrText>PAGEREF _Toc216900027 \h</w:instrText>
+              <w:instrText>PAGEREF _Toc216958587 \h</w:instrText>
             </w:r>
             <w:r>
               <w:rPr>
@@ -3725,10 +3757,11 @@
             <w:tabs>
               <w:tab w:val="right" w:leader="dot" w:pos="8494"/>
             </w:tabs>
-            <w:spacing w:line="420" w:lineRule="auto"/>
-            <w:ind w:left="480"/>
+            <w:wordWrap/>
+            <w:spacing w:line="360" w:lineRule="auto"/>
+            <w:ind w:left="480" w:firstLine="482"/>
             <w:rPr>
-              <w:rFonts w:asciiTheme="minorHAnsi" w:eastAsiaTheme="minorEastAsia" w:hAnsiTheme="minorHAnsi" w:cstheme="minorBidi"/>
+              <w:rFonts w:asciiTheme="minorHAnsi" w:eastAsiaTheme="minorEastAsia" w:hAnsiTheme="minorHAnsi" w:cstheme="minorBidi" w:hint="eastAsia"/>
               <w:b/>
               <w:bCs/>
               <w:noProof/>
@@ -3737,7 +3770,7 @@
               <w14:ligatures w14:val="standardContextual"/>
             </w:rPr>
           </w:pPr>
-          <w:hyperlink w:anchor="_Toc216900028" w:history="1">
+          <w:hyperlink w:anchor="_Toc216958588" w:history="1">
             <w:r>
               <w:rPr>
                 <w:rStyle w:val="af5"/>
@@ -3795,7 +3828,7 @@
                 <w:noProof/>
                 <w:webHidden/>
               </w:rPr>
-              <w:instrText>PAGEREF _Toc216900028 \h</w:instrText>
+              <w:instrText>PAGEREF _Toc216958588 \h</w:instrText>
             </w:r>
             <w:r>
               <w:rPr>
@@ -3853,10 +3886,11 @@
             <w:tabs>
               <w:tab w:val="right" w:leader="dot" w:pos="8494"/>
             </w:tabs>
-            <w:spacing w:line="420" w:lineRule="auto"/>
-            <w:ind w:left="960"/>
+            <w:wordWrap/>
+            <w:spacing w:line="360" w:lineRule="auto"/>
+            <w:ind w:left="960" w:firstLine="482"/>
             <w:rPr>
-              <w:rFonts w:asciiTheme="minorHAnsi" w:eastAsiaTheme="minorEastAsia" w:hAnsiTheme="minorHAnsi" w:cstheme="minorBidi"/>
+              <w:rFonts w:asciiTheme="minorHAnsi" w:eastAsiaTheme="minorEastAsia" w:hAnsiTheme="minorHAnsi" w:cstheme="minorBidi" w:hint="eastAsia"/>
               <w:b/>
               <w:bCs/>
               <w:noProof/>
@@ -3865,7 +3899,7 @@
               <w14:ligatures w14:val="standardContextual"/>
             </w:rPr>
           </w:pPr>
-          <w:hyperlink w:anchor="_Toc216900029" w:history="1">
+          <w:hyperlink w:anchor="_Toc216958589" w:history="1">
             <w:r>
               <w:rPr>
                 <w:rStyle w:val="af5"/>
@@ -3923,7 +3957,7 @@
                 <w:noProof/>
                 <w:webHidden/>
               </w:rPr>
-              <w:instrText>PAGEREF _Toc216900029 \h</w:instrText>
+              <w:instrText>PAGEREF _Toc216958589 \h</w:instrText>
             </w:r>
             <w:r>
               <w:rPr>
@@ -3981,10 +4015,11 @@
             <w:tabs>
               <w:tab w:val="right" w:leader="dot" w:pos="8494"/>
             </w:tabs>
-            <w:spacing w:line="420" w:lineRule="auto"/>
-            <w:ind w:left="960"/>
+            <w:wordWrap/>
+            <w:spacing w:line="360" w:lineRule="auto"/>
+            <w:ind w:left="960" w:firstLine="482"/>
             <w:rPr>
-              <w:rFonts w:asciiTheme="minorHAnsi" w:eastAsiaTheme="minorEastAsia" w:hAnsiTheme="minorHAnsi" w:cstheme="minorBidi"/>
+              <w:rFonts w:asciiTheme="minorHAnsi" w:eastAsiaTheme="minorEastAsia" w:hAnsiTheme="minorHAnsi" w:cstheme="minorBidi" w:hint="eastAsia"/>
               <w:b/>
               <w:bCs/>
               <w:noProof/>
@@ -3993,7 +4028,7 @@
               <w14:ligatures w14:val="standardContextual"/>
             </w:rPr>
           </w:pPr>
-          <w:hyperlink w:anchor="_Toc216900030" w:history="1">
+          <w:hyperlink w:anchor="_Toc216958590" w:history="1">
             <w:r>
               <w:rPr>
                 <w:rStyle w:val="af5"/>
@@ -4051,7 +4086,7 @@
                 <w:noProof/>
                 <w:webHidden/>
               </w:rPr>
-              <w:instrText>PAGEREF _Toc216900030 \h</w:instrText>
+              <w:instrText>PAGEREF _Toc216958590 \h</w:instrText>
             </w:r>
             <w:r>
               <w:rPr>
@@ -4109,10 +4144,11 @@
             <w:tabs>
               <w:tab w:val="right" w:leader="dot" w:pos="8494"/>
             </w:tabs>
-            <w:spacing w:line="420" w:lineRule="auto"/>
-            <w:ind w:left="960"/>
+            <w:wordWrap/>
+            <w:spacing w:line="360" w:lineRule="auto"/>
+            <w:ind w:left="960" w:firstLine="482"/>
             <w:rPr>
-              <w:rFonts w:asciiTheme="minorHAnsi" w:eastAsiaTheme="minorEastAsia" w:hAnsiTheme="minorHAnsi" w:cstheme="minorBidi"/>
+              <w:rFonts w:asciiTheme="minorHAnsi" w:eastAsiaTheme="minorEastAsia" w:hAnsiTheme="minorHAnsi" w:cstheme="minorBidi" w:hint="eastAsia"/>
               <w:b/>
               <w:bCs/>
               <w:noProof/>
@@ -4121,7 +4157,7 @@
               <w14:ligatures w14:val="standardContextual"/>
             </w:rPr>
           </w:pPr>
-          <w:hyperlink w:anchor="_Toc216900031" w:history="1">
+          <w:hyperlink w:anchor="_Toc216958591" w:history="1">
             <w:r>
               <w:rPr>
                 <w:rStyle w:val="af5"/>
@@ -4179,7 +4215,7 @@
                 <w:noProof/>
                 <w:webHidden/>
               </w:rPr>
-              <w:instrText>PAGEREF _Toc216900031 \h</w:instrText>
+              <w:instrText>PAGEREF _Toc216958591 \h</w:instrText>
             </w:r>
             <w:r>
               <w:rPr>
@@ -4237,10 +4273,11 @@
             <w:tabs>
               <w:tab w:val="right" w:leader="dot" w:pos="8494"/>
             </w:tabs>
-            <w:spacing w:line="420" w:lineRule="auto"/>
-            <w:ind w:left="480"/>
+            <w:wordWrap/>
+            <w:spacing w:line="360" w:lineRule="auto"/>
+            <w:ind w:left="480" w:firstLine="482"/>
             <w:rPr>
-              <w:rFonts w:asciiTheme="minorHAnsi" w:eastAsiaTheme="minorEastAsia" w:hAnsiTheme="minorHAnsi" w:cstheme="minorBidi"/>
+              <w:rFonts w:asciiTheme="minorHAnsi" w:eastAsiaTheme="minorEastAsia" w:hAnsiTheme="minorHAnsi" w:cstheme="minorBidi" w:hint="eastAsia"/>
               <w:b/>
               <w:bCs/>
               <w:noProof/>
@@ -4249,7 +4286,7 @@
               <w14:ligatures w14:val="standardContextual"/>
             </w:rPr>
           </w:pPr>
-          <w:hyperlink w:anchor="_Toc216900032" w:history="1">
+          <w:hyperlink w:anchor="_Toc216958592" w:history="1">
             <w:r>
               <w:rPr>
                 <w:rStyle w:val="af5"/>
@@ -4307,7 +4344,7 @@
                 <w:noProof/>
                 <w:webHidden/>
               </w:rPr>
-              <w:instrText>PAGEREF _Toc216900032 \h</w:instrText>
+              <w:instrText>PAGEREF _Toc216958592 \h</w:instrText>
             </w:r>
             <w:r>
               <w:rPr>
@@ -4362,9 +4399,10 @@
         <w:p>
           <w:pPr>
             <w:pStyle w:val="TOC1"/>
-            <w:spacing w:line="420" w:lineRule="auto"/>
+            <w:wordWrap/>
+            <w:ind w:firstLine="482"/>
             <w:rPr>
-              <w:rFonts w:asciiTheme="minorHAnsi" w:eastAsiaTheme="minorEastAsia" w:hAnsiTheme="minorHAnsi" w:cstheme="minorBidi"/>
+              <w:rFonts w:asciiTheme="minorHAnsi" w:eastAsiaTheme="minorEastAsia" w:hAnsiTheme="minorHAnsi" w:cstheme="minorBidi" w:hint="eastAsia"/>
               <w:b/>
               <w:bCs/>
               <w:noProof/>
@@ -4373,7 +4411,7 @@
               <w14:ligatures w14:val="standardContextual"/>
             </w:rPr>
           </w:pPr>
-          <w:hyperlink w:anchor="_Toc216900033" w:history="1">
+          <w:hyperlink w:anchor="_Toc216958593" w:history="1">
             <w:r>
               <w:rPr>
                 <w:rStyle w:val="af5"/>
@@ -4382,42 +4420,30 @@
                 <w:bCs/>
                 <w:noProof/>
               </w:rPr>
-              <w:t>5.</w:t>
-            </w:r>
-            <w:r>
-              <w:rPr>
-                <w:rFonts w:asciiTheme="minorHAnsi" w:eastAsiaTheme="minorEastAsia" w:hAnsiTheme="minorHAnsi" w:cstheme="minorBidi" w:hint="eastAsia"/>
-                <w:b/>
-                <w:bCs/>
-                <w:noProof/>
-                <w:sz w:val="22"/>
-                <w:szCs w:val="24"/>
-                <w14:ligatures w14:val="standardContextual"/>
+              <w:t xml:space="preserve">5. </w:t>
+            </w:r>
+            <w:r>
+              <w:rPr>
+                <w:rStyle w:val="af5"/>
+                <w:rFonts w:hint="eastAsia"/>
+                <w:b/>
+                <w:bCs/>
+                <w:noProof/>
+              </w:rPr>
+              <w:t>研究方法与研究假设</w:t>
+            </w:r>
+            <w:r>
+              <w:rPr>
+                <w:rFonts w:hint="eastAsia"/>
+                <w:b/>
+                <w:bCs/>
+                <w:noProof/>
+                <w:webHidden/>
               </w:rPr>
               <w:tab/>
             </w:r>
             <w:r>
               <w:rPr>
-                <w:rStyle w:val="af5"/>
-                <w:rFonts w:hint="eastAsia"/>
-                <w:b/>
-                <w:bCs/>
-                <w:noProof/>
-              </w:rPr>
-              <w:t>研究方法</w:t>
-            </w:r>
-            <w:r>
-              <w:rPr>
-                <w:rFonts w:hint="eastAsia"/>
-                <w:b/>
-                <w:bCs/>
-                <w:noProof/>
-                <w:webHidden/>
-              </w:rPr>
-              <w:tab/>
-            </w:r>
-            <w:r>
-              <w:rPr>
                 <w:rFonts w:hint="eastAsia"/>
                 <w:b/>
                 <w:bCs/>
@@ -4443,7 +4469,7 @@
                 <w:noProof/>
                 <w:webHidden/>
               </w:rPr>
-              <w:instrText>PAGEREF _Toc216900033 \h</w:instrText>
+              <w:instrText>PAGEREF _Toc216958593 \h</w:instrText>
             </w:r>
             <w:r>
               <w:rPr>
@@ -4501,10 +4527,11 @@
             <w:tabs>
               <w:tab w:val="right" w:leader="dot" w:pos="8494"/>
             </w:tabs>
-            <w:spacing w:line="420" w:lineRule="auto"/>
-            <w:ind w:left="480"/>
+            <w:wordWrap/>
+            <w:spacing w:line="360" w:lineRule="auto"/>
+            <w:ind w:left="480" w:firstLine="482"/>
             <w:rPr>
-              <w:rFonts w:asciiTheme="minorHAnsi" w:eastAsiaTheme="minorEastAsia" w:hAnsiTheme="minorHAnsi" w:cstheme="minorBidi"/>
+              <w:rFonts w:asciiTheme="minorHAnsi" w:eastAsiaTheme="minorEastAsia" w:hAnsiTheme="minorHAnsi" w:cstheme="minorBidi" w:hint="eastAsia"/>
               <w:b/>
               <w:bCs/>
               <w:noProof/>
@@ -4513,7 +4540,7 @@
               <w14:ligatures w14:val="standardContextual"/>
             </w:rPr>
           </w:pPr>
-          <w:hyperlink w:anchor="_Toc216900034" w:history="1">
+          <w:hyperlink w:anchor="_Toc216958594" w:history="1">
             <w:r>
               <w:rPr>
                 <w:rStyle w:val="af5"/>
@@ -4532,7 +4559,7 @@
                 <w:bCs/>
                 <w:noProof/>
               </w:rPr>
-              <w:t>研究总体思路</w:t>
+              <w:t>研究思路与总体框架</w:t>
             </w:r>
             <w:r>
               <w:rPr>
@@ -4571,7 +4598,7 @@
                 <w:noProof/>
                 <w:webHidden/>
               </w:rPr>
-              <w:instrText>PAGEREF _Toc216900034 \h</w:instrText>
+              <w:instrText>PAGEREF _Toc216958594 \h</w:instrText>
             </w:r>
             <w:r>
               <w:rPr>
@@ -4630,10 +4657,11 @@
               <w:tab w:val="left" w:pos="1540"/>
               <w:tab w:val="right" w:leader="dot" w:pos="8494"/>
             </w:tabs>
-            <w:spacing w:line="420" w:lineRule="auto"/>
-            <w:ind w:left="480"/>
+            <w:wordWrap/>
+            <w:spacing w:line="360" w:lineRule="auto"/>
+            <w:ind w:left="480" w:firstLine="482"/>
             <w:rPr>
-              <w:rFonts w:asciiTheme="minorHAnsi" w:eastAsiaTheme="minorEastAsia" w:hAnsiTheme="minorHAnsi" w:cstheme="minorBidi"/>
+              <w:rFonts w:asciiTheme="minorHAnsi" w:eastAsiaTheme="minorEastAsia" w:hAnsiTheme="minorHAnsi" w:cstheme="minorBidi" w:hint="eastAsia"/>
               <w:b/>
               <w:bCs/>
               <w:noProof/>
@@ -4642,7 +4670,7 @@
               <w14:ligatures w14:val="standardContextual"/>
             </w:rPr>
           </w:pPr>
-          <w:hyperlink w:anchor="_Toc216900035" w:history="1">
+          <w:hyperlink w:anchor="_Toc216958595" w:history="1">
             <w:r>
               <w:rPr>
                 <w:rStyle w:val="af5"/>
@@ -4673,7 +4701,7 @@
                 <w:bCs/>
                 <w:noProof/>
               </w:rPr>
-              <w:t>事件研究方法的实施框架</w:t>
+              <w:t>研究假设的提出</w:t>
             </w:r>
             <w:r>
               <w:rPr>
@@ -4712,7 +4740,7 @@
                 <w:noProof/>
                 <w:webHidden/>
               </w:rPr>
-              <w:instrText>PAGEREF _Toc216900035 \h</w:instrText>
+              <w:instrText>PAGEREF _Toc216958595 \h</w:instrText>
             </w:r>
             <w:r>
               <w:rPr>
@@ -4771,10 +4799,11 @@
               <w:tab w:val="left" w:pos="1540"/>
               <w:tab w:val="right" w:leader="dot" w:pos="8494"/>
             </w:tabs>
-            <w:spacing w:line="420" w:lineRule="auto"/>
-            <w:ind w:left="480"/>
+            <w:wordWrap/>
+            <w:spacing w:line="360" w:lineRule="auto"/>
+            <w:ind w:left="480" w:firstLine="482"/>
             <w:rPr>
-              <w:rFonts w:asciiTheme="minorHAnsi" w:eastAsiaTheme="minorEastAsia" w:hAnsiTheme="minorHAnsi" w:cstheme="minorBidi"/>
+              <w:rFonts w:asciiTheme="minorHAnsi" w:eastAsiaTheme="minorEastAsia" w:hAnsiTheme="minorHAnsi" w:cstheme="minorBidi" w:hint="eastAsia"/>
               <w:b/>
               <w:bCs/>
               <w:noProof/>
@@ -4783,7 +4812,7 @@
               <w14:ligatures w14:val="standardContextual"/>
             </w:rPr>
           </w:pPr>
-          <w:hyperlink w:anchor="_Toc216900036" w:history="1">
+          <w:hyperlink w:anchor="_Toc216958596" w:history="1">
             <w:r>
               <w:rPr>
                 <w:rStyle w:val="af5"/>
@@ -4814,7 +4843,7 @@
                 <w:bCs/>
                 <w:noProof/>
               </w:rPr>
-              <w:t>事件分组的实证处理方式</w:t>
+              <w:t>事件研究方法的实施框架</w:t>
             </w:r>
             <w:r>
               <w:rPr>
@@ -4853,7 +4882,7 @@
                 <w:noProof/>
                 <w:webHidden/>
               </w:rPr>
-              <w:instrText>PAGEREF _Toc216900036 \h</w:instrText>
+              <w:instrText>PAGEREF _Toc216958596 \h</w:instrText>
             </w:r>
             <w:r>
               <w:rPr>
@@ -4912,10 +4941,11 @@
               <w:tab w:val="left" w:pos="1540"/>
               <w:tab w:val="right" w:leader="dot" w:pos="8494"/>
             </w:tabs>
-            <w:spacing w:line="420" w:lineRule="auto"/>
-            <w:ind w:left="480"/>
+            <w:wordWrap/>
+            <w:spacing w:line="360" w:lineRule="auto"/>
+            <w:ind w:left="480" w:firstLine="482"/>
             <w:rPr>
-              <w:rFonts w:asciiTheme="minorHAnsi" w:eastAsiaTheme="minorEastAsia" w:hAnsiTheme="minorHAnsi" w:cstheme="minorBidi"/>
+              <w:rFonts w:asciiTheme="minorHAnsi" w:eastAsiaTheme="minorEastAsia" w:hAnsiTheme="minorHAnsi" w:cstheme="minorBidi" w:hint="eastAsia"/>
               <w:b/>
               <w:bCs/>
               <w:noProof/>
@@ -4924,7 +4954,7 @@
               <w14:ligatures w14:val="standardContextual"/>
             </w:rPr>
           </w:pPr>
-          <w:hyperlink w:anchor="_Toc216900037" w:history="1">
+          <w:hyperlink w:anchor="_Toc216958597" w:history="1">
             <w:r>
               <w:rPr>
                 <w:rStyle w:val="af5"/>
@@ -4955,7 +4985,7 @@
                 <w:bCs/>
                 <w:noProof/>
               </w:rPr>
-              <w:t>平均事件反应的计算方法</w:t>
+              <w:t>事件分组的实证处理方式</w:t>
             </w:r>
             <w:r>
               <w:rPr>
@@ -4994,7 +5024,7 @@
                 <w:noProof/>
                 <w:webHidden/>
               </w:rPr>
-              <w:instrText>PAGEREF _Toc216900037 \h</w:instrText>
+              <w:instrText>PAGEREF _Toc216958597 \h</w:instrText>
             </w:r>
             <w:r>
               <w:rPr>
@@ -5048,10 +5078,16 @@
         </w:p>
         <w:p>
           <w:pPr>
-            <w:pStyle w:val="TOC1"/>
-            <w:spacing w:line="420" w:lineRule="auto"/>
+            <w:pStyle w:val="TOC2"/>
+            <w:tabs>
+              <w:tab w:val="left" w:pos="1540"/>
+              <w:tab w:val="right" w:leader="dot" w:pos="8494"/>
+            </w:tabs>
+            <w:wordWrap/>
+            <w:spacing w:line="360" w:lineRule="auto"/>
+            <w:ind w:left="480" w:firstLine="482"/>
             <w:rPr>
-              <w:rFonts w:asciiTheme="minorHAnsi" w:eastAsiaTheme="minorEastAsia" w:hAnsiTheme="minorHAnsi" w:cstheme="minorBidi"/>
+              <w:rFonts w:asciiTheme="minorHAnsi" w:eastAsiaTheme="minorEastAsia" w:hAnsiTheme="minorHAnsi" w:cstheme="minorBidi" w:hint="eastAsia"/>
               <w:b/>
               <w:bCs/>
               <w:noProof/>
@@ -5060,7 +5096,7 @@
               <w14:ligatures w14:val="standardContextual"/>
             </w:rPr>
           </w:pPr>
-          <w:hyperlink w:anchor="_Toc216900038" w:history="1">
+          <w:hyperlink w:anchor="_Toc216958598" w:history="1">
             <w:r>
               <w:rPr>
                 <w:rStyle w:val="af5"/>
@@ -5069,7 +5105,7 @@
                 <w:bCs/>
                 <w:noProof/>
               </w:rPr>
-              <w:t>6.</w:t>
+              <w:t>5.5</w:t>
             </w:r>
             <w:r>
               <w:rPr>
@@ -5091,6 +5127,273 @@
                 <w:bCs/>
                 <w:noProof/>
               </w:rPr>
+              <w:t>平均事件反应的计算方法</w:t>
+            </w:r>
+            <w:r>
+              <w:rPr>
+                <w:rFonts w:hint="eastAsia"/>
+                <w:b/>
+                <w:bCs/>
+                <w:noProof/>
+                <w:webHidden/>
+              </w:rPr>
+              <w:tab/>
+            </w:r>
+            <w:r>
+              <w:rPr>
+                <w:rFonts w:hint="eastAsia"/>
+                <w:b/>
+                <w:bCs/>
+                <w:noProof/>
+                <w:webHidden/>
+              </w:rPr>
+              <w:fldChar w:fldCharType="begin"/>
+            </w:r>
+            <w:r>
+              <w:rPr>
+                <w:rFonts w:hint="eastAsia"/>
+                <w:b/>
+                <w:bCs/>
+                <w:noProof/>
+                <w:webHidden/>
+              </w:rPr>
+              <w:instrText xml:space="preserve"> </w:instrText>
+            </w:r>
+            <w:r>
+              <w:rPr>
+                <w:b/>
+                <w:bCs/>
+                <w:noProof/>
+                <w:webHidden/>
+              </w:rPr>
+              <w:instrText>PAGEREF _Toc216958598 \h</w:instrText>
+            </w:r>
+            <w:r>
+              <w:rPr>
+                <w:rFonts w:hint="eastAsia"/>
+                <w:b/>
+                <w:bCs/>
+                <w:noProof/>
+                <w:webHidden/>
+              </w:rPr>
+              <w:instrText xml:space="preserve"> </w:instrText>
+            </w:r>
+            <w:r>
+              <w:rPr>
+                <w:rFonts w:hint="eastAsia"/>
+                <w:b/>
+                <w:bCs/>
+                <w:noProof/>
+                <w:webHidden/>
+              </w:rPr>
+            </w:r>
+            <w:r>
+              <w:rPr>
+                <w:rFonts w:hint="eastAsia"/>
+                <w:b/>
+                <w:bCs/>
+                <w:noProof/>
+                <w:webHidden/>
+              </w:rPr>
+              <w:fldChar w:fldCharType="separate"/>
+            </w:r>
+            <w:r>
+              <w:rPr>
+                <w:b/>
+                <w:bCs/>
+                <w:noProof/>
+                <w:webHidden/>
+              </w:rPr>
+              <w:t>13</w:t>
+            </w:r>
+            <w:r>
+              <w:rPr>
+                <w:rFonts w:hint="eastAsia"/>
+                <w:b/>
+                <w:bCs/>
+                <w:noProof/>
+                <w:webHidden/>
+              </w:rPr>
+              <w:fldChar w:fldCharType="end"/>
+            </w:r>
+          </w:hyperlink>
+        </w:p>
+        <w:p>
+          <w:pPr>
+            <w:pStyle w:val="TOC2"/>
+            <w:tabs>
+              <w:tab w:val="left" w:pos="1540"/>
+              <w:tab w:val="right" w:leader="dot" w:pos="8494"/>
+            </w:tabs>
+            <w:wordWrap/>
+            <w:spacing w:line="360" w:lineRule="auto"/>
+            <w:ind w:left="480" w:firstLine="482"/>
+            <w:rPr>
+              <w:rFonts w:asciiTheme="minorHAnsi" w:eastAsiaTheme="minorEastAsia" w:hAnsiTheme="minorHAnsi" w:cstheme="minorBidi" w:hint="eastAsia"/>
+              <w:b/>
+              <w:bCs/>
+              <w:noProof/>
+              <w:sz w:val="22"/>
+              <w:szCs w:val="24"/>
+              <w14:ligatures w14:val="standardContextual"/>
+            </w:rPr>
+          </w:pPr>
+          <w:hyperlink w:anchor="_Toc216958599" w:history="1">
+            <w:r>
+              <w:rPr>
+                <w:rStyle w:val="af5"/>
+                <w:rFonts w:hint="eastAsia"/>
+                <w:b/>
+                <w:bCs/>
+                <w:noProof/>
+              </w:rPr>
+              <w:t>5.6</w:t>
+            </w:r>
+            <w:r>
+              <w:rPr>
+                <w:rFonts w:asciiTheme="minorHAnsi" w:eastAsiaTheme="minorEastAsia" w:hAnsiTheme="minorHAnsi" w:cstheme="minorBidi" w:hint="eastAsia"/>
+                <w:b/>
+                <w:bCs/>
+                <w:noProof/>
+                <w:sz w:val="22"/>
+                <w:szCs w:val="24"/>
+                <w14:ligatures w14:val="standardContextual"/>
+              </w:rPr>
+              <w:tab/>
+            </w:r>
+            <w:r>
+              <w:rPr>
+                <w:rStyle w:val="af5"/>
+                <w:rFonts w:hint="eastAsia"/>
+                <w:b/>
+                <w:bCs/>
+                <w:noProof/>
+              </w:rPr>
+              <w:t>统计检验方法</w:t>
+            </w:r>
+            <w:r>
+              <w:rPr>
+                <w:rFonts w:hint="eastAsia"/>
+                <w:b/>
+                <w:bCs/>
+                <w:noProof/>
+                <w:webHidden/>
+              </w:rPr>
+              <w:tab/>
+            </w:r>
+            <w:r>
+              <w:rPr>
+                <w:rFonts w:hint="eastAsia"/>
+                <w:b/>
+                <w:bCs/>
+                <w:noProof/>
+                <w:webHidden/>
+              </w:rPr>
+              <w:fldChar w:fldCharType="begin"/>
+            </w:r>
+            <w:r>
+              <w:rPr>
+                <w:rFonts w:hint="eastAsia"/>
+                <w:b/>
+                <w:bCs/>
+                <w:noProof/>
+                <w:webHidden/>
+              </w:rPr>
+              <w:instrText xml:space="preserve"> </w:instrText>
+            </w:r>
+            <w:r>
+              <w:rPr>
+                <w:b/>
+                <w:bCs/>
+                <w:noProof/>
+                <w:webHidden/>
+              </w:rPr>
+              <w:instrText>PAGEREF _Toc216958599 \h</w:instrText>
+            </w:r>
+            <w:r>
+              <w:rPr>
+                <w:rFonts w:hint="eastAsia"/>
+                <w:b/>
+                <w:bCs/>
+                <w:noProof/>
+                <w:webHidden/>
+              </w:rPr>
+              <w:instrText xml:space="preserve"> </w:instrText>
+            </w:r>
+            <w:r>
+              <w:rPr>
+                <w:rFonts w:hint="eastAsia"/>
+                <w:b/>
+                <w:bCs/>
+                <w:noProof/>
+                <w:webHidden/>
+              </w:rPr>
+            </w:r>
+            <w:r>
+              <w:rPr>
+                <w:rFonts w:hint="eastAsia"/>
+                <w:b/>
+                <w:bCs/>
+                <w:noProof/>
+                <w:webHidden/>
+              </w:rPr>
+              <w:fldChar w:fldCharType="separate"/>
+            </w:r>
+            <w:r>
+              <w:rPr>
+                <w:b/>
+                <w:bCs/>
+                <w:noProof/>
+                <w:webHidden/>
+              </w:rPr>
+              <w:t>14</w:t>
+            </w:r>
+            <w:r>
+              <w:rPr>
+                <w:rFonts w:hint="eastAsia"/>
+                <w:b/>
+                <w:bCs/>
+                <w:noProof/>
+                <w:webHidden/>
+              </w:rPr>
+              <w:fldChar w:fldCharType="end"/>
+            </w:r>
+          </w:hyperlink>
+        </w:p>
+        <w:p>
+          <w:pPr>
+            <w:pStyle w:val="TOC1"/>
+            <w:wordWrap/>
+            <w:ind w:firstLine="482"/>
+            <w:rPr>
+              <w:rFonts w:asciiTheme="minorHAnsi" w:eastAsiaTheme="minorEastAsia" w:hAnsiTheme="minorHAnsi" w:cstheme="minorBidi" w:hint="eastAsia"/>
+              <w:b/>
+              <w:bCs/>
+              <w:noProof/>
+              <w:sz w:val="22"/>
+              <w:szCs w:val="24"/>
+              <w14:ligatures w14:val="standardContextual"/>
+            </w:rPr>
+          </w:pPr>
+          <w:hyperlink w:anchor="_Toc216958600" w:history="1">
+            <w:r>
+              <w:rPr>
+                <w:rStyle w:val="af5"/>
+                <w:rFonts w:hint="eastAsia"/>
+                <w:b/>
+                <w:bCs/>
+                <w:noProof/>
+              </w:rPr>
+              <w:t xml:space="preserve">6. </w:t>
+            </w:r>
+            <w:r>
+              <w:rPr>
+                <w:rStyle w:val="af5"/>
+                <w:rFonts w:hint="eastAsia"/>
+                <w:b/>
+                <w:bCs/>
+                <w:noProof/>
+              </w:rPr>
               <w:t>实证结果与分析</w:t>
             </w:r>
             <w:r>
@@ -5130,7 +5433,7 @@
                 <w:noProof/>
                 <w:webHidden/>
               </w:rPr>
-              <w:instrText>PAGEREF _Toc216900038 \h</w:instrText>
+              <w:instrText>PAGEREF _Toc216958600 \h</w:instrText>
             </w:r>
             <w:r>
               <w:rPr>
@@ -5168,7 +5471,7 @@
                 <w:noProof/>
                 <w:webHidden/>
               </w:rPr>
-              <w:t>13</w:t>
+              <w:t>14</w:t>
             </w:r>
             <w:r>
               <w:rPr>
@@ -5188,10 +5491,11 @@
             <w:tabs>
               <w:tab w:val="right" w:leader="dot" w:pos="8494"/>
             </w:tabs>
-            <w:spacing w:line="420" w:lineRule="auto"/>
-            <w:ind w:left="480"/>
+            <w:wordWrap/>
+            <w:spacing w:line="360" w:lineRule="auto"/>
+            <w:ind w:left="480" w:firstLine="482"/>
             <w:rPr>
-              <w:rFonts w:asciiTheme="minorHAnsi" w:eastAsiaTheme="minorEastAsia" w:hAnsiTheme="minorHAnsi" w:cstheme="minorBidi"/>
+              <w:rFonts w:asciiTheme="minorHAnsi" w:eastAsiaTheme="minorEastAsia" w:hAnsiTheme="minorHAnsi" w:cstheme="minorBidi" w:hint="eastAsia"/>
               <w:b/>
               <w:bCs/>
               <w:noProof/>
@@ -5200,7 +5504,7 @@
               <w14:ligatures w14:val="standardContextual"/>
             </w:rPr>
           </w:pPr>
-          <w:hyperlink w:anchor="_Toc216900039" w:history="1">
+          <w:hyperlink w:anchor="_Toc216958601" w:history="1">
             <w:r>
               <w:rPr>
                 <w:rStyle w:val="af5"/>
@@ -5258,7 +5562,7 @@
                 <w:noProof/>
                 <w:webHidden/>
               </w:rPr>
-              <w:instrText>PAGEREF _Toc216900039 \h</w:instrText>
+              <w:instrText>PAGEREF _Toc216958601 \h</w:instrText>
             </w:r>
             <w:r>
               <w:rPr>
@@ -5316,10 +5620,11 @@
             <w:tabs>
               <w:tab w:val="right" w:leader="dot" w:pos="8494"/>
             </w:tabs>
-            <w:spacing w:line="420" w:lineRule="auto"/>
-            <w:ind w:left="480"/>
+            <w:wordWrap/>
+            <w:spacing w:line="360" w:lineRule="auto"/>
+            <w:ind w:left="480" w:firstLine="482"/>
             <w:rPr>
-              <w:rFonts w:asciiTheme="minorHAnsi" w:eastAsiaTheme="minorEastAsia" w:hAnsiTheme="minorHAnsi" w:cstheme="minorBidi"/>
+              <w:rFonts w:asciiTheme="minorHAnsi" w:eastAsiaTheme="minorEastAsia" w:hAnsiTheme="minorHAnsi" w:cstheme="minorBidi" w:hint="eastAsia"/>
               <w:b/>
               <w:bCs/>
               <w:noProof/>
@@ -5328,7 +5633,7 @@
               <w14:ligatures w14:val="standardContextual"/>
             </w:rPr>
           </w:pPr>
-          <w:hyperlink w:anchor="_Toc216900040" w:history="1">
+          <w:hyperlink w:anchor="_Toc216958602" w:history="1">
             <w:r>
               <w:rPr>
                 <w:rStyle w:val="af5"/>
@@ -5386,7 +5691,7 @@
                 <w:noProof/>
                 <w:webHidden/>
               </w:rPr>
-              <w:instrText>PAGEREF _Toc216900040 \h</w:instrText>
+              <w:instrText>PAGEREF _Toc216958602 \h</w:instrText>
             </w:r>
             <w:r>
               <w:rPr>
@@ -5444,10 +5749,11 @@
             <w:tabs>
               <w:tab w:val="right" w:leader="dot" w:pos="8494"/>
             </w:tabs>
-            <w:spacing w:line="420" w:lineRule="auto"/>
-            <w:ind w:left="480"/>
+            <w:wordWrap/>
+            <w:spacing w:line="360" w:lineRule="auto"/>
+            <w:ind w:left="480" w:firstLine="482"/>
             <w:rPr>
-              <w:rFonts w:asciiTheme="minorHAnsi" w:eastAsiaTheme="minorEastAsia" w:hAnsiTheme="minorHAnsi" w:cstheme="minorBidi"/>
+              <w:rFonts w:asciiTheme="minorHAnsi" w:eastAsiaTheme="minorEastAsia" w:hAnsiTheme="minorHAnsi" w:cstheme="minorBidi" w:hint="eastAsia"/>
               <w:b/>
               <w:bCs/>
               <w:noProof/>
@@ -5456,7 +5762,7 @@
               <w14:ligatures w14:val="standardContextual"/>
             </w:rPr>
           </w:pPr>
-          <w:hyperlink w:anchor="_Toc216900041" w:history="1">
+          <w:hyperlink w:anchor="_Toc216958603" w:history="1">
             <w:r>
               <w:rPr>
                 <w:rStyle w:val="af5"/>
@@ -5514,7 +5820,7 @@
                 <w:noProof/>
                 <w:webHidden/>
               </w:rPr>
-              <w:instrText>PAGEREF _Toc216900041 \h</w:instrText>
+              <w:instrText>PAGEREF _Toc216958603 \h</w:instrText>
             </w:r>
             <w:r>
               <w:rPr>
@@ -5572,10 +5878,11 @@
             <w:tabs>
               <w:tab w:val="right" w:leader="dot" w:pos="8494"/>
             </w:tabs>
-            <w:spacing w:line="420" w:lineRule="auto"/>
-            <w:ind w:left="960"/>
+            <w:wordWrap/>
+            <w:spacing w:line="360" w:lineRule="auto"/>
+            <w:ind w:left="960" w:firstLine="482"/>
             <w:rPr>
-              <w:rFonts w:asciiTheme="minorHAnsi" w:eastAsiaTheme="minorEastAsia" w:hAnsiTheme="minorHAnsi" w:cstheme="minorBidi"/>
+              <w:rFonts w:asciiTheme="minorHAnsi" w:eastAsiaTheme="minorEastAsia" w:hAnsiTheme="minorHAnsi" w:cstheme="minorBidi" w:hint="eastAsia"/>
               <w:b/>
               <w:bCs/>
               <w:noProof/>
@@ -5584,7 +5891,7 @@
               <w14:ligatures w14:val="standardContextual"/>
             </w:rPr>
           </w:pPr>
-          <w:hyperlink w:anchor="_Toc216900042" w:history="1">
+          <w:hyperlink w:anchor="_Toc216958604" w:history="1">
             <w:r>
               <w:rPr>
                 <w:rStyle w:val="af5"/>
@@ -5642,7 +5949,7 @@
                 <w:noProof/>
                 <w:webHidden/>
               </w:rPr>
-              <w:instrText>PAGEREF _Toc216900042 \h</w:instrText>
+              <w:instrText>PAGEREF _Toc216958604 \h</w:instrText>
             </w:r>
             <w:r>
               <w:rPr>
@@ -5700,10 +6007,11 @@
             <w:tabs>
               <w:tab w:val="right" w:leader="dot" w:pos="8494"/>
             </w:tabs>
-            <w:spacing w:line="420" w:lineRule="auto"/>
-            <w:ind w:left="960"/>
+            <w:wordWrap/>
+            <w:spacing w:line="360" w:lineRule="auto"/>
+            <w:ind w:left="960" w:firstLine="482"/>
             <w:rPr>
-              <w:rFonts w:asciiTheme="minorHAnsi" w:eastAsiaTheme="minorEastAsia" w:hAnsiTheme="minorHAnsi" w:cstheme="minorBidi"/>
+              <w:rFonts w:asciiTheme="minorHAnsi" w:eastAsiaTheme="minorEastAsia" w:hAnsiTheme="minorHAnsi" w:cstheme="minorBidi" w:hint="eastAsia"/>
               <w:b/>
               <w:bCs/>
               <w:noProof/>
@@ -5712,7 +6020,7 @@
               <w14:ligatures w14:val="standardContextual"/>
             </w:rPr>
           </w:pPr>
-          <w:hyperlink w:anchor="_Toc216900043" w:history="1">
+          <w:hyperlink w:anchor="_Toc216958605" w:history="1">
             <w:r>
               <w:rPr>
                 <w:rStyle w:val="af5"/>
@@ -5770,7 +6078,7 @@
                 <w:noProof/>
                 <w:webHidden/>
               </w:rPr>
-              <w:instrText>PAGEREF _Toc216900043 \h</w:instrText>
+              <w:instrText>PAGEREF _Toc216958605 \h</w:instrText>
             </w:r>
             <w:r>
               <w:rPr>
@@ -5828,10 +6136,11 @@
             <w:tabs>
               <w:tab w:val="right" w:leader="dot" w:pos="8494"/>
             </w:tabs>
-            <w:spacing w:line="420" w:lineRule="auto"/>
-            <w:ind w:left="960"/>
+            <w:wordWrap/>
+            <w:spacing w:line="360" w:lineRule="auto"/>
+            <w:ind w:left="960" w:firstLine="482"/>
             <w:rPr>
-              <w:rFonts w:asciiTheme="minorHAnsi" w:eastAsiaTheme="minorEastAsia" w:hAnsiTheme="minorHAnsi" w:cstheme="minorBidi"/>
+              <w:rFonts w:asciiTheme="minorHAnsi" w:eastAsiaTheme="minorEastAsia" w:hAnsiTheme="minorHAnsi" w:cstheme="minorBidi" w:hint="eastAsia"/>
               <w:b/>
               <w:bCs/>
               <w:noProof/>
@@ -5840,7 +6149,7 @@
               <w14:ligatures w14:val="standardContextual"/>
             </w:rPr>
           </w:pPr>
-          <w:hyperlink w:anchor="_Toc216900044" w:history="1">
+          <w:hyperlink w:anchor="_Toc216958606" w:history="1">
             <w:r>
               <w:rPr>
                 <w:rStyle w:val="af5"/>
@@ -5898,7 +6207,7 @@
                 <w:noProof/>
                 <w:webHidden/>
               </w:rPr>
-              <w:instrText>PAGEREF _Toc216900044 \h</w:instrText>
+              <w:instrText>PAGEREF _Toc216958606 \h</w:instrText>
             </w:r>
             <w:r>
               <w:rPr>
@@ -5956,10 +6265,11 @@
             <w:tabs>
               <w:tab w:val="right" w:leader="dot" w:pos="8494"/>
             </w:tabs>
-            <w:spacing w:line="420" w:lineRule="auto"/>
-            <w:ind w:left="480"/>
+            <w:wordWrap/>
+            <w:spacing w:line="360" w:lineRule="auto"/>
+            <w:ind w:left="480" w:firstLine="482"/>
             <w:rPr>
-              <w:rFonts w:asciiTheme="minorHAnsi" w:eastAsiaTheme="minorEastAsia" w:hAnsiTheme="minorHAnsi" w:cstheme="minorBidi"/>
+              <w:rFonts w:asciiTheme="minorHAnsi" w:eastAsiaTheme="minorEastAsia" w:hAnsiTheme="minorHAnsi" w:cstheme="minorBidi" w:hint="eastAsia"/>
               <w:b/>
               <w:bCs/>
               <w:noProof/>
@@ -5968,7 +6278,7 @@
               <w14:ligatures w14:val="standardContextual"/>
             </w:rPr>
           </w:pPr>
-          <w:hyperlink w:anchor="_Toc216900045" w:history="1">
+          <w:hyperlink w:anchor="_Toc216958607" w:history="1">
             <w:r>
               <w:rPr>
                 <w:rStyle w:val="af5"/>
@@ -5987,7 +6297,7 @@
                 <w:bCs/>
                 <w:noProof/>
               </w:rPr>
-              <w:t>小结</w:t>
+              <w:t>不同事件类型影响差异的统计检验</w:t>
             </w:r>
             <w:r>
               <w:rPr>
@@ -6026,7 +6336,7 @@
                 <w:noProof/>
                 <w:webHidden/>
               </w:rPr>
-              <w:instrText>PAGEREF _Toc216900045 \h</w:instrText>
+              <w:instrText>PAGEREF _Toc216958607 \h</w:instrText>
             </w:r>
             <w:r>
               <w:rPr>
@@ -6064,7 +6374,7 @@
                 <w:noProof/>
                 <w:webHidden/>
               </w:rPr>
-              <w:t>17</w:t>
+              <w:t>18</w:t>
             </w:r>
             <w:r>
               <w:rPr>
@@ -6080,10 +6390,15 @@
         </w:p>
         <w:p>
           <w:pPr>
-            <w:pStyle w:val="TOC1"/>
-            <w:spacing w:line="420" w:lineRule="auto"/>
+            <w:pStyle w:val="TOC2"/>
+            <w:tabs>
+              <w:tab w:val="right" w:leader="dot" w:pos="8494"/>
+            </w:tabs>
+            <w:wordWrap/>
+            <w:spacing w:line="360" w:lineRule="auto"/>
+            <w:ind w:left="480" w:firstLine="482"/>
             <w:rPr>
-              <w:rFonts w:asciiTheme="minorHAnsi" w:eastAsiaTheme="minorEastAsia" w:hAnsiTheme="minorHAnsi" w:cstheme="minorBidi"/>
+              <w:rFonts w:asciiTheme="minorHAnsi" w:eastAsiaTheme="minorEastAsia" w:hAnsiTheme="minorHAnsi" w:cstheme="minorBidi" w:hint="eastAsia"/>
               <w:b/>
               <w:bCs/>
               <w:noProof/>
@@ -6092,7 +6407,7 @@
               <w14:ligatures w14:val="standardContextual"/>
             </w:rPr>
           </w:pPr>
-          <w:hyperlink w:anchor="_Toc216900046" w:history="1">
+          <w:hyperlink w:anchor="_Toc216958608" w:history="1">
             <w:r>
               <w:rPr>
                 <w:rStyle w:val="af5"/>
@@ -6101,28 +6416,141 @@
                 <w:bCs/>
                 <w:noProof/>
               </w:rPr>
-              <w:t>7.</w:t>
-            </w:r>
-            <w:r>
-              <w:rPr>
-                <w:rFonts w:asciiTheme="minorHAnsi" w:eastAsiaTheme="minorEastAsia" w:hAnsiTheme="minorHAnsi" w:cstheme="minorBidi" w:hint="eastAsia"/>
-                <w:b/>
-                <w:bCs/>
-                <w:noProof/>
-                <w:sz w:val="22"/>
-                <w:szCs w:val="24"/>
-                <w14:ligatures w14:val="standardContextual"/>
+              <w:t xml:space="preserve">6.5 </w:t>
+            </w:r>
+            <w:r>
+              <w:rPr>
+                <w:rStyle w:val="af5"/>
+                <w:rFonts w:hint="eastAsia"/>
+                <w:b/>
+                <w:bCs/>
+                <w:noProof/>
+              </w:rPr>
+              <w:t>小结</w:t>
+            </w:r>
+            <w:r>
+              <w:rPr>
+                <w:rFonts w:hint="eastAsia"/>
+                <w:b/>
+                <w:bCs/>
+                <w:noProof/>
+                <w:webHidden/>
               </w:rPr>
               <w:tab/>
             </w:r>
             <w:r>
               <w:rPr>
+                <w:rFonts w:hint="eastAsia"/>
+                <w:b/>
+                <w:bCs/>
+                <w:noProof/>
+                <w:webHidden/>
+              </w:rPr>
+              <w:fldChar w:fldCharType="begin"/>
+            </w:r>
+            <w:r>
+              <w:rPr>
+                <w:rFonts w:hint="eastAsia"/>
+                <w:b/>
+                <w:bCs/>
+                <w:noProof/>
+                <w:webHidden/>
+              </w:rPr>
+              <w:instrText xml:space="preserve"> </w:instrText>
+            </w:r>
+            <w:r>
+              <w:rPr>
+                <w:b/>
+                <w:bCs/>
+                <w:noProof/>
+                <w:webHidden/>
+              </w:rPr>
+              <w:instrText>PAGEREF _Toc216958608 \h</w:instrText>
+            </w:r>
+            <w:r>
+              <w:rPr>
+                <w:rFonts w:hint="eastAsia"/>
+                <w:b/>
+                <w:bCs/>
+                <w:noProof/>
+                <w:webHidden/>
+              </w:rPr>
+              <w:instrText xml:space="preserve"> </w:instrText>
+            </w:r>
+            <w:r>
+              <w:rPr>
+                <w:rFonts w:hint="eastAsia"/>
+                <w:b/>
+                <w:bCs/>
+                <w:noProof/>
+                <w:webHidden/>
+              </w:rPr>
+            </w:r>
+            <w:r>
+              <w:rPr>
+                <w:rFonts w:hint="eastAsia"/>
+                <w:b/>
+                <w:bCs/>
+                <w:noProof/>
+                <w:webHidden/>
+              </w:rPr>
+              <w:fldChar w:fldCharType="separate"/>
+            </w:r>
+            <w:r>
+              <w:rPr>
+                <w:b/>
+                <w:bCs/>
+                <w:noProof/>
+                <w:webHidden/>
+              </w:rPr>
+              <w:t>19</w:t>
+            </w:r>
+            <w:r>
+              <w:rPr>
+                <w:rFonts w:hint="eastAsia"/>
+                <w:b/>
+                <w:bCs/>
+                <w:noProof/>
+                <w:webHidden/>
+              </w:rPr>
+              <w:fldChar w:fldCharType="end"/>
+            </w:r>
+          </w:hyperlink>
+        </w:p>
+        <w:p>
+          <w:pPr>
+            <w:pStyle w:val="TOC1"/>
+            <w:wordWrap/>
+            <w:ind w:firstLine="482"/>
+            <w:rPr>
+              <w:rFonts w:asciiTheme="minorHAnsi" w:eastAsiaTheme="minorEastAsia" w:hAnsiTheme="minorHAnsi" w:cstheme="minorBidi" w:hint="eastAsia"/>
+              <w:b/>
+              <w:bCs/>
+              <w:noProof/>
+              <w:sz w:val="22"/>
+              <w:szCs w:val="24"/>
+              <w14:ligatures w14:val="standardContextual"/>
+            </w:rPr>
+          </w:pPr>
+          <w:hyperlink w:anchor="_Toc216958609" w:history="1">
+            <w:r>
+              <w:rPr>
                 <w:rStyle w:val="af5"/>
                 <w:rFonts w:hint="eastAsia"/>
                 <w:b/>
                 <w:bCs/>
                 <w:noProof/>
               </w:rPr>
+              <w:t xml:space="preserve">7. </w:t>
+            </w:r>
+            <w:r>
+              <w:rPr>
+                <w:rStyle w:val="af5"/>
+                <w:rFonts w:hint="eastAsia"/>
+                <w:b/>
+                <w:bCs/>
+                <w:noProof/>
+              </w:rPr>
               <w:t>思考与讨论</w:t>
             </w:r>
             <w:r>
@@ -6162,7 +6590,7 @@
                 <w:noProof/>
                 <w:webHidden/>
               </w:rPr>
-              <w:instrText>PAGEREF _Toc216900046 \h</w:instrText>
+              <w:instrText>PAGEREF _Toc216958609 \h</w:instrText>
             </w:r>
             <w:r>
               <w:rPr>
@@ -6200,7 +6628,7 @@
                 <w:noProof/>
                 <w:webHidden/>
               </w:rPr>
-              <w:t>18</w:t>
+              <w:t>20</w:t>
             </w:r>
             <w:r>
               <w:rPr>
@@ -6220,10 +6648,11 @@
             <w:tabs>
               <w:tab w:val="right" w:leader="dot" w:pos="8494"/>
             </w:tabs>
-            <w:spacing w:line="420" w:lineRule="auto"/>
-            <w:ind w:left="480"/>
+            <w:wordWrap/>
+            <w:spacing w:line="360" w:lineRule="auto"/>
+            <w:ind w:left="480" w:firstLine="482"/>
             <w:rPr>
-              <w:rFonts w:asciiTheme="minorHAnsi" w:eastAsiaTheme="minorEastAsia" w:hAnsiTheme="minorHAnsi" w:cstheme="minorBidi"/>
+              <w:rFonts w:asciiTheme="minorHAnsi" w:eastAsiaTheme="minorEastAsia" w:hAnsiTheme="minorHAnsi" w:cstheme="minorBidi" w:hint="eastAsia"/>
               <w:b/>
               <w:bCs/>
               <w:noProof/>
@@ -6232,7 +6661,7 @@
               <w14:ligatures w14:val="standardContextual"/>
             </w:rPr>
           </w:pPr>
-          <w:hyperlink w:anchor="_Toc216900047" w:history="1">
+          <w:hyperlink w:anchor="_Toc216958610" w:history="1">
             <w:r>
               <w:rPr>
                 <w:rStyle w:val="af5"/>
@@ -6290,7 +6719,7 @@
                 <w:noProof/>
                 <w:webHidden/>
               </w:rPr>
-              <w:instrText>PAGEREF _Toc216900047 \h</w:instrText>
+              <w:instrText>PAGEREF _Toc216958610 \h</w:instrText>
             </w:r>
             <w:r>
               <w:rPr>
@@ -6328,7 +6757,7 @@
                 <w:noProof/>
                 <w:webHidden/>
               </w:rPr>
-              <w:t>18</w:t>
+              <w:t>20</w:t>
             </w:r>
             <w:r>
               <w:rPr>
@@ -6348,10 +6777,11 @@
             <w:tabs>
               <w:tab w:val="right" w:leader="dot" w:pos="8494"/>
             </w:tabs>
-            <w:spacing w:line="420" w:lineRule="auto"/>
-            <w:ind w:left="480"/>
+            <w:wordWrap/>
+            <w:spacing w:line="360" w:lineRule="auto"/>
+            <w:ind w:left="480" w:firstLine="482"/>
             <w:rPr>
-              <w:rFonts w:asciiTheme="minorHAnsi" w:eastAsiaTheme="minorEastAsia" w:hAnsiTheme="minorHAnsi" w:cstheme="minorBidi"/>
+              <w:rFonts w:asciiTheme="minorHAnsi" w:eastAsiaTheme="minorEastAsia" w:hAnsiTheme="minorHAnsi" w:cstheme="minorBidi" w:hint="eastAsia"/>
               <w:b/>
               <w:bCs/>
               <w:noProof/>
@@ -6360,7 +6790,7 @@
               <w14:ligatures w14:val="standardContextual"/>
             </w:rPr>
           </w:pPr>
-          <w:hyperlink w:anchor="_Toc216900048" w:history="1">
+          <w:hyperlink w:anchor="_Toc216958611" w:history="1">
             <w:r>
               <w:rPr>
                 <w:rStyle w:val="af5"/>
@@ -6418,7 +6848,7 @@
                 <w:noProof/>
                 <w:webHidden/>
               </w:rPr>
-              <w:instrText>PAGEREF _Toc216900048 \h</w:instrText>
+              <w:instrText>PAGEREF _Toc216958611 \h</w:instrText>
             </w:r>
             <w:r>
               <w:rPr>
@@ -6456,7 +6886,7 @@
                 <w:noProof/>
                 <w:webHidden/>
               </w:rPr>
-              <w:t>18</w:t>
+              <w:t>21</w:t>
             </w:r>
             <w:r>
               <w:rPr>
@@ -6476,10 +6906,11 @@
             <w:tabs>
               <w:tab w:val="right" w:leader="dot" w:pos="8494"/>
             </w:tabs>
-            <w:spacing w:line="420" w:lineRule="auto"/>
-            <w:ind w:left="480"/>
+            <w:wordWrap/>
+            <w:spacing w:line="360" w:lineRule="auto"/>
+            <w:ind w:left="480" w:firstLine="482"/>
             <w:rPr>
-              <w:rFonts w:asciiTheme="minorHAnsi" w:eastAsiaTheme="minorEastAsia" w:hAnsiTheme="minorHAnsi" w:cstheme="minorBidi"/>
+              <w:rFonts w:asciiTheme="minorHAnsi" w:eastAsiaTheme="minorEastAsia" w:hAnsiTheme="minorHAnsi" w:cstheme="minorBidi" w:hint="eastAsia"/>
               <w:b/>
               <w:bCs/>
               <w:noProof/>
@@ -6488,7 +6919,7 @@
               <w14:ligatures w14:val="standardContextual"/>
             </w:rPr>
           </w:pPr>
-          <w:hyperlink w:anchor="_Toc216900049" w:history="1">
+          <w:hyperlink w:anchor="_Toc216958612" w:history="1">
             <w:r>
               <w:rPr>
                 <w:rStyle w:val="af5"/>
@@ -6546,7 +6977,7 @@
                 <w:noProof/>
                 <w:webHidden/>
               </w:rPr>
-              <w:instrText>PAGEREF _Toc216900049 \h</w:instrText>
+              <w:instrText>PAGEREF _Toc216958612 \h</w:instrText>
             </w:r>
             <w:r>
               <w:rPr>
@@ -6584,7 +7015,7 @@
                 <w:noProof/>
                 <w:webHidden/>
               </w:rPr>
-              <w:t>19</w:t>
+              <w:t>21</w:t>
             </w:r>
             <w:r>
               <w:rPr>
@@ -6604,10 +7035,11 @@
             <w:tabs>
               <w:tab w:val="right" w:leader="dot" w:pos="8494"/>
             </w:tabs>
-            <w:spacing w:line="420" w:lineRule="auto"/>
-            <w:ind w:left="480"/>
+            <w:wordWrap/>
+            <w:spacing w:line="360" w:lineRule="auto"/>
+            <w:ind w:left="480" w:firstLine="482"/>
             <w:rPr>
-              <w:rFonts w:asciiTheme="minorHAnsi" w:eastAsiaTheme="minorEastAsia" w:hAnsiTheme="minorHAnsi" w:cstheme="minorBidi"/>
+              <w:rFonts w:asciiTheme="minorHAnsi" w:eastAsiaTheme="minorEastAsia" w:hAnsiTheme="minorHAnsi" w:cstheme="minorBidi" w:hint="eastAsia"/>
               <w:b/>
               <w:bCs/>
               <w:noProof/>
@@ -6616,7 +7048,7 @@
               <w14:ligatures w14:val="standardContextual"/>
             </w:rPr>
           </w:pPr>
-          <w:hyperlink w:anchor="_Toc216900050" w:history="1">
+          <w:hyperlink w:anchor="_Toc216958613" w:history="1">
             <w:r>
               <w:rPr>
                 <w:rStyle w:val="af5"/>
@@ -6674,7 +7106,7 @@
                 <w:noProof/>
                 <w:webHidden/>
               </w:rPr>
-              <w:instrText>PAGEREF _Toc216900050 \h</w:instrText>
+              <w:instrText>PAGEREF _Toc216958613 \h</w:instrText>
             </w:r>
             <w:r>
               <w:rPr>
@@ -6712,7 +7144,7 @@
                 <w:noProof/>
                 <w:webHidden/>
               </w:rPr>
-              <w:t>19</w:t>
+              <w:t>22</w:t>
             </w:r>
             <w:r>
               <w:rPr>
@@ -6729,9 +7161,10 @@
         <w:p>
           <w:pPr>
             <w:pStyle w:val="TOC1"/>
-            <w:spacing w:line="420" w:lineRule="auto"/>
+            <w:wordWrap/>
+            <w:ind w:firstLine="482"/>
             <w:rPr>
-              <w:rFonts w:asciiTheme="minorHAnsi" w:eastAsiaTheme="minorEastAsia" w:hAnsiTheme="minorHAnsi" w:cstheme="minorBidi"/>
+              <w:rFonts w:asciiTheme="minorHAnsi" w:eastAsiaTheme="minorEastAsia" w:hAnsiTheme="minorHAnsi" w:cstheme="minorBidi" w:hint="eastAsia"/>
               <w:b/>
               <w:bCs/>
               <w:noProof/>
@@ -6740,7 +7173,7 @@
               <w14:ligatures w14:val="standardContextual"/>
             </w:rPr>
           </w:pPr>
-          <w:hyperlink w:anchor="_Toc216900051" w:history="1">
+          <w:hyperlink w:anchor="_Toc216958614" w:history="1">
             <w:r>
               <w:rPr>
                 <w:rStyle w:val="af5"/>
@@ -6749,42 +7182,30 @@
                 <w:bCs/>
                 <w:noProof/>
               </w:rPr>
-              <w:t>8.</w:t>
-            </w:r>
-            <w:r>
-              <w:rPr>
-                <w:rFonts w:asciiTheme="minorHAnsi" w:eastAsiaTheme="minorEastAsia" w:hAnsiTheme="minorHAnsi" w:cstheme="minorBidi" w:hint="eastAsia"/>
-                <w:b/>
-                <w:bCs/>
-                <w:noProof/>
-                <w:sz w:val="22"/>
-                <w:szCs w:val="24"/>
-                <w14:ligatures w14:val="standardContextual"/>
+              <w:t xml:space="preserve">8. </w:t>
+            </w:r>
+            <w:r>
+              <w:rPr>
+                <w:rStyle w:val="af5"/>
+                <w:rFonts w:hint="eastAsia"/>
+                <w:b/>
+                <w:bCs/>
+                <w:noProof/>
+              </w:rPr>
+              <w:t>参考文献</w:t>
+            </w:r>
+            <w:r>
+              <w:rPr>
+                <w:rFonts w:hint="eastAsia"/>
+                <w:b/>
+                <w:bCs/>
+                <w:noProof/>
+                <w:webHidden/>
               </w:rPr>
               <w:tab/>
             </w:r>
             <w:r>
               <w:rPr>
-                <w:rStyle w:val="af5"/>
-                <w:rFonts w:hint="eastAsia"/>
-                <w:b/>
-                <w:bCs/>
-                <w:noProof/>
-              </w:rPr>
-              <w:t>参考文献</w:t>
-            </w:r>
-            <w:r>
-              <w:rPr>
-                <w:rFonts w:hint="eastAsia"/>
-                <w:b/>
-                <w:bCs/>
-                <w:noProof/>
-                <w:webHidden/>
-              </w:rPr>
-              <w:tab/>
-            </w:r>
-            <w:r>
-              <w:rPr>
                 <w:rFonts w:hint="eastAsia"/>
                 <w:b/>
                 <w:bCs/>
@@ -6810,7 +7231,7 @@
                 <w:noProof/>
                 <w:webHidden/>
               </w:rPr>
-              <w:instrText>PAGEREF _Toc216900051 \h</w:instrText>
+              <w:instrText>PAGEREF _Toc216958614 \h</w:instrText>
             </w:r>
             <w:r>
               <w:rPr>
@@ -6848,7 +7269,7 @@
                 <w:noProof/>
                 <w:webHidden/>
               </w:rPr>
-              <w:t>20</w:t>
+              <w:t>22</w:t>
             </w:r>
             <w:r>
               <w:rPr>
@@ -6865,9 +7286,10 @@
         <w:p>
           <w:pPr>
             <w:pStyle w:val="TOC1"/>
-            <w:spacing w:line="420" w:lineRule="auto"/>
+            <w:wordWrap/>
+            <w:ind w:firstLine="482"/>
             <w:rPr>
-              <w:rFonts w:asciiTheme="minorHAnsi" w:eastAsiaTheme="minorEastAsia" w:hAnsiTheme="minorHAnsi" w:cstheme="minorBidi"/>
+              <w:rFonts w:asciiTheme="minorHAnsi" w:eastAsiaTheme="minorEastAsia" w:hAnsiTheme="minorHAnsi" w:cstheme="minorBidi" w:hint="eastAsia"/>
               <w:b/>
               <w:bCs/>
               <w:noProof/>
@@ -6876,7 +7298,7 @@
               <w14:ligatures w14:val="standardContextual"/>
             </w:rPr>
           </w:pPr>
-          <w:hyperlink w:anchor="_Toc216900052" w:history="1">
+          <w:hyperlink w:anchor="_Toc216958615" w:history="1">
             <w:r>
               <w:rPr>
                 <w:rStyle w:val="af5"/>
@@ -6885,42 +7307,30 @@
                 <w:bCs/>
                 <w:noProof/>
               </w:rPr>
-              <w:t>9.</w:t>
-            </w:r>
-            <w:r>
-              <w:rPr>
-                <w:rFonts w:asciiTheme="minorHAnsi" w:eastAsiaTheme="minorEastAsia" w:hAnsiTheme="minorHAnsi" w:cstheme="minorBidi" w:hint="eastAsia"/>
-                <w:b/>
-                <w:bCs/>
-                <w:noProof/>
-                <w:sz w:val="22"/>
-                <w:szCs w:val="24"/>
-                <w14:ligatures w14:val="standardContextual"/>
+              <w:t xml:space="preserve">9. </w:t>
+            </w:r>
+            <w:r>
+              <w:rPr>
+                <w:rStyle w:val="af5"/>
+                <w:rFonts w:hint="eastAsia"/>
+                <w:b/>
+                <w:bCs/>
+                <w:noProof/>
+              </w:rPr>
+              <w:t>致谢</w:t>
+            </w:r>
+            <w:r>
+              <w:rPr>
+                <w:rFonts w:hint="eastAsia"/>
+                <w:b/>
+                <w:bCs/>
+                <w:noProof/>
+                <w:webHidden/>
               </w:rPr>
               <w:tab/>
             </w:r>
             <w:r>
               <w:rPr>
-                <w:rStyle w:val="af5"/>
-                <w:rFonts w:hint="eastAsia"/>
-                <w:b/>
-                <w:bCs/>
-                <w:noProof/>
-              </w:rPr>
-              <w:t>致谢</w:t>
-            </w:r>
-            <w:r>
-              <w:rPr>
-                <w:rFonts w:hint="eastAsia"/>
-                <w:b/>
-                <w:bCs/>
-                <w:noProof/>
-                <w:webHidden/>
-              </w:rPr>
-              <w:tab/>
-            </w:r>
-            <w:r>
-              <w:rPr>
                 <w:rFonts w:hint="eastAsia"/>
                 <w:b/>
                 <w:bCs/>
@@ -6946,7 +7356,7 @@
                 <w:noProof/>
                 <w:webHidden/>
               </w:rPr>
-              <w:instrText>PAGEREF _Toc216900052 \h</w:instrText>
+              <w:instrText>PAGEREF _Toc216958615 \h</w:instrText>
             </w:r>
             <w:r>
               <w:rPr>
@@ -6984,7 +7394,7 @@
                 <w:noProof/>
                 <w:webHidden/>
               </w:rPr>
-              <w:t>21</w:t>
+              <w:t>23</w:t>
             </w:r>
             <w:r>
               <w:rPr>
@@ -7001,16 +7411,19 @@
         <w:p>
           <w:pPr>
             <w:pStyle w:val="TOC1"/>
-            <w:spacing w:line="420" w:lineRule="auto"/>
+            <w:wordWrap/>
+            <w:ind w:firstLine="482"/>
             <w:rPr>
-              <w:rFonts w:asciiTheme="minorHAnsi" w:eastAsiaTheme="minorEastAsia" w:hAnsiTheme="minorHAnsi" w:cstheme="minorBidi"/>
+              <w:rFonts w:asciiTheme="minorHAnsi" w:eastAsiaTheme="minorEastAsia" w:hAnsiTheme="minorHAnsi" w:cstheme="minorBidi" w:hint="eastAsia"/>
+              <w:b/>
+              <w:bCs/>
               <w:noProof/>
               <w:sz w:val="22"/>
               <w:szCs w:val="24"/>
               <w14:ligatures w14:val="standardContextual"/>
             </w:rPr>
           </w:pPr>
-          <w:hyperlink w:anchor="_Toc216900053" w:history="1">
+          <w:hyperlink w:anchor="_Toc216958616" w:history="1">
             <w:r>
               <w:rPr>
                 <w:rStyle w:val="af5"/>
@@ -7019,42 +7432,30 @@
                 <w:bCs/>
                 <w:noProof/>
               </w:rPr>
-              <w:t>10.</w:t>
-            </w:r>
-            <w:r>
-              <w:rPr>
-                <w:rFonts w:asciiTheme="minorHAnsi" w:eastAsiaTheme="minorEastAsia" w:hAnsiTheme="minorHAnsi" w:cstheme="minorBidi" w:hint="eastAsia"/>
-                <w:b/>
-                <w:bCs/>
-                <w:noProof/>
-                <w:sz w:val="22"/>
-                <w:szCs w:val="24"/>
-                <w14:ligatures w14:val="standardContextual"/>
+              <w:t xml:space="preserve">10. </w:t>
+            </w:r>
+            <w:r>
+              <w:rPr>
+                <w:rStyle w:val="af5"/>
+                <w:rFonts w:hint="eastAsia"/>
+                <w:b/>
+                <w:bCs/>
+                <w:noProof/>
+              </w:rPr>
+              <w:t>附录</w:t>
+            </w:r>
+            <w:r>
+              <w:rPr>
+                <w:rFonts w:hint="eastAsia"/>
+                <w:b/>
+                <w:bCs/>
+                <w:noProof/>
+                <w:webHidden/>
               </w:rPr>
               <w:tab/>
             </w:r>
             <w:r>
               <w:rPr>
-                <w:rStyle w:val="af5"/>
-                <w:rFonts w:hint="eastAsia"/>
-                <w:b/>
-                <w:bCs/>
-                <w:noProof/>
-              </w:rPr>
-              <w:t>附录</w:t>
-            </w:r>
-            <w:r>
-              <w:rPr>
-                <w:rFonts w:hint="eastAsia"/>
-                <w:b/>
-                <w:bCs/>
-                <w:noProof/>
-                <w:webHidden/>
-              </w:rPr>
-              <w:tab/>
-            </w:r>
-            <w:r>
-              <w:rPr>
                 <w:rFonts w:hint="eastAsia"/>
                 <w:b/>
                 <w:bCs/>
@@ -7080,7 +7481,7 @@
                 <w:noProof/>
                 <w:webHidden/>
               </w:rPr>
-              <w:instrText>PAGEREF _Toc216900053 \h</w:instrText>
+              <w:instrText>PAGEREF _Toc216958616 \h</w:instrText>
             </w:r>
             <w:r>
               <w:rPr>
@@ -7118,7 +7519,7 @@
                 <w:noProof/>
                 <w:webHidden/>
               </w:rPr>
-              <w:t>22</w:t>
+              <w:t>24</w:t>
             </w:r>
             <w:r>
               <w:rPr>
@@ -7134,7 +7535,8 @@
         </w:p>
         <w:p>
           <w:pPr>
-            <w:spacing w:line="420" w:lineRule="auto"/>
+            <w:wordWrap/>
+            <w:spacing w:line="360" w:lineRule="auto"/>
             <w:ind w:firstLineChars="0" w:firstLine="0"/>
           </w:pPr>
           <w:r>
@@ -7169,13 +7571,12 @@
           <w:szCs w:val="30"/>
         </w:rPr>
       </w:pPr>
-      <w:bookmarkStart w:id="1" w:name="_Toc216900013"/>
+      <w:bookmarkStart w:id="1" w:name="_Toc216958573"/>
       <w:r>
         <w:rPr>
           <w:rFonts w:hint="eastAsia"/>
           <w:szCs w:val="30"/>
         </w:rPr>
-        <w:lastRenderedPageBreak/>
         <w:t>引言</w:t>
       </w:r>
       <w:bookmarkEnd w:id="1"/>
@@ -7265,7 +7666,25 @@
           <w:kern w:val="0"/>
           <w:szCs w:val="24"/>
         </w:rPr>
-        <w:t>基于上述背景，本文试图从“长期宏观驱动因素”与“短期事件冲击”两个维度，对人民币兑美元汇率的波动机制进行系统分析。与已有研究不同，本文将不同类型的事件和政策冲击进行分类，并在较长时间区间内比较其对汇率影响的差异性，以揭示人民币汇率在不同阶段对各类冲击的敏感度变化。具体而言，本文关注以下三个研究问题：第一，人民币汇率在长期内主要受哪些宏观经济和金融变量驱动；第二，不同类型的事件或政策冲击在短期内是否会对汇率产生方向性和幅度上的差异影响；第三，这种影响是否在不同时间阶段呈现出结构性变化。</w:t>
+        <w:t>基于上述背景，本文试图从“长期宏观驱动因素”与“短期事件冲击”两个维度，对人民币兑美元汇率的波动机制进行系统分析。与已有研究不同，本文将不同类型的事件和政策冲击进行分类，并在较长时间区间内比较其对汇率影响的差异性，以揭示人民币汇率在不同阶段对各</w:t>
+      </w:r>
+      <w:proofErr w:type="gramStart"/>
+      <w:r>
+        <w:rPr>
+          <w:rFonts w:ascii="宋体" w:hAnsi="宋体" w:cs="宋体"/>
+          <w:kern w:val="0"/>
+          <w:szCs w:val="24"/>
+        </w:rPr>
+        <w:t>类冲击</w:t>
+      </w:r>
+      <w:proofErr w:type="gramEnd"/>
+      <w:r>
+        <w:rPr>
+          <w:rFonts w:ascii="宋体" w:hAnsi="宋体" w:cs="宋体"/>
+          <w:kern w:val="0"/>
+          <w:szCs w:val="24"/>
+        </w:rPr>
+        <w:t>的敏感度变化。具体而言，本文关注以下三个研究问题：第一，人民币汇率在长期内主要受哪些宏观经济和金融变量驱动；第二，不同类型的事件或政策冲击在短期内是否会对汇率产生方向性和幅度上的差异影响；第三，这种影响是否在不同时间阶段呈现出结构性变化。</w:t>
       </w:r>
     </w:p>
     <w:p>
@@ -7287,7 +7706,6 @@
           <w:kern w:val="0"/>
           <w:szCs w:val="24"/>
         </w:rPr>
-        <w:lastRenderedPageBreak/>
         <w:t>在研究方法上，本文结合时间序列分析、相关性与滞后效应分析以及事件研究法，并通过多种可视化方式呈现分析结果。样本区间覆盖较长时间跨度，以包含多个宏观周期和汇率制度阶段，从而增强结论的稳健性和解释力。本文的研究尝试在宏观经济变量分析与事件研究之间建立联系，为理解人民币汇率在“长期结构性力量”与“短期突发冲击”之间的动态平衡提供一个更为直观和系统的分析框架。</w:t>
       </w:r>
     </w:p>
@@ -7299,7 +7717,7 @@
           <w:rFonts w:hint="eastAsia"/>
         </w:rPr>
       </w:pPr>
-      <w:bookmarkStart w:id="2" w:name="_Toc216900014"/>
+      <w:bookmarkStart w:id="2" w:name="_Toc216958574"/>
       <w:r>
         <w:rPr>
           <w:rFonts w:hint="eastAsia"/>
@@ -7317,7 +7735,7 @@
           <w:szCs w:val="27"/>
         </w:rPr>
       </w:pPr>
-      <w:bookmarkStart w:id="3" w:name="_Toc216900015"/>
+      <w:bookmarkStart w:id="3" w:name="_Toc216958575"/>
       <w:r>
         <w:t xml:space="preserve">2.1 </w:t>
       </w:r>
@@ -7361,7 +7779,15 @@
         <w:spacing w:line="360" w:lineRule="auto"/>
       </w:pPr>
       <w:r>
-        <w:t>在人民币汇率研究中，中美利差被广泛用于解释人民币汇率的波动特征。部分研究指出，当中美利差扩大时，跨境资本流入压力上升，人民币汇率往往面临升值趋势；反之，当利差收窄甚至倒挂时，人民币汇率承受贬值压力</w:t>
+        <w:t>在人民币汇率研究中，中美利差被广泛用于解释人民币汇率的波动特征。部分研究指出，当中美利差扩大时，跨境资本流入压力上升，人民币汇率往往面临升值趋势；反之，当利差收</w:t>
+      </w:r>
+      <w:proofErr w:type="gramStart"/>
+      <w:r>
+        <w:t>窄甚至</w:t>
+      </w:r>
+      <w:proofErr w:type="gramEnd"/>
+      <w:r>
+        <w:t>倒挂时，人民币汇率承受贬值压力</w:t>
       </w:r>
       <w:r>
         <w:fldChar w:fldCharType="begin"/>
@@ -7383,7 +7809,15 @@
         <w:fldChar w:fldCharType="end"/>
       </w:r>
       <w:r>
-        <w:t>。然而，也有研究发现，在全球金融一体化程度加深的背景下，利差对汇率的解释力存在明显阶段性，其作用往往受到全球金融环境的制约</w:t>
+        <w:t>。然而，也有研究发现，在全球金融一体化程度加深的背景下，利差对汇率的解释</w:t>
+      </w:r>
+      <w:proofErr w:type="gramStart"/>
+      <w:r>
+        <w:t>力存在</w:t>
+      </w:r>
+      <w:proofErr w:type="gramEnd"/>
+      <w:r>
+        <w:t>明显阶段性，其作用往往受到全球金融环境的制约</w:t>
       </w:r>
       <w:r>
         <w:fldChar w:fldCharType="begin"/>
@@ -7435,7 +7869,15 @@
         <w:fldChar w:fldCharType="end"/>
       </w:r>
       <w:r>
-        <w:t>。在中国背景下，相关研究发现，相较于双边汇率指标，多边美元指数对人民币汇率和跨境资本流动具有更强的解释力</w:t>
+        <w:t>。在中国背景下，相关研究发现，相较于</w:t>
+      </w:r>
+      <w:proofErr w:type="gramStart"/>
+      <w:r>
+        <w:t>双边汇率</w:t>
+      </w:r>
+      <w:proofErr w:type="gramEnd"/>
+      <w:r>
+        <w:t>指标，多边美元指数对人民币汇率和跨境资本流动具有更强的解释力</w:t>
       </w:r>
       <w:r>
         <w:fldChar w:fldCharType="begin"/>
@@ -7581,9 +8023,8 @@
       <w:pPr>
         <w:pStyle w:val="2"/>
       </w:pPr>
-      <w:bookmarkStart w:id="4" w:name="_Toc216900016"/>
-      <w:r>
-        <w:lastRenderedPageBreak/>
+      <w:bookmarkStart w:id="4" w:name="_Toc216958576"/>
+      <w:r>
         <w:t xml:space="preserve">2.2 </w:t>
       </w:r>
       <w:r>
@@ -7679,7 +8120,15 @@
         <w:spacing w:line="360" w:lineRule="auto"/>
       </w:pPr>
       <w:r>
-        <w:t>在中国情境下，国内政策不确定性与外部政策冲击均被证实会对人民币汇率产生影响。夏华天通过</w:t>
+        <w:t>在中国情境下，国内政策不确定性与外部政策冲击均被证实会对人民币汇率产生影响。</w:t>
+      </w:r>
+      <w:proofErr w:type="gramStart"/>
+      <w:r>
+        <w:t>夏华天</w:t>
+      </w:r>
+      <w:proofErr w:type="gramEnd"/>
+      <w:r>
+        <w:t>通过</w:t>
       </w:r>
       <w:r>
         <w:t>VAR/VECM</w:t>
@@ -7716,7 +8165,15 @@
         <w:spacing w:line="360" w:lineRule="auto"/>
       </w:pPr>
       <w:r>
-        <w:t>美联储货币政策被认为是影响人民币汇率的重要外部因素之一。加息、缩表等政策措施通常通过推升美元指数、改变中美利差以及全球风险偏好，对人民币汇率形成持续压力。相关研究指出，在美联储紧缩周期中，新兴市场货币更容易受到资本外流冲击，其汇率波动性明显上升</w:t>
+        <w:t>美联储货币政策被认为是影响人民币汇率的重要外部因素之一。加息、</w:t>
+      </w:r>
+      <w:proofErr w:type="gramStart"/>
+      <w:r>
+        <w:t>缩表等</w:t>
+      </w:r>
+      <w:proofErr w:type="gramEnd"/>
+      <w:r>
+        <w:t>政策措施通常通过推升美元指数、改变中美利差以及全球风险偏好，对人民币汇率形成持续压力。相关研究指出，在美联储紧缩周期中，新兴市场货币更容易受到资本外流冲击，其汇率波动性明显上升</w:t>
       </w:r>
       <w:r>
         <w:fldChar w:fldCharType="begin"/>
@@ -7776,7 +8233,7 @@
       <w:pPr>
         <w:pStyle w:val="2"/>
       </w:pPr>
-      <w:bookmarkStart w:id="5" w:name="_Toc216900017"/>
+      <w:bookmarkStart w:id="5" w:name="_Toc216958577"/>
       <w:r>
         <w:t xml:space="preserve">2.3 </w:t>
       </w:r>
@@ -7791,7 +8248,15 @@
         <w:spacing w:line="360" w:lineRule="auto"/>
       </w:pPr>
       <w:r>
-        <w:t>综合现有文献可以发现，关于人民币汇率波动的研究已从宏观基本面分析逐步拓展至政策不确定性和事件冲击等方向，但仍存在若干不足。首先，多数研究聚焦于相对较短的样本区间，较少系统考察宏观变量和政策冲击在不同阶段的结构性变化。其次，事件研究法虽被广泛应用，但事件类型通常较为分散，缺乏统一的分类框架，难以比较不同类型冲击的相对影响。最后，部分研究更侧重计量结果本身，对经济机制的直观呈现和解释相对不足。</w:t>
+        <w:t>综合现有文献可以发现，关于人民币汇率波动的研究已从宏观基本面分析逐步拓展</w:t>
+      </w:r>
+      <w:proofErr w:type="gramStart"/>
+      <w:r>
+        <w:t>至政策</w:t>
+      </w:r>
+      <w:proofErr w:type="gramEnd"/>
+      <w:r>
+        <w:t>不确定性和事件冲击等方向，但仍存在若干不足。首先，多数研究聚焦于相对较短的样本区间，较少系统考察宏观变量和政策冲击在不同阶段的结构性变化。其次，事件研究法虽被广泛应用，但事件类型通常较为分散，缺乏统一的分类框架，难以比较不同类型冲击的相对影响。最后，部分研究更侧重计量结果本身，对经济机制的直观呈现和解释相对不足。</w:t>
       </w:r>
     </w:p>
     <w:p>
@@ -7800,11 +8265,7 @@
         <w:spacing w:line="360" w:lineRule="auto"/>
       </w:pPr>
       <w:r>
-        <w:t>基于上述不足，本文在较长时间区间内，结合宏观经济变量分析与事件研究法，</w:t>
-      </w:r>
-      <w:r>
-        <w:lastRenderedPageBreak/>
-        <w:t>对人民币兑美元汇率的长期驱动因素和短期冲击机制进行系统分析，并对事件和政策冲击进行分类比较，以期为理解人民币汇率波动提供更具解释力的分析框架。</w:t>
+        <w:t>基于上述不足，本文在较长时间区间内，结合宏观经济变量分析与事件研究法，对人民币兑美元汇率的长期驱动因素和短期冲击机制进行系统分析，并对事件和政策冲击进行分类比较，以期为理解人民币汇率波动提供更具解释力的分析框架。</w:t>
       </w:r>
     </w:p>
     <w:p>
@@ -7815,7 +8276,7 @@
           <w:rFonts w:hint="eastAsia"/>
         </w:rPr>
       </w:pPr>
-      <w:bookmarkStart w:id="6" w:name="_Toc216900018"/>
+      <w:bookmarkStart w:id="6" w:name="_Toc216958578"/>
       <w:r>
         <w:t>事件与政策分类</w:t>
       </w:r>
@@ -7827,7 +8288,15 @@
         <w:spacing w:line="360" w:lineRule="auto"/>
       </w:pPr>
       <w:r>
-        <w:t>在分析人民币兑美元汇率的短期波动时，仅考察单一事件往往难以系统刻画不同冲击来源的影响差异。不同类型的事件与政策冲击，其作用渠道、持续时间以及对市场预期的影响方式存在显著差异。因此，在开展实证分析之前，有必要对研究期间内的重要事件和政策进行系统分类，以构建统一、可比较的分析框架。</w:t>
+        <w:t>在分析人民币兑美元汇率的短期波动时，</w:t>
+      </w:r>
+      <w:proofErr w:type="gramStart"/>
+      <w:r>
+        <w:t>仅考察</w:t>
+      </w:r>
+      <w:proofErr w:type="gramEnd"/>
+      <w:r>
+        <w:t>单一事件往往难以系统刻画不同冲击来源的影响差异。不同类型的事件与政策冲击，其作用渠道、持续时间以及对市场预期的影响方式存在显著差异。因此，在开展实证分析之前，有必要对研究期间内的重要事件和政策进行系统分类，以构建统一、可比较的分析框架。</w:t>
       </w:r>
     </w:p>
     <w:p>
@@ -7858,14 +8327,20 @@
         <w:fldChar w:fldCharType="end"/>
       </w:r>
       <w:r>
-        <w:t>，并结合人民币汇率运行的实际背景，本文从冲击来源及其作用机制出发，对研究样本期间内的事件与政策进行分类。具体而言，本文将相关事件划分为五类：外部经济冲击、美联储货币政策、中国国内宏观政策、金融监管政策以及市场情绪类事件。该分类为后续事件研究和实证比较提供研究设计基础。</w:t>
+        <w:t>，并结合人民币汇率运行的实际背景，本文从冲击来源及其作用机制出发，对研究样本期间内的事件与政策进行分类。具体而言，本文将相关事件划分为五类：外部经济冲击、美联储货币政策、中国国内宏观政策、金融监管政策以及市场情绪类事件。</w:t>
+      </w:r>
+      <w:r>
+        <w:t>进一步地，本文将不同事件类型视为对人民币汇率产生异质性影响的潜在来源，并在后续实证分析中通过事件研究方法与统计检验对其差异进行验证</w:t>
+      </w:r>
+      <w:r>
+        <w:t>。</w:t>
       </w:r>
     </w:p>
     <w:p>
       <w:pPr>
         <w:pStyle w:val="2"/>
       </w:pPr>
-      <w:bookmarkStart w:id="7" w:name="_Toc216900019"/>
+      <w:bookmarkStart w:id="7" w:name="_Toc216958579"/>
       <w:r>
         <w:t xml:space="preserve">3.1 </w:t>
       </w:r>
@@ -7905,7 +8380,7 @@
       <w:pPr>
         <w:pStyle w:val="2"/>
       </w:pPr>
-      <w:bookmarkStart w:id="8" w:name="_Toc216900020"/>
+      <w:bookmarkStart w:id="8" w:name="_Toc216958580"/>
       <w:r>
         <w:t xml:space="preserve">3.2 </w:t>
       </w:r>
@@ -7929,7 +8404,6 @@
         <w:spacing w:line="360" w:lineRule="auto"/>
       </w:pPr>
       <w:r>
-        <w:lastRenderedPageBreak/>
         <w:t>本文将研究期间内美联储货币政策的重要调整或政策取向变化作为事件节点，包括货币政策立场明显转向、政策利率调整以及重要政策信号的释放等。相关事件通常具有较高的市场关注度，其信息往往在较短时间内对外汇市场产生反应。</w:t>
       </w:r>
     </w:p>
@@ -7946,7 +8420,7 @@
       <w:pPr>
         <w:pStyle w:val="2"/>
       </w:pPr>
-      <w:bookmarkStart w:id="9" w:name="_Toc216900021"/>
+      <w:bookmarkStart w:id="9" w:name="_Toc216958581"/>
       <w:r>
         <w:t xml:space="preserve">3.3 </w:t>
       </w:r>
@@ -7970,7 +8444,15 @@
         <w:spacing w:line="360" w:lineRule="auto"/>
       </w:pPr>
       <w:r>
-        <w:t>本文将研究样本期间内的重要国内宏观政策事件纳入分析范围。相较于外部冲击事件，国内宏观政策往往具有一定的前瞻性和可预期性，其对人民币汇率的影响可能表现出不同的短期反应特征。</w:t>
+        <w:t>本文将研究样本期间内的重要国内宏观政策事件纳入分析范围。相较于外部冲击事件，国内宏观政策往往具有一定的前瞻性和</w:t>
+      </w:r>
+      <w:proofErr w:type="gramStart"/>
+      <w:r>
+        <w:t>可</w:t>
+      </w:r>
+      <w:proofErr w:type="gramEnd"/>
+      <w:r>
+        <w:t>预期性，其对人民币汇率的影响可能表现出不同的短期反应特征。</w:t>
       </w:r>
     </w:p>
     <w:p>
@@ -7986,7 +8468,7 @@
       <w:pPr>
         <w:pStyle w:val="2"/>
       </w:pPr>
-      <w:bookmarkStart w:id="10" w:name="_Toc216900022"/>
+      <w:bookmarkStart w:id="10" w:name="_Toc216958582"/>
       <w:r>
         <w:t xml:space="preserve">3.4 </w:t>
       </w:r>
@@ -8026,7 +8508,7 @@
       <w:pPr>
         <w:pStyle w:val="2"/>
       </w:pPr>
-      <w:bookmarkStart w:id="11" w:name="_Toc216900023"/>
+      <w:bookmarkStart w:id="11" w:name="_Toc216958583"/>
       <w:r>
         <w:t xml:space="preserve">3.5 </w:t>
       </w:r>
@@ -8050,7 +8532,6 @@
         <w:spacing w:line="360" w:lineRule="auto"/>
       </w:pPr>
       <w:r>
-        <w:lastRenderedPageBreak/>
         <w:t>本文选取研究样本期间内具有代表性的市场情绪扰动事件进行分析。这类事件的影响方向和幅度往往具有较强不确定性，其对人民币汇率的短期作用可能因具体情境而异。</w:t>
       </w:r>
     </w:p>
@@ -8067,7 +8548,7 @@
       <w:pPr>
         <w:pStyle w:val="2"/>
       </w:pPr>
-      <w:bookmarkStart w:id="12" w:name="_Toc216900024"/>
+      <w:bookmarkStart w:id="12" w:name="_Toc216958584"/>
       <w:r>
         <w:t xml:space="preserve">3.6 </w:t>
       </w:r>
@@ -8093,7 +8574,7 @@
           <w:rFonts w:hint="eastAsia"/>
         </w:rPr>
       </w:pPr>
-      <w:bookmarkStart w:id="13" w:name="_Toc216900025"/>
+      <w:bookmarkStart w:id="13" w:name="_Toc216958585"/>
       <w:r>
         <w:t>数据与变量说明</w:t>
       </w:r>
@@ -8111,7 +8592,7 @@
       <w:pPr>
         <w:pStyle w:val="2"/>
       </w:pPr>
-      <w:bookmarkStart w:id="14" w:name="_Toc216900026"/>
+      <w:bookmarkStart w:id="14" w:name="_Toc216958586"/>
       <w:r>
         <w:t xml:space="preserve">4.1 </w:t>
       </w:r>
@@ -8145,7 +8626,15 @@
         <w:t>FRED</w:t>
       </w:r>
       <w:r>
-        <w:t>数据库。该数据库提供长期、连续且可免费获取的宏观金融时间序列数据，已被广泛应用于宏观经济与金融领域的学术研究。相关数据频率为日度，并在下载后进行了时间排序与缺失值处理。</w:t>
+        <w:t>数据库。该数据库提供长期、连续且可免费获取的宏观金融时间序列数据，已被广泛应用于宏观经济与金融领域的学术研究。相关数据频率为日度，并在下载后进行了时间排序与</w:t>
+      </w:r>
+      <w:proofErr w:type="gramStart"/>
+      <w:r>
+        <w:t>缺失值</w:t>
+      </w:r>
+      <w:proofErr w:type="gramEnd"/>
+      <w:r>
+        <w:t>处理。</w:t>
       </w:r>
     </w:p>
     <w:p>
@@ -8257,7 +8746,6 @@
         <w:spacing w:line="360" w:lineRule="auto"/>
       </w:pPr>
       <w:r>
-        <w:lastRenderedPageBreak/>
         <w:t>除国际金融变量外，本文还使用了部分国内宏观经济指标作为背景性参考变量，包括居民消费价格指数（</w:t>
       </w:r>
       <w:r>
@@ -8277,7 +8765,7 @@
       <w:pPr>
         <w:pStyle w:val="2"/>
       </w:pPr>
-      <w:bookmarkStart w:id="15" w:name="_Toc216900027"/>
+      <w:bookmarkStart w:id="15" w:name="_Toc216958587"/>
       <w:r>
         <w:t xml:space="preserve">4.2 </w:t>
       </w:r>
@@ -8291,7 +8779,15 @@
         <w:spacing w:line="360" w:lineRule="auto"/>
       </w:pPr>
       <w:r>
-        <w:t>本文的事件数据基于第三章建立的事件分类体系进行构建。事件样本主要来源于官方政策文件、权威新闻报道及监管机构公告，并通过人工方式核对事件发生或对外公布的具体日期。</w:t>
+        <w:t>本文的事件数据</w:t>
+      </w:r>
+      <w:proofErr w:type="gramStart"/>
+      <w:r>
+        <w:t>基于第三</w:t>
+      </w:r>
+      <w:proofErr w:type="gramEnd"/>
+      <w:r>
+        <w:t>章建立的事件分类体系进行构建。事件样本主要来源于官方政策文件、权威新闻报道及监管机构公告，并通过人工方式核对事件发生或对外公布的具体日期。</w:t>
       </w:r>
     </w:p>
     <w:p>
@@ -8307,14 +8803,30 @@
         <w:spacing w:line="360" w:lineRule="auto"/>
       </w:pPr>
       <w:r>
-        <w:t>需要指出的是，若事件发生日期恰逢非交易日，本文将事件日顺延至最近的下一个交易日，以保证事件窗口内收益率数据的连续性和可比性。</w:t>
+        <w:t>需要指出的是，</w:t>
+      </w:r>
+      <w:proofErr w:type="gramStart"/>
+      <w:r>
+        <w:t>若事件</w:t>
+      </w:r>
+      <w:proofErr w:type="gramEnd"/>
+      <w:r>
+        <w:t>发生日期</w:t>
+      </w:r>
+      <w:proofErr w:type="gramStart"/>
+      <w:r>
+        <w:t>恰逢非交易</w:t>
+      </w:r>
+      <w:proofErr w:type="gramEnd"/>
+      <w:r>
+        <w:t>日，本文将事件日顺延至最近的下一个交易日，以保证事件窗口内收益率数据的连续性和可比性。</w:t>
       </w:r>
     </w:p>
     <w:p>
       <w:pPr>
         <w:pStyle w:val="2"/>
       </w:pPr>
-      <w:bookmarkStart w:id="16" w:name="_Toc216900028"/>
+      <w:bookmarkStart w:id="16" w:name="_Toc216958588"/>
       <w:r>
         <w:t xml:space="preserve">4.3 </w:t>
       </w:r>
@@ -8327,7 +8839,7 @@
       <w:pPr>
         <w:pStyle w:val="3"/>
       </w:pPr>
-      <w:bookmarkStart w:id="17" w:name="_Toc216900029"/>
+      <w:bookmarkStart w:id="17" w:name="_Toc216958589"/>
       <w:r>
         <w:t xml:space="preserve">4.3.1 </w:t>
       </w:r>
@@ -8366,7 +8878,7 @@
       <w:pPr>
         <w:pStyle w:val="3"/>
       </w:pPr>
-      <w:bookmarkStart w:id="18" w:name="_Toc216900030"/>
+      <w:bookmarkStart w:id="18" w:name="_Toc216958590"/>
       <w:r>
         <w:t xml:space="preserve">4.3.2 </w:t>
       </w:r>
@@ -8573,10 +9085,10 @@
             <v:path o:extrusionok="f" gradientshapeok="t" o:connecttype="rect"/>
             <o:lock v:ext="edit" aspectratio="t"/>
           </v:shapetype>
-          <v:shape id="_x0000_i1025" type="#_x0000_t75" style="width:5pt;height:10.5pt" o:ole="">
+          <v:shape id="_x0000_i1084" type="#_x0000_t75" style="width:5pt;height:10.5pt" o:ole="">
             <v:imagedata r:id="rId11" o:title=""/>
           </v:shape>
-          <o:OLEObject Type="Embed" ProgID="Equation.DSMT4" ShapeID="_x0000_i1025" DrawAspect="Content" ObjectID="_1827514261" r:id="rId12"/>
+          <o:OLEObject Type="Embed" ProgID="Equation.DSMT4" ShapeID="_x0000_i1084" DrawAspect="Content" ObjectID="_1827571650" r:id="rId12"/>
         </w:object>
       </w:r>
       <w:r>
@@ -8587,7 +9099,7 @@
       <w:pPr>
         <w:pStyle w:val="3"/>
       </w:pPr>
-      <w:bookmarkStart w:id="19" w:name="_Toc216900031"/>
+      <w:bookmarkStart w:id="19" w:name="_Toc216958591"/>
       <w:r>
         <w:t xml:space="preserve">4.3.3 </w:t>
       </w:r>
@@ -8623,7 +9135,6 @@
         <w:spacing w:line="360" w:lineRule="auto"/>
       </w:pPr>
       <w:r>
-        <w:lastRenderedPageBreak/>
         <w:t>结合宏观政策与国际经济事件的信息传导特征，本文选取</w:t>
       </w:r>
       <w:r>
@@ -8713,7 +9224,7 @@
       <w:pPr>
         <w:pStyle w:val="2"/>
       </w:pPr>
-      <w:bookmarkStart w:id="20" w:name="_Toc216900032"/>
+      <w:bookmarkStart w:id="20" w:name="_Toc216958592"/>
       <w:r>
         <w:t xml:space="preserve">4.4 </w:t>
       </w:r>
@@ -8727,7 +9238,15 @@
         <w:spacing w:line="360" w:lineRule="auto"/>
       </w:pPr>
       <w:r>
-        <w:t>在完成数据收集后，本文对原始数据进行了统一的预处理，包括时间格式统一、排序及缺失值清理。随后，将汇率数据与事件数据按照日期进行匹配，构建用于事件研究分析的最终样本数据集。</w:t>
+        <w:t>在完成数据收集后，本文对原始数据进行了统一的预处理，包括时间格式统一、排序及</w:t>
+      </w:r>
+      <w:proofErr w:type="gramStart"/>
+      <w:r>
+        <w:t>缺失值</w:t>
+      </w:r>
+      <w:proofErr w:type="gramEnd"/>
+      <w:r>
+        <w:t>清理。随后，将汇率数据与事件数据按照日期进行匹配，构建用于事件研究分析的最终样本数据集。</w:t>
       </w:r>
     </w:p>
     <w:p>
@@ -8735,7 +9254,15 @@
         <w:spacing w:line="360" w:lineRule="auto"/>
       </w:pPr>
       <w:r>
-        <w:t>在数据处理过程中，本文未对原始数据进行过度平滑或人为调整，以尽可能保留真实的市场波动信息。最终得到的数据集既能够满足长期描述性分析的需要，也能够支持短期事件冲击效应的识别。</w:t>
+        <w:t>在数据处理过程中，本文未对原始数据进行过度平滑或人为调整，以尽可能保留真实的市场波动信息。最终得到的</w:t>
+      </w:r>
+      <w:proofErr w:type="gramStart"/>
+      <w:r>
+        <w:t>数据集既能够</w:t>
+      </w:r>
+      <w:proofErr w:type="gramEnd"/>
+      <w:r>
+        <w:t>满足长期描述性分析的需要，也能够支持短期事件冲击效应的识别。</w:t>
       </w:r>
     </w:p>
     <w:p>
@@ -8746,7 +9273,7 @@
           <w:rFonts w:hint="eastAsia"/>
         </w:rPr>
       </w:pPr>
-      <w:bookmarkStart w:id="21" w:name="_Toc216900033"/>
+      <w:bookmarkStart w:id="21" w:name="_Toc216958593"/>
       <w:r>
         <w:rPr>
           <w:rFonts w:hint="eastAsia"/>
@@ -8756,13 +9283,19 @@
       <w:r>
         <w:t>方法</w:t>
       </w:r>
+      <w:r>
+        <w:rPr>
+          <w:rFonts w:hint="eastAsia"/>
+        </w:rPr>
+        <w:t>与研究假设</w:t>
+      </w:r>
       <w:bookmarkEnd w:id="21"/>
     </w:p>
     <w:p>
       <w:pPr>
         <w:pStyle w:val="2"/>
       </w:pPr>
-      <w:bookmarkStart w:id="22" w:name="_Toc216900034"/>
+      <w:bookmarkStart w:id="22" w:name="_Toc216958594"/>
       <w:r>
         <w:rPr>
           <w:rFonts w:hint="eastAsia"/>
@@ -8770,7 +9303,13 @@
         <w:t xml:space="preserve">5.1 </w:t>
       </w:r>
       <w:r>
-        <w:t>研究总体思路</w:t>
+        <w:t>研究思路</w:t>
+      </w:r>
+      <w:r>
+        <w:rPr>
+          <w:rFonts w:hint="eastAsia"/>
+        </w:rPr>
+        <w:t>与总体框架</w:t>
       </w:r>
       <w:bookmarkEnd w:id="22"/>
     </w:p>
@@ -8780,7 +9319,31 @@
         <w:ind w:firstLineChars="0"/>
       </w:pPr>
       <w:r>
-        <w:t>本文采用事件研究方法分析宏观事件对人民币汇率的短期影响。该方法最早应用于金融市场中对公司公告、政策发布等事件的市场反应分析，其核心思想是：</w:t>
+        <w:t>本文的研究思路遵循</w:t>
+      </w:r>
+      <w:r>
+        <w:t>“</w:t>
+      </w:r>
+      <w:r>
+        <w:t>理论分析</w:t>
+      </w:r>
+      <w:r>
+        <w:t>—</w:t>
+      </w:r>
+      <w:r>
+        <w:t>方法构建</w:t>
+      </w:r>
+      <w:r>
+        <w:t>—</w:t>
+      </w:r>
+      <w:r>
+        <w:t>实证检验</w:t>
+      </w:r>
+      <w:r>
+        <w:t>”</w:t>
+      </w:r>
+      <w:r>
+        <w:t>的基本逻辑。</w:t>
       </w:r>
     </w:p>
     <w:p>
@@ -8789,7 +9352,7 @@
         <w:ind w:firstLineChars="0"/>
       </w:pPr>
       <w:r>
-        <w:t>若某一事件对资产价格具有信息含量，则该事件发生前后的一段时间内，资产价格或收益率将呈现出系统性的异常变化。</w:t>
+        <w:t>首先，通过描述性分析考察人民币汇率与主要宏观金融变量的长期演变特征；</w:t>
       </w:r>
     </w:p>
     <w:p>
@@ -8798,46 +9361,74 @@
         <w:ind w:firstLineChars="0"/>
       </w:pPr>
       <w:r>
-        <w:t>在本文的研究框架下，人民币兑美元汇率被视为研究对象，不同类型的宏观事件被视为信息冲击源。</w:t>
+        <w:t>其次，在事件研究框架下刻画不同类型事件对人民币汇率的短期影响</w:t>
+      </w:r>
+      <w:r>
+        <w:rPr>
+          <w:rFonts w:hint="eastAsia"/>
+        </w:rPr>
+        <w:t>。</w:t>
+      </w:r>
+      <w:r>
+        <w:t>该方法最早应用于金融市场中对公司公告、政策发布等事件的市场反应分析</w:t>
+      </w:r>
+      <w:r>
+        <w:fldChar w:fldCharType="begin"/>
+      </w:r>
+      <w:r>
+        <w:instrText xml:space="preserve"> ADDIN ZOTERO_ITEM CSL_CITATION {"citationID":"VooyLewF","properties":{"formattedCitation":"\\super [12,13]\\nosupersub{}","plainCitation":"[12,13]","noteIndex":0},"citationItems":[{"id":62,"uris":["http://zotero.org/users/18877917/items/4U3NWGUQ"],"itemData":{"id":62,"type":"article-journal","container-title":"Journal of economic literature","issue":"1","note":"ISBN: 0022-0515\npublisher: JSTOR","page":"13-39","title":"Event studies in economics and finance","volume":"35","author":[{"family":"MacKinlay","given":"A. Craig"}],"issued":{"date-parts":[["1997"]]}},"label":"page"},{"id":61,"uris":["http://zotero.org/users/18877917/items/HZPKI9SY"],"itemData":{"id":61,"type":"article-journal","container-title":"International economic review","issue":"1","note":"ISBN: 0020-6598\npublisher: JSTOR","page":"1-21","title":"The adjustment of stock prices to new information","volume":"10","author":[{"family":"Fama","given":"Eugene F."},{"family":"Fisher","given":"Lawrence"},{"family":"Jensen","given":"Michael C."},{"family":"Roll","given":"Richard"}],"issued":{"date-parts":[["1969"]]}},"label":"page"}],"schema":"https://github.com/citation-style-language/schema/raw/master/csl-citation.json"} </w:instrText>
+      </w:r>
+      <w:r>
+        <w:fldChar w:fldCharType="separate"/>
+      </w:r>
+      <w:r>
+        <w:rPr>
+          <w:kern w:val="0"/>
+          <w:vertAlign w:val="superscript"/>
+        </w:rPr>
+        <w:t>[12,13]</w:t>
+      </w:r>
+      <w:r>
+        <w:fldChar w:fldCharType="end"/>
+      </w:r>
+      <w:r>
+        <w:t>，</w:t>
+      </w:r>
+      <w:r>
+        <w:rPr>
+          <w:rFonts w:hint="eastAsia"/>
+        </w:rPr>
+        <w:t>如今已经</w:t>
+      </w:r>
+      <w:r>
+        <w:t>在金融经济学中被广泛使用</w:t>
+      </w:r>
+      <w:r>
+        <w:rPr>
+          <w:rFonts w:hint="eastAsia"/>
+        </w:rPr>
+        <w:t>，</w:t>
+      </w:r>
+      <w:r>
+        <w:t>其核心思想是：若某一事件对资产价格具有信息含量，则该事件发生前后的一段时间内，资产价格或收益率将呈现出系统性的异常变化。在本文的研究框架下，人民币兑美元汇率被视为研究对象，不同类型的宏观事件被视为信息冲击源</w:t>
+      </w:r>
+      <w:r>
+        <w:rPr>
+          <w:rFonts w:hint="eastAsia"/>
+        </w:rPr>
+        <w:t>；</w:t>
       </w:r>
     </w:p>
     <w:p>
       <w:pPr>
         <w:spacing w:line="360" w:lineRule="auto"/>
         <w:ind w:firstLineChars="0"/>
-      </w:pPr>
-      <w:r>
-        <w:t>通过比较事件发生前后汇率收益率的平均变化特征，本文旨在回答以下问题</w:t>
-      </w:r>
-      <w:r>
-        <w:rPr>
-          <w:rFonts w:hint="eastAsia"/>
-        </w:rPr>
-        <w:t>：</w:t>
-      </w:r>
-    </w:p>
-    <w:p>
-      <w:pPr>
-        <w:spacing w:line="360" w:lineRule="auto"/>
-        <w:ind w:firstLineChars="0" w:firstLine="0"/>
-      </w:pPr>
-      <w:r>
-        <w:rPr>
-          <w:rFonts w:hint="eastAsia"/>
-        </w:rPr>
-        <w:t>第一，</w:t>
-      </w:r>
-      <w:r>
-        <w:t>不同类型事件是否会引发人民币汇率的显著短期反应；</w:t>
-      </w:r>
-      <w:r>
-        <w:rPr>
-          <w:rFonts w:hint="eastAsia"/>
-        </w:rPr>
-        <w:t>第二，</w:t>
-      </w:r>
-      <w:r>
-        <w:t>各类事件在影响方向、幅度与持续性上是否存在系统性差异。</w:t>
+        <w:rPr>
+          <w:rFonts w:hint="eastAsia"/>
+        </w:rPr>
+      </w:pPr>
+      <w:r>
+        <w:t>最后，通过统计检验方法比较不同事件类型冲击效果的差异性。</w:t>
       </w:r>
     </w:p>
     <w:p>
@@ -8848,33 +9439,97 @@
           <w:numId w:val="2"/>
         </w:numPr>
       </w:pPr>
-      <w:bookmarkStart w:id="23" w:name="_Toc216900035"/>
-      <w:r>
-        <w:t>事件研究方法的实施框架</w:t>
+      <w:bookmarkStart w:id="23" w:name="_Toc216958595"/>
+      <w:r>
+        <w:t>研究假设的提出</w:t>
       </w:r>
       <w:bookmarkEnd w:id="23"/>
     </w:p>
     <w:p>
       <w:pPr>
         <w:spacing w:line="360" w:lineRule="auto"/>
-      </w:pPr>
-      <w:r>
-        <w:rPr>
-          <w:rFonts w:hint="eastAsia"/>
-        </w:rPr>
-        <w:t>基于第四章所定义的事件日与事件窗口，本文对每一项样本事件提取其对应的人民币汇率对数收益率序列，并在事件窗口内进行分析。</w:t>
+        <w:rPr>
+          <w:rFonts w:hint="eastAsia"/>
+        </w:rPr>
+      </w:pPr>
+      <w:r>
+        <w:rPr>
+          <w:rFonts w:hint="eastAsia"/>
+        </w:rPr>
+        <w:t>基于前文理论分析与事件分类，本文在事件研究框架下提出如下研究假设：</w:t>
       </w:r>
     </w:p>
     <w:p>
       <w:pPr>
         <w:spacing w:line="360" w:lineRule="auto"/>
-      </w:pPr>
-      <w:r>
-        <w:rPr>
-          <w:rFonts w:hint="eastAsia"/>
-        </w:rPr>
-        <w:lastRenderedPageBreak/>
-        <w:t>对于单一事件，事件窗口内的收益率序列反映了该事件对人民币汇率的短期冲击路径。为减弱个别事件可能带来的偶然性影响，本文进一步在同一事件类型内部对事件窗口收益率进行横截面汇总。</w:t>
+        <w:ind w:firstLine="482"/>
+        <w:rPr>
+          <w:rFonts w:hint="eastAsia"/>
+        </w:rPr>
+      </w:pPr>
+      <w:r>
+        <w:rPr>
+          <w:rFonts w:hint="eastAsia"/>
+          <w:b/>
+          <w:bCs/>
+        </w:rPr>
+        <w:t>H1</w:t>
+      </w:r>
+      <w:r>
+        <w:rPr>
+          <w:rFonts w:hint="eastAsia"/>
+          <w:b/>
+          <w:bCs/>
+        </w:rPr>
+        <w:t>：</w:t>
+      </w:r>
+      <w:r>
+        <w:rPr>
+          <w:rFonts w:hint="eastAsia"/>
+        </w:rPr>
+        <w:t>不同类型事件在短期内对人民币兑美元汇率的影响方向和强度存在差异。</w:t>
+      </w:r>
+    </w:p>
+    <w:p>
+      <w:pPr>
+        <w:spacing w:line="360" w:lineRule="auto"/>
+        <w:ind w:firstLine="482"/>
+      </w:pPr>
+      <w:r>
+        <w:rPr>
+          <w:rFonts w:hint="eastAsia"/>
+          <w:b/>
+          <w:bCs/>
+        </w:rPr>
+        <w:t>H2</w:t>
+      </w:r>
+      <w:r>
+        <w:rPr>
+          <w:rFonts w:hint="eastAsia"/>
+          <w:b/>
+          <w:bCs/>
+        </w:rPr>
+        <w:t>：</w:t>
+      </w:r>
+      <w:r>
+        <w:rPr>
+          <w:rFonts w:hint="eastAsia"/>
+        </w:rPr>
+        <w:t>相较于市场情绪类事件和一般外部经济冲击，宏观政策类事件（如美联储货币政策和中国国内宏观政策）对人民币汇率的短期影响更为显著。</w:t>
+      </w:r>
+    </w:p>
+    <w:p>
+      <w:pPr>
+        <w:spacing w:line="360" w:lineRule="auto"/>
+        <w:rPr>
+          <w:rFonts w:hint="eastAsia"/>
+        </w:rPr>
+      </w:pPr>
+      <w:r>
+        <w:rPr>
+          <w:rFonts w:hint="eastAsia"/>
+        </w:rPr>
+        <w:t>上述假设并不预设具体事件的影响方向，而侧重于检验不同事件类型之间是否存在系统性差异。</w:t>
       </w:r>
     </w:p>
     <w:p>
@@ -8885,34 +9540,40 @@
           <w:numId w:val="2"/>
         </w:numPr>
       </w:pPr>
-      <w:bookmarkStart w:id="24" w:name="_Toc216900036"/>
-      <w:r>
-        <w:t>事件分组的实证处理方式</w:t>
+      <w:bookmarkStart w:id="24" w:name="_Toc216958596"/>
+      <w:r>
+        <w:t>事件研究方法的实施框架</w:t>
       </w:r>
       <w:bookmarkEnd w:id="24"/>
     </w:p>
     <w:p>
       <w:pPr>
         <w:spacing w:line="360" w:lineRule="auto"/>
-        <w:ind w:firstLineChars="0" w:firstLine="482"/>
-      </w:pPr>
-      <w:r>
-        <w:rPr>
-          <w:rFonts w:hint="eastAsia"/>
-        </w:rPr>
-        <w:t>第三章已对样本事件的分类原则与具体类型进行了系统说明。在此基础上，本章仅从实证操作角度说明事件分类在事件研究中的使用方式。</w:t>
+      </w:pPr>
+      <w:proofErr w:type="gramStart"/>
+      <w:r>
+        <w:rPr>
+          <w:rFonts w:hint="eastAsia"/>
+        </w:rPr>
+        <w:t>基于第四</w:t>
+      </w:r>
+      <w:proofErr w:type="gramEnd"/>
+      <w:r>
+        <w:rPr>
+          <w:rFonts w:hint="eastAsia"/>
+        </w:rPr>
+        <w:t>章所定义的事件日与事件窗口，本文对每一项样本事件提取其对应的人民币汇率对数收益率序列，并在事件窗口内进行分析。</w:t>
       </w:r>
     </w:p>
     <w:p>
       <w:pPr>
         <w:spacing w:line="360" w:lineRule="auto"/>
-        <w:ind w:firstLineChars="0" w:firstLine="482"/>
-      </w:pPr>
-      <w:r>
-        <w:rPr>
-          <w:rFonts w:hint="eastAsia"/>
-        </w:rPr>
-        <w:t>具体而言，本文在事件研究阶段按照既定的事件类型对样本事件进行分组处理。在每一事件类型内部，分别提取对应事件在事件窗口内的汇率收益率序列，并进行横截面汇总，以刻画该类事件的整体平均反应特征。通过这种方式，可以避免单一事件的偶然性干扰，更加清晰地识别不同类型事件对人民币汇率的共性影响。</w:t>
+      </w:pPr>
+      <w:r>
+        <w:rPr>
+          <w:rFonts w:hint="eastAsia"/>
+        </w:rPr>
+        <w:t>对于单一事件，事件窗口内的收益率序列反映了该事件对人民币汇率的短期冲击路径。为减弱个别事件可能带来的偶然性影响，本文进一步在同一事件类型内部对事件窗口收益率进行横截面汇总。</w:t>
       </w:r>
     </w:p>
     <w:p>
@@ -8923,11 +9584,49 @@
           <w:numId w:val="2"/>
         </w:numPr>
       </w:pPr>
-      <w:bookmarkStart w:id="25" w:name="_Toc216900037"/>
+      <w:bookmarkStart w:id="25" w:name="_Toc216958597"/>
+      <w:r>
+        <w:t>事件分组的实证处理方式</w:t>
+      </w:r>
+      <w:bookmarkEnd w:id="25"/>
+    </w:p>
+    <w:p>
+      <w:pPr>
+        <w:spacing w:line="360" w:lineRule="auto"/>
+        <w:ind w:firstLineChars="0" w:firstLine="482"/>
+      </w:pPr>
+      <w:r>
+        <w:rPr>
+          <w:rFonts w:hint="eastAsia"/>
+        </w:rPr>
+        <w:t>第三章已对样本事件的分类原则与具体类型进行了系统说明。在此基础上，本章仅从实证操作角度说明事件分类在事件研究中的使用方式。</w:t>
+      </w:r>
+    </w:p>
+    <w:p>
+      <w:pPr>
+        <w:spacing w:line="360" w:lineRule="auto"/>
+        <w:ind w:firstLineChars="0" w:firstLine="482"/>
+      </w:pPr>
+      <w:r>
+        <w:rPr>
+          <w:rFonts w:hint="eastAsia"/>
+        </w:rPr>
+        <w:t>具体而言，本文在事件研究阶段按照既定的事件类型对样本事件进行分组处理。在每一事件类型内部，分别提取对应事件在事件窗口内的汇率收益率序列，并进行横截面汇总，以刻画该类事件的整体平均反应特征。通过这种方式，可以避免单一事件的偶然性干扰，更加清晰地识别不同类型事件对人民币汇率的共性影响。</w:t>
+      </w:r>
+    </w:p>
+    <w:p>
+      <w:pPr>
+        <w:pStyle w:val="2"/>
+        <w:numPr>
+          <w:ilvl w:val="1"/>
+          <w:numId w:val="2"/>
+        </w:numPr>
+      </w:pPr>
+      <w:bookmarkStart w:id="26" w:name="_Toc216958598"/>
       <w:r>
         <w:t>平均事件反应的计算方法</w:t>
       </w:r>
-      <w:bookmarkEnd w:id="25"/>
+      <w:bookmarkEnd w:id="26"/>
     </w:p>
     <w:p>
       <w:pPr>
@@ -8945,8 +9644,13 @@
           <m:t>N</m:t>
         </m:r>
       </m:oMath>
-      <w:r>
-        <w:t>个事件，</w:t>
+      <w:proofErr w:type="gramStart"/>
+      <w:r>
+        <w:t>个</w:t>
+      </w:r>
+      <w:proofErr w:type="gramEnd"/>
+      <w:r>
+        <w:t>事件，</w:t>
       </w:r>
       <m:oMath>
         <m:sSub>
@@ -8983,10 +9687,10 @@
           <w:position w:val="-6"/>
         </w:rPr>
         <w:object w:dxaOrig="139" w:dyaOrig="260" w14:anchorId="1DA05FBE">
-          <v:shape id="_x0000_i1026" type="#_x0000_t75" style="width:5pt;height:15.5pt" o:ole="">
+          <v:shape id="_x0000_i1085" type="#_x0000_t75" style="width:5pt;height:15.5pt" o:ole="">
             <v:imagedata r:id="rId13" o:title=""/>
           </v:shape>
-          <o:OLEObject Type="Embed" ProgID="Equation.DSMT4" ShapeID="_x0000_i1026" DrawAspect="Content" ObjectID="_1827514262" r:id="rId14"/>
+          <o:OLEObject Type="Embed" ProgID="Equation.DSMT4" ShapeID="_x0000_i1085" DrawAspect="Content" ObjectID="_1827571651" r:id="rId14"/>
         </w:object>
       </w:r>
       <w:r>
@@ -8997,10 +9701,10 @@
           <w:position w:val="-6"/>
         </w:rPr>
         <w:object w:dxaOrig="139" w:dyaOrig="240" w14:anchorId="56EBF88C">
-          <v:shape id="_x0000_i1027" type="#_x0000_t75" style="width:5pt;height:10.5pt" o:ole="">
+          <v:shape id="_x0000_i1086" type="#_x0000_t75" style="width:5pt;height:10.5pt" o:ole="">
             <v:imagedata r:id="rId15" o:title=""/>
           </v:shape>
-          <o:OLEObject Type="Embed" ProgID="Equation.DSMT4" ShapeID="_x0000_i1027" DrawAspect="Content" ObjectID="_1827514263" r:id="rId16"/>
+          <o:OLEObject Type="Embed" ProgID="Equation.DSMT4" ShapeID="_x0000_i1086" DrawAspect="Content" ObjectID="_1827571652" r:id="rId16"/>
         </w:object>
       </w:r>
       <w:r>
@@ -9011,10 +9715,10 @@
           <w:position w:val="-6"/>
         </w:rPr>
         <w:object w:dxaOrig="139" w:dyaOrig="240" w14:anchorId="28BCE3E8">
-          <v:shape id="_x0000_i1028" type="#_x0000_t75" style="width:5pt;height:10.5pt" o:ole="">
+          <v:shape id="_x0000_i1087" type="#_x0000_t75" style="width:5pt;height:10.5pt" o:ole="">
             <v:imagedata r:id="rId17" o:title=""/>
           </v:shape>
-          <o:OLEObject Type="Embed" ProgID="Equation.DSMT4" ShapeID="_x0000_i1028" DrawAspect="Content" ObjectID="_1827514264" r:id="rId18"/>
+          <o:OLEObject Type="Embed" ProgID="Equation.DSMT4" ShapeID="_x0000_i1087" DrawAspect="Content" ObjectID="_1827571653" r:id="rId18"/>
         </w:object>
       </w:r>
       <w:r>
@@ -9201,8 +9905,13 @@
           </m:sub>
         </m:sSub>
       </m:oMath>
-      <w:r>
-        <w:t>随事件时间变化的曲线，本文能够直观比较不同事件类型在事件前后对人民币汇率产生的平均影响路径。</w:t>
+      <w:proofErr w:type="gramStart"/>
+      <w:r>
+        <w:t>随事件</w:t>
+      </w:r>
+      <w:proofErr w:type="gramEnd"/>
+      <w:r>
+        <w:t>时间变化的曲线，本文能够直观比较不同事件类型在事件前后对人民币汇率产生的平均影响路径。</w:t>
       </w:r>
     </w:p>
     <w:p>
@@ -9222,13 +9931,74 @@
     </w:p>
     <w:p>
       <w:pPr>
+        <w:pStyle w:val="2"/>
+        <w:numPr>
+          <w:ilvl w:val="1"/>
+          <w:numId w:val="2"/>
+        </w:numPr>
+      </w:pPr>
+      <w:bookmarkStart w:id="27" w:name="_Toc216958599"/>
+      <w:r>
+        <w:t>统计检验方法</w:t>
+      </w:r>
+      <w:bookmarkEnd w:id="27"/>
+    </w:p>
+    <w:p>
+      <w:pPr>
+        <w:spacing w:line="360" w:lineRule="auto"/>
+        <w:rPr>
+          <w:rFonts w:hint="eastAsia"/>
+        </w:rPr>
+      </w:pPr>
+      <w:r>
+        <w:t>为检验不同事件类型影响差异，本文在事件研究基础上计算事件窗口内的累积异常收益率（</w:t>
+      </w:r>
+      <w:r>
+        <w:t>CAR</w:t>
+      </w:r>
+      <w:r>
+        <w:t>），并采用单因素方差分析（</w:t>
+      </w:r>
+      <w:r>
+        <w:t>ANOVA</w:t>
+      </w:r>
+      <w:r>
+        <w:t>）对不同事件类型的平均</w:t>
+      </w:r>
+      <w:r>
+        <w:t>CAR</w:t>
+      </w:r>
+      <w:r>
+        <w:t>是否存在显著差异进行统计检验。在</w:t>
+      </w:r>
+      <w:r>
+        <w:t>ANOVA</w:t>
+      </w:r>
+      <w:r>
+        <w:rPr>
+          <w:rFonts w:hint="eastAsia"/>
+        </w:rPr>
+        <w:t>的</w:t>
+      </w:r>
+      <w:r>
+        <w:t>基础上，进一步使用</w:t>
+      </w:r>
+      <w:r>
+        <w:t>Tukey HSD</w:t>
+      </w:r>
+      <w:r>
+        <w:t>方法进行事后多重比较分析，以辅助识别潜在的差异结构。</w:t>
+      </w:r>
+    </w:p>
+    <w:p>
+      <w:pPr>
         <w:pStyle w:val="1"/>
         <w:spacing w:before="312" w:after="312"/>
         <w:rPr>
           <w:rFonts w:hint="eastAsia"/>
         </w:rPr>
       </w:pPr>
-      <w:bookmarkStart w:id="26" w:name="_Toc216900038"/>
+      <w:bookmarkStart w:id="28" w:name="_Toc216958600"/>
       <w:r>
         <w:t>实证结果</w:t>
       </w:r>
@@ -9238,7 +10008,7 @@
         </w:rPr>
         <w:t>与分析</w:t>
       </w:r>
-      <w:bookmarkEnd w:id="26"/>
+      <w:bookmarkEnd w:id="28"/>
     </w:p>
     <w:p>
       <w:pPr>
@@ -9277,18 +10047,17 @@
       <w:pPr>
         <w:pStyle w:val="2"/>
       </w:pPr>
-      <w:bookmarkStart w:id="27" w:name="_Toc216900039"/>
-      <w:r>
-        <w:rPr>
-          <w:rFonts w:hint="eastAsia"/>
-        </w:rPr>
-        <w:lastRenderedPageBreak/>
+      <w:bookmarkStart w:id="29" w:name="_Toc216958601"/>
+      <w:r>
+        <w:rPr>
+          <w:rFonts w:hint="eastAsia"/>
+        </w:rPr>
         <w:t xml:space="preserve">6.1 </w:t>
       </w:r>
       <w:r>
         <w:t>人民币汇率与美元指数的长期演变特征</w:t>
       </w:r>
-      <w:bookmarkEnd w:id="27"/>
+      <w:bookmarkEnd w:id="29"/>
     </w:p>
     <w:p>
       <w:pPr>
@@ -9311,9 +10080,9 @@
           <w:noProof/>
         </w:rPr>
         <w:drawing>
-          <wp:inline distT="0" distB="0" distL="0" distR="0" wp14:anchorId="7A27BC1B" wp14:editId="4F7C1CB7">
-            <wp:extent cx="5532656" cy="2598517"/>
-            <wp:effectExtent l="0" t="0" r="0" b="0"/>
+          <wp:inline distT="0" distB="0" distL="0" distR="0" wp14:anchorId="7A27BC1B" wp14:editId="1084654F">
+            <wp:extent cx="5199957" cy="2442258"/>
+            <wp:effectExtent l="0" t="0" r="1270" b="0"/>
             <wp:docPr id="486185006" name="图片 1"/>
             <wp:cNvGraphicFramePr>
               <a:graphicFrameLocks xmlns:a="http://schemas.openxmlformats.org/drawingml/2006/main" noChangeAspect="1"/>
@@ -9341,7 +10110,7 @@
                   <pic:spPr bwMode="auto">
                     <a:xfrm>
                       <a:off x="0" y="0"/>
-                      <a:ext cx="5645000" cy="2651281"/>
+                      <a:ext cx="5343719" cy="2509779"/>
                     </a:xfrm>
                     <a:prstGeom prst="rect">
                       <a:avLst/>
@@ -9365,7 +10134,7 @@
     <w:p>
       <w:pPr>
         <w:pStyle w:val="ac"/>
-        <w:spacing w:line="360" w:lineRule="auto"/>
+        <w:spacing w:line="240" w:lineRule="auto"/>
         <w:ind w:firstLineChars="0" w:firstLine="0"/>
         <w:rPr>
           <w:rFonts w:hint="eastAsia"/>
@@ -9482,9 +10251,9 @@
           <w:noProof/>
         </w:rPr>
         <w:drawing>
-          <wp:inline distT="0" distB="0" distL="0" distR="0" wp14:anchorId="0E230CB6" wp14:editId="0AB151E8">
-            <wp:extent cx="5589788" cy="2627453"/>
-            <wp:effectExtent l="0" t="0" r="0" b="1905"/>
+          <wp:inline distT="0" distB="0" distL="0" distR="0" wp14:anchorId="0E230CB6" wp14:editId="7F4F9D0B">
+            <wp:extent cx="5000263" cy="2350350"/>
+            <wp:effectExtent l="0" t="0" r="0" b="0"/>
             <wp:docPr id="1916171876" name="图片 2"/>
             <wp:cNvGraphicFramePr>
               <a:graphicFrameLocks xmlns:a="http://schemas.openxmlformats.org/drawingml/2006/main" noChangeAspect="1"/>
@@ -9512,7 +10281,7 @@
                   <pic:spPr bwMode="auto">
                     <a:xfrm>
                       <a:off x="0" y="0"/>
-                      <a:ext cx="5650125" cy="2655814"/>
+                      <a:ext cx="5085005" cy="2390183"/>
                     </a:xfrm>
                     <a:prstGeom prst="rect">
                       <a:avLst/>
@@ -9536,7 +10305,7 @@
     <w:p>
       <w:pPr>
         <w:pStyle w:val="ac"/>
-        <w:spacing w:line="360" w:lineRule="auto"/>
+        <w:spacing w:line="240" w:lineRule="auto"/>
         <w:ind w:firstLineChars="0" w:firstLine="0"/>
         <w:rPr>
           <w:rFonts w:hint="eastAsia"/>
@@ -9638,11 +10407,7 @@
         <w:t>6-2</w:t>
       </w:r>
       <w:r>
-        <w:t>展示了美元指数在样本期内的变化情况。美元指数在不同阶段呈现出明</w:t>
-      </w:r>
-      <w:r>
-        <w:lastRenderedPageBreak/>
-        <w:t>显的强弱周期特征，这种周期性变化反映了全球宏观经济环境、主要经济体货币政策取向以及国际资本流动格局的综合影响。美元指数的阶段性波动为后文分析人民币汇率的外部影响因素提供了重要背景。</w:t>
+        <w:t>展示了美元指数在样本期内的变化情况。美元指数在不同阶段呈现出明显的强弱周期特征，这种周期性变化反映了全球宏观经济环境、主要经济体货币政策取向以及国际资本流动格局的综合影响。美元指数的阶段性波动为后文分析人民币汇率的外部影响因素提供了重要背景。</w:t>
       </w:r>
     </w:p>
     <w:p>
@@ -9658,7 +10423,7 @@
       <w:pPr>
         <w:pStyle w:val="2"/>
       </w:pPr>
-      <w:bookmarkStart w:id="28" w:name="_Toc216900040"/>
+      <w:bookmarkStart w:id="30" w:name="_Toc216958602"/>
       <w:r>
         <w:rPr>
           <w:rFonts w:hint="eastAsia"/>
@@ -9668,7 +10433,7 @@
       <w:r>
         <w:t>人民币汇率与美元指数的阶段性联动关系</w:t>
       </w:r>
-      <w:bookmarkEnd w:id="28"/>
+      <w:bookmarkEnd w:id="30"/>
     </w:p>
     <w:p>
       <w:pPr>
@@ -9693,9 +10458,9 @@
           <w:noProof/>
         </w:rPr>
         <w:drawing>
-          <wp:inline distT="0" distB="0" distL="0" distR="0" wp14:anchorId="311DC6F2" wp14:editId="173AACBC">
-            <wp:extent cx="5704390" cy="2696902"/>
-            <wp:effectExtent l="0" t="0" r="0" b="8255"/>
+          <wp:inline distT="0" distB="0" distL="0" distR="0" wp14:anchorId="311DC6F2" wp14:editId="0E34D92E">
+            <wp:extent cx="5427585" cy="2566035"/>
+            <wp:effectExtent l="0" t="0" r="1905" b="5715"/>
             <wp:docPr id="1246788264" name="图片 3"/>
             <wp:cNvGraphicFramePr>
               <a:graphicFrameLocks xmlns:a="http://schemas.openxmlformats.org/drawingml/2006/main" noChangeAspect="1"/>
@@ -9723,7 +10488,7 @@
                   <pic:spPr bwMode="auto">
                     <a:xfrm>
                       <a:off x="0" y="0"/>
-                      <a:ext cx="5828613" cy="2755632"/>
+                      <a:ext cx="5559194" cy="2628257"/>
                     </a:xfrm>
                     <a:prstGeom prst="rect">
                       <a:avLst/>
@@ -9853,7 +10618,15 @@
         <w:t>6-3</w:t>
       </w:r>
       <w:r>
-        <w:t>通过双轴方式同时展示了人民币兑美元汇率与美元指数的变化情况。从图中可以观察到，在部分时期内，两者呈现出较为明显的反向共动关系，即美元指数走强往往伴随着人民币贬值压力上升。然而，这种关系并非在整个样本期内始终保持一致，提示人民币汇率与美元指数之间的联动可能具有阶段性特征。</w:t>
+        <w:t>通过双轴方式同时展示了人民币兑美元汇率与美元指数的变化情况。从图中可以观察到，在部分时期内，两者呈现出较为明显的反向共动关系，即美元指数走</w:t>
+      </w:r>
+      <w:proofErr w:type="gramStart"/>
+      <w:r>
+        <w:t>强往往</w:t>
+      </w:r>
+      <w:proofErr w:type="gramEnd"/>
+      <w:r>
+        <w:t>伴随着人民币贬值压力上升。然而，这种关系并非在整个样本期内始终保持一致，提示人民币汇率与美元指数之间的联动可能具有阶段性特征。</w:t>
       </w:r>
     </w:p>
     <w:p>
@@ -9884,11 +10657,10 @@
         <w:rPr>
           <w:noProof/>
         </w:rPr>
-        <w:lastRenderedPageBreak/>
         <w:drawing>
-          <wp:inline distT="0" distB="0" distL="0" distR="0" wp14:anchorId="1B84A552" wp14:editId="37BF93AE">
-            <wp:extent cx="4577788" cy="2158292"/>
-            <wp:effectExtent l="0" t="0" r="0" b="0"/>
+          <wp:inline distT="0" distB="0" distL="0" distR="0" wp14:anchorId="1B84A552" wp14:editId="7CC727D2">
+            <wp:extent cx="5364211" cy="2529068"/>
+            <wp:effectExtent l="0" t="0" r="8255" b="5080"/>
             <wp:docPr id="317299118" name="图片 4"/>
             <wp:cNvGraphicFramePr>
               <a:graphicFrameLocks xmlns:a="http://schemas.openxmlformats.org/drawingml/2006/main" noChangeAspect="1"/>
@@ -9916,7 +10688,7 @@
                   <pic:spPr bwMode="auto">
                     <a:xfrm>
                       <a:off x="0" y="0"/>
-                      <a:ext cx="4713664" cy="2222354"/>
+                      <a:ext cx="5534841" cy="2609515"/>
                     </a:xfrm>
                     <a:prstGeom prst="rect">
                       <a:avLst/>
@@ -10069,7 +10841,7 @@
       <w:pPr>
         <w:pStyle w:val="2"/>
       </w:pPr>
-      <w:bookmarkStart w:id="29" w:name="_Toc216900041"/>
+      <w:bookmarkStart w:id="31" w:name="_Toc216958603"/>
       <w:r>
         <w:rPr>
           <w:rFonts w:hint="eastAsia"/>
@@ -10079,7 +10851,7 @@
       <w:r>
         <w:t>不同类型事件的平均汇率反应</w:t>
       </w:r>
-      <w:bookmarkEnd w:id="29"/>
+      <w:bookmarkEnd w:id="31"/>
     </w:p>
     <w:p>
       <w:pPr>
@@ -10109,7 +10881,7 @@
           <w:noProof/>
         </w:rPr>
         <w:drawing>
-          <wp:inline distT="0" distB="0" distL="0" distR="0" wp14:anchorId="740F6713" wp14:editId="3A17A271">
+          <wp:inline distT="0" distB="0" distL="0" distR="0" wp14:anchorId="740F6713" wp14:editId="6BDC301C">
             <wp:extent cx="5394008" cy="2546430"/>
             <wp:effectExtent l="0" t="0" r="0" b="6350"/>
             <wp:docPr id="869046924" name="图片 5"/>
@@ -10262,7 +11034,6 @@
         <w:ind w:firstLineChars="0" w:firstLine="482"/>
       </w:pPr>
       <w:r>
-        <w:lastRenderedPageBreak/>
         <w:t>图</w:t>
       </w:r>
       <w:r>
@@ -10276,7 +11047,7 @@
       <w:pPr>
         <w:pStyle w:val="3"/>
       </w:pPr>
-      <w:bookmarkStart w:id="30" w:name="_Toc216900042"/>
+      <w:bookmarkStart w:id="32" w:name="_Toc216958604"/>
       <w:r>
         <w:t>6.3.1</w:t>
       </w:r>
@@ -10289,7 +11060,7 @@
       <w:r>
         <w:t>外部经济冲击与美联储货币政策事件</w:t>
       </w:r>
-      <w:bookmarkEnd w:id="30"/>
+      <w:bookmarkEnd w:id="32"/>
     </w:p>
     <w:p>
       <w:pPr>
@@ -10297,14 +11068,22 @@
         <w:ind w:firstLineChars="0" w:firstLine="482"/>
       </w:pPr>
       <w:r>
-        <w:t>对于外部经济冲击事件及美联储货币政策事件，人民币汇率在事件日附近通常表现出较为显著的波动反应。相关事件发生前后，平均对数收益率的波动幅度明显扩大，且在部分情况下呈现出一定的不对称特征。这表明市场对外部冲击和美元货币政策变化高度敏感，相关信息能够在短期内对人民币汇率产生较强影响。</w:t>
+        <w:t>对于外部经济冲击事件及美联储货币政策事件，人民币汇率在事件</w:t>
+      </w:r>
+      <w:proofErr w:type="gramStart"/>
+      <w:r>
+        <w:t>日附近</w:t>
+      </w:r>
+      <w:proofErr w:type="gramEnd"/>
+      <w:r>
+        <w:t>通常表现出较为显著的波动反应。相关事件发生前后，平均对数收益率的波动幅度明显扩大，且在部分情况下呈现出一定的不对称特征。这表明市场对外部冲击和美元货币政策变化高度敏感，相关信息能够在短期内对人民币汇率产生较强影响。</w:t>
       </w:r>
     </w:p>
     <w:p>
       <w:pPr>
         <w:pStyle w:val="3"/>
       </w:pPr>
-      <w:bookmarkStart w:id="31" w:name="_Toc216900043"/>
+      <w:bookmarkStart w:id="33" w:name="_Toc216958605"/>
       <w:r>
         <w:t>6.3.2</w:t>
       </w:r>
@@ -10317,7 +11096,7 @@
       <w:r>
         <w:t>中国国内宏观政策与金融监管政策事件</w:t>
       </w:r>
-      <w:bookmarkEnd w:id="31"/>
+      <w:bookmarkEnd w:id="33"/>
     </w:p>
     <w:p>
       <w:pPr>
@@ -10325,14 +11104,22 @@
         <w:ind w:firstLineChars="0" w:firstLine="482"/>
       </w:pPr>
       <w:r>
-        <w:t>相比之下，中国国内宏观政策事件及金融监管政策事件对人民币汇率的平均影响相对温和。事件日前后，人民币汇率的平均收益率变化幅度较小，反应路径整体较为平滑。这一现象可能反映出国内政策调整往往具有一定的前瞻性和可预期性，市场参与者在政策正式出台前已部分消化相关信息，从而削弱了事件公布当日的即时冲击。</w:t>
+        <w:t>相比之下，中国国内宏观政策事件及金融监管政策事件对人民币汇率的平均影响相对温和。事件日前后，人民币汇率的平均收益率变化幅度较小，反应路径整体较为平滑。这一现象可能反映出国内政策调整往往具有一定的前瞻性和</w:t>
+      </w:r>
+      <w:proofErr w:type="gramStart"/>
+      <w:r>
+        <w:t>可</w:t>
+      </w:r>
+      <w:proofErr w:type="gramEnd"/>
+      <w:r>
+        <w:t>预期性，市场参与者在政策正式出台前已部分消化相关信息，从而削弱了事件公布当日的即时冲击。</w:t>
       </w:r>
     </w:p>
     <w:p>
       <w:pPr>
         <w:pStyle w:val="3"/>
       </w:pPr>
-      <w:bookmarkStart w:id="32" w:name="_Toc216900044"/>
+      <w:bookmarkStart w:id="34" w:name="_Toc216958606"/>
       <w:r>
         <w:t>6.3.3</w:t>
       </w:r>
@@ -10345,7 +11132,7 @@
       <w:r>
         <w:t>市场情绪类事件</w:t>
       </w:r>
-      <w:bookmarkEnd w:id="32"/>
+      <w:bookmarkEnd w:id="34"/>
     </w:p>
     <w:p>
       <w:pPr>
@@ -10353,14 +11140,22 @@
         <w:ind w:firstLineChars="0" w:firstLine="482"/>
       </w:pPr>
       <w:r>
-        <w:t>市场情绪类事件对应的平均反应曲线表现出较强的不稳定性。不同事件之间的影响方向和持续性差异较大，部分事件在事件日附近引发明显波动，而另一些事件则未表现出显著的系统性反应。这表明该类事件对人民币汇率的影响更依赖于具体事件背景及当时的宏观环境，其短期冲击特征具有较强的异质性。</w:t>
+        <w:t>市场情绪类事件对应的平均反应曲线表现出较强的不稳定性。不同事件之间的影响方向和持续性差异较大，部分事件在事件</w:t>
+      </w:r>
+      <w:proofErr w:type="gramStart"/>
+      <w:r>
+        <w:t>日附近</w:t>
+      </w:r>
+      <w:proofErr w:type="gramEnd"/>
+      <w:r>
+        <w:t>引发明显波动，而另一些事件则未表现出显著的系统性反应。这表明该类事件对人民币汇率的影响更依赖于具体事件背景及当时的宏观环境，其短期冲击特征具有较强的异质性。</w:t>
       </w:r>
     </w:p>
     <w:p>
       <w:pPr>
         <w:pStyle w:val="2"/>
       </w:pPr>
-      <w:bookmarkStart w:id="33" w:name="_Toc216900045"/>
+      <w:bookmarkStart w:id="35" w:name="_Toc216958607"/>
       <w:r>
         <w:rPr>
           <w:rFonts w:hint="eastAsia"/>
@@ -10368,9 +11163,1037 @@
         <w:t xml:space="preserve">6.4 </w:t>
       </w:r>
       <w:r>
+        <w:t>不同事件类型影响差异的统计检验</w:t>
+      </w:r>
+      <w:bookmarkEnd w:id="35"/>
+    </w:p>
+    <w:p>
+      <w:pPr>
+        <w:spacing w:line="360" w:lineRule="auto"/>
+      </w:pPr>
+      <w:r>
+        <w:t>为进一步检验不同类型事件对人民币兑美元汇率短期冲击是否存在系统性差异，本文在事件研究框架下，基于事件日前后</w:t>
+      </w:r>
+      <m:oMath>
+        <m:d>
+          <m:dPr>
+            <m:begChr m:val="["/>
+            <m:endChr m:val="]"/>
+            <m:ctrlPr>
+              <w:rPr>
+                <w:rFonts w:ascii="Cambria Math" w:hAnsi="Cambria Math"/>
+              </w:rPr>
+            </m:ctrlPr>
+          </m:dPr>
+          <m:e>
+            <m:r>
+              <w:rPr>
+                <w:rFonts w:ascii="Cambria Math" w:hAnsi="Cambria Math"/>
+              </w:rPr>
+              <m:t>-1,+1</m:t>
+            </m:r>
+          </m:e>
+        </m:d>
+      </m:oMath>
+      <w:r>
+        <w:t>交易日窗口，计算各事件对应的累积异常收益率（</w:t>
+      </w:r>
+      <w:r>
+        <w:t>CAR</w:t>
+      </w:r>
+      <w:r>
+        <w:t>），并以事件类型作为分组变量，采用单因素方差分析（</w:t>
+      </w:r>
+      <w:r>
+        <w:t>ANOVA</w:t>
+      </w:r>
+      <w:r>
+        <w:t>）进行统计检验。</w:t>
+      </w:r>
+    </w:p>
+    <w:p>
+      <w:pPr>
+        <w:pStyle w:val="ac"/>
+        <w:keepNext/>
+      </w:pPr>
+      <w:r>
+        <w:rPr>
+          <w:rFonts w:hint="eastAsia"/>
+        </w:rPr>
+        <w:t xml:space="preserve">表 </w:t>
+      </w:r>
+      <w:r>
+        <w:rPr>
+          <w:rFonts w:hint="eastAsia"/>
+        </w:rPr>
+        <w:fldChar w:fldCharType="begin"/>
+      </w:r>
+      <w:r>
+        <w:rPr>
+          <w:rFonts w:hint="eastAsia"/>
+        </w:rPr>
+        <w:instrText xml:space="preserve"> STYLEREF 1 \s </w:instrText>
+      </w:r>
+      <w:r>
+        <w:rPr>
+          <w:rFonts w:hint="eastAsia"/>
+        </w:rPr>
+        <w:fldChar w:fldCharType="separate"/>
+      </w:r>
+      <w:r>
+        <w:rPr>
+          <w:rFonts w:hint="eastAsia"/>
+          <w:noProof/>
+        </w:rPr>
+        <w:t>6</w:t>
+      </w:r>
+      <w:r>
+        <w:rPr>
+          <w:rFonts w:hint="eastAsia"/>
+        </w:rPr>
+        <w:fldChar w:fldCharType="end"/>
+      </w:r>
+      <w:r>
+        <w:rPr>
+          <w:rFonts w:hint="eastAsia"/>
+        </w:rPr>
+        <w:noBreakHyphen/>
+      </w:r>
+      <w:r>
+        <w:rPr>
+          <w:rFonts w:hint="eastAsia"/>
+        </w:rPr>
+        <w:fldChar w:fldCharType="begin"/>
+      </w:r>
+      <w:r>
+        <w:rPr>
+          <w:rFonts w:hint="eastAsia"/>
+        </w:rPr>
+        <w:instrText xml:space="preserve"> SEQ 表 \* ARABIC \s 1 </w:instrText>
+      </w:r>
+      <w:r>
+        <w:rPr>
+          <w:rFonts w:hint="eastAsia"/>
+        </w:rPr>
+        <w:fldChar w:fldCharType="separate"/>
+      </w:r>
+      <w:r>
+        <w:rPr>
+          <w:rFonts w:hint="eastAsia"/>
+          <w:noProof/>
+        </w:rPr>
+        <w:t>1</w:t>
+      </w:r>
+      <w:r>
+        <w:rPr>
+          <w:rFonts w:hint="eastAsia"/>
+        </w:rPr>
+        <w:fldChar w:fldCharType="end"/>
+      </w:r>
+      <w:r>
+        <w:rPr>
+          <w:rFonts w:hint="eastAsia"/>
+        </w:rPr>
+        <w:t xml:space="preserve"> </w:t>
+      </w:r>
+      <w:r>
+        <w:rPr>
+          <w:rFonts w:hint="eastAsia"/>
+        </w:rPr>
+        <w:t>事件CAR计算结果（前5行）</w:t>
+      </w:r>
+    </w:p>
+    <w:tbl>
+      <w:tblPr>
+        <w:tblStyle w:val="ab"/>
+        <w:tblW w:w="0" w:type="auto"/>
+        <w:tblLook w:val="04A0" w:firstRow="1" w:lastRow="0" w:firstColumn="1" w:lastColumn="0" w:noHBand="0" w:noVBand="1"/>
+      </w:tblPr>
+      <w:tblGrid>
+        <w:gridCol w:w="2831"/>
+        <w:gridCol w:w="2831"/>
+        <w:gridCol w:w="2832"/>
+      </w:tblGrid>
+      <w:tr>
+        <w:trPr>
+          <w:cnfStyle w:val="100000000000" w:firstRow="1" w:lastRow="0" w:firstColumn="0" w:lastColumn="0" w:oddVBand="0" w:evenVBand="0" w:oddHBand="0" w:evenHBand="0" w:firstRowFirstColumn="0" w:firstRowLastColumn="0" w:lastRowFirstColumn="0" w:lastRowLastColumn="0"/>
+        </w:trPr>
+        <w:tc>
+          <w:tcPr>
+            <w:tcW w:w="2831" w:type="dxa"/>
+          </w:tcPr>
+          <w:p>
+            <w:pPr>
+              <w:spacing w:line="360" w:lineRule="auto"/>
+              <w:ind w:firstLineChars="0" w:firstLine="0"/>
+              <w:jc w:val="center"/>
+            </w:pPr>
+            <w:r>
+              <w:t>事件名称</w:t>
+            </w:r>
+            <w:r>
+              <w:t xml:space="preserve"> (</w:t>
+            </w:r>
+            <w:proofErr w:type="spellStart"/>
+            <w:r>
+              <w:t>event_name</w:t>
+            </w:r>
+            <w:proofErr w:type="spellEnd"/>
+            <w:r>
+              <w:t>)</w:t>
+            </w:r>
+          </w:p>
+        </w:tc>
+        <w:tc>
+          <w:tcPr>
+            <w:tcW w:w="2831" w:type="dxa"/>
+          </w:tcPr>
+          <w:p>
+            <w:pPr>
+              <w:spacing w:line="360" w:lineRule="auto"/>
+              <w:ind w:firstLineChars="0" w:firstLine="0"/>
+              <w:jc w:val="center"/>
+              <w:rPr>
+                <w:rFonts w:hint="eastAsia"/>
+              </w:rPr>
+            </w:pPr>
+            <w:r>
+              <w:t>事件类型</w:t>
+            </w:r>
+            <w:r>
+              <w:t xml:space="preserve"> (</w:t>
+            </w:r>
+            <w:proofErr w:type="spellStart"/>
+            <w:r>
+              <w:t>event_type</w:t>
+            </w:r>
+            <w:proofErr w:type="spellEnd"/>
+            <w:r>
+              <w:t>)</w:t>
+            </w:r>
+          </w:p>
+        </w:tc>
+        <w:tc>
+          <w:tcPr>
+            <w:tcW w:w="2832" w:type="dxa"/>
+          </w:tcPr>
+          <w:p>
+            <w:pPr>
+              <w:spacing w:line="360" w:lineRule="auto"/>
+              <w:ind w:firstLineChars="0" w:firstLine="0"/>
+              <w:jc w:val="center"/>
+            </w:pPr>
+            <w:r>
+              <w:rPr>
+                <w:rFonts w:hint="eastAsia"/>
+              </w:rPr>
+              <w:t>CAR (</w:t>
+            </w:r>
+            <w:r>
+              <w:rPr>
+                <w:rFonts w:hint="eastAsia"/>
+              </w:rPr>
+              <w:t>累积异常收益</w:t>
+            </w:r>
+            <w:r>
+              <w:rPr>
+                <w:rFonts w:hint="eastAsia"/>
+              </w:rPr>
+              <w:t>)</w:t>
+            </w:r>
+          </w:p>
+        </w:tc>
+      </w:tr>
+      <w:tr>
+        <w:tc>
+          <w:tcPr>
+            <w:tcW w:w="2831" w:type="dxa"/>
+          </w:tcPr>
+          <w:p>
+            <w:pPr>
+              <w:spacing w:line="360" w:lineRule="auto"/>
+              <w:ind w:firstLineChars="0" w:firstLine="0"/>
+              <w:jc w:val="center"/>
+            </w:pPr>
+            <w:r>
+              <w:rPr>
+                <w:rFonts w:hint="eastAsia"/>
+              </w:rPr>
+              <w:t>中美贸易摩擦升级</w:t>
+            </w:r>
+          </w:p>
+        </w:tc>
+        <w:tc>
+          <w:tcPr>
+            <w:tcW w:w="2831" w:type="dxa"/>
+          </w:tcPr>
+          <w:p>
+            <w:pPr>
+              <w:spacing w:line="360" w:lineRule="auto"/>
+              <w:ind w:firstLineChars="0" w:firstLine="0"/>
+              <w:jc w:val="center"/>
+              <w:rPr>
+                <w:rFonts w:hint="eastAsia"/>
+              </w:rPr>
+            </w:pPr>
+            <w:r>
+              <w:t>外部经济冲击</w:t>
+            </w:r>
+          </w:p>
+        </w:tc>
+        <w:tc>
+          <w:tcPr>
+            <w:tcW w:w="2832" w:type="dxa"/>
+          </w:tcPr>
+          <w:p>
+            <w:pPr>
+              <w:spacing w:line="360" w:lineRule="auto"/>
+              <w:ind w:firstLineChars="0" w:firstLine="0"/>
+              <w:jc w:val="center"/>
+            </w:pPr>
+            <w:r>
+              <w:t>-0.003448</w:t>
+            </w:r>
+          </w:p>
+        </w:tc>
+      </w:tr>
+      <w:tr>
+        <w:tc>
+          <w:tcPr>
+            <w:tcW w:w="2831" w:type="dxa"/>
+          </w:tcPr>
+          <w:p>
+            <w:pPr>
+              <w:spacing w:line="360" w:lineRule="auto"/>
+              <w:ind w:firstLineChars="0" w:firstLine="0"/>
+              <w:jc w:val="center"/>
+              <w:rPr>
+                <w:rFonts w:hint="eastAsia"/>
+              </w:rPr>
+            </w:pPr>
+            <w:r>
+              <w:t>外汇风险准备金率上调</w:t>
+            </w:r>
+          </w:p>
+        </w:tc>
+        <w:tc>
+          <w:tcPr>
+            <w:tcW w:w="2831" w:type="dxa"/>
+          </w:tcPr>
+          <w:p>
+            <w:pPr>
+              <w:spacing w:line="360" w:lineRule="auto"/>
+              <w:ind w:firstLineChars="0" w:firstLine="0"/>
+              <w:jc w:val="center"/>
+            </w:pPr>
+            <w:r>
+              <w:rPr>
+                <w:rFonts w:hint="eastAsia"/>
+              </w:rPr>
+              <w:t>金融监管政策</w:t>
+            </w:r>
+          </w:p>
+        </w:tc>
+        <w:tc>
+          <w:tcPr>
+            <w:tcW w:w="2832" w:type="dxa"/>
+          </w:tcPr>
+          <w:p>
+            <w:pPr>
+              <w:spacing w:line="360" w:lineRule="auto"/>
+              <w:ind w:firstLineChars="0" w:firstLine="0"/>
+              <w:jc w:val="center"/>
+            </w:pPr>
+            <w:r>
+              <w:t>-0.001173</w:t>
+            </w:r>
+          </w:p>
+        </w:tc>
+      </w:tr>
+      <w:tr>
+        <w:tc>
+          <w:tcPr>
+            <w:tcW w:w="2831" w:type="dxa"/>
+          </w:tcPr>
+          <w:p>
+            <w:pPr>
+              <w:spacing w:line="360" w:lineRule="auto"/>
+              <w:ind w:firstLineChars="0" w:firstLine="0"/>
+              <w:jc w:val="center"/>
+              <w:rPr>
+                <w:rFonts w:hint="eastAsia"/>
+              </w:rPr>
+            </w:pPr>
+            <w:r>
+              <w:t>新冠疫情爆发</w:t>
+            </w:r>
+          </w:p>
+        </w:tc>
+        <w:tc>
+          <w:tcPr>
+            <w:tcW w:w="2831" w:type="dxa"/>
+          </w:tcPr>
+          <w:p>
+            <w:pPr>
+              <w:spacing w:line="360" w:lineRule="auto"/>
+              <w:ind w:firstLineChars="0" w:firstLine="0"/>
+              <w:jc w:val="center"/>
+            </w:pPr>
+            <w:r>
+              <w:rPr>
+                <w:rFonts w:hint="eastAsia"/>
+              </w:rPr>
+              <w:t>外部经济冲击</w:t>
+            </w:r>
+          </w:p>
+        </w:tc>
+        <w:tc>
+          <w:tcPr>
+            <w:tcW w:w="2832" w:type="dxa"/>
+          </w:tcPr>
+          <w:p>
+            <w:pPr>
+              <w:spacing w:line="360" w:lineRule="auto"/>
+              <w:ind w:firstLineChars="0" w:firstLine="0"/>
+              <w:jc w:val="center"/>
+              <w:rPr>
+                <w:rFonts w:hint="eastAsia"/>
+              </w:rPr>
+            </w:pPr>
+            <w:r>
+              <w:t>0.001621</w:t>
+            </w:r>
+          </w:p>
+        </w:tc>
+      </w:tr>
+      <w:tr>
+        <w:tc>
+          <w:tcPr>
+            <w:tcW w:w="2831" w:type="dxa"/>
+          </w:tcPr>
+          <w:p>
+            <w:pPr>
+              <w:spacing w:line="360" w:lineRule="auto"/>
+              <w:ind w:firstLineChars="0" w:firstLine="0"/>
+              <w:jc w:val="center"/>
+            </w:pPr>
+            <w:r>
+              <w:rPr>
+                <w:rFonts w:hint="eastAsia"/>
+              </w:rPr>
+              <w:t>稳汇率政策表态</w:t>
+            </w:r>
+          </w:p>
+        </w:tc>
+        <w:tc>
+          <w:tcPr>
+            <w:tcW w:w="2831" w:type="dxa"/>
+          </w:tcPr>
+          <w:p>
+            <w:pPr>
+              <w:spacing w:line="360" w:lineRule="auto"/>
+              <w:ind w:firstLineChars="0" w:firstLine="0"/>
+              <w:jc w:val="center"/>
+            </w:pPr>
+            <w:r>
+              <w:rPr>
+                <w:rFonts w:hint="eastAsia"/>
+              </w:rPr>
+              <w:t>中国国内宏观政策</w:t>
+            </w:r>
+          </w:p>
+        </w:tc>
+        <w:tc>
+          <w:tcPr>
+            <w:tcW w:w="2832" w:type="dxa"/>
+          </w:tcPr>
+          <w:p>
+            <w:pPr>
+              <w:spacing w:line="360" w:lineRule="auto"/>
+              <w:ind w:firstLineChars="0" w:firstLine="0"/>
+              <w:jc w:val="center"/>
+            </w:pPr>
+            <w:r>
+              <w:t>-0.002637</w:t>
+            </w:r>
+          </w:p>
+        </w:tc>
+      </w:tr>
+      <w:tr>
+        <w:tc>
+          <w:tcPr>
+            <w:tcW w:w="2831" w:type="dxa"/>
+          </w:tcPr>
+          <w:p>
+            <w:pPr>
+              <w:spacing w:line="360" w:lineRule="auto"/>
+              <w:ind w:firstLineChars="0" w:firstLine="0"/>
+              <w:jc w:val="center"/>
+            </w:pPr>
+            <w:r>
+              <w:rPr>
+                <w:rFonts w:hint="eastAsia"/>
+              </w:rPr>
+              <w:t>美国</w:t>
+            </w:r>
+            <w:r>
+              <w:rPr>
+                <w:rFonts w:hint="eastAsia"/>
+              </w:rPr>
+              <w:t>CPI</w:t>
+            </w:r>
+            <w:r>
+              <w:rPr>
+                <w:rFonts w:hint="eastAsia"/>
+              </w:rPr>
+              <w:t>超预期</w:t>
+            </w:r>
+          </w:p>
+        </w:tc>
+        <w:tc>
+          <w:tcPr>
+            <w:tcW w:w="2831" w:type="dxa"/>
+          </w:tcPr>
+          <w:p>
+            <w:pPr>
+              <w:spacing w:line="360" w:lineRule="auto"/>
+              <w:ind w:firstLineChars="0" w:firstLine="0"/>
+              <w:jc w:val="center"/>
+            </w:pPr>
+            <w:r>
+              <w:rPr>
+                <w:rFonts w:hint="eastAsia"/>
+              </w:rPr>
+              <w:t>市场情绪类事件</w:t>
+            </w:r>
+          </w:p>
+        </w:tc>
+        <w:tc>
+          <w:tcPr>
+            <w:tcW w:w="2832" w:type="dxa"/>
+          </w:tcPr>
+          <w:p>
+            <w:pPr>
+              <w:spacing w:line="360" w:lineRule="auto"/>
+              <w:ind w:firstLineChars="0" w:firstLine="0"/>
+              <w:jc w:val="center"/>
+            </w:pPr>
+            <w:r>
+              <w:t>0.010495</w:t>
+            </w:r>
+          </w:p>
+        </w:tc>
+      </w:tr>
+    </w:tbl>
+    <w:p>
+      <w:pPr>
+        <w:spacing w:line="360" w:lineRule="auto"/>
+        <w:rPr>
+          <w:rFonts w:hint="eastAsia"/>
+        </w:rPr>
+      </w:pPr>
+      <w:r>
+        <w:rPr>
+          <w:rFonts w:hint="eastAsia"/>
+        </w:rPr>
+        <w:t>基于上述结果，我们对数据进行可视化如下图：</w:t>
+      </w:r>
+    </w:p>
+    <w:p>
+      <w:pPr>
+        <w:keepNext/>
+        <w:spacing w:line="360" w:lineRule="auto"/>
+        <w:ind w:firstLineChars="0" w:firstLine="0"/>
+        <w:jc w:val="center"/>
+      </w:pPr>
+      <w:r>
+        <w:rPr>
+          <w:rFonts w:hint="eastAsia"/>
+          <w:noProof/>
+        </w:rPr>
+        <w:drawing>
+          <wp:inline distT="0" distB="0" distL="0" distR="0" wp14:anchorId="7B4B3817" wp14:editId="36A353F5">
+            <wp:extent cx="4948177" cy="2761387"/>
+            <wp:effectExtent l="0" t="0" r="5080" b="1270"/>
+            <wp:docPr id="937920983" name="图片 1"/>
+            <wp:cNvGraphicFramePr>
+              <a:graphicFrameLocks xmlns:a="http://schemas.openxmlformats.org/drawingml/2006/main" noChangeAspect="1"/>
+            </wp:cNvGraphicFramePr>
+            <a:graphic xmlns:a="http://schemas.openxmlformats.org/drawingml/2006/main">
+              <a:graphicData uri="http://schemas.openxmlformats.org/drawingml/2006/picture">
+                <pic:pic xmlns:pic="http://schemas.openxmlformats.org/drawingml/2006/picture">
+                  <pic:nvPicPr>
+                    <pic:cNvPr id="937920983" name="图片 937920983"/>
+                    <pic:cNvPicPr/>
+                  </pic:nvPicPr>
+                  <pic:blipFill rotWithShape="1">
+                    <a:blip r:embed="rId24" cstate="print">
+                      <a:extLst>
+                        <a:ext uri="{28A0092B-C50C-407E-A947-70E740481C1C}">
+                          <a14:useLocalDpi xmlns:a14="http://schemas.microsoft.com/office/drawing/2010/main" val="0"/>
+                        </a:ext>
+                      </a:extLst>
+                    </a:blip>
+                    <a:srcRect l="857" t="6074" b="1704"/>
+                    <a:stretch>
+                      <a:fillRect/>
+                    </a:stretch>
+                  </pic:blipFill>
+                  <pic:spPr bwMode="auto">
+                    <a:xfrm>
+                      <a:off x="0" y="0"/>
+                      <a:ext cx="4958806" cy="2767319"/>
+                    </a:xfrm>
+                    <a:prstGeom prst="rect">
+                      <a:avLst/>
+                    </a:prstGeom>
+                    <a:ln>
+                      <a:noFill/>
+                    </a:ln>
+                    <a:extLst>
+                      <a:ext uri="{53640926-AAD7-44D8-BBD7-CCE9431645EC}">
+                        <a14:shadowObscured xmlns:a14="http://schemas.microsoft.com/office/drawing/2010/main"/>
+                      </a:ext>
+                    </a:extLst>
+                  </pic:spPr>
+                </pic:pic>
+              </a:graphicData>
+            </a:graphic>
+          </wp:inline>
+        </w:drawing>
+      </w:r>
+    </w:p>
+    <w:p>
+      <w:pPr>
+        <w:pStyle w:val="ac"/>
+      </w:pPr>
+      <w:r>
+        <w:rPr>
+          <w:rFonts w:hint="eastAsia"/>
+        </w:rPr>
+        <w:t xml:space="preserve">图 </w:t>
+      </w:r>
+      <w:r>
+        <w:rPr>
+          <w:rFonts w:hint="eastAsia"/>
+        </w:rPr>
+        <w:fldChar w:fldCharType="begin"/>
+      </w:r>
+      <w:r>
+        <w:rPr>
+          <w:rFonts w:hint="eastAsia"/>
+        </w:rPr>
+        <w:instrText xml:space="preserve"> STYLEREF 1 \s </w:instrText>
+      </w:r>
+      <w:r>
+        <w:rPr>
+          <w:rFonts w:hint="eastAsia"/>
+        </w:rPr>
+        <w:fldChar w:fldCharType="separate"/>
+      </w:r>
+      <w:r>
+        <w:rPr>
+          <w:rFonts w:hint="eastAsia"/>
+          <w:noProof/>
+        </w:rPr>
+        <w:t>6</w:t>
+      </w:r>
+      <w:r>
+        <w:rPr>
+          <w:rFonts w:hint="eastAsia"/>
+        </w:rPr>
+        <w:fldChar w:fldCharType="end"/>
+      </w:r>
+      <w:r>
+        <w:rPr>
+          <w:rFonts w:hint="eastAsia"/>
+        </w:rPr>
+        <w:noBreakHyphen/>
+      </w:r>
+      <w:r>
+        <w:rPr>
+          <w:rFonts w:hint="eastAsia"/>
+        </w:rPr>
+        <w:fldChar w:fldCharType="begin"/>
+      </w:r>
+      <w:r>
+        <w:rPr>
+          <w:rFonts w:hint="eastAsia"/>
+        </w:rPr>
+        <w:instrText xml:space="preserve"> SEQ 图 \* ARABIC \s 1 </w:instrText>
+      </w:r>
+      <w:r>
+        <w:rPr>
+          <w:rFonts w:hint="eastAsia"/>
+        </w:rPr>
+        <w:fldChar w:fldCharType="separate"/>
+      </w:r>
+      <w:r>
+        <w:rPr>
+          <w:rFonts w:hint="eastAsia"/>
+          <w:noProof/>
+        </w:rPr>
+        <w:t>6</w:t>
+      </w:r>
+      <w:r>
+        <w:rPr>
+          <w:rFonts w:hint="eastAsia"/>
+        </w:rPr>
+        <w:fldChar w:fldCharType="end"/>
+      </w:r>
+      <w:r>
+        <w:rPr>
+          <w:rFonts w:hint="eastAsia"/>
+        </w:rPr>
+        <w:t xml:space="preserve"> </w:t>
+      </w:r>
+      <w:r>
+        <w:t>不同事件类型 CAR 分布箱线图</w:t>
+      </w:r>
+    </w:p>
+    <w:p>
+      <w:pPr>
+        <w:spacing w:line="360" w:lineRule="auto"/>
+        <w:rPr>
+          <w:rFonts w:hint="eastAsia"/>
+        </w:rPr>
+      </w:pPr>
+      <w:r>
+        <w:t>图</w:t>
+      </w:r>
+      <w:r>
+        <w:t>6-6</w:t>
+      </w:r>
+      <w:r>
+        <w:t>展示了不同事件类型下</w:t>
+      </w:r>
+      <w:r>
+        <w:t>CAR</w:t>
+      </w:r>
+      <w:r>
+        <w:t>的分布情况。可以观察到，不同类型事件的</w:t>
+      </w:r>
+      <w:r>
+        <w:t>CAR</w:t>
+      </w:r>
+      <w:r>
+        <w:t>在分布位置和离散程度上存在一定差异。例如，部分市场情绪类事件对应的</w:t>
+      </w:r>
+      <w:r>
+        <w:t>CAR</w:t>
+      </w:r>
+      <w:r>
+        <w:t>取值相对较高，而部分政策类或外部冲击事件对应的</w:t>
+      </w:r>
+      <w:r>
+        <w:t>CAR</w:t>
+      </w:r>
+      <w:r>
+        <w:t>更接近于零或呈现负值。然而，仅凭描述性统计和图形展示难以判断上述差异是否具有统计显著性，因此有必要引入统计检验方法进行进一步分析。</w:t>
+      </w:r>
+    </w:p>
+    <w:p>
+      <w:pPr>
+        <w:spacing w:line="360" w:lineRule="auto"/>
+      </w:pPr>
+      <w:r>
+        <w:t>基于单因素方差分析的检验结果显示，</w:t>
+      </w:r>
+      <w:r>
+        <w:t>ANOVA</w:t>
+      </w:r>
+      <w:r>
+        <w:t>的</w:t>
+      </w:r>
+      <w:r>
+        <w:t>F</w:t>
+      </w:r>
+      <w:r>
+        <w:t>统计量为</w:t>
+      </w:r>
+      <w:r>
+        <w:rPr>
+          <w:b/>
+          <w:bCs/>
+        </w:rPr>
+        <w:t>3.2592</w:t>
+      </w:r>
+      <w:r>
+        <w:t>，对应的</w:t>
+      </w:r>
+      <w:r>
+        <w:t>p</w:t>
+      </w:r>
+      <w:r>
+        <w:t>值为</w:t>
+      </w:r>
+      <w:r>
+        <w:rPr>
+          <w:b/>
+          <w:bCs/>
+        </w:rPr>
+        <w:t>0.1796</w:t>
+      </w:r>
+      <w:r>
+        <w:t>。在</w:t>
+      </w:r>
+      <w:r>
+        <w:t>95%</w:t>
+      </w:r>
+      <w:r>
+        <w:t>的置信水平下，无法拒绝</w:t>
+      </w:r>
+      <w:r>
+        <w:t>“</w:t>
+      </w:r>
+      <w:r>
+        <w:t>不同事件类型的平均</w:t>
+      </w:r>
+      <w:r>
+        <w:t>CAR</w:t>
+      </w:r>
+      <w:r>
+        <w:t>相同</w:t>
+      </w:r>
+      <w:r>
+        <w:t>”</w:t>
+      </w:r>
+      <w:r>
+        <w:t>的原假设，即不同类型事件对人民币汇率短期冲击的平均效应在统计意义上不存在显著差异。</w:t>
+      </w:r>
+    </w:p>
+    <w:p>
+      <w:pPr>
+        <w:spacing w:line="360" w:lineRule="auto"/>
+      </w:pPr>
+      <w:r>
+        <w:t>在</w:t>
+      </w:r>
+      <w:r>
+        <w:t xml:space="preserve"> ANOVA </w:t>
+      </w:r>
+      <w:r>
+        <w:t>的基础上，本文进一步采用</w:t>
+      </w:r>
+      <w:r>
+        <w:t xml:space="preserve"> Tukey HSD </w:t>
+      </w:r>
+      <w:r>
+        <w:t>方法进行事后多重比较检验，以辅助分析不同事件类型之间可能存在的差异结构</w:t>
+      </w:r>
+      <w:r>
+        <w:rPr>
+          <w:rFonts w:hint="eastAsia"/>
+        </w:rPr>
+        <w:t>：</w:t>
+      </w:r>
+    </w:p>
+    <w:p>
+      <w:pPr>
+        <w:keepNext/>
+        <w:spacing w:line="360" w:lineRule="auto"/>
+        <w:ind w:firstLineChars="0" w:firstLine="0"/>
+        <w:jc w:val="center"/>
+      </w:pPr>
+      <w:r>
+        <w:rPr>
+          <w:noProof/>
+        </w:rPr>
+        <w:drawing>
+          <wp:inline distT="0" distB="0" distL="0" distR="0" wp14:anchorId="76C5B776" wp14:editId="44EF97E7">
+            <wp:extent cx="4444679" cy="2529800"/>
+            <wp:effectExtent l="0" t="0" r="0" b="4445"/>
+            <wp:docPr id="1530980738" name="图片 2"/>
+            <wp:cNvGraphicFramePr>
+              <a:graphicFrameLocks xmlns:a="http://schemas.openxmlformats.org/drawingml/2006/main" noChangeAspect="1"/>
+            </wp:cNvGraphicFramePr>
+            <a:graphic xmlns:a="http://schemas.openxmlformats.org/drawingml/2006/main">
+              <a:graphicData uri="http://schemas.openxmlformats.org/drawingml/2006/picture">
+                <pic:pic xmlns:pic="http://schemas.openxmlformats.org/drawingml/2006/picture">
+                  <pic:nvPicPr>
+                    <pic:cNvPr id="1530980738" name="图片 1530980738"/>
+                    <pic:cNvPicPr/>
+                  </pic:nvPicPr>
+                  <pic:blipFill rotWithShape="1">
+                    <a:blip r:embed="rId25" cstate="print">
+                      <a:extLst>
+                        <a:ext uri="{28A0092B-C50C-407E-A947-70E740481C1C}">
+                          <a14:useLocalDpi xmlns:a14="http://schemas.microsoft.com/office/drawing/2010/main" val="0"/>
+                        </a:ext>
+                      </a:extLst>
+                    </a:blip>
+                    <a:srcRect t="4324"/>
+                    <a:stretch>
+                      <a:fillRect/>
+                    </a:stretch>
+                  </pic:blipFill>
+                  <pic:spPr bwMode="auto">
+                    <a:xfrm>
+                      <a:off x="0" y="0"/>
+                      <a:ext cx="4476837" cy="2548103"/>
+                    </a:xfrm>
+                    <a:prstGeom prst="rect">
+                      <a:avLst/>
+                    </a:prstGeom>
+                    <a:ln>
+                      <a:noFill/>
+                    </a:ln>
+                    <a:extLst>
+                      <a:ext uri="{53640926-AAD7-44D8-BBD7-CCE9431645EC}">
+                        <a14:shadowObscured xmlns:a14="http://schemas.microsoft.com/office/drawing/2010/main"/>
+                      </a:ext>
+                    </a:extLst>
+                  </pic:spPr>
+                </pic:pic>
+              </a:graphicData>
+            </a:graphic>
+          </wp:inline>
+        </w:drawing>
+      </w:r>
+    </w:p>
+    <w:p>
+      <w:pPr>
+        <w:pStyle w:val="ac"/>
+        <w:rPr>
+          <w:rFonts w:hint="eastAsia"/>
+        </w:rPr>
+      </w:pPr>
+      <w:r>
+        <w:rPr>
+          <w:rFonts w:hint="eastAsia"/>
+        </w:rPr>
+        <w:t xml:space="preserve">图 </w:t>
+      </w:r>
+      <w:r>
+        <w:rPr>
+          <w:rFonts w:hint="eastAsia"/>
+        </w:rPr>
+        <w:fldChar w:fldCharType="begin"/>
+      </w:r>
+      <w:r>
+        <w:rPr>
+          <w:rFonts w:hint="eastAsia"/>
+        </w:rPr>
+        <w:instrText xml:space="preserve"> STYLEREF 1 \s </w:instrText>
+      </w:r>
+      <w:r>
+        <w:rPr>
+          <w:rFonts w:hint="eastAsia"/>
+        </w:rPr>
+        <w:fldChar w:fldCharType="separate"/>
+      </w:r>
+      <w:r>
+        <w:rPr>
+          <w:rFonts w:hint="eastAsia"/>
+          <w:noProof/>
+        </w:rPr>
+        <w:t>6</w:t>
+      </w:r>
+      <w:r>
+        <w:rPr>
+          <w:rFonts w:hint="eastAsia"/>
+        </w:rPr>
+        <w:fldChar w:fldCharType="end"/>
+      </w:r>
+      <w:r>
+        <w:rPr>
+          <w:rFonts w:hint="eastAsia"/>
+        </w:rPr>
+        <w:noBreakHyphen/>
+      </w:r>
+      <w:r>
+        <w:rPr>
+          <w:rFonts w:hint="eastAsia"/>
+        </w:rPr>
+        <w:fldChar w:fldCharType="begin"/>
+      </w:r>
+      <w:r>
+        <w:rPr>
+          <w:rFonts w:hint="eastAsia"/>
+        </w:rPr>
+        <w:instrText xml:space="preserve"> SEQ 图 \* ARABIC \s 1 </w:instrText>
+      </w:r>
+      <w:r>
+        <w:rPr>
+          <w:rFonts w:hint="eastAsia"/>
+        </w:rPr>
+        <w:fldChar w:fldCharType="separate"/>
+      </w:r>
+      <w:r>
+        <w:rPr>
+          <w:rFonts w:hint="eastAsia"/>
+          <w:noProof/>
+        </w:rPr>
+        <w:t>7</w:t>
+      </w:r>
+      <w:r>
+        <w:rPr>
+          <w:rFonts w:hint="eastAsia"/>
+        </w:rPr>
+        <w:fldChar w:fldCharType="end"/>
+      </w:r>
+      <w:r>
+        <w:rPr>
+          <w:rFonts w:hint="eastAsia"/>
+        </w:rPr>
+        <w:t xml:space="preserve"> Tukey事后结果检验</w:t>
+      </w:r>
+    </w:p>
+    <w:p>
+      <w:pPr>
+        <w:spacing w:line="360" w:lineRule="auto"/>
+      </w:pPr>
+      <w:r>
+        <w:t xml:space="preserve">Tukey </w:t>
+      </w:r>
+      <w:r>
+        <w:t>检验结果显示，各事件类型之间的两两比较均未通过显著性检验，其置信区间普遍包含零，进一步印证了不同事件类型之间</w:t>
+      </w:r>
+      <w:r>
+        <w:t xml:space="preserve"> CAR </w:t>
+      </w:r>
+      <w:r>
+        <w:t>差异不具有统计显著性。</w:t>
+      </w:r>
+    </w:p>
+    <w:p>
+      <w:pPr>
+        <w:spacing w:line="360" w:lineRule="auto"/>
+        <w:rPr>
+          <w:rFonts w:hint="eastAsia"/>
+        </w:rPr>
+      </w:pPr>
+      <w:r>
+        <w:t>综合上述结果可以认为，在本文选取的样本和事件窗口设定下，不同类型宏观事件在短期内对人民币兑美元汇率的冲击强度虽存在一定表观差异，但这些差异更可能来源于个别事件的异质性和样本规模限制，而非稳定、系统性的事件类型差异。</w:t>
+      </w:r>
+    </w:p>
+    <w:p>
+      <w:pPr>
+        <w:pStyle w:val="2"/>
+      </w:pPr>
+      <w:bookmarkStart w:id="36" w:name="_Toc216958608"/>
+      <w:r>
+        <w:rPr>
+          <w:rFonts w:hint="eastAsia"/>
+        </w:rPr>
+        <w:t>6.</w:t>
+      </w:r>
+      <w:r>
+        <w:rPr>
+          <w:rFonts w:hint="eastAsia"/>
+        </w:rPr>
+        <w:t>5</w:t>
+      </w:r>
+      <w:r>
+        <w:rPr>
+          <w:rFonts w:hint="eastAsia"/>
+        </w:rPr>
+        <w:t xml:space="preserve"> </w:t>
+      </w:r>
+      <w:r>
         <w:t>小结</w:t>
       </w:r>
-      <w:bookmarkEnd w:id="33"/>
+      <w:bookmarkEnd w:id="36"/>
     </w:p>
     <w:p>
       <w:pPr>
@@ -10378,7 +12201,51 @@
         <w:ind w:firstLineChars="0" w:firstLine="482"/>
       </w:pPr>
       <w:r>
-        <w:t>综合以上分析，可以得到以下几点结论。首先，人民币汇率与美元指数之间的关系在不同阶段存在显著差异，外部环境变化对人民币汇率具有重要影响。其次，不同类型宏观事件在短期内对人民币汇率的影响程度和表现形式并不相同，其中外部经济冲击和美联储货币政策事件的影响相对更为显著，而国内宏观政策与金融监管政策事件的影响整体较为温和。市场情绪类事件则表现出较强的异质性。</w:t>
+        <w:t>本章围绕人民币兑美元汇率的短期波动问题，从描述性分析、事件研究及统计检验三个层面展开实证分析。首先，通过时间序列图和滚动相关性分析，刻画了人民币汇率与美元指数之间关系的阶段性特征，为理解人民币汇率运行的宏观背景提供了基础。</w:t>
+      </w:r>
+    </w:p>
+    <w:p>
+      <w:pPr>
+        <w:spacing w:line="360" w:lineRule="auto"/>
+        <w:ind w:firstLineChars="0" w:firstLine="482"/>
+      </w:pPr>
+      <w:r>
+        <w:t>其次，基于事件研究方法，本文分析了不同类型宏观事件在事件日前后对人民币汇率的平均动态影响路径，结果显示不同事件类型在短期内对汇率的冲击形态存在一定差异。</w:t>
+      </w:r>
+    </w:p>
+    <w:p>
+      <w:pPr>
+        <w:spacing w:line="360" w:lineRule="auto"/>
+        <w:ind w:firstLineChars="0" w:firstLine="482"/>
+      </w:pPr>
+      <w:r>
+        <w:t>进一步地，本文在事件研究框架</w:t>
+      </w:r>
+      <w:proofErr w:type="gramStart"/>
+      <w:r>
+        <w:t>下计算</w:t>
+      </w:r>
+      <w:proofErr w:type="gramEnd"/>
+      <w:r>
+        <w:t>事件窗口内的累积异常收益率（</w:t>
+      </w:r>
+      <w:r>
+        <w:t>CAR</w:t>
+      </w:r>
+      <w:r>
+        <w:t>），并通过单因素方差分析和事后多重比较检验，对不同事件类型影响差异进行了统计检验。检验结果表明，在所选样本和事件窗口设定下，不同事件类型对人民币汇率短期冲击的平均效应在统计意义上不存在显著差异。</w:t>
+      </w:r>
+    </w:p>
+    <w:p>
+      <w:pPr>
+        <w:spacing w:line="360" w:lineRule="auto"/>
+        <w:ind w:firstLineChars="0" w:firstLine="482"/>
+        <w:rPr>
+          <w:rFonts w:hint="eastAsia"/>
+        </w:rPr>
+      </w:pPr>
+      <w:r>
+        <w:t>上述结果表明，人民币汇率对宏观事件的短期反应具有较强的个体事件特征，不同事件类型之间的影响差异难以通过有限样本下的均值比较予以显著区分。该发现提示，在解释人民币汇率短期波动时，有必要结合具体事件背景、市场预期变化以及政策环境进行综合分析。下一章将在此基础上对本文研究结果进行进一步讨论，并总结研究的主要结论与局限性。</w:t>
       </w:r>
     </w:p>
     <w:p>
@@ -10389,18 +12256,17 @@
           <w:rFonts w:hint="eastAsia"/>
         </w:rPr>
       </w:pPr>
-      <w:bookmarkStart w:id="34" w:name="_Toc216900046"/>
-      <w:r>
-        <w:rPr>
-          <w:rFonts w:hint="eastAsia"/>
-        </w:rPr>
-        <w:lastRenderedPageBreak/>
+      <w:bookmarkStart w:id="37" w:name="_Toc216958609"/>
+      <w:r>
+        <w:rPr>
+          <w:rFonts w:hint="eastAsia"/>
+        </w:rPr>
         <w:t>思考与</w:t>
       </w:r>
       <w:r>
         <w:t>讨论</w:t>
       </w:r>
-      <w:bookmarkEnd w:id="34"/>
+      <w:bookmarkEnd w:id="37"/>
     </w:p>
     <w:p>
       <w:pPr>
@@ -10415,14 +12281,14 @@
       <w:pPr>
         <w:pStyle w:val="2"/>
       </w:pPr>
-      <w:bookmarkStart w:id="35" w:name="_Toc216900047"/>
+      <w:bookmarkStart w:id="38" w:name="_Toc216958610"/>
       <w:r>
         <w:t xml:space="preserve">7.1 </w:t>
       </w:r>
       <w:r>
         <w:t>主要研究结论</w:t>
       </w:r>
-      <w:bookmarkEnd w:id="35"/>
+      <w:bookmarkEnd w:id="38"/>
     </w:p>
     <w:p>
       <w:pPr>
@@ -10463,21 +12329,29 @@
         <w:ind w:firstLineChars="0" w:firstLine="482"/>
       </w:pPr>
       <w:r>
-        <w:t>再次，从事件研究角度出发，不同类型宏观事件对人民币汇率的短期影响存在系统性差异。外部经济冲击及美联储货币政策事件在事件日附近往往引发更为显著的汇率波动，而中国国内宏观政策与金融监管政策事件的平均影响相对温和，市场情绪类事件则表现出较强的异质性。这一结果表明，事件性质在一定程度上决定了人民币汇率的短期反应模式。</w:t>
+        <w:t>再次，从事件研究角度出发，不同类型宏观事件对人民币汇率的短期影响存在系统性差异。外部经济冲击及美联储货币政策事件在事件</w:t>
+      </w:r>
+      <w:proofErr w:type="gramStart"/>
+      <w:r>
+        <w:t>日附近</w:t>
+      </w:r>
+      <w:proofErr w:type="gramEnd"/>
+      <w:r>
+        <w:t>往往引发更为显著的汇率波动，而中国国内宏观政策与金融监管政策事件的平均影响相对温和，市场情绪类事件则表现出较强的异质性。这一结果表明，事件性质在一定程度上决定了人民币汇率的短期反应模式。</w:t>
       </w:r>
     </w:p>
     <w:p>
       <w:pPr>
         <w:pStyle w:val="2"/>
       </w:pPr>
-      <w:bookmarkStart w:id="36" w:name="_Toc216900048"/>
+      <w:bookmarkStart w:id="39" w:name="_Toc216958611"/>
       <w:r>
         <w:t xml:space="preserve">7.2 </w:t>
       </w:r>
       <w:r>
         <w:t>研究过程中遇到的问题与解决思路</w:t>
       </w:r>
-      <w:bookmarkEnd w:id="36"/>
+      <w:bookmarkEnd w:id="39"/>
     </w:p>
     <w:p>
       <w:pPr>
@@ -10485,7 +12359,7 @@
         <w:ind w:firstLineChars="0" w:firstLine="482"/>
       </w:pPr>
       <w:r>
-        <w:t>在研究实施过程中，本文在数据获取、数据处理及方法设定等方面均遇到了一定挑战，并通过相应方式加以解决。</w:t>
+        <w:t>本文主要采取探索性研究视角，未以检验特定理论假设为主要目标，而是通过事件研究方法比较不同冲击类型的汇率反应模式。</w:t>
       </w:r>
     </w:p>
     <w:p>
@@ -10494,13 +12368,7 @@
         <w:ind w:firstLineChars="0" w:firstLine="482"/>
       </w:pPr>
       <w:r>
-        <w:t>首先，在数据获取方面，不同来源数据在频率、编码格式及数据结构上存在较大差异。例如，国际金融数据通常以日度频率提供，而国内宏观数据多为月度频率，且原始文件常采用非</w:t>
-      </w:r>
-      <w:r>
-        <w:t>UTF-8</w:t>
-      </w:r>
-      <w:r>
-        <w:t>编码或横向表格结构。针对这一问题，本文通过统一编码格式、调整数据结构，并采用向前填充等方式实现不同频率数据的有效对齐，从而保证了数据在时间维度上的一致性。</w:t>
+        <w:t>在研究实施过程中，本文在数据获取、数据处理及方法设定等方面均遇到了一定挑战，并通过相应方式加以解决。</w:t>
       </w:r>
     </w:p>
     <w:p>
@@ -10509,8 +12377,13 @@
         <w:ind w:firstLineChars="0" w:firstLine="482"/>
       </w:pPr>
       <w:r>
-        <w:lastRenderedPageBreak/>
-        <w:t>其次，在数据处理过程中，人民币汇率和美元指数均具有明显的趋势性特征。若直接使用水平值进行统计分析，容易产生虚假相关问题。为此，本文采用对数收益率作为核心分析变量，有效削弱了趋势因素的干扰，并提高了相关性分析和事件研究结果的可靠性。</w:t>
+        <w:t>首先，在数据获取方面，不同来源数据在频率、编码格式及数据结构上存在较大差异。例如，国际金融数据通常以日度频率提供，而国内宏观数据多为月度频率，且原始文件常采用非</w:t>
+      </w:r>
+      <w:r>
+        <w:t>UTF-8</w:t>
+      </w:r>
+      <w:r>
+        <w:t>编码或横向表格结构。针对这一问题，本文通过统一编码格式、调整数据结构，并采用向前填充等方式实现不同频率数据的有效对齐，从而保证了数据在时间维度上的一致性。</w:t>
       </w:r>
     </w:p>
     <w:p>
@@ -10519,21 +12392,8 @@
         <w:ind w:firstLineChars="0" w:firstLine="482"/>
       </w:pPr>
       <w:r>
-        <w:t>再次，在事件研究实施过程中，事件样本数量有限且事件类型差异较大，可能对结果稳定性产生影响。本文通过对事件进行合理分类，并在同一事件类型内进行横截面平均，以降低个别事件的偶然性影响，从而增强结果的整体可解释性。</w:t>
-      </w:r>
-    </w:p>
-    <w:p>
-      <w:pPr>
-        <w:pStyle w:val="2"/>
-      </w:pPr>
-      <w:bookmarkStart w:id="37" w:name="_Toc216900049"/>
-      <w:r>
-        <w:t xml:space="preserve">7.3 </w:t>
-      </w:r>
-      <w:r>
-        <w:t>研究结果的讨论</w:t>
-      </w:r>
-      <w:bookmarkEnd w:id="37"/>
+        <w:t>其次，在数据处理过程中，人民币汇率和美元指数均具有明显的趋势性特征。若直接使用水平值进行统计分析，容易产生虚假相关问题。为此，本文采用对数收益率作为核心分析变量，有效削弱了趋势因素的干扰，并提高了相关性分析和事件研究结果的可靠性。</w:t>
+      </w:r>
     </w:p>
     <w:p>
       <w:pPr>
@@ -10541,8 +12401,21 @@
         <w:ind w:firstLineChars="0" w:firstLine="482"/>
       </w:pPr>
       <w:r>
-        <w:t>结合实证结果，可以对人民币汇率的短期波动特征进行进一步讨论。一方面，外部冲击和美联储货币政策事件对人民币汇率产生更为显著影响，反映出在全球金融一体化背景下，人民币汇率仍然受到国际货币环境的重要制约。美元作为国际主要储备货币，其政策变化通过资本流动和市场预期等渠道，对人民币汇率形成外溢影响。</w:t>
-      </w:r>
+        <w:t>再次，在事件研究实施过程中，事件样本数量有限且事件类型差异较大，可能对结果稳定性产生影响。本文通过对事件进行合理分类，并在同一事件类型内进行横截面平均，以降低个别事件的偶然性影响，从而增强结果的整体可解释性。</w:t>
+      </w:r>
+    </w:p>
+    <w:p>
+      <w:pPr>
+        <w:pStyle w:val="2"/>
+      </w:pPr>
+      <w:bookmarkStart w:id="40" w:name="_Toc216958612"/>
+      <w:r>
+        <w:t xml:space="preserve">7.3 </w:t>
+      </w:r>
+      <w:r>
+        <w:t>研究结果的讨论</w:t>
+      </w:r>
+      <w:bookmarkEnd w:id="40"/>
     </w:p>
     <w:p>
       <w:pPr>
@@ -10550,7 +12423,7 @@
         <w:ind w:firstLineChars="0" w:firstLine="482"/>
       </w:pPr>
       <w:r>
-        <w:t>另一方面，国内宏观政策和金融监管政策事件对人民币汇率的短期冲击相对有限，可能与政策制定过程中的前瞻性沟通及市场预期管理有关。这在一定程度上降低了政策公布当日对汇率的即时冲击，使人民币汇率表现出相对平稳的调整特征。</w:t>
+        <w:t>结合实证结果，可以对人民币汇率的短期波动特征进行进一步讨论。一方面，外部冲击和美联储货币政策事件对人民币汇率产生更为显著影响，反映出在全球金融一体化背景下，人民币汇率仍然受到国际货币环境的重要制约。美元作为国际主要储备货币，其政策变化通过资本流动和市场预期等渠道，对人民币汇率形成外溢影响。</w:t>
       </w:r>
     </w:p>
     <w:p>
@@ -10559,21 +12432,8 @@
         <w:ind w:firstLineChars="0" w:firstLine="482"/>
       </w:pPr>
       <w:r>
-        <w:t>此外，市场情绪类事件对人民币汇率的影响表现出较强的不确定性，其作用效果往往依赖于具体事件背景及当时的宏观环境。这提示，在分析此类事件影响时，需要结合更为细致的情境信息进行解读。</w:t>
-      </w:r>
-    </w:p>
-    <w:p>
-      <w:pPr>
-        <w:pStyle w:val="2"/>
-      </w:pPr>
-      <w:bookmarkStart w:id="38" w:name="_Toc216900050"/>
-      <w:r>
-        <w:t xml:space="preserve">7.4 </w:t>
-      </w:r>
-      <w:r>
-        <w:t>研究不足与未来研究展望</w:t>
-      </w:r>
-      <w:bookmarkEnd w:id="38"/>
+        <w:t>另一方面，国内宏观政策和金融监管政策事件对人民币汇率的短期冲击相对有限，可能与政策制定过程中的前瞻性沟通及市场预期管理有关。这在一定程度上降低了政策公布当日对汇率的即时冲击，使人民币汇率表现出相对平稳的调整特征。</w:t>
+      </w:r>
     </w:p>
     <w:p>
       <w:pPr>
@@ -10581,8 +12441,21 @@
         <w:ind w:firstLineChars="0" w:firstLine="482"/>
       </w:pPr>
       <w:r>
-        <w:t>尽管本文在数据整合与实证分析方面做出了有益尝试，但仍存在一定不足。首先，事件研究方法主要关注短期冲击效应，未能系统刻画宏观事件的中长期影响路径。其次，本文未对事件反应进行严格的统计显著性检验，相关结论更多侧重于描述性比较。再次，事件分类在一定程度上依赖人工判断，可能存在主观性。</w:t>
-      </w:r>
+        <w:t>此外，市场情绪类事件对人民币汇率的影响表现出较强的不确定性，其作用效果往往依赖于具体事件背景及当时的宏观环境。这提示，在分析此类事件影响时，需要结合更为细致的情境信息进行解读。</w:t>
+      </w:r>
+    </w:p>
+    <w:p>
+      <w:pPr>
+        <w:pStyle w:val="2"/>
+      </w:pPr>
+      <w:bookmarkStart w:id="41" w:name="_Toc216958613"/>
+      <w:r>
+        <w:t xml:space="preserve">7.4 </w:t>
+      </w:r>
+      <w:r>
+        <w:t>研究不足与未来研究展望</w:t>
+      </w:r>
+      <w:bookmarkEnd w:id="41"/>
     </w:p>
     <w:p>
       <w:pPr>
@@ -10590,11 +12463,16 @@
         <w:ind w:firstLineChars="0" w:firstLine="482"/>
       </w:pPr>
       <w:r>
-        <w:t>未来研究可以在以下几个方面进行拓展：一是引入更为丰富的计量模型，对宏观事件影响进行动态建模；二是扩展事件样本范围，并结合文本分析等方法提高事件分类的客观性；三是进一步考察人民币汇率对不同国际货币政策组合冲击的非</w:t>
-      </w:r>
-      <w:r>
-        <w:lastRenderedPageBreak/>
-        <w:t>对称反应特征。</w:t>
+        <w:t>尽管本文在数据整合与实证分析方面做出了有益尝试，但仍存在一定不足。首先，事件研究方法主要关注短期冲击效应，未能系统刻画宏观事件的中长期影响路径。其次，本文未对事件反应进行严格的统计显著性检验，相关结论更多侧重于描述性比较。再次，事件分类在一定程度上依赖人工判断，可能存在主观性。</w:t>
+      </w:r>
+    </w:p>
+    <w:p>
+      <w:pPr>
+        <w:spacing w:line="360" w:lineRule="auto"/>
+        <w:ind w:firstLineChars="0" w:firstLine="482"/>
+      </w:pPr>
+      <w:r>
+        <w:t>未来研究可以在以下几个方面进行拓展：一是引入更为丰富的计量模型，对宏观事件影响进行动态建模；二是扩展事件样本范围，并结合文本分析等方法提高事件分类的客观性；三是进一步考察人民币汇率对不同国际货币政策组合冲击的非对称反应特征。</w:t>
       </w:r>
     </w:p>
     <w:p>
@@ -10605,19 +12483,19 @@
           <w:rFonts w:hint="eastAsia"/>
         </w:rPr>
       </w:pPr>
-      <w:bookmarkStart w:id="39" w:name="_Toc216900051"/>
+      <w:bookmarkStart w:id="42" w:name="_Toc216958614"/>
       <w:r>
         <w:rPr>
           <w:rFonts w:hint="eastAsia"/>
         </w:rPr>
         <w:t>参考文献</w:t>
       </w:r>
-      <w:bookmarkEnd w:id="39"/>
+      <w:bookmarkEnd w:id="42"/>
     </w:p>
     <w:p>
       <w:pPr>
         <w:pStyle w:val="af"/>
-        <w:spacing w:line="360" w:lineRule="auto"/>
+        <w:wordWrap/>
       </w:pPr>
       <w:r>
         <w:fldChar w:fldCharType="begin"/>
@@ -10639,7 +12517,7 @@
     <w:p>
       <w:pPr>
         <w:pStyle w:val="af"/>
-        <w:spacing w:line="360" w:lineRule="auto"/>
+        <w:wordWrap/>
       </w:pPr>
       <w:r>
         <w:t>[2]</w:t>
@@ -10652,20 +12530,28 @@
     <w:p>
       <w:pPr>
         <w:pStyle w:val="af"/>
-        <w:spacing w:line="360" w:lineRule="auto"/>
+        <w:wordWrap/>
       </w:pPr>
       <w:r>
         <w:t>[3]</w:t>
       </w:r>
       <w:r>
         <w:tab/>
-        <w:t>CHEUNG Y W, CHINN M D, PASCUAL A G. Empirical exchange rate models of the nineties: Are any fit to survive?[J]. Journal of international money and finance, 2005, 24(7): 1150-1175.</w:t>
+        <w:t xml:space="preserve">CHEUNG Y W, CHINN M D, PASCUAL A G. Empirical exchange rate models of the nineties: Are any fit to </w:t>
+      </w:r>
+      <w:proofErr w:type="gramStart"/>
+      <w:r>
+        <w:t>survive?[</w:t>
+      </w:r>
+      <w:proofErr w:type="gramEnd"/>
+      <w:r>
+        <w:t>J]. Journal of international money and finance, 2005, 24(7): 1150-1175.</w:t>
       </w:r>
     </w:p>
     <w:p>
       <w:pPr>
         <w:pStyle w:val="af"/>
-        <w:spacing w:line="360" w:lineRule="auto"/>
+        <w:wordWrap/>
       </w:pPr>
       <w:r>
         <w:t>[4]</w:t>
@@ -10678,7 +12564,7 @@
     <w:p>
       <w:pPr>
         <w:pStyle w:val="af"/>
-        <w:spacing w:line="360" w:lineRule="auto"/>
+        <w:wordWrap/>
       </w:pPr>
       <w:r>
         <w:t>[5]</w:t>
@@ -10691,7 +12577,7 @@
     <w:p>
       <w:pPr>
         <w:pStyle w:val="af"/>
-        <w:spacing w:line="360" w:lineRule="auto"/>
+        <w:wordWrap/>
       </w:pPr>
       <w:r>
         <w:t>[6]</w:t>
@@ -10700,16 +12586,7 @@
         <w:tab/>
       </w:r>
       <w:r>
-        <w:t>缪延亮</w:t>
-      </w:r>
-      <w:r>
-        <w:rPr>
-          <w:rFonts w:hint="eastAsia"/>
-        </w:rPr>
-        <w:t>,</w:t>
-      </w:r>
-      <w:r>
-        <w:t>郝阳</w:t>
+        <w:t>缪延亮郝阳</w:t>
       </w:r>
       <w:r>
         <w:t xml:space="preserve">, MIAO YANLIANG H Y. </w:t>
@@ -10730,20 +12607,28 @@
     <w:p>
       <w:pPr>
         <w:pStyle w:val="af"/>
-        <w:spacing w:line="360" w:lineRule="auto"/>
+        <w:wordWrap/>
       </w:pPr>
       <w:r>
         <w:t>[7]</w:t>
       </w:r>
       <w:r>
         <w:tab/>
-        <w:t>FRANKEL J A, ROSE A K. Empirical research on nominal exchange rates[J]. Handbook of international economics, 1995, 3: 1689-1729.</w:t>
+        <w:t xml:space="preserve">FRANKEL J A, ROSE </w:t>
+      </w:r>
+      <w:proofErr w:type="gramStart"/>
+      <w:r>
+        <w:t>A K. Empirical research</w:t>
+      </w:r>
+      <w:proofErr w:type="gramEnd"/>
+      <w:r>
+        <w:t xml:space="preserve"> on nominal exchange rates[J]. Handbook of international economics, 1995, 3: 1689-1729.</w:t>
       </w:r>
     </w:p>
     <w:p>
       <w:pPr>
         <w:pStyle w:val="af"/>
-        <w:spacing w:line="360" w:lineRule="auto"/>
+        <w:wordWrap/>
       </w:pPr>
       <w:r>
         <w:t>[8]</w:t>
@@ -10756,7 +12641,7 @@
     <w:p>
       <w:pPr>
         <w:pStyle w:val="af"/>
-        <w:spacing w:line="360" w:lineRule="auto"/>
+        <w:wordWrap/>
       </w:pPr>
       <w:r>
         <w:t>[9]</w:t>
@@ -10775,7 +12660,7 @@
     <w:p>
       <w:pPr>
         <w:pStyle w:val="af"/>
-        <w:spacing w:line="360" w:lineRule="auto"/>
+        <w:wordWrap/>
       </w:pPr>
       <w:r>
         <w:t>[10]</w:t>
@@ -10787,17 +12672,13 @@
         <w:t xml:space="preserve"> </w:t>
       </w:r>
       <w:r>
-        <w:t>XIA H. The Impact of Economic Policy Uncertainty on the RMB Exchange Rate[J/OL]. Frontiers in Humanities and Social Sciences, 2024, 4(1): 211-22</w:t>
-      </w:r>
-      <w:r>
-        <w:lastRenderedPageBreak/>
-        <w:t>7. DOI:10.54691/wrfs4v09.</w:t>
+        <w:t>XIA H. The Impact of Economic Policy Uncertainty on the RMB Exchange Rate[J/OL]. Frontiers in Humanities and Social Sciences, 2024, 4(1): 211-227. DOI:10.54691/wrfs4v09.</w:t>
       </w:r>
     </w:p>
     <w:p>
       <w:pPr>
         <w:pStyle w:val="af"/>
-        <w:spacing w:line="360" w:lineRule="auto"/>
+        <w:wordWrap/>
       </w:pPr>
       <w:r>
         <w:t>[11]</w:t>
@@ -10810,6 +12691,48 @@
       </w:r>
       <w:r>
         <w:t>MCMAHON M, SCHIPKE M A, LI X. China’s Monetary Policy Communication: Frameworks, Impact, and Recommendations[M]. International Monetary Fund, 2018.</w:t>
+      </w:r>
+    </w:p>
+    <w:p>
+      <w:pPr>
+        <w:pStyle w:val="af"/>
+        <w:wordWrap/>
+      </w:pPr>
+      <w:r>
+        <w:t>[12]</w:t>
+      </w:r>
+      <w:r>
+        <w:rPr>
+          <w:rFonts w:hint="eastAsia"/>
+        </w:rPr>
+        <w:t xml:space="preserve"> </w:t>
+      </w:r>
+      <w:r>
+        <w:t>MACKINLAY A C. Event studies in economics and finance[J]. Journal of economic literature, 1997, 35(1): 13-39.</w:t>
+      </w:r>
+    </w:p>
+    <w:p>
+      <w:pPr>
+        <w:pStyle w:val="af"/>
+        <w:wordWrap/>
+      </w:pPr>
+      <w:r>
+        <w:t>[13]</w:t>
+      </w:r>
+      <w:r>
+        <w:rPr>
+          <w:rFonts w:hint="eastAsia"/>
+        </w:rPr>
+        <w:t xml:space="preserve"> </w:t>
+      </w:r>
+      <w:r>
+        <w:t xml:space="preserve">FAMA E F, FISHER L, JENSEN M C, </w:t>
+      </w:r>
+      <w:r>
+        <w:t>等</w:t>
+      </w:r>
+      <w:r>
+        <w:t>. The adjustment of stock prices to new information[J]. International economic review, 1969, 10(1): 1-21.</w:t>
       </w:r>
     </w:p>
     <w:p>
@@ -10823,14 +12746,14 @@
       <w:r>
         <w:fldChar w:fldCharType="end"/>
       </w:r>
-      <w:bookmarkStart w:id="40" w:name="_Toc216900052"/>
+      <w:bookmarkStart w:id="43" w:name="_Toc216958615"/>
       <w:r>
         <w:rPr>
           <w:rFonts w:hint="eastAsia"/>
         </w:rPr>
         <w:t>致谢</w:t>
       </w:r>
-      <w:bookmarkEnd w:id="40"/>
+      <w:bookmarkEnd w:id="43"/>
     </w:p>
     <w:p>
       <w:pPr>
@@ -10889,6 +12812,14 @@
           <w:kern w:val="0"/>
           <w:szCs w:val="24"/>
         </w:rPr>
+        <w:t>、项目研究和论文写作</w:t>
+      </w:r>
+      <w:r>
+        <w:rPr>
+          <w:rFonts w:ascii="宋体" w:hAnsi="宋体" w:cs="宋体" w:hint="eastAsia"/>
+          <w:kern w:val="0"/>
+          <w:szCs w:val="24"/>
+        </w:rPr>
         <w:t>的</w:t>
       </w:r>
       <w:r>
@@ -10981,12 +12912,7 @@
         </w:rPr>
         <w:t>谨以此文，向所有关心和支持本研究完成的老师和同学表示感谢。</w:t>
       </w:r>
-    </w:p>
-    <w:p/>
-    <w:p>
-      <w:pPr>
-        <w:ind w:firstLineChars="0" w:firstLine="0"/>
-      </w:pPr>
+      <w:bookmarkStart w:id="44" w:name="_Ref215871736"/>
     </w:p>
     <w:p>
       <w:pPr>
@@ -10996,18 +12922,16 @@
         <w:ind w:firstLineChars="0" w:firstLine="0"/>
         <w:jc w:val="left"/>
         <w:rPr>
-          <w:rFonts w:ascii="黑体" w:eastAsia="黑体" w:hAnsi="黑体" w:cstheme="majorBidi" w:hint="eastAsia"/>
-          <w:b/>
-          <w:color w:val="000000"/>
-          <w:sz w:val="30"/>
-          <w:szCs w:val="28"/>
-          <w14:ligatures w14:val="standardContextual"/>
-        </w:rPr>
-      </w:pPr>
-      <w:bookmarkStart w:id="41" w:name="_Ref215871736"/>
-      <w:r>
-        <w:rPr>
-          <w:rFonts w:hint="eastAsia"/>
+          <w:rFonts w:ascii="宋体" w:hAnsi="宋体" w:cs="宋体" w:hint="eastAsia"/>
+          <w:kern w:val="0"/>
+          <w:szCs w:val="24"/>
+        </w:rPr>
+      </w:pPr>
+      <w:r>
+        <w:rPr>
+          <w:rFonts w:ascii="宋体" w:hAnsi="宋体" w:cs="宋体" w:hint="eastAsia"/>
+          <w:kern w:val="0"/>
+          <w:szCs w:val="24"/>
         </w:rPr>
         <w:br w:type="page"/>
       </w:r>
@@ -11020,16 +12944,15 @@
           <w:rFonts w:hint="eastAsia"/>
         </w:rPr>
       </w:pPr>
-      <w:bookmarkStart w:id="42" w:name="_Toc216900053"/>
-      <w:r>
-        <w:rPr>
-          <w:rFonts w:hint="eastAsia"/>
-        </w:rPr>
-        <w:lastRenderedPageBreak/>
+      <w:bookmarkStart w:id="45" w:name="_Toc216958616"/>
+      <w:r>
+        <w:rPr>
+          <w:rFonts w:hint="eastAsia"/>
+        </w:rPr>
         <w:t>附录</w:t>
       </w:r>
-      <w:bookmarkEnd w:id="41"/>
-      <w:bookmarkEnd w:id="42"/>
+      <w:bookmarkEnd w:id="44"/>
+      <w:bookmarkEnd w:id="45"/>
     </w:p>
     <w:tbl>
       <w:tblPr>
@@ -11055,7 +12978,7 @@
                 <w:rFonts w:ascii="华文中宋" w:eastAsia="华文中宋" w:hAnsi="华文中宋" w:hint="eastAsia"/>
               </w:rPr>
             </w:pPr>
-            <w:bookmarkStart w:id="43" w:name="_Hlk196047245"/>
+            <w:bookmarkStart w:id="46" w:name="_Hlk196047245"/>
             <w:r>
               <w:rPr>
                 <w:rFonts w:ascii="华文中宋" w:eastAsia="华文中宋" w:hAnsi="华文中宋"/>
@@ -11099,7 +13022,7 @@
           </w:p>
         </w:tc>
       </w:tr>
-      <w:bookmarkEnd w:id="43"/>
+      <w:bookmarkEnd w:id="46"/>
       <w:tr>
         <w:tc>
           <w:tcPr>
@@ -11130,7 +13053,7 @@
             <w:r>
               <w:t>项目地址：</w:t>
             </w:r>
-            <w:hyperlink r:id="rId24" w:history="1">
+            <w:hyperlink r:id="rId26" w:history="1">
               <w:r>
                 <w:rPr>
                   <w:rStyle w:val="af5"/>
@@ -11240,12 +13163,12 @@
     <w:p/>
     <w:p/>
     <w:sectPr>
-      <w:headerReference w:type="even" r:id="rId25"/>
-      <w:headerReference w:type="default" r:id="rId26"/>
-      <w:footerReference w:type="even" r:id="rId27"/>
-      <w:footerReference w:type="default" r:id="rId28"/>
-      <w:headerReference w:type="first" r:id="rId29"/>
-      <w:footerReference w:type="first" r:id="rId30"/>
+      <w:headerReference w:type="even" r:id="rId27"/>
+      <w:headerReference w:type="default" r:id="rId28"/>
+      <w:footerReference w:type="even" r:id="rId29"/>
+      <w:footerReference w:type="default" r:id="rId30"/>
+      <w:headerReference w:type="first" r:id="rId31"/>
+      <w:footerReference w:type="first" r:id="rId32"/>
       <w:pgSz w:w="11906" w:h="16838"/>
       <w:pgMar w:top="1701" w:right="1701" w:bottom="1701" w:left="1701" w:header="851" w:footer="992" w:gutter="0"/>
       <w:cols w:space="425"/>
@@ -14415,16 +16338,20 @@
   <w:abstractNum w:abstractNumId="29" w15:restartNumberingAfterBreak="0">
     <w:nsid w:val="70983CF2"/>
     <w:multiLevelType w:val="multilevel"/>
-    <w:tmpl w:val="1822326E"/>
+    <w:tmpl w:val="874E626C"/>
     <w:lvl w:ilvl="0">
       <w:start w:val="1"/>
       <w:numFmt w:val="decimal"/>
       <w:pStyle w:val="1"/>
+      <w:suff w:val="space"/>
       <w:lvlText w:val="%1."/>
       <w:lvlJc w:val="left"/>
       <w:pPr>
-        <w:ind w:left="440" w:hanging="440"/>
-      </w:pPr>
+        <w:ind w:left="0" w:firstLine="0"/>
+      </w:pPr>
+      <w:rPr>
+        <w:rFonts w:hint="eastAsia"/>
+      </w:rPr>
     </w:lvl>
     <w:lvl w:ilvl="1">
       <w:start w:val="2"/>
@@ -15141,7 +17068,6 @@
       </w:numPr>
       <w:adjustRightInd w:val="0"/>
       <w:spacing w:beforeLines="100" w:before="100" w:afterLines="100" w:after="100" w:line="360" w:lineRule="auto"/>
-      <w:ind w:left="0" w:firstLine="0"/>
       <w:jc w:val="center"/>
       <w:outlineLvl w:val="0"/>
     </w:pPr>
@@ -15228,7 +17154,6 @@
   <w:style w:type="character" w:default="1" w:styleId="a0">
     <w:name w:val="Default Paragraph Font"/>
     <w:uiPriority w:val="1"/>
-    <w:semiHidden/>
     <w:unhideWhenUsed/>
   </w:style>
   <w:style w:type="table" w:default="1" w:styleId="a1">

--- a/人民币汇率波动的宏观驱动因素研究/人民币汇率波动的宏观驱动因素研究：基于CPI、PMI、名义广义美元指数与社会事件的可视化分析.docx
+++ b/人民币汇率波动的宏观驱动因素研究/人民币汇率波动的宏观驱动因素研究：基于CPI、PMI、名义广义美元指数与社会事件的可视化分析.docx
@@ -1723,9 +1723,6 @@
     <w:p>
       <w:pPr>
         <w:spacing w:line="360" w:lineRule="auto"/>
-        <w:rPr>
-          <w:rFonts w:hint="eastAsia"/>
-        </w:rPr>
       </w:pPr>
     </w:p>
     <w:p>
@@ -1817,7 +1814,7 @@
             <w:wordWrap/>
             <w:ind w:firstLine="482"/>
             <w:rPr>
-              <w:rFonts w:asciiTheme="minorHAnsi" w:eastAsiaTheme="minorEastAsia" w:hAnsiTheme="minorHAnsi" w:cstheme="minorBidi" w:hint="eastAsia"/>
+              <w:rFonts w:asciiTheme="minorHAnsi" w:eastAsiaTheme="minorEastAsia" w:hAnsiTheme="minorHAnsi" w:cstheme="minorBidi"/>
               <w:b/>
               <w:bCs/>
               <w:noProof/>
@@ -1961,9 +1958,8 @@
           <w:pPr>
             <w:pStyle w:val="TOC1"/>
             <w:wordWrap/>
-            <w:ind w:firstLine="482"/>
             <w:rPr>
-              <w:rFonts w:asciiTheme="minorHAnsi" w:eastAsiaTheme="minorEastAsia" w:hAnsiTheme="minorHAnsi" w:cstheme="minorBidi" w:hint="eastAsia"/>
+              <w:rFonts w:asciiTheme="minorHAnsi" w:eastAsiaTheme="minorEastAsia" w:hAnsiTheme="minorHAnsi" w:cstheme="minorBidi"/>
               <w:b/>
               <w:bCs/>
               <w:noProof/>
@@ -2090,9 +2086,9 @@
             </w:tabs>
             <w:wordWrap/>
             <w:spacing w:line="360" w:lineRule="auto"/>
-            <w:ind w:left="480" w:firstLine="482"/>
+            <w:ind w:left="480"/>
             <w:rPr>
-              <w:rFonts w:asciiTheme="minorHAnsi" w:eastAsiaTheme="minorEastAsia" w:hAnsiTheme="minorHAnsi" w:cstheme="minorBidi" w:hint="eastAsia"/>
+              <w:rFonts w:asciiTheme="minorHAnsi" w:eastAsiaTheme="minorEastAsia" w:hAnsiTheme="minorHAnsi" w:cstheme="minorBidi"/>
               <w:b/>
               <w:bCs/>
               <w:noProof/>
@@ -2219,9 +2215,9 @@
             </w:tabs>
             <w:wordWrap/>
             <w:spacing w:line="360" w:lineRule="auto"/>
-            <w:ind w:left="480" w:firstLine="482"/>
+            <w:ind w:left="480"/>
             <w:rPr>
-              <w:rFonts w:asciiTheme="minorHAnsi" w:eastAsiaTheme="minorEastAsia" w:hAnsiTheme="minorHAnsi" w:cstheme="minorBidi" w:hint="eastAsia"/>
+              <w:rFonts w:asciiTheme="minorHAnsi" w:eastAsiaTheme="minorEastAsia" w:hAnsiTheme="minorHAnsi" w:cstheme="minorBidi"/>
               <w:b/>
               <w:bCs/>
               <w:noProof/>
@@ -2348,9 +2344,9 @@
             </w:tabs>
             <w:wordWrap/>
             <w:spacing w:line="360" w:lineRule="auto"/>
-            <w:ind w:left="480" w:firstLine="482"/>
+            <w:ind w:left="480"/>
             <w:rPr>
-              <w:rFonts w:asciiTheme="minorHAnsi" w:eastAsiaTheme="minorEastAsia" w:hAnsiTheme="minorHAnsi" w:cstheme="minorBidi" w:hint="eastAsia"/>
+              <w:rFonts w:asciiTheme="minorHAnsi" w:eastAsiaTheme="minorEastAsia" w:hAnsiTheme="minorHAnsi" w:cstheme="minorBidi"/>
               <w:b/>
               <w:bCs/>
               <w:noProof/>
@@ -2473,9 +2469,8 @@
           <w:pPr>
             <w:pStyle w:val="TOC1"/>
             <w:wordWrap/>
-            <w:ind w:firstLine="482"/>
             <w:rPr>
-              <w:rFonts w:asciiTheme="minorHAnsi" w:eastAsiaTheme="minorEastAsia" w:hAnsiTheme="minorHAnsi" w:cstheme="minorBidi" w:hint="eastAsia"/>
+              <w:rFonts w:asciiTheme="minorHAnsi" w:eastAsiaTheme="minorEastAsia" w:hAnsiTheme="minorHAnsi" w:cstheme="minorBidi"/>
               <w:b/>
               <w:bCs/>
               <w:noProof/>
@@ -2602,9 +2597,9 @@
             </w:tabs>
             <w:wordWrap/>
             <w:spacing w:line="360" w:lineRule="auto"/>
-            <w:ind w:left="480" w:firstLine="482"/>
+            <w:ind w:left="480"/>
             <w:rPr>
-              <w:rFonts w:asciiTheme="minorHAnsi" w:eastAsiaTheme="minorEastAsia" w:hAnsiTheme="minorHAnsi" w:cstheme="minorBidi" w:hint="eastAsia"/>
+              <w:rFonts w:asciiTheme="minorHAnsi" w:eastAsiaTheme="minorEastAsia" w:hAnsiTheme="minorHAnsi" w:cstheme="minorBidi"/>
               <w:b/>
               <w:bCs/>
               <w:noProof/>
@@ -2731,9 +2726,9 @@
             </w:tabs>
             <w:wordWrap/>
             <w:spacing w:line="360" w:lineRule="auto"/>
-            <w:ind w:left="480" w:firstLine="482"/>
+            <w:ind w:left="480"/>
             <w:rPr>
-              <w:rFonts w:asciiTheme="minorHAnsi" w:eastAsiaTheme="minorEastAsia" w:hAnsiTheme="minorHAnsi" w:cstheme="minorBidi" w:hint="eastAsia"/>
+              <w:rFonts w:asciiTheme="minorHAnsi" w:eastAsiaTheme="minorEastAsia" w:hAnsiTheme="minorHAnsi" w:cstheme="minorBidi"/>
               <w:b/>
               <w:bCs/>
               <w:noProof/>
@@ -2838,7 +2833,7 @@
                 <w:noProof/>
                 <w:webHidden/>
               </w:rPr>
-              <w:t>8</w:t>
+              <w:t>9</w:t>
             </w:r>
             <w:r>
               <w:rPr>
@@ -2860,9 +2855,9 @@
             </w:tabs>
             <w:wordWrap/>
             <w:spacing w:line="360" w:lineRule="auto"/>
-            <w:ind w:left="480" w:firstLine="482"/>
+            <w:ind w:left="480"/>
             <w:rPr>
-              <w:rFonts w:asciiTheme="minorHAnsi" w:eastAsiaTheme="minorEastAsia" w:hAnsiTheme="minorHAnsi" w:cstheme="minorBidi" w:hint="eastAsia"/>
+              <w:rFonts w:asciiTheme="minorHAnsi" w:eastAsiaTheme="minorEastAsia" w:hAnsiTheme="minorHAnsi" w:cstheme="minorBidi"/>
               <w:b/>
               <w:bCs/>
               <w:noProof/>
@@ -2989,9 +2984,9 @@
             </w:tabs>
             <w:wordWrap/>
             <w:spacing w:line="360" w:lineRule="auto"/>
-            <w:ind w:left="480" w:firstLine="482"/>
+            <w:ind w:left="480"/>
             <w:rPr>
-              <w:rFonts w:asciiTheme="minorHAnsi" w:eastAsiaTheme="minorEastAsia" w:hAnsiTheme="minorHAnsi" w:cstheme="minorBidi" w:hint="eastAsia"/>
+              <w:rFonts w:asciiTheme="minorHAnsi" w:eastAsiaTheme="minorEastAsia" w:hAnsiTheme="minorHAnsi" w:cstheme="minorBidi"/>
               <w:b/>
               <w:bCs/>
               <w:noProof/>
@@ -3096,7 +3091,7 @@
                 <w:noProof/>
                 <w:webHidden/>
               </w:rPr>
-              <w:t>9</w:t>
+              <w:t>10</w:t>
             </w:r>
             <w:r>
               <w:rPr>
@@ -3118,9 +3113,9 @@
             </w:tabs>
             <w:wordWrap/>
             <w:spacing w:line="360" w:lineRule="auto"/>
-            <w:ind w:left="480" w:firstLine="482"/>
+            <w:ind w:left="480"/>
             <w:rPr>
-              <w:rFonts w:asciiTheme="minorHAnsi" w:eastAsiaTheme="minorEastAsia" w:hAnsiTheme="minorHAnsi" w:cstheme="minorBidi" w:hint="eastAsia"/>
+              <w:rFonts w:asciiTheme="minorHAnsi" w:eastAsiaTheme="minorEastAsia" w:hAnsiTheme="minorHAnsi" w:cstheme="minorBidi"/>
               <w:b/>
               <w:bCs/>
               <w:noProof/>
@@ -3225,7 +3220,7 @@
                 <w:noProof/>
                 <w:webHidden/>
               </w:rPr>
-              <w:t>9</w:t>
+              <w:t>10</w:t>
             </w:r>
             <w:r>
               <w:rPr>
@@ -3247,9 +3242,9 @@
             </w:tabs>
             <w:wordWrap/>
             <w:spacing w:line="360" w:lineRule="auto"/>
-            <w:ind w:left="480" w:firstLine="482"/>
+            <w:ind w:left="480"/>
             <w:rPr>
-              <w:rFonts w:asciiTheme="minorHAnsi" w:eastAsiaTheme="minorEastAsia" w:hAnsiTheme="minorHAnsi" w:cstheme="minorBidi" w:hint="eastAsia"/>
+              <w:rFonts w:asciiTheme="minorHAnsi" w:eastAsiaTheme="minorEastAsia" w:hAnsiTheme="minorHAnsi" w:cstheme="minorBidi"/>
               <w:b/>
               <w:bCs/>
               <w:noProof/>
@@ -3354,7 +3349,7 @@
                 <w:noProof/>
                 <w:webHidden/>
               </w:rPr>
-              <w:t>10</w:t>
+              <w:t>11</w:t>
             </w:r>
             <w:r>
               <w:rPr>
@@ -3372,9 +3367,8 @@
           <w:pPr>
             <w:pStyle w:val="TOC1"/>
             <w:wordWrap/>
-            <w:ind w:firstLine="482"/>
             <w:rPr>
-              <w:rFonts w:asciiTheme="minorHAnsi" w:eastAsiaTheme="minorEastAsia" w:hAnsiTheme="minorHAnsi" w:cstheme="minorBidi" w:hint="eastAsia"/>
+              <w:rFonts w:asciiTheme="minorHAnsi" w:eastAsiaTheme="minorEastAsia" w:hAnsiTheme="minorHAnsi" w:cstheme="minorBidi"/>
               <w:b/>
               <w:bCs/>
               <w:noProof/>
@@ -3479,7 +3473,7 @@
                 <w:noProof/>
                 <w:webHidden/>
               </w:rPr>
-              <w:t>10</w:t>
+              <w:t>11</w:t>
             </w:r>
             <w:r>
               <w:rPr>
@@ -3501,9 +3495,9 @@
             </w:tabs>
             <w:wordWrap/>
             <w:spacing w:line="360" w:lineRule="auto"/>
-            <w:ind w:left="480" w:firstLine="482"/>
+            <w:ind w:left="480"/>
             <w:rPr>
-              <w:rFonts w:asciiTheme="minorHAnsi" w:eastAsiaTheme="minorEastAsia" w:hAnsiTheme="minorHAnsi" w:cstheme="minorBidi" w:hint="eastAsia"/>
+              <w:rFonts w:asciiTheme="minorHAnsi" w:eastAsiaTheme="minorEastAsia" w:hAnsiTheme="minorHAnsi" w:cstheme="minorBidi"/>
               <w:b/>
               <w:bCs/>
               <w:noProof/>
@@ -3608,7 +3602,7 @@
                 <w:noProof/>
                 <w:webHidden/>
               </w:rPr>
-              <w:t>10</w:t>
+              <w:t>11</w:t>
             </w:r>
             <w:r>
               <w:rPr>
@@ -3630,9 +3624,9 @@
             </w:tabs>
             <w:wordWrap/>
             <w:spacing w:line="360" w:lineRule="auto"/>
-            <w:ind w:left="480" w:firstLine="482"/>
+            <w:ind w:left="480"/>
             <w:rPr>
-              <w:rFonts w:asciiTheme="minorHAnsi" w:eastAsiaTheme="minorEastAsia" w:hAnsiTheme="minorHAnsi" w:cstheme="minorBidi" w:hint="eastAsia"/>
+              <w:rFonts w:asciiTheme="minorHAnsi" w:eastAsiaTheme="minorEastAsia" w:hAnsiTheme="minorHAnsi" w:cstheme="minorBidi"/>
               <w:b/>
               <w:bCs/>
               <w:noProof/>
@@ -3759,9 +3753,9 @@
             </w:tabs>
             <w:wordWrap/>
             <w:spacing w:line="360" w:lineRule="auto"/>
-            <w:ind w:left="480" w:firstLine="482"/>
+            <w:ind w:left="480"/>
             <w:rPr>
-              <w:rFonts w:asciiTheme="minorHAnsi" w:eastAsiaTheme="minorEastAsia" w:hAnsiTheme="minorHAnsi" w:cstheme="minorBidi" w:hint="eastAsia"/>
+              <w:rFonts w:asciiTheme="minorHAnsi" w:eastAsiaTheme="minorEastAsia" w:hAnsiTheme="minorHAnsi" w:cstheme="minorBidi"/>
               <w:b/>
               <w:bCs/>
               <w:noProof/>
@@ -3866,7 +3860,7 @@
                 <w:noProof/>
                 <w:webHidden/>
               </w:rPr>
-              <w:t>11</w:t>
+              <w:t>12</w:t>
             </w:r>
             <w:r>
               <w:rPr>
@@ -3888,9 +3882,9 @@
             </w:tabs>
             <w:wordWrap/>
             <w:spacing w:line="360" w:lineRule="auto"/>
-            <w:ind w:left="960" w:firstLine="482"/>
+            <w:ind w:left="960"/>
             <w:rPr>
-              <w:rFonts w:asciiTheme="minorHAnsi" w:eastAsiaTheme="minorEastAsia" w:hAnsiTheme="minorHAnsi" w:cstheme="minorBidi" w:hint="eastAsia"/>
+              <w:rFonts w:asciiTheme="minorHAnsi" w:eastAsiaTheme="minorEastAsia" w:hAnsiTheme="minorHAnsi" w:cstheme="minorBidi"/>
               <w:b/>
               <w:bCs/>
               <w:noProof/>
@@ -3995,7 +3989,7 @@
                 <w:noProof/>
                 <w:webHidden/>
               </w:rPr>
-              <w:t>11</w:t>
+              <w:t>12</w:t>
             </w:r>
             <w:r>
               <w:rPr>
@@ -4017,9 +4011,9 @@
             </w:tabs>
             <w:wordWrap/>
             <w:spacing w:line="360" w:lineRule="auto"/>
-            <w:ind w:left="960" w:firstLine="482"/>
+            <w:ind w:left="960"/>
             <w:rPr>
-              <w:rFonts w:asciiTheme="minorHAnsi" w:eastAsiaTheme="minorEastAsia" w:hAnsiTheme="minorHAnsi" w:cstheme="minorBidi" w:hint="eastAsia"/>
+              <w:rFonts w:asciiTheme="minorHAnsi" w:eastAsiaTheme="minorEastAsia" w:hAnsiTheme="minorHAnsi" w:cstheme="minorBidi"/>
               <w:b/>
               <w:bCs/>
               <w:noProof/>
@@ -4124,7 +4118,7 @@
                 <w:noProof/>
                 <w:webHidden/>
               </w:rPr>
-              <w:t>11</w:t>
+              <w:t>13</w:t>
             </w:r>
             <w:r>
               <w:rPr>
@@ -4146,9 +4140,9 @@
             </w:tabs>
             <w:wordWrap/>
             <w:spacing w:line="360" w:lineRule="auto"/>
-            <w:ind w:left="960" w:firstLine="482"/>
+            <w:ind w:left="960"/>
             <w:rPr>
-              <w:rFonts w:asciiTheme="minorHAnsi" w:eastAsiaTheme="minorEastAsia" w:hAnsiTheme="minorHAnsi" w:cstheme="minorBidi" w:hint="eastAsia"/>
+              <w:rFonts w:asciiTheme="minorHAnsi" w:eastAsiaTheme="minorEastAsia" w:hAnsiTheme="minorHAnsi" w:cstheme="minorBidi"/>
               <w:b/>
               <w:bCs/>
               <w:noProof/>
@@ -4253,7 +4247,7 @@
                 <w:noProof/>
                 <w:webHidden/>
               </w:rPr>
-              <w:t>11</w:t>
+              <w:t>13</w:t>
             </w:r>
             <w:r>
               <w:rPr>
@@ -4275,9 +4269,9 @@
             </w:tabs>
             <w:wordWrap/>
             <w:spacing w:line="360" w:lineRule="auto"/>
-            <w:ind w:left="480" w:firstLine="482"/>
+            <w:ind w:left="480"/>
             <w:rPr>
-              <w:rFonts w:asciiTheme="minorHAnsi" w:eastAsiaTheme="minorEastAsia" w:hAnsiTheme="minorHAnsi" w:cstheme="minorBidi" w:hint="eastAsia"/>
+              <w:rFonts w:asciiTheme="minorHAnsi" w:eastAsiaTheme="minorEastAsia" w:hAnsiTheme="minorHAnsi" w:cstheme="minorBidi"/>
               <w:b/>
               <w:bCs/>
               <w:noProof/>
@@ -4382,7 +4376,7 @@
                 <w:noProof/>
                 <w:webHidden/>
               </w:rPr>
-              <w:t>12</w:t>
+              <w:t>13</w:t>
             </w:r>
             <w:r>
               <w:rPr>
@@ -4400,9 +4394,8 @@
           <w:pPr>
             <w:pStyle w:val="TOC1"/>
             <w:wordWrap/>
-            <w:ind w:firstLine="482"/>
             <w:rPr>
-              <w:rFonts w:asciiTheme="minorHAnsi" w:eastAsiaTheme="minorEastAsia" w:hAnsiTheme="minorHAnsi" w:cstheme="minorBidi" w:hint="eastAsia"/>
+              <w:rFonts w:asciiTheme="minorHAnsi" w:eastAsiaTheme="minorEastAsia" w:hAnsiTheme="minorHAnsi" w:cstheme="minorBidi"/>
               <w:b/>
               <w:bCs/>
               <w:noProof/>
@@ -4507,7 +4500,7 @@
                 <w:noProof/>
                 <w:webHidden/>
               </w:rPr>
-              <w:t>12</w:t>
+              <w:t>13</w:t>
             </w:r>
             <w:r>
               <w:rPr>
@@ -4529,9 +4522,9 @@
             </w:tabs>
             <w:wordWrap/>
             <w:spacing w:line="360" w:lineRule="auto"/>
-            <w:ind w:left="480" w:firstLine="482"/>
+            <w:ind w:left="480"/>
             <w:rPr>
-              <w:rFonts w:asciiTheme="minorHAnsi" w:eastAsiaTheme="minorEastAsia" w:hAnsiTheme="minorHAnsi" w:cstheme="minorBidi" w:hint="eastAsia"/>
+              <w:rFonts w:asciiTheme="minorHAnsi" w:eastAsiaTheme="minorEastAsia" w:hAnsiTheme="minorHAnsi" w:cstheme="minorBidi"/>
               <w:b/>
               <w:bCs/>
               <w:noProof/>
@@ -4636,7 +4629,7 @@
                 <w:noProof/>
                 <w:webHidden/>
               </w:rPr>
-              <w:t>12</w:t>
+              <w:t>13</w:t>
             </w:r>
             <w:r>
               <w:rPr>
@@ -4659,9 +4652,9 @@
             </w:tabs>
             <w:wordWrap/>
             <w:spacing w:line="360" w:lineRule="auto"/>
-            <w:ind w:left="480" w:firstLine="482"/>
+            <w:ind w:left="480"/>
             <w:rPr>
-              <w:rFonts w:asciiTheme="minorHAnsi" w:eastAsiaTheme="minorEastAsia" w:hAnsiTheme="minorHAnsi" w:cstheme="minorBidi" w:hint="eastAsia"/>
+              <w:rFonts w:asciiTheme="minorHAnsi" w:eastAsiaTheme="minorEastAsia" w:hAnsiTheme="minorHAnsi" w:cstheme="minorBidi"/>
               <w:b/>
               <w:bCs/>
               <w:noProof/>
@@ -4778,7 +4771,7 @@
                 <w:noProof/>
                 <w:webHidden/>
               </w:rPr>
-              <w:t>12</w:t>
+              <w:t>14</w:t>
             </w:r>
             <w:r>
               <w:rPr>
@@ -4801,9 +4794,9 @@
             </w:tabs>
             <w:wordWrap/>
             <w:spacing w:line="360" w:lineRule="auto"/>
-            <w:ind w:left="480" w:firstLine="482"/>
+            <w:ind w:left="480"/>
             <w:rPr>
-              <w:rFonts w:asciiTheme="minorHAnsi" w:eastAsiaTheme="minorEastAsia" w:hAnsiTheme="minorHAnsi" w:cstheme="minorBidi" w:hint="eastAsia"/>
+              <w:rFonts w:asciiTheme="minorHAnsi" w:eastAsiaTheme="minorEastAsia" w:hAnsiTheme="minorHAnsi" w:cstheme="minorBidi"/>
               <w:b/>
               <w:bCs/>
               <w:noProof/>
@@ -4920,7 +4913,7 @@
                 <w:noProof/>
                 <w:webHidden/>
               </w:rPr>
-              <w:t>13</w:t>
+              <w:t>14</w:t>
             </w:r>
             <w:r>
               <w:rPr>
@@ -4943,9 +4936,9 @@
             </w:tabs>
             <w:wordWrap/>
             <w:spacing w:line="360" w:lineRule="auto"/>
-            <w:ind w:left="480" w:firstLine="482"/>
+            <w:ind w:left="480"/>
             <w:rPr>
-              <w:rFonts w:asciiTheme="minorHAnsi" w:eastAsiaTheme="minorEastAsia" w:hAnsiTheme="minorHAnsi" w:cstheme="minorBidi" w:hint="eastAsia"/>
+              <w:rFonts w:asciiTheme="minorHAnsi" w:eastAsiaTheme="minorEastAsia" w:hAnsiTheme="minorHAnsi" w:cstheme="minorBidi"/>
               <w:b/>
               <w:bCs/>
               <w:noProof/>
@@ -5062,7 +5055,7 @@
                 <w:noProof/>
                 <w:webHidden/>
               </w:rPr>
-              <w:t>13</w:t>
+              <w:t>14</w:t>
             </w:r>
             <w:r>
               <w:rPr>
@@ -5085,9 +5078,9 @@
             </w:tabs>
             <w:wordWrap/>
             <w:spacing w:line="360" w:lineRule="auto"/>
-            <w:ind w:left="480" w:firstLine="482"/>
+            <w:ind w:left="480"/>
             <w:rPr>
-              <w:rFonts w:asciiTheme="minorHAnsi" w:eastAsiaTheme="minorEastAsia" w:hAnsiTheme="minorHAnsi" w:cstheme="minorBidi" w:hint="eastAsia"/>
+              <w:rFonts w:asciiTheme="minorHAnsi" w:eastAsiaTheme="minorEastAsia" w:hAnsiTheme="minorHAnsi" w:cstheme="minorBidi"/>
               <w:b/>
               <w:bCs/>
               <w:noProof/>
@@ -5204,7 +5197,7 @@
                 <w:noProof/>
                 <w:webHidden/>
               </w:rPr>
-              <w:t>13</w:t>
+              <w:t>15</w:t>
             </w:r>
             <w:r>
               <w:rPr>
@@ -5227,9 +5220,9 @@
             </w:tabs>
             <w:wordWrap/>
             <w:spacing w:line="360" w:lineRule="auto"/>
-            <w:ind w:left="480" w:firstLine="482"/>
+            <w:ind w:left="480"/>
             <w:rPr>
-              <w:rFonts w:asciiTheme="minorHAnsi" w:eastAsiaTheme="minorEastAsia" w:hAnsiTheme="minorHAnsi" w:cstheme="minorBidi" w:hint="eastAsia"/>
+              <w:rFonts w:asciiTheme="minorHAnsi" w:eastAsiaTheme="minorEastAsia" w:hAnsiTheme="minorHAnsi" w:cstheme="minorBidi"/>
               <w:b/>
               <w:bCs/>
               <w:noProof/>
@@ -5346,7 +5339,7 @@
                 <w:noProof/>
                 <w:webHidden/>
               </w:rPr>
-              <w:t>14</w:t>
+              <w:t>15</w:t>
             </w:r>
             <w:r>
               <w:rPr>
@@ -5364,9 +5357,8 @@
           <w:pPr>
             <w:pStyle w:val="TOC1"/>
             <w:wordWrap/>
-            <w:ind w:firstLine="482"/>
             <w:rPr>
-              <w:rFonts w:asciiTheme="minorHAnsi" w:eastAsiaTheme="minorEastAsia" w:hAnsiTheme="minorHAnsi" w:cstheme="minorBidi" w:hint="eastAsia"/>
+              <w:rFonts w:asciiTheme="minorHAnsi" w:eastAsiaTheme="minorEastAsia" w:hAnsiTheme="minorHAnsi" w:cstheme="minorBidi"/>
               <w:b/>
               <w:bCs/>
               <w:noProof/>
@@ -5471,7 +5463,7 @@
                 <w:noProof/>
                 <w:webHidden/>
               </w:rPr>
-              <w:t>14</w:t>
+              <w:t>15</w:t>
             </w:r>
             <w:r>
               <w:rPr>
@@ -5493,9 +5485,9 @@
             </w:tabs>
             <w:wordWrap/>
             <w:spacing w:line="360" w:lineRule="auto"/>
-            <w:ind w:left="480" w:firstLine="482"/>
+            <w:ind w:left="480"/>
             <w:rPr>
-              <w:rFonts w:asciiTheme="minorHAnsi" w:eastAsiaTheme="minorEastAsia" w:hAnsiTheme="minorHAnsi" w:cstheme="minorBidi" w:hint="eastAsia"/>
+              <w:rFonts w:asciiTheme="minorHAnsi" w:eastAsiaTheme="minorEastAsia" w:hAnsiTheme="minorHAnsi" w:cstheme="minorBidi"/>
               <w:b/>
               <w:bCs/>
               <w:noProof/>
@@ -5600,7 +5592,7 @@
                 <w:noProof/>
                 <w:webHidden/>
               </w:rPr>
-              <w:t>14</w:t>
+              <w:t>15</w:t>
             </w:r>
             <w:r>
               <w:rPr>
@@ -5622,9 +5614,9 @@
             </w:tabs>
             <w:wordWrap/>
             <w:spacing w:line="360" w:lineRule="auto"/>
-            <w:ind w:left="480" w:firstLine="482"/>
+            <w:ind w:left="480"/>
             <w:rPr>
-              <w:rFonts w:asciiTheme="minorHAnsi" w:eastAsiaTheme="minorEastAsia" w:hAnsiTheme="minorHAnsi" w:cstheme="minorBidi" w:hint="eastAsia"/>
+              <w:rFonts w:asciiTheme="minorHAnsi" w:eastAsiaTheme="minorEastAsia" w:hAnsiTheme="minorHAnsi" w:cstheme="minorBidi"/>
               <w:b/>
               <w:bCs/>
               <w:noProof/>
@@ -5729,7 +5721,7 @@
                 <w:noProof/>
                 <w:webHidden/>
               </w:rPr>
-              <w:t>15</w:t>
+              <w:t>17</w:t>
             </w:r>
             <w:r>
               <w:rPr>
@@ -5751,9 +5743,9 @@
             </w:tabs>
             <w:wordWrap/>
             <w:spacing w:line="360" w:lineRule="auto"/>
-            <w:ind w:left="480" w:firstLine="482"/>
+            <w:ind w:left="480"/>
             <w:rPr>
-              <w:rFonts w:asciiTheme="minorHAnsi" w:eastAsiaTheme="minorEastAsia" w:hAnsiTheme="minorHAnsi" w:cstheme="minorBidi" w:hint="eastAsia"/>
+              <w:rFonts w:asciiTheme="minorHAnsi" w:eastAsiaTheme="minorEastAsia" w:hAnsiTheme="minorHAnsi" w:cstheme="minorBidi"/>
               <w:b/>
               <w:bCs/>
               <w:noProof/>
@@ -5858,7 +5850,7 @@
                 <w:noProof/>
                 <w:webHidden/>
               </w:rPr>
-              <w:t>16</w:t>
+              <w:t>18</w:t>
             </w:r>
             <w:r>
               <w:rPr>
@@ -5880,9 +5872,9 @@
             </w:tabs>
             <w:wordWrap/>
             <w:spacing w:line="360" w:lineRule="auto"/>
-            <w:ind w:left="960" w:firstLine="482"/>
+            <w:ind w:left="960"/>
             <w:rPr>
-              <w:rFonts w:asciiTheme="minorHAnsi" w:eastAsiaTheme="minorEastAsia" w:hAnsiTheme="minorHAnsi" w:cstheme="minorBidi" w:hint="eastAsia"/>
+              <w:rFonts w:asciiTheme="minorHAnsi" w:eastAsiaTheme="minorEastAsia" w:hAnsiTheme="minorHAnsi" w:cstheme="minorBidi"/>
               <w:b/>
               <w:bCs/>
               <w:noProof/>
@@ -5987,7 +5979,7 @@
                 <w:noProof/>
                 <w:webHidden/>
               </w:rPr>
-              <w:t>17</w:t>
+              <w:t>18</w:t>
             </w:r>
             <w:r>
               <w:rPr>
@@ -6009,9 +6001,9 @@
             </w:tabs>
             <w:wordWrap/>
             <w:spacing w:line="360" w:lineRule="auto"/>
-            <w:ind w:left="960" w:firstLine="482"/>
+            <w:ind w:left="960"/>
             <w:rPr>
-              <w:rFonts w:asciiTheme="minorHAnsi" w:eastAsiaTheme="minorEastAsia" w:hAnsiTheme="minorHAnsi" w:cstheme="minorBidi" w:hint="eastAsia"/>
+              <w:rFonts w:asciiTheme="minorHAnsi" w:eastAsiaTheme="minorEastAsia" w:hAnsiTheme="minorHAnsi" w:cstheme="minorBidi"/>
               <w:b/>
               <w:bCs/>
               <w:noProof/>
@@ -6116,7 +6108,7 @@
                 <w:noProof/>
                 <w:webHidden/>
               </w:rPr>
-              <w:t>17</w:t>
+              <w:t>19</w:t>
             </w:r>
             <w:r>
               <w:rPr>
@@ -6138,9 +6130,9 @@
             </w:tabs>
             <w:wordWrap/>
             <w:spacing w:line="360" w:lineRule="auto"/>
-            <w:ind w:left="960" w:firstLine="482"/>
+            <w:ind w:left="960"/>
             <w:rPr>
-              <w:rFonts w:asciiTheme="minorHAnsi" w:eastAsiaTheme="minorEastAsia" w:hAnsiTheme="minorHAnsi" w:cstheme="minorBidi" w:hint="eastAsia"/>
+              <w:rFonts w:asciiTheme="minorHAnsi" w:eastAsiaTheme="minorEastAsia" w:hAnsiTheme="minorHAnsi" w:cstheme="minorBidi"/>
               <w:b/>
               <w:bCs/>
               <w:noProof/>
@@ -6245,7 +6237,7 @@
                 <w:noProof/>
                 <w:webHidden/>
               </w:rPr>
-              <w:t>17</w:t>
+              <w:t>19</w:t>
             </w:r>
             <w:r>
               <w:rPr>
@@ -6267,9 +6259,9 @@
             </w:tabs>
             <w:wordWrap/>
             <w:spacing w:line="360" w:lineRule="auto"/>
-            <w:ind w:left="480" w:firstLine="482"/>
+            <w:ind w:left="480"/>
             <w:rPr>
-              <w:rFonts w:asciiTheme="minorHAnsi" w:eastAsiaTheme="minorEastAsia" w:hAnsiTheme="minorHAnsi" w:cstheme="minorBidi" w:hint="eastAsia"/>
+              <w:rFonts w:asciiTheme="minorHAnsi" w:eastAsiaTheme="minorEastAsia" w:hAnsiTheme="minorHAnsi" w:cstheme="minorBidi"/>
               <w:b/>
               <w:bCs/>
               <w:noProof/>
@@ -6374,7 +6366,7 @@
                 <w:noProof/>
                 <w:webHidden/>
               </w:rPr>
-              <w:t>18</w:t>
+              <w:t>19</w:t>
             </w:r>
             <w:r>
               <w:rPr>
@@ -6396,9 +6388,9 @@
             </w:tabs>
             <w:wordWrap/>
             <w:spacing w:line="360" w:lineRule="auto"/>
-            <w:ind w:left="480" w:firstLine="482"/>
+            <w:ind w:left="480"/>
             <w:rPr>
-              <w:rFonts w:asciiTheme="minorHAnsi" w:eastAsiaTheme="minorEastAsia" w:hAnsiTheme="minorHAnsi" w:cstheme="minorBidi" w:hint="eastAsia"/>
+              <w:rFonts w:asciiTheme="minorHAnsi" w:eastAsiaTheme="minorEastAsia" w:hAnsiTheme="minorHAnsi" w:cstheme="minorBidi"/>
               <w:b/>
               <w:bCs/>
               <w:noProof/>
@@ -6503,7 +6495,7 @@
                 <w:noProof/>
                 <w:webHidden/>
               </w:rPr>
-              <w:t>19</w:t>
+              <w:t>21</w:t>
             </w:r>
             <w:r>
               <w:rPr>
@@ -6521,9 +6513,8 @@
           <w:pPr>
             <w:pStyle w:val="TOC1"/>
             <w:wordWrap/>
-            <w:ind w:firstLine="482"/>
             <w:rPr>
-              <w:rFonts w:asciiTheme="minorHAnsi" w:eastAsiaTheme="minorEastAsia" w:hAnsiTheme="minorHAnsi" w:cstheme="minorBidi" w:hint="eastAsia"/>
+              <w:rFonts w:asciiTheme="minorHAnsi" w:eastAsiaTheme="minorEastAsia" w:hAnsiTheme="minorHAnsi" w:cstheme="minorBidi"/>
               <w:b/>
               <w:bCs/>
               <w:noProof/>
@@ -6628,7 +6619,7 @@
                 <w:noProof/>
                 <w:webHidden/>
               </w:rPr>
-              <w:t>20</w:t>
+              <w:t>22</w:t>
             </w:r>
             <w:r>
               <w:rPr>
@@ -6650,9 +6641,9 @@
             </w:tabs>
             <w:wordWrap/>
             <w:spacing w:line="360" w:lineRule="auto"/>
-            <w:ind w:left="480" w:firstLine="482"/>
+            <w:ind w:left="480"/>
             <w:rPr>
-              <w:rFonts w:asciiTheme="minorHAnsi" w:eastAsiaTheme="minorEastAsia" w:hAnsiTheme="minorHAnsi" w:cstheme="minorBidi" w:hint="eastAsia"/>
+              <w:rFonts w:asciiTheme="minorHAnsi" w:eastAsiaTheme="minorEastAsia" w:hAnsiTheme="minorHAnsi" w:cstheme="minorBidi"/>
               <w:b/>
               <w:bCs/>
               <w:noProof/>
@@ -6757,7 +6748,7 @@
                 <w:noProof/>
                 <w:webHidden/>
               </w:rPr>
-              <w:t>20</w:t>
+              <w:t>22</w:t>
             </w:r>
             <w:r>
               <w:rPr>
@@ -6779,9 +6770,9 @@
             </w:tabs>
             <w:wordWrap/>
             <w:spacing w:line="360" w:lineRule="auto"/>
-            <w:ind w:left="480" w:firstLine="482"/>
+            <w:ind w:left="480"/>
             <w:rPr>
-              <w:rFonts w:asciiTheme="minorHAnsi" w:eastAsiaTheme="minorEastAsia" w:hAnsiTheme="minorHAnsi" w:cstheme="minorBidi" w:hint="eastAsia"/>
+              <w:rFonts w:asciiTheme="minorHAnsi" w:eastAsiaTheme="minorEastAsia" w:hAnsiTheme="minorHAnsi" w:cstheme="minorBidi"/>
               <w:b/>
               <w:bCs/>
               <w:noProof/>
@@ -6886,7 +6877,7 @@
                 <w:noProof/>
                 <w:webHidden/>
               </w:rPr>
-              <w:t>21</w:t>
+              <w:t>23</w:t>
             </w:r>
             <w:r>
               <w:rPr>
@@ -6908,9 +6899,9 @@
             </w:tabs>
             <w:wordWrap/>
             <w:spacing w:line="360" w:lineRule="auto"/>
-            <w:ind w:left="480" w:firstLine="482"/>
+            <w:ind w:left="480"/>
             <w:rPr>
-              <w:rFonts w:asciiTheme="minorHAnsi" w:eastAsiaTheme="minorEastAsia" w:hAnsiTheme="minorHAnsi" w:cstheme="minorBidi" w:hint="eastAsia"/>
+              <w:rFonts w:asciiTheme="minorHAnsi" w:eastAsiaTheme="minorEastAsia" w:hAnsiTheme="minorHAnsi" w:cstheme="minorBidi"/>
               <w:b/>
               <w:bCs/>
               <w:noProof/>
@@ -7015,7 +7006,7 @@
                 <w:noProof/>
                 <w:webHidden/>
               </w:rPr>
-              <w:t>21</w:t>
+              <w:t>23</w:t>
             </w:r>
             <w:r>
               <w:rPr>
@@ -7037,9 +7028,9 @@
             </w:tabs>
             <w:wordWrap/>
             <w:spacing w:line="360" w:lineRule="auto"/>
-            <w:ind w:left="480" w:firstLine="482"/>
+            <w:ind w:left="480"/>
             <w:rPr>
-              <w:rFonts w:asciiTheme="minorHAnsi" w:eastAsiaTheme="minorEastAsia" w:hAnsiTheme="minorHAnsi" w:cstheme="minorBidi" w:hint="eastAsia"/>
+              <w:rFonts w:asciiTheme="minorHAnsi" w:eastAsiaTheme="minorEastAsia" w:hAnsiTheme="minorHAnsi" w:cstheme="minorBidi"/>
               <w:b/>
               <w:bCs/>
               <w:noProof/>
@@ -7144,7 +7135,7 @@
                 <w:noProof/>
                 <w:webHidden/>
               </w:rPr>
-              <w:t>22</w:t>
+              <w:t>24</w:t>
             </w:r>
             <w:r>
               <w:rPr>
@@ -7162,9 +7153,8 @@
           <w:pPr>
             <w:pStyle w:val="TOC1"/>
             <w:wordWrap/>
-            <w:ind w:firstLine="482"/>
             <w:rPr>
-              <w:rFonts w:asciiTheme="minorHAnsi" w:eastAsiaTheme="minorEastAsia" w:hAnsiTheme="minorHAnsi" w:cstheme="minorBidi" w:hint="eastAsia"/>
+              <w:rFonts w:asciiTheme="minorHAnsi" w:eastAsiaTheme="minorEastAsia" w:hAnsiTheme="minorHAnsi" w:cstheme="minorBidi"/>
               <w:b/>
               <w:bCs/>
               <w:noProof/>
@@ -7269,7 +7259,7 @@
                 <w:noProof/>
                 <w:webHidden/>
               </w:rPr>
-              <w:t>22</w:t>
+              <w:t>24</w:t>
             </w:r>
             <w:r>
               <w:rPr>
@@ -7287,9 +7277,8 @@
           <w:pPr>
             <w:pStyle w:val="TOC1"/>
             <w:wordWrap/>
-            <w:ind w:firstLine="482"/>
             <w:rPr>
-              <w:rFonts w:asciiTheme="minorHAnsi" w:eastAsiaTheme="minorEastAsia" w:hAnsiTheme="minorHAnsi" w:cstheme="minorBidi" w:hint="eastAsia"/>
+              <w:rFonts w:asciiTheme="minorHAnsi" w:eastAsiaTheme="minorEastAsia" w:hAnsiTheme="minorHAnsi" w:cstheme="minorBidi"/>
               <w:b/>
               <w:bCs/>
               <w:noProof/>
@@ -7394,7 +7383,7 @@
                 <w:noProof/>
                 <w:webHidden/>
               </w:rPr>
-              <w:t>23</w:t>
+              <w:t>25</w:t>
             </w:r>
             <w:r>
               <w:rPr>
@@ -7412,9 +7401,8 @@
           <w:pPr>
             <w:pStyle w:val="TOC1"/>
             <w:wordWrap/>
-            <w:ind w:firstLine="482"/>
             <w:rPr>
-              <w:rFonts w:asciiTheme="minorHAnsi" w:eastAsiaTheme="minorEastAsia" w:hAnsiTheme="minorHAnsi" w:cstheme="minorBidi" w:hint="eastAsia"/>
+              <w:rFonts w:asciiTheme="minorHAnsi" w:eastAsiaTheme="minorEastAsia" w:hAnsiTheme="minorHAnsi" w:cstheme="minorBidi"/>
               <w:b/>
               <w:bCs/>
               <w:noProof/>
@@ -7519,7 +7507,7 @@
                 <w:noProof/>
                 <w:webHidden/>
               </w:rPr>
-              <w:t>24</w:t>
+              <w:t>26</w:t>
             </w:r>
             <w:r>
               <w:rPr>
@@ -7577,6 +7565,7 @@
           <w:rFonts w:hint="eastAsia"/>
           <w:szCs w:val="30"/>
         </w:rPr>
+        <w:lastRenderedPageBreak/>
         <w:t>引言</w:t>
       </w:r>
       <w:bookmarkEnd w:id="1"/>
@@ -7666,25 +7655,7 @@
           <w:kern w:val="0"/>
           <w:szCs w:val="24"/>
         </w:rPr>
-        <w:t>基于上述背景，本文试图从“长期宏观驱动因素”与“短期事件冲击”两个维度，对人民币兑美元汇率的波动机制进行系统分析。与已有研究不同，本文将不同类型的事件和政策冲击进行分类，并在较长时间区间内比较其对汇率影响的差异性，以揭示人民币汇率在不同阶段对各</w:t>
-      </w:r>
-      <w:proofErr w:type="gramStart"/>
-      <w:r>
-        <w:rPr>
-          <w:rFonts w:ascii="宋体" w:hAnsi="宋体" w:cs="宋体"/>
-          <w:kern w:val="0"/>
-          <w:szCs w:val="24"/>
-        </w:rPr>
-        <w:t>类冲击</w:t>
-      </w:r>
-      <w:proofErr w:type="gramEnd"/>
-      <w:r>
-        <w:rPr>
-          <w:rFonts w:ascii="宋体" w:hAnsi="宋体" w:cs="宋体"/>
-          <w:kern w:val="0"/>
-          <w:szCs w:val="24"/>
-        </w:rPr>
-        <w:t>的敏感度变化。具体而言，本文关注以下三个研究问题：第一，人民币汇率在长期内主要受哪些宏观经济和金融变量驱动；第二，不同类型的事件或政策冲击在短期内是否会对汇率产生方向性和幅度上的差异影响；第三，这种影响是否在不同时间阶段呈现出结构性变化。</w:t>
+        <w:t>基于上述背景，本文试图从“长期宏观驱动因素”与“短期事件冲击”两个维度，对人民币兑美元汇率的波动机制进行系统分析。与已有研究不同，本文将不同类型的事件和政策冲击进行分类，并在较长时间区间内比较其对汇率影响的差异性，以揭示人民币汇率在不同阶段对各类冲击的敏感度变化。具体而言，本文关注以下三个研究问题：第一，人民币汇率在长期内主要受哪些宏观经济和金融变量驱动；第二，不同类型的事件或政策冲击在短期内是否会对汇率产生方向性和幅度上的差异影响；第三，这种影响是否在不同时间阶段呈现出结构性变化。</w:t>
       </w:r>
     </w:p>
     <w:p>
@@ -7706,6 +7677,7 @@
           <w:kern w:val="0"/>
           <w:szCs w:val="24"/>
         </w:rPr>
+        <w:lastRenderedPageBreak/>
         <w:t>在研究方法上，本文结合时间序列分析、相关性与滞后效应分析以及事件研究法，并通过多种可视化方式呈现分析结果。样本区间覆盖较长时间跨度，以包含多个宏观周期和汇率制度阶段，从而增强结论的稳健性和解释力。本文的研究尝试在宏观经济变量分析与事件研究之间建立联系，为理解人民币汇率在“长期结构性力量”与“短期突发冲击”之间的动态平衡提供一个更为直观和系统的分析框架。</w:t>
       </w:r>
     </w:p>
@@ -7779,15 +7751,7 @@
         <w:spacing w:line="360" w:lineRule="auto"/>
       </w:pPr>
       <w:r>
-        <w:t>在人民币汇率研究中，中美利差被广泛用于解释人民币汇率的波动特征。部分研究指出，当中美利差扩大时，跨境资本流入压力上升，人民币汇率往往面临升值趋势；反之，当利差收</w:t>
-      </w:r>
-      <w:proofErr w:type="gramStart"/>
-      <w:r>
-        <w:t>窄甚至</w:t>
-      </w:r>
-      <w:proofErr w:type="gramEnd"/>
-      <w:r>
-        <w:t>倒挂时，人民币汇率承受贬值压力</w:t>
+        <w:t>在人民币汇率研究中，中美利差被广泛用于解释人民币汇率的波动特征。部分研究指出，当中美利差扩大时，跨境资本流入压力上升，人民币汇率往往面临升值趋势；反之，当利差收窄甚至倒挂时，人民币汇率承受贬值压力</w:t>
       </w:r>
       <w:r>
         <w:fldChar w:fldCharType="begin"/>
@@ -7809,15 +7773,7 @@
         <w:fldChar w:fldCharType="end"/>
       </w:r>
       <w:r>
-        <w:t>。然而，也有研究发现，在全球金融一体化程度加深的背景下，利差对汇率的解释</w:t>
-      </w:r>
-      <w:proofErr w:type="gramStart"/>
-      <w:r>
-        <w:t>力存在</w:t>
-      </w:r>
-      <w:proofErr w:type="gramEnd"/>
-      <w:r>
-        <w:t>明显阶段性，其作用往往受到全球金融环境的制约</w:t>
+        <w:t>。然而，也有研究发现，在全球金融一体化程度加深的背景下，利差对汇率的解释力存在明显阶段性，其作用往往受到全球金融环境的制约</w:t>
       </w:r>
       <w:r>
         <w:fldChar w:fldCharType="begin"/>
@@ -7869,15 +7825,7 @@
         <w:fldChar w:fldCharType="end"/>
       </w:r>
       <w:r>
-        <w:t>。在中国背景下，相关研究发现，相较于</w:t>
-      </w:r>
-      <w:proofErr w:type="gramStart"/>
-      <w:r>
-        <w:t>双边汇率</w:t>
-      </w:r>
-      <w:proofErr w:type="gramEnd"/>
-      <w:r>
-        <w:t>指标，多边美元指数对人民币汇率和跨境资本流动具有更强的解释力</w:t>
+        <w:t>。在中国背景下，相关研究发现，相较于双边汇率指标，多边美元指数对人民币汇率和跨境资本流动具有更强的解释力</w:t>
       </w:r>
       <w:r>
         <w:fldChar w:fldCharType="begin"/>
@@ -8025,6 +7973,7 @@
       </w:pPr>
       <w:bookmarkStart w:id="4" w:name="_Toc216958576"/>
       <w:r>
+        <w:lastRenderedPageBreak/>
         <w:t xml:space="preserve">2.2 </w:t>
       </w:r>
       <w:r>
@@ -8040,11 +7989,9 @@
       <w:r>
         <w:t>近年来，政策不确定性及其对汇率波动的影响逐渐成为研究热点。政策不确定性通常通过影响市场预期、风险溢价和资本流动，加剧汇率的短期波动。</w:t>
       </w:r>
-      <w:proofErr w:type="spellStart"/>
       <w:r>
         <w:t>Baker,B</w:t>
       </w:r>
-      <w:proofErr w:type="spellEnd"/>
       <w:r>
         <w:rPr>
           <w:rFonts w:hint="eastAsia"/>
@@ -8120,15 +8067,7 @@
         <w:spacing w:line="360" w:lineRule="auto"/>
       </w:pPr>
       <w:r>
-        <w:t>在中国情境下，国内政策不确定性与外部政策冲击均被证实会对人民币汇率产生影响。</w:t>
-      </w:r>
-      <w:proofErr w:type="gramStart"/>
-      <w:r>
-        <w:t>夏华天</w:t>
-      </w:r>
-      <w:proofErr w:type="gramEnd"/>
-      <w:r>
-        <w:t>通过</w:t>
+        <w:t>在中国情境下，国内政策不确定性与外部政策冲击均被证实会对人民币汇率产生影响。夏华天通过</w:t>
       </w:r>
       <w:r>
         <w:t>VAR/VECM</w:t>
@@ -8165,15 +8104,7 @@
         <w:spacing w:line="360" w:lineRule="auto"/>
       </w:pPr>
       <w:r>
-        <w:t>美联储货币政策被认为是影响人民币汇率的重要外部因素之一。加息、</w:t>
-      </w:r>
-      <w:proofErr w:type="gramStart"/>
-      <w:r>
-        <w:t>缩表等</w:t>
-      </w:r>
-      <w:proofErr w:type="gramEnd"/>
-      <w:r>
-        <w:t>政策措施通常通过推升美元指数、改变中美利差以及全球风险偏好，对人民币汇率形成持续压力。相关研究指出，在美联储紧缩周期中，新兴市场货币更容易受到资本外流冲击，其汇率波动性明显上升</w:t>
+        <w:t>美联储货币政策被认为是影响人民币汇率的重要外部因素之一。加息、缩表等政策措施通常通过推升美元指数、改变中美利差以及全球风险偏好，对人民币汇率形成持续压力。相关研究指出，在美联储紧缩周期中，新兴市场货币更容易受到资本外流冲击，其汇率波动性明显上升</w:t>
       </w:r>
       <w:r>
         <w:fldChar w:fldCharType="begin"/>
@@ -8248,15 +8179,7 @@
         <w:spacing w:line="360" w:lineRule="auto"/>
       </w:pPr>
       <w:r>
-        <w:t>综合现有文献可以发现，关于人民币汇率波动的研究已从宏观基本面分析逐步拓展</w:t>
-      </w:r>
-      <w:proofErr w:type="gramStart"/>
-      <w:r>
-        <w:t>至政策</w:t>
-      </w:r>
-      <w:proofErr w:type="gramEnd"/>
-      <w:r>
-        <w:t>不确定性和事件冲击等方向，但仍存在若干不足。首先，多数研究聚焦于相对较短的样本区间，较少系统考察宏观变量和政策冲击在不同阶段的结构性变化。其次，事件研究法虽被广泛应用，但事件类型通常较为分散，缺乏统一的分类框架，难以比较不同类型冲击的相对影响。最后，部分研究更侧重计量结果本身，对经济机制的直观呈现和解释相对不足。</w:t>
+        <w:t>综合现有文献可以发现，关于人民币汇率波动的研究已从宏观基本面分析逐步拓展至政策不确定性和事件冲击等方向，但仍存在若干不足。首先，多数研究聚焦于相对较短的样本区间，较少系统考察宏观变量和政策冲击在不同阶段的结构性变化。其次，事件研究法虽被广泛应用，但事件类型通常较为分散，缺乏统一的分类框架，难以比较不同类型冲击的相对影响。最后，部分研究更侧重计量结果本身，对经济机制的直观呈现和解释相对不足。</w:t>
       </w:r>
     </w:p>
     <w:p>
@@ -8265,7 +8188,11 @@
         <w:spacing w:line="360" w:lineRule="auto"/>
       </w:pPr>
       <w:r>
-        <w:t>基于上述不足，本文在较长时间区间内，结合宏观经济变量分析与事件研究法，对人民币兑美元汇率的长期驱动因素和短期冲击机制进行系统分析，并对事件和政策冲击进行分类比较，以期为理解人民币汇率波动提供更具解释力的分析框架。</w:t>
+        <w:t>基于上述不足，本文在较长时间区间内，结合宏观经济变量分析与事件研究法，</w:t>
+      </w:r>
+      <w:r>
+        <w:lastRenderedPageBreak/>
+        <w:t>对人民币兑美元汇率的长期驱动因素和短期冲击机制进行系统分析，并对事件和政策冲击进行分类比较，以期为理解人民币汇率波动提供更具解释力的分析框架。</w:t>
       </w:r>
     </w:p>
     <w:p>
@@ -8288,21 +8215,16 @@
         <w:spacing w:line="360" w:lineRule="auto"/>
       </w:pPr>
       <w:r>
-        <w:t>在分析人民币兑美元汇率的短期波动时，</w:t>
-      </w:r>
-      <w:proofErr w:type="gramStart"/>
-      <w:r>
-        <w:t>仅考察</w:t>
-      </w:r>
-      <w:proofErr w:type="gramEnd"/>
-      <w:r>
-        <w:t>单一事件往往难以系统刻画不同冲击来源的影响差异。不同类型的事件与政策冲击，其作用渠道、持续时间以及对市场预期的影响方式存在显著差异。因此，在开展实证分析之前，有必要对研究期间内的重要事件和政策进行系统分类，以构建统一、可比较的分析框架。</w:t>
+        <w:t>在分析人民币兑美元汇率的短期波动时，仅考察单一事件往往难以系统刻画不同冲击来源的影响差异。不同类型的事件与政策冲击，其作用渠道、持续时间以及对市场预期的影响方式存在显著差异。因此，在开展实证分析之前，有必要对研究期间内的重要事件和政策进行系统分类，以构建统一、可比较的分析框架。</w:t>
       </w:r>
     </w:p>
     <w:p>
       <w:pPr>
         <w:pStyle w:val="af3"/>
         <w:spacing w:line="360" w:lineRule="auto"/>
+        <w:rPr>
+          <w:rFonts w:hint="eastAsia"/>
+        </w:rPr>
       </w:pPr>
       <w:r>
         <w:t>基于相关文献对汇率波动机制的讨论</w:t>
@@ -8335,6 +8257,36 @@
       <w:r>
         <w:t>。</w:t>
       </w:r>
+      <w:r>
+        <w:rPr>
+          <w:rFonts w:hint="eastAsia"/>
+        </w:rPr>
+        <w:t>本文纳入指标的所有事件收集在</w:t>
+      </w:r>
+      <w:r>
+        <w:rPr>
+          <w:rFonts w:hint="eastAsia"/>
+        </w:rPr>
+        <w:t>data</w:t>
+      </w:r>
+      <w:r>
+        <w:rPr>
+          <w:rFonts w:hint="eastAsia"/>
+        </w:rPr>
+        <w:t>文件夹中的</w:t>
+      </w:r>
+      <w:r>
+        <w:rPr>
+          <w:rFonts w:hint="eastAsia"/>
+        </w:rPr>
+        <w:t>event_list_v2.csv</w:t>
+      </w:r>
+      <w:r>
+        <w:rPr>
+          <w:rFonts w:hint="eastAsia"/>
+        </w:rPr>
+        <w:t>中，下面分开说明。</w:t>
+      </w:r>
     </w:p>
     <w:p>
       <w:pPr>
@@ -8378,25 +8330,89 @@
     </w:p>
     <w:p>
       <w:pPr>
-        <w:pStyle w:val="2"/>
-      </w:pPr>
-      <w:bookmarkStart w:id="8" w:name="_Toc216958580"/>
-      <w:r>
-        <w:t xml:space="preserve">3.2 </w:t>
-      </w:r>
-      <w:r>
-        <w:t>美联储货币政策类</w:t>
-      </w:r>
-      <w:bookmarkEnd w:id="8"/>
-    </w:p>
-    <w:p>
-      <w:pPr>
         <w:pStyle w:val="af3"/>
         <w:spacing w:line="360" w:lineRule="auto"/>
-      </w:pPr>
-      <w:r>
-        <w:t>美联储货币政策是影响人民币汇率的重要外部金融因素之一。美联储通过调整政策利率、资产负债表规模以及政策沟通立场，影响美元利率水平和全球金融条件，从而对人民币汇率产生影响。</w:t>
-      </w:r>
+        <w:rPr>
+          <w:rFonts w:hint="eastAsia"/>
+        </w:rPr>
+      </w:pPr>
+      <w:r>
+        <w:t>本文纳入的外部经济冲击类事件包括：</w:t>
+      </w:r>
+      <w:r>
+        <w:t>中美贸易摩擦首次加征关税</w:t>
+      </w:r>
+      <w:r>
+        <w:rPr>
+          <w:rFonts w:hint="eastAsia"/>
+        </w:rPr>
+        <w:t>、</w:t>
+      </w:r>
+      <w:r>
+        <w:t>中美贸易摩擦阶段性升级</w:t>
+      </w:r>
+      <w:r>
+        <w:rPr>
+          <w:rFonts w:hint="eastAsia"/>
+        </w:rPr>
+        <w:t>、</w:t>
+      </w:r>
+      <w:r>
+        <w:t>新冠疫情在全球范围内的爆发</w:t>
+      </w:r>
+      <w:r>
+        <w:rPr>
+          <w:rFonts w:hint="eastAsia"/>
+        </w:rPr>
+        <w:t>、</w:t>
+      </w:r>
+      <w:r>
+        <w:t>俄乌冲突爆发引发的地缘政治风</w:t>
+      </w:r>
+      <w:r>
+        <w:lastRenderedPageBreak/>
+        <w:t>险上升</w:t>
+      </w:r>
+      <w:r>
+        <w:rPr>
+          <w:rFonts w:hint="eastAsia"/>
+        </w:rPr>
+        <w:t>、</w:t>
+      </w:r>
+      <w:r>
+        <w:t>美国银行业风险事件对金融市场的冲击</w:t>
+      </w:r>
+      <w:r>
+        <w:rPr>
+          <w:rFonts w:hint="eastAsia"/>
+        </w:rPr>
+        <w:t>、</w:t>
+      </w:r>
+      <w:r>
+        <w:t>中东地区地缘政治局势阶段性升级</w:t>
+      </w:r>
+      <w:r>
+        <w:rPr>
+          <w:rFonts w:hint="eastAsia"/>
+        </w:rPr>
+        <w:t>。</w:t>
+      </w:r>
+      <w:r>
+        <w:t>上述事件覆盖了贸易冲突、公共卫生事件、地缘政治冲突及国际金融风险等多种外部冲击情形，具有较强的代表性。</w:t>
+      </w:r>
+    </w:p>
+    <w:p>
+      <w:pPr>
+        <w:pStyle w:val="2"/>
+      </w:pPr>
+      <w:bookmarkStart w:id="8" w:name="_Toc216958580"/>
+      <w:r>
+        <w:t xml:space="preserve">3.2 </w:t>
+      </w:r>
+      <w:r>
+        <w:t>美联储货币政策类</w:t>
+      </w:r>
+      <w:bookmarkEnd w:id="8"/>
     </w:p>
     <w:p>
       <w:pPr>
@@ -8404,7 +8420,7 @@
         <w:spacing w:line="360" w:lineRule="auto"/>
       </w:pPr>
       <w:r>
-        <w:t>本文将研究期间内美联储货币政策的重要调整或政策取向变化作为事件节点，包括货币政策立场明显转向、政策利率调整以及重要政策信号的释放等。相关事件通常具有较高的市场关注度，其信息往往在较短时间内对外汇市场产生反应。</w:t>
+        <w:t>美联储货币政策是影响人民币汇率的重要外部金融因素之一。美联储通过调整政策利率、资产负债表规模以及政策沟通立场，影响美元利率水平和全球金融条件，从而对人民币汇率产生影响。</w:t>
       </w:r>
     </w:p>
     <w:p>
@@ -8413,21 +8429,8 @@
         <w:spacing w:line="360" w:lineRule="auto"/>
       </w:pPr>
       <w:r>
-        <w:t>将美联储货币政策事件单独归类，有助于在后续分析中考察美元货币政策变化对人民币汇率的外溢影响。</w:t>
-      </w:r>
-    </w:p>
-    <w:p>
-      <w:pPr>
-        <w:pStyle w:val="2"/>
-      </w:pPr>
-      <w:bookmarkStart w:id="9" w:name="_Toc216958581"/>
-      <w:r>
-        <w:t xml:space="preserve">3.3 </w:t>
-      </w:r>
-      <w:r>
-        <w:t>国内宏观政策类</w:t>
-      </w:r>
-      <w:bookmarkEnd w:id="9"/>
+        <w:t>本文将研究期间内美联储货币政策的重要调整或政策取向变化作为事件节点，包括货币政策立场明显转向、政策利率调整以及重要政策信号的释放等。相关事件通常具有较高的市场关注度，其信息往往在较短时间内对外汇市场产生反应。</w:t>
+      </w:r>
     </w:p>
     <w:p>
       <w:pPr>
@@ -8435,25 +8438,87 @@
         <w:spacing w:line="360" w:lineRule="auto"/>
       </w:pPr>
       <w:r>
-        <w:t>中国国内宏观政策主要包括货币政策调整以及与汇率相关的政策安排，如利率政策调整、存款准备金率调整、汇率形成机制改革以及重要宏观政策会议等。这类政策通常具有明确的政策目标，其作用在于引导市场预期并稳定宏观经济运行。</w:t>
+        <w:t>将美联储货币政策事件单独归类，有助于在后续分析中考察美元货币政策变化对人民币汇率的外溢影响。</w:t>
       </w:r>
     </w:p>
     <w:p>
       <w:pPr>
         <w:pStyle w:val="af3"/>
         <w:spacing w:line="360" w:lineRule="auto"/>
-      </w:pPr>
-      <w:r>
-        <w:t>本文将研究样本期间内的重要国内宏观政策事件纳入分析范围。相较于外部冲击事件，国内宏观政策往往具有一定的前瞻性和</w:t>
-      </w:r>
-      <w:proofErr w:type="gramStart"/>
-      <w:r>
-        <w:t>可</w:t>
-      </w:r>
-      <w:proofErr w:type="gramEnd"/>
-      <w:r>
-        <w:t>预期性，其对人民币汇率的影响可能表现出不同的短期反应特征。</w:t>
-      </w:r>
+        <w:rPr>
+          <w:rFonts w:hint="eastAsia"/>
+        </w:rPr>
+      </w:pPr>
+      <w:r>
+        <w:t>本文选取的美联储货币政策类事件包括：美联储启动新一轮加息周期</w:t>
+      </w:r>
+      <w:r>
+        <w:rPr>
+          <w:rFonts w:hint="eastAsia"/>
+        </w:rPr>
+        <w:t>、</w:t>
+      </w:r>
+      <w:r>
+        <w:t>美联储在疫情冲击下实施紧急降息</w:t>
+      </w:r>
+      <w:r>
+        <w:rPr>
+          <w:rFonts w:hint="eastAsia"/>
+        </w:rPr>
+        <w:t>、</w:t>
+      </w:r>
+      <w:r>
+        <w:t>美联储宣布实施无限量量化宽松政策</w:t>
+      </w:r>
+      <w:r>
+        <w:rPr>
+          <w:rFonts w:hint="eastAsia"/>
+        </w:rPr>
+        <w:t>、</w:t>
+      </w:r>
+      <w:r>
+        <w:t>美联储为应对高通胀重启加息进程</w:t>
+      </w:r>
+      <w:r>
+        <w:rPr>
+          <w:rFonts w:hint="eastAsia"/>
+        </w:rPr>
+        <w:t>、</w:t>
+      </w:r>
+      <w:r>
+        <w:t>美联储实施单次较大幅度加息</w:t>
+      </w:r>
+      <w:r>
+        <w:rPr>
+          <w:rFonts w:hint="eastAsia"/>
+        </w:rPr>
+        <w:t>、</w:t>
+      </w:r>
+      <w:r>
+        <w:t>美联储政策声明释放未来政策转向信号</w:t>
+      </w:r>
+      <w:r>
+        <w:rPr>
+          <w:rFonts w:hint="eastAsia"/>
+        </w:rPr>
+        <w:t>。</w:t>
+      </w:r>
+      <w:r>
+        <w:t>这些事件涵盖了美联储在不同宏观环境下的主要政策取向变化，能够反映美元货币政策冲击的多样性。</w:t>
+      </w:r>
+    </w:p>
+    <w:p>
+      <w:pPr>
+        <w:pStyle w:val="2"/>
+      </w:pPr>
+      <w:bookmarkStart w:id="9" w:name="_Toc216958581"/>
+      <w:r>
+        <w:t xml:space="preserve">3.3 </w:t>
+      </w:r>
+      <w:r>
+        <w:t>国内宏观政策类</w:t>
+      </w:r>
+      <w:bookmarkEnd w:id="9"/>
     </w:p>
     <w:p>
       <w:pPr>
@@ -8461,21 +8526,8 @@
         <w:spacing w:line="360" w:lineRule="auto"/>
       </w:pPr>
       <w:r>
-        <w:t>对国内宏观政策事件进行分类，有助于在实证分析中比较内外部政策冲击对人民币汇率影响的差异。</w:t>
-      </w:r>
-    </w:p>
-    <w:p>
-      <w:pPr>
-        <w:pStyle w:val="2"/>
-      </w:pPr>
-      <w:bookmarkStart w:id="10" w:name="_Toc216958582"/>
-      <w:r>
-        <w:t xml:space="preserve">3.4 </w:t>
-      </w:r>
-      <w:r>
-        <w:t>金融监管政策类</w:t>
-      </w:r>
-      <w:bookmarkEnd w:id="10"/>
+        <w:t>中国国内宏观政策主要包括货币政策调整以及与汇率相关的政策安排，如利率政策调整、存款准备金率调整、汇率形成机制改革以及重要宏观政策会议等。这类政策通常具有明确的政策目标，其作用在于引导市场预期并稳定宏观经济运行。</w:t>
+      </w:r>
     </w:p>
     <w:p>
       <w:pPr>
@@ -8483,7 +8535,7 @@
         <w:spacing w:line="360" w:lineRule="auto"/>
       </w:pPr>
       <w:r>
-        <w:t>金融监管政策是指与外汇市场管理、跨境资本流动以及金融风险防控相关的制度性政策安排。这类政策通过改变市场交易规则或约束市场行为，对人民币汇率形成机制产生影响。</w:t>
+        <w:t>本文将研究样本期间内的重要国内宏观政策事件纳入分析范围。相较于外部冲击事件，国内宏观政策往往具有一定的前瞻性和可预期性，其对人民币汇率的影响可能表现出不同的短期反应特征。</w:t>
       </w:r>
     </w:p>
     <w:p>
@@ -8492,30 +8544,91 @@
         <w:spacing w:line="360" w:lineRule="auto"/>
       </w:pPr>
       <w:r>
-        <w:t>本文将研究期间内与外汇市场和跨境资本流动相关的重要监管政策纳入事件分析范围。这类政策通常具有制度性特征，其影响可能并非通过单一价格信号体现，而是通过改变市场参与行为，对汇率波动产生间接影响。</w:t>
+        <w:t>对国内宏观政策事件进行分类，有助于在实证分析中比较内外部政策冲击对人民币汇率影响的差异。</w:t>
       </w:r>
     </w:p>
     <w:p>
       <w:pPr>
         <w:pStyle w:val="af3"/>
         <w:spacing w:line="360" w:lineRule="auto"/>
-      </w:pPr>
-      <w:r>
-        <w:t>将金融监管政策单独分类，有助于在后续分析中识别制度性调整对人民币汇率短期波动的影响特征。</w:t>
+        <w:rPr>
+          <w:rFonts w:hint="eastAsia"/>
+        </w:rPr>
+      </w:pPr>
+      <w:r>
+        <w:t>本文纳入的相关事件包括：人民币汇率中间价形成机制改革</w:t>
+      </w:r>
+      <w:r>
+        <w:rPr>
+          <w:rFonts w:hint="eastAsia"/>
+        </w:rPr>
+        <w:t>、</w:t>
+      </w:r>
+      <w:r>
+        <w:t>中国央行实施定向降准政策</w:t>
+      </w:r>
+      <w:r>
+        <w:rPr>
+          <w:rFonts w:hint="eastAsia"/>
+        </w:rPr>
+        <w:t>、</w:t>
+      </w:r>
+      <w:r>
+        <w:t>稳定人民币汇率的政策表态</w:t>
+      </w:r>
+      <w:r>
+        <w:rPr>
+          <w:rFonts w:hint="eastAsia"/>
+        </w:rPr>
+        <w:t>、</w:t>
+      </w:r>
+      <w:r>
+        <w:t>疫情期间出台的稳增长宏观政策</w:t>
+      </w:r>
+      <w:r>
+        <w:rPr>
+          <w:rFonts w:hint="eastAsia"/>
+        </w:rPr>
+        <w:t>、</w:t>
+      </w:r>
+      <w:r>
+        <w:t>中央</w:t>
+      </w:r>
+      <w:r>
+        <w:lastRenderedPageBreak/>
+        <w:t>经济工作会议对宏观政策的定调</w:t>
+      </w:r>
+      <w:r>
+        <w:rPr>
+          <w:rFonts w:hint="eastAsia"/>
+        </w:rPr>
+        <w:t>、</w:t>
+      </w:r>
+      <w:r>
+        <w:t>稳增长政策组合的集中出台</w:t>
+      </w:r>
+      <w:r>
+        <w:rPr>
+          <w:rFonts w:hint="eastAsia"/>
+        </w:rPr>
+        <w:t>。</w:t>
+      </w:r>
+      <w:r>
+        <w:t>上述事件反映了不同阶段中国宏观政策取向的变化，具有较强的时间覆盖性。</w:t>
       </w:r>
     </w:p>
     <w:p>
       <w:pPr>
         <w:pStyle w:val="2"/>
       </w:pPr>
-      <w:bookmarkStart w:id="11" w:name="_Toc216958583"/>
-      <w:r>
-        <w:t xml:space="preserve">3.5 </w:t>
-      </w:r>
-      <w:r>
-        <w:t>市场情绪类</w:t>
-      </w:r>
-      <w:bookmarkEnd w:id="11"/>
+      <w:bookmarkStart w:id="10" w:name="_Toc216958582"/>
+      <w:r>
+        <w:t xml:space="preserve">3.4 </w:t>
+      </w:r>
+      <w:r>
+        <w:t>金融监管政策类</w:t>
+      </w:r>
+      <w:bookmarkEnd w:id="10"/>
     </w:p>
     <w:p>
       <w:pPr>
@@ -8523,7 +8636,7 @@
         <w:spacing w:line="360" w:lineRule="auto"/>
       </w:pPr>
       <w:r>
-        <w:t>市场情绪类事件是指未必伴随明确政策调整，但会显著影响市场预期和风险偏好的突发性事件，例如重要宏观经济数据大幅偏离市场预期、央行官员讲话引发市场情绪波动等。这类事件通常具有冲击迅速、持续时间较短的特征。</w:t>
+        <w:t>金融监管政策是指与外汇市场管理、跨境资本流动以及金融风险防控相关的制度性政策安排。这类政策通过改变市场交易规则或约束市场行为，对人民币汇率形成机制产生影响。</w:t>
       </w:r>
     </w:p>
     <w:p>
@@ -8532,7 +8645,7 @@
         <w:spacing w:line="360" w:lineRule="auto"/>
       </w:pPr>
       <w:r>
-        <w:t>本文选取研究样本期间内具有代表性的市场情绪扰动事件进行分析。这类事件的影响方向和幅度往往具有较强不确定性，其对人民币汇率的短期作用可能因具体情境而异。</w:t>
+        <w:t>本文将研究期间内与外汇市场和跨境资本流动相关的重要监管政策纳入事件分析范围。这类政策通常具有制度性特征，其影响可能并非通过单一价格信号体现，而是通过改变市场参与行为，对汇率波动产生间接影响。</w:t>
       </w:r>
     </w:p>
     <w:p>
@@ -8541,26 +8654,205 @@
         <w:spacing w:line="360" w:lineRule="auto"/>
       </w:pPr>
       <w:r>
-        <w:t>将市场情绪类事件纳入分析，有助于在后续实证中比较制度性政策冲击与非制度性情绪冲击对人民币汇率影响的差异。</w:t>
-      </w:r>
-    </w:p>
-    <w:p>
-      <w:pPr>
-        <w:pStyle w:val="2"/>
-      </w:pPr>
-      <w:bookmarkStart w:id="12" w:name="_Toc216958584"/>
-      <w:r>
-        <w:t xml:space="preserve">3.6 </w:t>
-      </w:r>
-      <w:r>
-        <w:t>分类的研究意义</w:t>
-      </w:r>
-      <w:bookmarkEnd w:id="12"/>
+        <w:t>将金融监管政策单独分类，有助于在后续分析中识别制度性调整对人民币汇率短期波动的影响特征。</w:t>
+      </w:r>
     </w:p>
     <w:p>
       <w:pPr>
         <w:pStyle w:val="af3"/>
         <w:spacing w:line="360" w:lineRule="auto"/>
+        <w:rPr>
+          <w:rFonts w:hint="eastAsia"/>
+        </w:rPr>
+      </w:pPr>
+      <w:r>
+        <w:rPr>
+          <w:rFonts w:hint="eastAsia"/>
+        </w:rPr>
+        <w:t>本</w:t>
+      </w:r>
+      <w:r>
+        <w:t>文选取的金融监管政策事件包括：外汇风险准备金率的阶段性上调</w:t>
+      </w:r>
+      <w:r>
+        <w:rPr>
+          <w:rFonts w:hint="eastAsia"/>
+        </w:rPr>
+        <w:t>、</w:t>
+      </w:r>
+      <w:r>
+        <w:t>外汇风险准备金率的阶段性下调</w:t>
+      </w:r>
+      <w:r>
+        <w:rPr>
+          <w:rFonts w:hint="eastAsia"/>
+        </w:rPr>
+        <w:t>、</w:t>
+      </w:r>
+      <w:r>
+        <w:t>跨境资本流动管理政策的加强</w:t>
+      </w:r>
+      <w:r>
+        <w:rPr>
+          <w:rFonts w:hint="eastAsia"/>
+        </w:rPr>
+        <w:t>、</w:t>
+      </w:r>
+      <w:r>
+        <w:t>外汇存款准备金率的上调</w:t>
+      </w:r>
+      <w:r>
+        <w:rPr>
+          <w:rFonts w:hint="eastAsia"/>
+        </w:rPr>
+        <w:t>、</w:t>
+      </w:r>
+      <w:r>
+        <w:t>外汇存款准备金率的下调</w:t>
+      </w:r>
+      <w:r>
+        <w:rPr>
+          <w:rFonts w:hint="eastAsia"/>
+        </w:rPr>
+        <w:t>、</w:t>
+      </w:r>
+      <w:r>
+        <w:t>加强宏观审慎调节的政策表态</w:t>
+      </w:r>
+      <w:r>
+        <w:rPr>
+          <w:rFonts w:hint="eastAsia"/>
+        </w:rPr>
+        <w:t>。</w:t>
+      </w:r>
+      <w:r>
+        <w:t>这些事件能够反映中国外汇市场监管框架在不同时期的调整方向。</w:t>
+      </w:r>
+    </w:p>
+    <w:p>
+      <w:pPr>
+        <w:pStyle w:val="2"/>
+      </w:pPr>
+      <w:bookmarkStart w:id="11" w:name="_Toc216958583"/>
+      <w:r>
+        <w:t xml:space="preserve">3.5 </w:t>
+      </w:r>
+      <w:r>
+        <w:t>市场情绪类</w:t>
+      </w:r>
+      <w:bookmarkEnd w:id="11"/>
+    </w:p>
+    <w:p>
+      <w:pPr>
+        <w:pStyle w:val="af3"/>
+        <w:spacing w:line="360" w:lineRule="auto"/>
+      </w:pPr>
+      <w:r>
+        <w:t>市场情绪类事件是指未必伴随明确政策调整，但会显著影响市场预期和风险偏好的突发性事件，例如重要宏观经济数据大幅偏离市场预期、央行官员讲话引发市场情绪波动等。这类事件通常具有冲击迅速、持续时间较短的特征。</w:t>
+      </w:r>
+    </w:p>
+    <w:p>
+      <w:pPr>
+        <w:pStyle w:val="af3"/>
+        <w:spacing w:line="360" w:lineRule="auto"/>
+      </w:pPr>
+      <w:r>
+        <w:t>本文选取研究样本期间内具有代表性的市场情绪扰动事件进行分析。这类事件的影响方向和幅度往往具有较强不确定性，其对人民币汇率的短期作用可能因具体情境而异。</w:t>
+      </w:r>
+    </w:p>
+    <w:p>
+      <w:pPr>
+        <w:pStyle w:val="af3"/>
+        <w:spacing w:line="360" w:lineRule="auto"/>
+      </w:pPr>
+      <w:r>
+        <w:t>将市场情绪类事件纳入分析，有助于在后续实证中比较制度性政策冲击与非制度性情绪冲击对人民币汇率影响的差异。</w:t>
+      </w:r>
+    </w:p>
+    <w:p>
+      <w:pPr>
+        <w:pStyle w:val="af3"/>
+        <w:spacing w:line="360" w:lineRule="auto"/>
+        <w:rPr>
+          <w:rFonts w:hint="eastAsia"/>
+        </w:rPr>
+      </w:pPr>
+      <w:r>
+        <w:t>本文纳入的市场情绪类事件包括：美国通胀数据显著高于市场预期</w:t>
+      </w:r>
+      <w:r>
+        <w:rPr>
+          <w:rFonts w:hint="eastAsia"/>
+        </w:rPr>
+        <w:t>、</w:t>
+      </w:r>
+      <w:r>
+        <w:t>美国非农就业数据大幅超预期</w:t>
+      </w:r>
+      <w:r>
+        <w:rPr>
+          <w:rFonts w:hint="eastAsia"/>
+        </w:rPr>
+        <w:t>、</w:t>
+      </w:r>
+      <w:r>
+        <w:t>美联储官员发表偏鹰派讲话</w:t>
+      </w:r>
+      <w:r>
+        <w:rPr>
+          <w:rFonts w:hint="eastAsia"/>
+        </w:rPr>
+        <w:t>、</w:t>
+      </w:r>
+      <w:r>
+        <w:t>美国通胀数据低于市场预期</w:t>
+      </w:r>
+      <w:r>
+        <w:rPr>
+          <w:rFonts w:hint="eastAsia"/>
+        </w:rPr>
+        <w:t>、</w:t>
+      </w:r>
+      <w:r>
+        <w:t>美国非农就业数据不及预期</w:t>
+      </w:r>
+      <w:r>
+        <w:rPr>
+          <w:rFonts w:hint="eastAsia"/>
+        </w:rPr>
+        <w:t>、</w:t>
+      </w:r>
+      <w:r>
+        <w:t>美联储会议纪要释放偏鸽信号</w:t>
+      </w:r>
+      <w:r>
+        <w:rPr>
+          <w:rFonts w:hint="eastAsia"/>
+        </w:rPr>
+        <w:t>。</w:t>
+      </w:r>
+      <w:r>
+        <w:t>这些事件反映了宏观数据和政策沟通对市场情绪的即时扰动效应。</w:t>
+      </w:r>
+    </w:p>
+    <w:p>
+      <w:pPr>
+        <w:pStyle w:val="2"/>
+      </w:pPr>
+      <w:bookmarkStart w:id="12" w:name="_Toc216958584"/>
+      <w:r>
+        <w:lastRenderedPageBreak/>
+        <w:t xml:space="preserve">3.6 </w:t>
+      </w:r>
+      <w:r>
+        <w:t>分类的研究意义</w:t>
+      </w:r>
+      <w:bookmarkEnd w:id="12"/>
+    </w:p>
+    <w:p>
+      <w:pPr>
+        <w:pStyle w:val="af3"/>
+        <w:spacing w:line="360" w:lineRule="auto"/>
       </w:pPr>
       <w:r>
         <w:t>通过上述分类，本文在统一框架下对不同来源的事件和政策冲击进行系统整理，为后续事件研究和实证分析奠定基础。该分类有助于比较不同类型冲击对人民币汇率短期波动的影响差异，并为理解人民币汇率在不同阶段对外部与内部冲击的反应机制提供支持。</w:t>
@@ -8626,15 +8918,7 @@
         <w:t>FRED</w:t>
       </w:r>
       <w:r>
-        <w:t>数据库。该数据库提供长期、连续且可免费获取的宏观金融时间序列数据，已被广泛应用于宏观经济与金融领域的学术研究。相关数据频率为日度，并在下载后进行了时间排序与</w:t>
-      </w:r>
-      <w:proofErr w:type="gramStart"/>
-      <w:r>
-        <w:t>缺失值</w:t>
-      </w:r>
-      <w:proofErr w:type="gramEnd"/>
-      <w:r>
-        <w:t>处理。</w:t>
+        <w:t>数据库。该数据库提供长期、连续且可免费获取的宏观金融时间序列数据，已被广泛应用于宏观经济与金融领域的学术研究。相关数据频率为日度，并在下载后进行了时间排序与缺失值处理。</w:t>
       </w:r>
     </w:p>
     <w:p>
@@ -8779,15 +9063,23 @@
         <w:spacing w:line="360" w:lineRule="auto"/>
       </w:pPr>
       <w:r>
-        <w:t>本文的事件数据</w:t>
-      </w:r>
-      <w:proofErr w:type="gramStart"/>
-      <w:r>
-        <w:t>基于第三</w:t>
-      </w:r>
-      <w:proofErr w:type="gramEnd"/>
-      <w:r>
-        <w:t>章建立的事件分类体系进行构建。事件样本主要来源于官方政策文件、权威新闻报道及监管机构公告，并通过人工方式核对事件发生或对外公布的具体日期。</w:t>
+        <w:t>本文的事件数据基于第三章所建立的事件分类体系进行系统构建。事件样本</w:t>
+      </w:r>
+      <w:r>
+        <w:lastRenderedPageBreak/>
+        <w:t>的选取遵循</w:t>
+      </w:r>
+      <w:r>
+        <w:t>“</w:t>
+      </w:r>
+      <w:r>
+        <w:t>重要性、代表性与可识别性</w:t>
+      </w:r>
+      <w:r>
+        <w:t>”</w:t>
+      </w:r>
+      <w:r>
+        <w:t>原则，主要来源于官方政策文件、权威新闻媒体报道以及金融监管机构的公开公告。通过对相关信息的交叉核验，本文对每一事件的发生时间或对外公布时间进行了人工确认，以尽可能准确地刻画事件对市场产生影响的起始时点。</w:t>
       </w:r>
     </w:p>
     <w:p>
@@ -8795,7 +9087,7 @@
         <w:spacing w:line="360" w:lineRule="auto"/>
       </w:pPr>
       <w:r>
-        <w:t>每一条事件记录至少包含事件编号、事件名称、事件类型、事件日期及事件简要描述等信息。所有事件被统一整理为事件列表文件，并与汇率数据通过日期进行匹配，用于后续事件研究分析。</w:t>
+        <w:t>在具体整理过程中，每一条事件记录均至少包含事件编号、事件名称、事件类型、事件日期及事件简要描述等核心信息。所有事件被统一整理为事件列表文件，并与人民币兑美元汇率数据按照日期进行匹配，用于后续事件研究和统计分析。若事件发生日期恰逢非交易日，本文将事件日顺延至最近的下一个交易日，以保证事件窗口内收益率数据的连续性和可比性。</w:t>
       </w:r>
     </w:p>
     <w:p>
@@ -8803,23 +9095,38 @@
         <w:spacing w:line="360" w:lineRule="auto"/>
       </w:pPr>
       <w:r>
-        <w:t>需要指出的是，</w:t>
-      </w:r>
-      <w:proofErr w:type="gramStart"/>
-      <w:r>
-        <w:t>若事件</w:t>
-      </w:r>
-      <w:proofErr w:type="gramEnd"/>
-      <w:r>
-        <w:t>发生日期</w:t>
-      </w:r>
-      <w:proofErr w:type="gramStart"/>
-      <w:r>
-        <w:t>恰逢非交易</w:t>
-      </w:r>
-      <w:proofErr w:type="gramEnd"/>
-      <w:r>
-        <w:t>日，本文将事件日顺延至最近的下一个交易日，以保证事件窗口内收益率数据的连续性和可比性。</w:t>
+        <w:t>在事件数量与分类分布方面，本文在样本期内共整理得到覆盖五类事件的事件集合，包括外部经济冲击、美联储货币政策、中国国内宏观政策、金融监管政策以及市场情绪类事件。各类别事件均包含多项具有代表性的实际案例，能够覆盖不同宏观背景和市场环境下的典型冲击情形，从而为比较不同事件类型对人民币汇率短期影响提供基础条件。</w:t>
+      </w:r>
+    </w:p>
+    <w:p>
+      <w:pPr>
+        <w:spacing w:line="360" w:lineRule="auto"/>
+      </w:pPr>
+      <w:r>
+        <w:t>需要指出的是，本文采用事件研究方法，关注的是事件发生前后短期内汇率的平均反应特征。在这一研究框架下，事件样本的</w:t>
+      </w:r>
+      <w:r>
+        <w:t>“</w:t>
+      </w:r>
+      <w:r>
+        <w:t>充分性</w:t>
+      </w:r>
+      <w:r>
+        <w:t>”</w:t>
+      </w:r>
+      <w:r>
+        <w:t>并不完全依赖于大规模样本数量，而更强调事件在类型和情境上的代表性。本文所构建的事件集在时间维度上覆盖多个宏观周期，在类型维度上涵盖主要外部冲击、政策调整及市场情绪扰动，能够满足探索性事件研究对样本广度与异质性的基本要求。</w:t>
+      </w:r>
+    </w:p>
+    <w:p>
+      <w:pPr>
+        <w:spacing w:line="360" w:lineRule="auto"/>
+        <w:rPr>
+          <w:rFonts w:hint="eastAsia"/>
+        </w:rPr>
+      </w:pPr>
+      <w:r>
+        <w:t>综上，本文构建的事件数据集在事件来源、分类结构及时间覆盖范围等方面具有较好的系统性与代表性，为后续事件研究分析和统计检验提供了必要的数据支持。</w:t>
       </w:r>
     </w:p>
     <w:p>
@@ -8880,6 +9187,7 @@
       </w:pPr>
       <w:bookmarkStart w:id="18" w:name="_Toc216958590"/>
       <w:r>
+        <w:lastRenderedPageBreak/>
         <w:t xml:space="preserve">4.3.2 </w:t>
       </w:r>
       <w:r>
@@ -9085,10 +9393,10 @@
             <v:path o:extrusionok="f" gradientshapeok="t" o:connecttype="rect"/>
             <o:lock v:ext="edit" aspectratio="t"/>
           </v:shapetype>
-          <v:shape id="_x0000_i1084" type="#_x0000_t75" style="width:5pt;height:10.5pt" o:ole="">
+          <v:shape id="_x0000_i1025" type="#_x0000_t75" style="width:5pt;height:10.5pt" o:ole="">
             <v:imagedata r:id="rId11" o:title=""/>
           </v:shape>
-          <o:OLEObject Type="Embed" ProgID="Equation.DSMT4" ShapeID="_x0000_i1084" DrawAspect="Content" ObjectID="_1827571650" r:id="rId12"/>
+          <o:OLEObject Type="Embed" ProgID="Equation.DSMT4" ShapeID="_x0000_i1025" DrawAspect="Content" ObjectID="_1828203251" r:id="rId12"/>
         </w:object>
       </w:r>
       <w:r>
@@ -9238,15 +9546,7 @@
         <w:spacing w:line="360" w:lineRule="auto"/>
       </w:pPr>
       <w:r>
-        <w:t>在完成数据收集后，本文对原始数据进行了统一的预处理，包括时间格式统一、排序及</w:t>
-      </w:r>
-      <w:proofErr w:type="gramStart"/>
-      <w:r>
-        <w:t>缺失值</w:t>
-      </w:r>
-      <w:proofErr w:type="gramEnd"/>
-      <w:r>
-        <w:t>清理。随后，将汇率数据与事件数据按照日期进行匹配，构建用于事件研究分析的最终样本数据集。</w:t>
+        <w:t>在完成数据收集后，本文对原始数据进行了统一的预处理，包括时间格式统一、排序及缺失值清理。随后，将汇率数据与事件数据按照日期进行匹配，构建用于事件研究分析的最终样本数据集。</w:t>
       </w:r>
     </w:p>
     <w:p>
@@ -9254,15 +9554,7 @@
         <w:spacing w:line="360" w:lineRule="auto"/>
       </w:pPr>
       <w:r>
-        <w:t>在数据处理过程中，本文未对原始数据进行过度平滑或人为调整，以尽可能保留真实的市场波动信息。最终得到的</w:t>
-      </w:r>
-      <w:proofErr w:type="gramStart"/>
-      <w:r>
-        <w:t>数据集既能够</w:t>
-      </w:r>
-      <w:proofErr w:type="gramEnd"/>
-      <w:r>
-        <w:t>满足长期描述性分析的需要，也能够支持短期事件冲击效应的识别。</w:t>
+        <w:t>在数据处理过程中，本文未对原始数据进行过度平滑或人为调整，以尽可能保留真实的市场波动信息。最终得到的数据集既能够满足长期描述性分析的需要，也能够支持短期事件冲击效应的识别。</w:t>
       </w:r>
     </w:p>
     <w:p>
@@ -9361,6 +9653,7 @@
         <w:ind w:firstLineChars="0"/>
       </w:pPr>
       <w:r>
+        <w:lastRenderedPageBreak/>
         <w:t>其次，在事件研究框架下刻画不同类型事件对人民币汇率的短期影响</w:t>
       </w:r>
       <w:r>
@@ -9423,9 +9716,6 @@
       <w:pPr>
         <w:spacing w:line="360" w:lineRule="auto"/>
         <w:ind w:firstLineChars="0"/>
-        <w:rPr>
-          <w:rFonts w:hint="eastAsia"/>
-        </w:rPr>
       </w:pPr>
       <w:r>
         <w:t>最后，通过统计检验方法比较不同事件类型冲击效果的差异性。</w:t>
@@ -9448,9 +9738,6 @@
     <w:p>
       <w:pPr>
         <w:spacing w:line="360" w:lineRule="auto"/>
-        <w:rPr>
-          <w:rFonts w:hint="eastAsia"/>
-        </w:rPr>
       </w:pPr>
       <w:r>
         <w:rPr>
@@ -9463,9 +9750,6 @@
       <w:pPr>
         <w:spacing w:line="360" w:lineRule="auto"/>
         <w:ind w:firstLine="482"/>
-        <w:rPr>
-          <w:rFonts w:hint="eastAsia"/>
-        </w:rPr>
       </w:pPr>
       <w:r>
         <w:rPr>
@@ -9521,9 +9805,6 @@
     <w:p>
       <w:pPr>
         <w:spacing w:line="360" w:lineRule="auto"/>
-        <w:rPr>
-          <w:rFonts w:hint="eastAsia"/>
-        </w:rPr>
       </w:pPr>
       <w:r>
         <w:rPr>
@@ -9550,19 +9831,11 @@
       <w:pPr>
         <w:spacing w:line="360" w:lineRule="auto"/>
       </w:pPr>
-      <w:proofErr w:type="gramStart"/>
-      <w:r>
-        <w:rPr>
-          <w:rFonts w:hint="eastAsia"/>
-        </w:rPr>
-        <w:t>基于第四</w:t>
-      </w:r>
-      <w:proofErr w:type="gramEnd"/>
-      <w:r>
-        <w:rPr>
-          <w:rFonts w:hint="eastAsia"/>
-        </w:rPr>
-        <w:t>章所定义的事件日与事件窗口，本文对每一项样本事件提取其对应的人民币汇率对数收益率序列，并在事件窗口内进行分析。</w:t>
+      <w:r>
+        <w:rPr>
+          <w:rFonts w:hint="eastAsia"/>
+        </w:rPr>
+        <w:t>基于第四章所定义的事件日与事件窗口，本文对每一项样本事件提取其对应的人民币汇率对数收益率序列，并在事件窗口内进行分析。</w:t>
       </w:r>
     </w:p>
     <w:p>
@@ -9624,6 +9897,7 @@
       </w:pPr>
       <w:bookmarkStart w:id="26" w:name="_Toc216958598"/>
       <w:r>
+        <w:lastRenderedPageBreak/>
         <w:t>平均事件反应的计算方法</w:t>
       </w:r>
       <w:bookmarkEnd w:id="26"/>
@@ -9644,13 +9918,8 @@
           <m:t>N</m:t>
         </m:r>
       </m:oMath>
-      <w:proofErr w:type="gramStart"/>
-      <w:r>
-        <w:t>个</w:t>
-      </w:r>
-      <w:proofErr w:type="gramEnd"/>
-      <w:r>
-        <w:t>事件，</w:t>
+      <w:r>
+        <w:t>个事件，</w:t>
       </w:r>
       <m:oMath>
         <m:sSub>
@@ -9687,10 +9956,10 @@
           <w:position w:val="-6"/>
         </w:rPr>
         <w:object w:dxaOrig="139" w:dyaOrig="260" w14:anchorId="1DA05FBE">
-          <v:shape id="_x0000_i1085" type="#_x0000_t75" style="width:5pt;height:15.5pt" o:ole="">
+          <v:shape id="_x0000_i1026" type="#_x0000_t75" style="width:5pt;height:15.5pt" o:ole="">
             <v:imagedata r:id="rId13" o:title=""/>
           </v:shape>
-          <o:OLEObject Type="Embed" ProgID="Equation.DSMT4" ShapeID="_x0000_i1085" DrawAspect="Content" ObjectID="_1827571651" r:id="rId14"/>
+          <o:OLEObject Type="Embed" ProgID="Equation.DSMT4" ShapeID="_x0000_i1026" DrawAspect="Content" ObjectID="_1828203252" r:id="rId14"/>
         </w:object>
       </w:r>
       <w:r>
@@ -9701,10 +9970,10 @@
           <w:position w:val="-6"/>
         </w:rPr>
         <w:object w:dxaOrig="139" w:dyaOrig="240" w14:anchorId="56EBF88C">
-          <v:shape id="_x0000_i1086" type="#_x0000_t75" style="width:5pt;height:10.5pt" o:ole="">
+          <v:shape id="_x0000_i1027" type="#_x0000_t75" style="width:5pt;height:10.5pt" o:ole="">
             <v:imagedata r:id="rId15" o:title=""/>
           </v:shape>
-          <o:OLEObject Type="Embed" ProgID="Equation.DSMT4" ShapeID="_x0000_i1086" DrawAspect="Content" ObjectID="_1827571652" r:id="rId16"/>
+          <o:OLEObject Type="Embed" ProgID="Equation.DSMT4" ShapeID="_x0000_i1027" DrawAspect="Content" ObjectID="_1828203253" r:id="rId16"/>
         </w:object>
       </w:r>
       <w:r>
@@ -9715,10 +9984,10 @@
           <w:position w:val="-6"/>
         </w:rPr>
         <w:object w:dxaOrig="139" w:dyaOrig="240" w14:anchorId="28BCE3E8">
-          <v:shape id="_x0000_i1087" type="#_x0000_t75" style="width:5pt;height:10.5pt" o:ole="">
+          <v:shape id="_x0000_i1028" type="#_x0000_t75" style="width:5pt;height:10.5pt" o:ole="">
             <v:imagedata r:id="rId17" o:title=""/>
           </v:shape>
-          <o:OLEObject Type="Embed" ProgID="Equation.DSMT4" ShapeID="_x0000_i1087" DrawAspect="Content" ObjectID="_1827571653" r:id="rId18"/>
+          <o:OLEObject Type="Embed" ProgID="Equation.DSMT4" ShapeID="_x0000_i1028" DrawAspect="Content" ObjectID="_1828203254" r:id="rId18"/>
         </w:object>
       </w:r>
       <w:r>
@@ -9905,13 +10174,8 @@
           </m:sub>
         </m:sSub>
       </m:oMath>
-      <w:proofErr w:type="gramStart"/>
-      <w:r>
-        <w:t>随事件</w:t>
-      </w:r>
-      <w:proofErr w:type="gramEnd"/>
-      <w:r>
-        <w:t>时间变化的曲线，本文能够直观比较不同事件类型在事件前后对人民币汇率产生的平均影响路径。</w:t>
+      <w:r>
+        <w:t>随事件时间变化的曲线，本文能够直观比较不同事件类型在事件前后对人民币汇率产生的平均影响路径。</w:t>
       </w:r>
     </w:p>
     <w:p>
@@ -9946,9 +10210,6 @@
     <w:p>
       <w:pPr>
         <w:spacing w:line="360" w:lineRule="auto"/>
-        <w:rPr>
-          <w:rFonts w:hint="eastAsia"/>
-        </w:rPr>
       </w:pPr>
       <w:r>
         <w:t>为检验不同事件类型影响差异，本文在事件研究基础上计算事件窗口内的累积异常收益率（</w:t>
@@ -10079,6 +10340,7 @@
         <w:rPr>
           <w:noProof/>
         </w:rPr>
+        <w:lastRenderedPageBreak/>
         <w:drawing>
           <wp:inline distT="0" distB="0" distL="0" distR="0" wp14:anchorId="7A27BC1B" wp14:editId="1084654F">
             <wp:extent cx="5199957" cy="2442258"/>
@@ -10251,7 +10513,7 @@
           <w:noProof/>
         </w:rPr>
         <w:drawing>
-          <wp:inline distT="0" distB="0" distL="0" distR="0" wp14:anchorId="0E230CB6" wp14:editId="7F4F9D0B">
+          <wp:inline distT="0" distB="0" distL="0" distR="0" wp14:anchorId="0E230CB6" wp14:editId="470A3A69">
             <wp:extent cx="5000263" cy="2350350"/>
             <wp:effectExtent l="0" t="0" r="0" b="0"/>
             <wp:docPr id="1916171876" name="图片 2"/>
@@ -10428,6 +10690,7 @@
         <w:rPr>
           <w:rFonts w:hint="eastAsia"/>
         </w:rPr>
+        <w:lastRenderedPageBreak/>
         <w:t xml:space="preserve">6.2 </w:t>
       </w:r>
       <w:r>
@@ -10618,15 +10881,7 @@
         <w:t>6-3</w:t>
       </w:r>
       <w:r>
-        <w:t>通过双轴方式同时展示了人民币兑美元汇率与美元指数的变化情况。从图中可以观察到，在部分时期内，两者呈现出较为明显的反向共动关系，即美元指数走</w:t>
-      </w:r>
-      <w:proofErr w:type="gramStart"/>
-      <w:r>
-        <w:t>强往往</w:t>
-      </w:r>
-      <w:proofErr w:type="gramEnd"/>
-      <w:r>
-        <w:t>伴随着人民币贬值压力上升。然而，这种关系并非在整个样本期内始终保持一致，提示人民币汇率与美元指数之间的联动可能具有阶段性特征。</w:t>
+        <w:t>通过双轴方式同时展示了人民币兑美元汇率与美元指数的变化情况。从图中可以观察到，在部分时期内，两者呈现出较为明显的反向共动关系，即美元指数走强往往伴随着人民币贬值压力上升。然而，这种关系并非在整个样本期内始终保持一致，提示人民币汇率与美元指数之间的联动可能具有阶段性特征。</w:t>
       </w:r>
     </w:p>
     <w:p>
@@ -10824,7 +11079,11 @@
         <w:t>60</w:t>
       </w:r>
       <w:r>
-        <w:t>日滚动相关系数。可以发现，两者之间的相关性水平随时间显著波动：在部分阶段相关性较低，而在全球金融市场波动加剧或美元周期较为明显的时期，相关性水平明显上升。该结果表明，人民币汇率与美元指数之间的关系并非恒定不变，而是受到宏观环境变化和具体事件冲击的影响。</w:t>
+        <w:t>日滚动相关系</w:t>
+      </w:r>
+      <w:r>
+        <w:lastRenderedPageBreak/>
+        <w:t>数。可以发现，两者之间的相关性水平随时间显著波动：在部分阶段相关性较低，而在全球金融市场波动加剧或美元周期较为明显的时期，相关性水平明显上升。该结果表明，人民币汇率与美元指数之间的关系并非恒定不变，而是受到宏观环境变化和具体事件冲击的影响。</w:t>
       </w:r>
     </w:p>
     <w:p>
@@ -10877,14 +11136,13 @@
       </w:pPr>
       <w:r>
         <w:rPr>
-          <w:rFonts w:hint="eastAsia"/>
           <w:noProof/>
         </w:rPr>
         <w:drawing>
-          <wp:inline distT="0" distB="0" distL="0" distR="0" wp14:anchorId="740F6713" wp14:editId="6BDC301C">
-            <wp:extent cx="5394008" cy="2546430"/>
-            <wp:effectExtent l="0" t="0" r="0" b="6350"/>
-            <wp:docPr id="869046924" name="图片 5"/>
+          <wp:inline distT="0" distB="0" distL="0" distR="0" wp14:anchorId="0DF0F2DD" wp14:editId="0537C196">
+            <wp:extent cx="5442952" cy="2575367"/>
+            <wp:effectExtent l="0" t="0" r="5715" b="0"/>
+            <wp:docPr id="1446215491" name="图片 1"/>
             <wp:cNvGraphicFramePr>
               <a:graphicFrameLocks xmlns:a="http://schemas.openxmlformats.org/drawingml/2006/main" noChangeAspect="1"/>
             </wp:cNvGraphicFramePr>
@@ -10892,7 +11150,7 @@
               <a:graphicData uri="http://schemas.openxmlformats.org/drawingml/2006/picture">
                 <pic:pic xmlns:pic="http://schemas.openxmlformats.org/drawingml/2006/picture">
                   <pic:nvPicPr>
-                    <pic:cNvPr id="869046924" name="图片 869046924"/>
+                    <pic:cNvPr id="1446215491" name="图片 1446215491"/>
                     <pic:cNvPicPr/>
                   </pic:nvPicPr>
                   <pic:blipFill rotWithShape="1">
@@ -10903,7 +11161,7 @@
                         </a:ext>
                       </a:extLst>
                     </a:blip>
-                    <a:srcRect t="4551"/>
+                    <a:srcRect t="4334"/>
                     <a:stretch>
                       <a:fillRect/>
                     </a:stretch>
@@ -10911,7 +11169,7 @@
                   <pic:spPr bwMode="auto">
                     <a:xfrm>
                       <a:off x="0" y="0"/>
-                      <a:ext cx="5505348" cy="2598992"/>
+                      <a:ext cx="5462904" cy="2584808"/>
                     </a:xfrm>
                     <a:prstGeom prst="rect">
                       <a:avLst/>
@@ -11040,7 +11298,10 @@
         <w:t>6-5</w:t>
       </w:r>
       <w:r>
-        <w:t>展示了不同类型事件发生前后人民币汇率对数收益率在事件窗口内的平均变化情况。整体来看，不同类型事件对应的平均反应曲线在事件日前后呈现出明显差异，表明事件性质在一定程度上决定了人民币汇率的短期波动特征。</w:t>
+        <w:t>展示了不同类型事件</w:t>
+      </w:r>
+      <w:r>
+        <w:t>发生前后人民币汇率对数收益率在事件窗口内的平均变化情况。总体来看，不同类型事件对应的平均反应曲线在事件日前后呈现出一定程度的差异，但这些差异主要体现在短期波动幅度和反应节奏上，且并未表现出高度一致的系统性模式。这表明，事件性质可能在一定程度上影响人民币汇率的短期波动特征，但其作用效果仍具有较强的不确定性。</w:t>
       </w:r>
     </w:p>
     <w:p>
@@ -11066,17 +11327,16 @@
       <w:pPr>
         <w:spacing w:line="360" w:lineRule="auto"/>
         <w:ind w:firstLineChars="0" w:firstLine="482"/>
-      </w:pPr>
-      <w:r>
-        <w:t>对于外部经济冲击事件及美联储货币政策事件，人民币汇率在事件</w:t>
-      </w:r>
-      <w:proofErr w:type="gramStart"/>
-      <w:r>
-        <w:t>日附近</w:t>
-      </w:r>
-      <w:proofErr w:type="gramEnd"/>
-      <w:r>
-        <w:t>通常表现出较为显著的波动反应。相关事件发生前后，平均对数收益率的波动幅度明显扩大，且在部分情况下呈现出一定的不对称特征。这表明市场对外部冲击和美元货币政策变化高度敏感，相关信息能够在短期内对人民币汇率产生较强影响。</w:t>
+        <w:rPr>
+          <w:rFonts w:hint="eastAsia"/>
+        </w:rPr>
+      </w:pPr>
+      <w:r>
+        <w:t>市场情绪类事件对应的平均反应曲线表现出较强的不稳定性。不同事件之间的影响方向和持续性差异较大，部分事件在事件日附近引发较为明显的波动，而另</w:t>
+      </w:r>
+      <w:r>
+        <w:lastRenderedPageBreak/>
+        <w:t>一些事件则未表现出统一的反应模式。这表明市场情绪类事件对人民币汇率的影响更依赖于具体事件背景及当时的宏观环境，其短期冲击特征具有较强的异质性，难以通过简单的类型划分进行系统刻画。</w:t>
       </w:r>
     </w:p>
     <w:p>
@@ -11104,15 +11364,7 @@
         <w:ind w:firstLineChars="0" w:firstLine="482"/>
       </w:pPr>
       <w:r>
-        <w:t>相比之下，中国国内宏观政策事件及金融监管政策事件对人民币汇率的平均影响相对温和。事件日前后，人民币汇率的平均收益率变化幅度较小，反应路径整体较为平滑。这一现象可能反映出国内政策调整往往具有一定的前瞻性和</w:t>
-      </w:r>
-      <w:proofErr w:type="gramStart"/>
-      <w:r>
-        <w:t>可</w:t>
-      </w:r>
-      <w:proofErr w:type="gramEnd"/>
-      <w:r>
-        <w:t>预期性，市场参与者在政策正式出台前已部分消化相关信息，从而削弱了事件公布当日的即时冲击。</w:t>
+        <w:t>相比之下，中国国内宏观政策事件及金融监管政策事件对人民币汇率的平均影响相对温和。事件日前后，人民币汇率的平均收益率变化幅度较小，反应路径整体较为平滑。这一现象可能反映出国内政策调整往往具有一定的前瞻性和可预期性，市场参与者在政策正式出台前已部分消化相关信息，从而削弱了事件公布当日的即时冲击。</w:t>
       </w:r>
     </w:p>
     <w:p>
@@ -11138,17 +11390,12 @@
       <w:pPr>
         <w:spacing w:line="360" w:lineRule="auto"/>
         <w:ind w:firstLineChars="0" w:firstLine="482"/>
-      </w:pPr>
-      <w:r>
-        <w:t>市场情绪类事件对应的平均反应曲线表现出较强的不稳定性。不同事件之间的影响方向和持续性差异较大，部分事件在事件</w:t>
-      </w:r>
-      <w:proofErr w:type="gramStart"/>
-      <w:r>
-        <w:t>日附近</w:t>
-      </w:r>
-      <w:proofErr w:type="gramEnd"/>
-      <w:r>
-        <w:t>引发明显波动，而另一些事件则未表现出显著的系统性反应。这表明该类事件对人民币汇率的影响更依赖于具体事件背景及当时的宏观环境，其短期冲击特征具有较强的异质性。</w:t>
+        <w:rPr>
+          <w:rFonts w:hint="eastAsia"/>
+        </w:rPr>
+      </w:pPr>
+      <w:r>
+        <w:t>市场情绪类事件对应的平均反应曲线表现出较强的不稳定性。不同事件之间的影响方向和持续性差异较大，部分事件在事件日附近引发较为明显的波动，而另一些事件则未表现出统一的反应模式。这表明市场情绪类事件对人民币汇率的影响更依赖于具体事件背景及当时的宏观环境，其短期冲击特征具有较强的异质性，难以通过简单的类型划分进行系统刻画。</w:t>
       </w:r>
     </w:p>
     <w:p>
@@ -11215,6 +11462,9 @@
       <w:pPr>
         <w:pStyle w:val="ac"/>
         <w:keepNext/>
+        <w:rPr>
+          <w:rFonts w:hint="eastAsia"/>
+        </w:rPr>
       </w:pPr>
       <w:r>
         <w:rPr>
@@ -11300,7 +11550,19 @@
         <w:rPr>
           <w:rFonts w:hint="eastAsia"/>
         </w:rPr>
-        <w:t>事件CAR计算结果（前5行）</w:t>
+        <w:t>事件CAR计算结果（</w:t>
+      </w:r>
+      <w:r>
+        <w:rPr>
+          <w:rFonts w:hint="eastAsia"/>
+        </w:rPr>
+        <w:t>随机</w:t>
+      </w:r>
+      <w:r>
+        <w:rPr>
+          <w:rFonts w:hint="eastAsia"/>
+        </w:rPr>
+        <w:t>5行）</w:t>
       </w:r>
     </w:p>
     <w:tbl>
@@ -11332,15 +11594,7 @@
               <w:t>事件名称</w:t>
             </w:r>
             <w:r>
-              <w:t xml:space="preserve"> (</w:t>
-            </w:r>
-            <w:proofErr w:type="spellStart"/>
-            <w:r>
-              <w:t>event_name</w:t>
-            </w:r>
-            <w:proofErr w:type="spellEnd"/>
-            <w:r>
-              <w:t>)</w:t>
+              <w:t xml:space="preserve"> (event_name)</w:t>
             </w:r>
           </w:p>
         </w:tc>
@@ -11353,23 +11607,12 @@
               <w:spacing w:line="360" w:lineRule="auto"/>
               <w:ind w:firstLineChars="0" w:firstLine="0"/>
               <w:jc w:val="center"/>
-              <w:rPr>
-                <w:rFonts w:hint="eastAsia"/>
-              </w:rPr>
             </w:pPr>
             <w:r>
               <w:t>事件类型</w:t>
             </w:r>
             <w:r>
-              <w:t xml:space="preserve"> (</w:t>
-            </w:r>
-            <w:proofErr w:type="spellStart"/>
-            <w:r>
-              <w:t>event_type</w:t>
-            </w:r>
-            <w:proofErr w:type="spellEnd"/>
-            <w:r>
-              <w:t>)</w:t>
+              <w:t xml:space="preserve"> (event_type)</w:t>
             </w:r>
           </w:p>
         </w:tc>
@@ -11432,9 +11675,6 @@
               <w:spacing w:line="360" w:lineRule="auto"/>
               <w:ind w:firstLineChars="0" w:firstLine="0"/>
               <w:jc w:val="center"/>
-              <w:rPr>
-                <w:rFonts w:hint="eastAsia"/>
-              </w:rPr>
             </w:pPr>
             <w:r>
               <w:t>外部经济冲击</w:t>
@@ -11453,115 +11693,6 @@
             </w:pPr>
             <w:r>
               <w:t>-0.003448</w:t>
-            </w:r>
-          </w:p>
-        </w:tc>
-      </w:tr>
-      <w:tr>
-        <w:tc>
-          <w:tcPr>
-            <w:tcW w:w="2831" w:type="dxa"/>
-          </w:tcPr>
-          <w:p>
-            <w:pPr>
-              <w:spacing w:line="360" w:lineRule="auto"/>
-              <w:ind w:firstLineChars="0" w:firstLine="0"/>
-              <w:jc w:val="center"/>
-              <w:rPr>
-                <w:rFonts w:hint="eastAsia"/>
-              </w:rPr>
-            </w:pPr>
-            <w:r>
-              <w:t>外汇风险准备金率上调</w:t>
-            </w:r>
-          </w:p>
-        </w:tc>
-        <w:tc>
-          <w:tcPr>
-            <w:tcW w:w="2831" w:type="dxa"/>
-          </w:tcPr>
-          <w:p>
-            <w:pPr>
-              <w:spacing w:line="360" w:lineRule="auto"/>
-              <w:ind w:firstLineChars="0" w:firstLine="0"/>
-              <w:jc w:val="center"/>
-            </w:pPr>
-            <w:r>
-              <w:rPr>
-                <w:rFonts w:hint="eastAsia"/>
-              </w:rPr>
-              <w:t>金融监管政策</w:t>
-            </w:r>
-          </w:p>
-        </w:tc>
-        <w:tc>
-          <w:tcPr>
-            <w:tcW w:w="2832" w:type="dxa"/>
-          </w:tcPr>
-          <w:p>
-            <w:pPr>
-              <w:spacing w:line="360" w:lineRule="auto"/>
-              <w:ind w:firstLineChars="0" w:firstLine="0"/>
-              <w:jc w:val="center"/>
-            </w:pPr>
-            <w:r>
-              <w:t>-0.001173</w:t>
-            </w:r>
-          </w:p>
-        </w:tc>
-      </w:tr>
-      <w:tr>
-        <w:tc>
-          <w:tcPr>
-            <w:tcW w:w="2831" w:type="dxa"/>
-          </w:tcPr>
-          <w:p>
-            <w:pPr>
-              <w:spacing w:line="360" w:lineRule="auto"/>
-              <w:ind w:firstLineChars="0" w:firstLine="0"/>
-              <w:jc w:val="center"/>
-              <w:rPr>
-                <w:rFonts w:hint="eastAsia"/>
-              </w:rPr>
-            </w:pPr>
-            <w:r>
-              <w:t>新冠疫情爆发</w:t>
-            </w:r>
-          </w:p>
-        </w:tc>
-        <w:tc>
-          <w:tcPr>
-            <w:tcW w:w="2831" w:type="dxa"/>
-          </w:tcPr>
-          <w:p>
-            <w:pPr>
-              <w:spacing w:line="360" w:lineRule="auto"/>
-              <w:ind w:firstLineChars="0" w:firstLine="0"/>
-              <w:jc w:val="center"/>
-            </w:pPr>
-            <w:r>
-              <w:rPr>
-                <w:rFonts w:hint="eastAsia"/>
-              </w:rPr>
-              <w:t>外部经济冲击</w:t>
-            </w:r>
-          </w:p>
-        </w:tc>
-        <w:tc>
-          <w:tcPr>
-            <w:tcW w:w="2832" w:type="dxa"/>
-          </w:tcPr>
-          <w:p>
-            <w:pPr>
-              <w:spacing w:line="360" w:lineRule="auto"/>
-              <w:ind w:firstLineChars="0" w:firstLine="0"/>
-              <w:jc w:val="center"/>
-              <w:rPr>
-                <w:rFonts w:hint="eastAsia"/>
-              </w:rPr>
-            </w:pPr>
-            <w:r>
-              <w:t>0.001621</w:t>
             </w:r>
           </w:p>
         </w:tc>
@@ -11578,10 +11709,7 @@
               <w:jc w:val="center"/>
             </w:pPr>
             <w:r>
-              <w:rPr>
-                <w:rFonts w:hint="eastAsia"/>
-              </w:rPr>
-              <w:t>稳汇率政策表态</w:t>
+              <w:t>外汇风险准备金率上调</w:t>
             </w:r>
           </w:p>
         </w:tc>
@@ -11599,7 +11727,7 @@
               <w:rPr>
                 <w:rFonts w:hint="eastAsia"/>
               </w:rPr>
-              <w:t>中国国内宏观政策</w:t>
+              <w:t>金融监管政策</w:t>
             </w:r>
           </w:p>
         </w:tc>
@@ -11614,7 +11742,7 @@
               <w:jc w:val="center"/>
             </w:pPr>
             <w:r>
-              <w:t>-0.002637</w:t>
+              <w:t>-0.001173</w:t>
             </w:r>
           </w:p>
         </w:tc>
@@ -11631,22 +11759,7 @@
               <w:jc w:val="center"/>
             </w:pPr>
             <w:r>
-              <w:rPr>
-                <w:rFonts w:hint="eastAsia"/>
-              </w:rPr>
-              <w:t>美国</w:t>
-            </w:r>
-            <w:r>
-              <w:rPr>
-                <w:rFonts w:hint="eastAsia"/>
-              </w:rPr>
-              <w:t>CPI</w:t>
-            </w:r>
-            <w:r>
-              <w:rPr>
-                <w:rFonts w:hint="eastAsia"/>
-              </w:rPr>
-              <w:t>超预期</w:t>
+              <w:t>新冠疫情爆发</w:t>
             </w:r>
           </w:p>
         </w:tc>
@@ -11664,7 +11777,7 @@
               <w:rPr>
                 <w:rFonts w:hint="eastAsia"/>
               </w:rPr>
-              <w:t>市场情绪类事件</w:t>
+              <w:t>外部经济冲击</w:t>
             </w:r>
           </w:p>
         </w:tc>
@@ -11679,6 +11792,124 @@
               <w:jc w:val="center"/>
             </w:pPr>
             <w:r>
+              <w:t>0.001621</w:t>
+            </w:r>
+          </w:p>
+        </w:tc>
+      </w:tr>
+      <w:tr>
+        <w:tc>
+          <w:tcPr>
+            <w:tcW w:w="2831" w:type="dxa"/>
+          </w:tcPr>
+          <w:p>
+            <w:pPr>
+              <w:spacing w:line="360" w:lineRule="auto"/>
+              <w:ind w:firstLineChars="0" w:firstLine="0"/>
+              <w:jc w:val="center"/>
+            </w:pPr>
+            <w:r>
+              <w:rPr>
+                <w:rFonts w:hint="eastAsia"/>
+              </w:rPr>
+              <w:t>稳汇率政策表态</w:t>
+            </w:r>
+          </w:p>
+        </w:tc>
+        <w:tc>
+          <w:tcPr>
+            <w:tcW w:w="2831" w:type="dxa"/>
+          </w:tcPr>
+          <w:p>
+            <w:pPr>
+              <w:spacing w:line="360" w:lineRule="auto"/>
+              <w:ind w:firstLineChars="0" w:firstLine="0"/>
+              <w:jc w:val="center"/>
+            </w:pPr>
+            <w:r>
+              <w:rPr>
+                <w:rFonts w:hint="eastAsia"/>
+              </w:rPr>
+              <w:t>中国国内宏观政策</w:t>
+            </w:r>
+          </w:p>
+        </w:tc>
+        <w:tc>
+          <w:tcPr>
+            <w:tcW w:w="2832" w:type="dxa"/>
+          </w:tcPr>
+          <w:p>
+            <w:pPr>
+              <w:spacing w:line="360" w:lineRule="auto"/>
+              <w:ind w:firstLineChars="0" w:firstLine="0"/>
+              <w:jc w:val="center"/>
+            </w:pPr>
+            <w:r>
+              <w:t>-0.002637</w:t>
+            </w:r>
+          </w:p>
+        </w:tc>
+      </w:tr>
+      <w:tr>
+        <w:tc>
+          <w:tcPr>
+            <w:tcW w:w="2831" w:type="dxa"/>
+          </w:tcPr>
+          <w:p>
+            <w:pPr>
+              <w:spacing w:line="360" w:lineRule="auto"/>
+              <w:ind w:firstLineChars="0" w:firstLine="0"/>
+              <w:jc w:val="center"/>
+            </w:pPr>
+            <w:r>
+              <w:rPr>
+                <w:rFonts w:hint="eastAsia"/>
+              </w:rPr>
+              <w:t>美国</w:t>
+            </w:r>
+            <w:r>
+              <w:rPr>
+                <w:rFonts w:hint="eastAsia"/>
+              </w:rPr>
+              <w:t>CPI</w:t>
+            </w:r>
+            <w:r>
+              <w:rPr>
+                <w:rFonts w:hint="eastAsia"/>
+              </w:rPr>
+              <w:t>超预期</w:t>
+            </w:r>
+          </w:p>
+        </w:tc>
+        <w:tc>
+          <w:tcPr>
+            <w:tcW w:w="2831" w:type="dxa"/>
+          </w:tcPr>
+          <w:p>
+            <w:pPr>
+              <w:spacing w:line="360" w:lineRule="auto"/>
+              <w:ind w:firstLineChars="0" w:firstLine="0"/>
+              <w:jc w:val="center"/>
+            </w:pPr>
+            <w:r>
+              <w:rPr>
+                <w:rFonts w:hint="eastAsia"/>
+              </w:rPr>
+              <w:t>市场情绪类事件</w:t>
+            </w:r>
+          </w:p>
+        </w:tc>
+        <w:tc>
+          <w:tcPr>
+            <w:tcW w:w="2832" w:type="dxa"/>
+          </w:tcPr>
+          <w:p>
+            <w:pPr>
+              <w:spacing w:line="360" w:lineRule="auto"/>
+              <w:ind w:firstLineChars="0" w:firstLine="0"/>
+              <w:jc w:val="center"/>
+            </w:pPr>
+            <w:r>
               <w:t>0.010495</w:t>
             </w:r>
           </w:p>
@@ -11688,14 +11919,12 @@
     <w:p>
       <w:pPr>
         <w:spacing w:line="360" w:lineRule="auto"/>
-        <w:rPr>
-          <w:rFonts w:hint="eastAsia"/>
-        </w:rPr>
-      </w:pPr>
-      <w:r>
-        <w:rPr>
-          <w:rFonts w:hint="eastAsia"/>
-        </w:rPr>
+      </w:pPr>
+      <w:r>
+        <w:rPr>
+          <w:rFonts w:hint="eastAsia"/>
+        </w:rPr>
+        <w:lastRenderedPageBreak/>
         <w:t>基于上述结果，我们对数据进行可视化如下图：</w:t>
       </w:r>
     </w:p>
@@ -11708,14 +11937,13 @@
       </w:pPr>
       <w:r>
         <w:rPr>
-          <w:rFonts w:hint="eastAsia"/>
           <w:noProof/>
         </w:rPr>
         <w:drawing>
-          <wp:inline distT="0" distB="0" distL="0" distR="0" wp14:anchorId="7B4B3817" wp14:editId="36A353F5">
-            <wp:extent cx="4948177" cy="2761387"/>
-            <wp:effectExtent l="0" t="0" r="5080" b="1270"/>
-            <wp:docPr id="937920983" name="图片 1"/>
+          <wp:inline distT="0" distB="0" distL="0" distR="0" wp14:anchorId="5E469605" wp14:editId="6A34679D">
+            <wp:extent cx="4534049" cy="2569580"/>
+            <wp:effectExtent l="0" t="0" r="0" b="2540"/>
+            <wp:docPr id="1270767975" name="图片 2"/>
             <wp:cNvGraphicFramePr>
               <a:graphicFrameLocks xmlns:a="http://schemas.openxmlformats.org/drawingml/2006/main" noChangeAspect="1"/>
             </wp:cNvGraphicFramePr>
@@ -11723,7 +11951,7 @@
               <a:graphicData uri="http://schemas.openxmlformats.org/drawingml/2006/picture">
                 <pic:pic xmlns:pic="http://schemas.openxmlformats.org/drawingml/2006/picture">
                   <pic:nvPicPr>
-                    <pic:cNvPr id="937920983" name="图片 937920983"/>
+                    <pic:cNvPr id="1270767975" name="图片 1270767975"/>
                     <pic:cNvPicPr/>
                   </pic:nvPicPr>
                   <pic:blipFill rotWithShape="1">
@@ -11734,7 +11962,7 @@
                         </a:ext>
                       </a:extLst>
                     </a:blip>
-                    <a:srcRect l="857" t="6074" b="1704"/>
+                    <a:srcRect t="5537"/>
                     <a:stretch>
                       <a:fillRect/>
                     </a:stretch>
@@ -11742,7 +11970,7 @@
                   <pic:spPr bwMode="auto">
                     <a:xfrm>
                       <a:off x="0" y="0"/>
-                      <a:ext cx="4958806" cy="2767319"/>
+                      <a:ext cx="4583630" cy="2597679"/>
                     </a:xfrm>
                     <a:prstGeom prst="rect">
                       <a:avLst/>
@@ -11766,6 +11994,9 @@
     <w:p>
       <w:pPr>
         <w:pStyle w:val="ac"/>
+        <w:rPr>
+          <w:rFonts w:hint="eastAsia"/>
+        </w:rPr>
       </w:pPr>
       <w:r>
         <w:rPr>
@@ -11854,9 +12085,6 @@
     <w:p>
       <w:pPr>
         <w:spacing w:line="360" w:lineRule="auto"/>
-        <w:rPr>
-          <w:rFonts w:hint="eastAsia"/>
-        </w:rPr>
       </w:pPr>
       <w:r>
         <w:t>图</w:t>
@@ -11865,31 +12093,55 @@
         <w:t>6-6</w:t>
       </w:r>
       <w:r>
-        <w:t>展示了不同事件类型下</w:t>
+        <w:t>展示了不同事件类型下事件窗口</w:t>
+      </w:r>
+      <m:oMath>
+        <m:d>
+          <m:dPr>
+            <m:begChr m:val="["/>
+            <m:endChr m:val="]"/>
+            <m:ctrlPr>
+              <w:rPr>
+                <w:rFonts w:ascii="Cambria Math" w:hAnsi="Cambria Math"/>
+              </w:rPr>
+            </m:ctrlPr>
+          </m:dPr>
+          <m:e>
+            <m:r>
+              <w:rPr>
+                <w:rFonts w:ascii="Cambria Math" w:hAnsi="Cambria Math"/>
+              </w:rPr>
+              <m:t>-1,+1</m:t>
+            </m:r>
+          </m:e>
+        </m:d>
+      </m:oMath>
+      <w:r>
+        <w:t>内人民币汇率累积异常收益率（</w:t>
       </w:r>
       <w:r>
         <w:t>CAR</w:t>
       </w:r>
       <w:r>
-        <w:t>的分布情况。可以观察到，不同类型事件的</w:t>
+        <w:t>）的分布情况。从图中可以观察到，不同事件类型对应的</w:t>
       </w:r>
       <w:r>
         <w:t>CAR</w:t>
       </w:r>
       <w:r>
-        <w:t>在分布位置和离散程度上存在一定差异。例如，部分市场情绪类事件对应的</w:t>
+        <w:t>在分布位置和离散程度上存在一定差异。例如，部分市场情绪类事件和中国国内宏观政策事件的</w:t>
       </w:r>
       <w:r>
         <w:t>CAR</w:t>
       </w:r>
       <w:r>
-        <w:t>取值相对较高，而部分政策类或外部冲击事件对应的</w:t>
+        <w:t>中位数相对偏高，而美联储货币政策事件及部分外部经济冲击事件的</w:t>
       </w:r>
       <w:r>
         <w:t>CAR</w:t>
       </w:r>
       <w:r>
-        <w:t>更接近于零或呈现负值。然而，仅凭描述性统计和图形展示难以判断上述差异是否具有统计显著性，因此有必要引入统计检验方法进行进一步分析。</w:t>
+        <w:t>分布更接近于零，个别事件甚至呈现负值。这表明，不同类型事件在个体层面上可能引发方向和强度不一的汇率反应。</w:t>
       </w:r>
     </w:p>
     <w:p>
@@ -11897,7 +12149,27 @@
         <w:spacing w:line="360" w:lineRule="auto"/>
       </w:pPr>
       <w:r>
-        <w:t>基于单因素方差分析的检验结果显示，</w:t>
+        <w:t>然而，上述差异主要基于描述性统计和图形展示得出，尚不足以判断不同事件类型之间的平均冲击效应是否具有统计意义上的显著差异。因此，有必要在事件研究结果的基础上，引入正式的统计检验方法，对不同事件类型的</w:t>
+      </w:r>
+      <w:r>
+        <w:t>CAR</w:t>
+      </w:r>
+      <w:r>
+        <w:t>差异进行进一步分析。</w:t>
+      </w:r>
+    </w:p>
+    <w:p>
+      <w:pPr>
+        <w:spacing w:line="360" w:lineRule="auto"/>
+      </w:pPr>
+      <w:r>
+        <w:t>基于单因素方差分析（</w:t>
+      </w:r>
+      <w:r>
+        <w:t>ANOVA</w:t>
+      </w:r>
+      <w:r>
+        <w:t>）的检验结果显示，</w:t>
       </w:r>
       <w:r>
         <w:t>ANOVA</w:t>
@@ -11916,23 +12188,38 @@
           <w:b/>
           <w:bCs/>
         </w:rPr>
-        <w:t>3.2592</w:t>
-      </w:r>
-      <w:r>
-        <w:t>，对应的</w:t>
-      </w:r>
-      <w:r>
-        <w:t>p</w:t>
-      </w:r>
-      <w:r>
-        <w:t>值为</w:t>
-      </w:r>
-      <w:r>
-        <w:rPr>
+        <w:t>1.4</w:t>
+      </w:r>
+      <w:r>
+        <w:rPr>
+          <w:rFonts w:hint="eastAsia"/>
           <w:b/>
           <w:bCs/>
         </w:rPr>
-        <w:t>0.1796</w:t>
+        <w:t>-</w:t>
+      </w:r>
+      <w:r>
+        <w:rPr>
+          <w:b/>
+          <w:bCs/>
+        </w:rPr>
+        <w:t>296</w:t>
+      </w:r>
+      <w:r>
+        <w:t>，对应的</w:t>
+      </w:r>
+      <w:r>
+        <w:t>p</w:t>
+      </w:r>
+      <w:r>
+        <w:t>值为</w:t>
+      </w:r>
+      <w:r>
+        <w:rPr>
+          <w:b/>
+          <w:bCs/>
+        </w:rPr>
+        <w:t>0.2560</w:t>
       </w:r>
       <w:r>
         <w:t>。在</w:t>
@@ -11970,16 +12257,16 @@
         <w:t>在</w:t>
       </w:r>
       <w:r>
-        <w:t xml:space="preserve"> ANOVA </w:t>
-      </w:r>
-      <w:r>
-        <w:t>的基础上，本文进一步采用</w:t>
-      </w:r>
-      <w:r>
-        <w:t xml:space="preserve"> Tukey HSD </w:t>
-      </w:r>
-      <w:r>
-        <w:t>方法进行事后多重比较检验，以辅助分析不同事件类型之间可能存在的差异结构</w:t>
+        <w:t>ANOVA</w:t>
+      </w:r>
+      <w:r>
+        <w:t>检验的基础上，本文进一步采用</w:t>
+      </w:r>
+      <w:r>
+        <w:t>TukeyHSD</w:t>
+      </w:r>
+      <w:r>
+        <w:t>方法进行事后多重比较分析，以考察不同事件类型之间是否存在成对显著差异</w:t>
       </w:r>
       <w:r>
         <w:rPr>
@@ -11999,11 +12286,12 @@
         <w:rPr>
           <w:noProof/>
         </w:rPr>
+        <w:lastRenderedPageBreak/>
         <w:drawing>
-          <wp:inline distT="0" distB="0" distL="0" distR="0" wp14:anchorId="76C5B776" wp14:editId="44EF97E7">
-            <wp:extent cx="4444679" cy="2529800"/>
-            <wp:effectExtent l="0" t="0" r="0" b="4445"/>
-            <wp:docPr id="1530980738" name="图片 2"/>
+          <wp:inline distT="0" distB="0" distL="0" distR="0" wp14:anchorId="52CCE056" wp14:editId="0FEBF576">
+            <wp:extent cx="5526957" cy="3524491"/>
+            <wp:effectExtent l="0" t="0" r="0" b="0"/>
+            <wp:docPr id="2114879402" name="图片 3"/>
             <wp:cNvGraphicFramePr>
               <a:graphicFrameLocks xmlns:a="http://schemas.openxmlformats.org/drawingml/2006/main" noChangeAspect="1"/>
             </wp:cNvGraphicFramePr>
@@ -12011,7 +12299,7 @@
               <a:graphicData uri="http://schemas.openxmlformats.org/drawingml/2006/picture">
                 <pic:pic xmlns:pic="http://schemas.openxmlformats.org/drawingml/2006/picture">
                   <pic:nvPicPr>
-                    <pic:cNvPr id="1530980738" name="图片 1530980738"/>
+                    <pic:cNvPr id="2114879402" name="图片 2114879402"/>
                     <pic:cNvPicPr/>
                   </pic:nvPicPr>
                   <pic:blipFill rotWithShape="1">
@@ -12022,7 +12310,7 @@
                         </a:ext>
                       </a:extLst>
                     </a:blip>
-                    <a:srcRect t="4324"/>
+                    <a:srcRect t="4341"/>
                     <a:stretch>
                       <a:fillRect/>
                     </a:stretch>
@@ -12030,7 +12318,7 @@
                   <pic:spPr bwMode="auto">
                     <a:xfrm>
                       <a:off x="0" y="0"/>
-                      <a:ext cx="4476837" cy="2548103"/>
+                      <a:ext cx="5530665" cy="3526856"/>
                     </a:xfrm>
                     <a:prstGeom prst="rect">
                       <a:avLst/>
@@ -12144,27 +12432,48 @@
         <w:spacing w:line="360" w:lineRule="auto"/>
       </w:pPr>
       <w:r>
-        <w:t xml:space="preserve">Tukey </w:t>
-      </w:r>
-      <w:r>
-        <w:t>检验结果显示，各事件类型之间的两两比较均未通过显著性检验，其置信区间普遍包含零，进一步印证了不同事件类型之间</w:t>
-      </w:r>
-      <w:r>
-        <w:t xml:space="preserve"> CAR </w:t>
-      </w:r>
-      <w:r>
-        <w:t>差异不具有统计显著性。</w:t>
+        <w:t>Tukey</w:t>
+      </w:r>
+      <w:r>
+        <w:t>检验结果显示，</w:t>
+      </w:r>
+      <w:r>
+        <w:t>不同事件类型之间的两两比较均未通过显著性检验，其对应的置信区间普遍包含零。这一结果进一步表明，在本文样本和事件窗口设定下，不同事件类型之间的</w:t>
+      </w:r>
+      <w:r>
+        <w:t>CAR</w:t>
+      </w:r>
+      <w:r>
+        <w:t>差异缺乏统计显著性支持。</w:t>
       </w:r>
     </w:p>
     <w:p>
       <w:pPr>
         <w:spacing w:line="360" w:lineRule="auto"/>
-        <w:rPr>
-          <w:rFonts w:hint="eastAsia"/>
-        </w:rPr>
-      </w:pPr>
-      <w:r>
-        <w:t>综合上述结果可以认为，在本文选取的样本和事件窗口设定下，不同类型宏观事件在短期内对人民币兑美元汇率的冲击强度虽存在一定表观差异，但这些差异更可能来源于个别事件的异质性和样本规模限制，而非稳定、系统性的事件类型差异。</w:t>
+      </w:pPr>
+      <w:r>
+        <w:t>综合</w:t>
+      </w:r>
+      <w:r>
+        <w:t>ANOVA</w:t>
+      </w:r>
+      <w:r>
+        <w:t>与</w:t>
+      </w:r>
+      <w:r>
+        <w:t>TukeyHSD</w:t>
+      </w:r>
+      <w:r>
+        <w:t>检验结果可以认为，尽管不同事件类型在</w:t>
+      </w:r>
+      <w:r>
+        <w:t>CAR</w:t>
+      </w:r>
+      <w:r>
+        <w:t>的分布形态和个体事件反应上呈现出一定的表观差异，但这些差异更可能来源于个别事件的异质性、样本数量有限以及事件背景差异，而非稳定、系统性的事件类型效应。</w:t>
+      </w:r>
+      <w:r>
+        <w:t xml:space="preserve"> </w:t>
       </w:r>
     </w:p>
     <w:p>
@@ -12201,7 +12510,7 @@
         <w:ind w:firstLineChars="0" w:firstLine="482"/>
       </w:pPr>
       <w:r>
-        <w:t>本章围绕人民币兑美元汇率的短期波动问题，从描述性分析、事件研究及统计检验三个层面展开实证分析。首先，通过时间序列图和滚动相关性分析，刻画了人民币汇率与美元指数之间关系的阶段性特征，为理解人民币汇率运行的宏观背景提供了基础。</w:t>
+        <w:t>本章围绕人民币兑美元汇率的短期波动问题，从描述性分析、事件研究以及统计检验三个层面展开了系统的实证分析。</w:t>
       </w:r>
     </w:p>
     <w:p>
@@ -12210,7 +12519,7 @@
         <w:ind w:firstLineChars="0" w:firstLine="482"/>
       </w:pPr>
       <w:r>
-        <w:t>其次，基于事件研究方法，本文分析了不同类型宏观事件在事件日前后对人民币汇率的平均动态影响路径，结果显示不同事件类型在短期内对汇率的冲击形态存在一定差异。</w:t>
+        <w:t>首先，通过汇率与美元指数的时间序列图和滚动相关性分析，刻画了人民币汇率与美元指数关系的阶段性特征，为理解人民币汇率波动的宏观背景提供了直观依据。</w:t>
       </w:r>
     </w:p>
     <w:p>
@@ -12219,33 +12528,44 @@
         <w:ind w:firstLineChars="0" w:firstLine="482"/>
       </w:pPr>
       <w:r>
-        <w:t>进一步地，本文在事件研究框架</w:t>
-      </w:r>
-      <w:proofErr w:type="gramStart"/>
-      <w:r>
-        <w:t>下计算</w:t>
-      </w:r>
-      <w:proofErr w:type="gramEnd"/>
-      <w:r>
-        <w:t>事件窗口内的累积异常收益率（</w:t>
-      </w:r>
-      <w:r>
-        <w:t>CAR</w:t>
-      </w:r>
-      <w:r>
-        <w:t>），并通过单因素方差分析和事后多重比较检验，对不同事件类型影响差异进行了统计检验。检验结果表明，在所选样本和事件窗口设定下，不同事件类型对人民币汇率短期冲击的平均效应在统计意义上不存在显著差异。</w:t>
+        <w:t>其次，基于事件研究方法，本文分析了不同类型宏观事件在事件日前后对人民币汇率的平均动态影响路径。结果显示，不同事件类型在短期内对应的平均反应曲</w:t>
+      </w:r>
+      <w:r>
+        <w:lastRenderedPageBreak/>
+        <w:t>线在波动节奏和幅度上存在一定差异，但整体反应模式并不稳定。</w:t>
       </w:r>
     </w:p>
     <w:p>
       <w:pPr>
         <w:spacing w:line="360" w:lineRule="auto"/>
         <w:ind w:firstLineChars="0" w:firstLine="482"/>
-        <w:rPr>
-          <w:rFonts w:hint="eastAsia"/>
-        </w:rPr>
-      </w:pPr>
-      <w:r>
-        <w:t>上述结果表明，人民币汇率对宏观事件的短期反应具有较强的个体事件特征，不同事件类型之间的影响差异难以通过有限样本下的均值比较予以显著区分。该发现提示，在解释人民币汇率短期波动时，有必要结合具体事件背景、市场预期变化以及政策环境进行综合分析。下一章将在此基础上对本文研究结果进行进一步讨论，并总结研究的主要结论与局限性。</w:t>
+      </w:pPr>
+      <w:r>
+        <w:t>进一步地，本文在事件研究框架下计算了事件窗口内的累积异常收益率（</w:t>
+      </w:r>
+      <w:r>
+        <w:t>CAR</w:t>
+      </w:r>
+      <w:r>
+        <w:t>），并通过单因素方差分析及</w:t>
+      </w:r>
+      <w:r>
+        <w:t>TukeyHSD</w:t>
+      </w:r>
+      <w:r>
+        <w:t>事后多重比较检验，对不同事件类型影响差异进行了统计检验。检验结果表明，在所选样本和事件窗口设定下，不同事件类型对人民币汇率短期冲击的平均效应在统计意义上不存在显著差异。</w:t>
+      </w:r>
+    </w:p>
+    <w:p>
+      <w:pPr>
+        <w:spacing w:line="360" w:lineRule="auto"/>
+        <w:ind w:firstLineChars="0" w:firstLine="482"/>
+        <w:rPr>
+          <w:rFonts w:hint="eastAsia"/>
+        </w:rPr>
+      </w:pPr>
+      <w:r>
+        <w:t>上述结果表明，人民币汇率对宏观事件的短期反应具有较强的个体事件特征，不同事件类型之间的影响差异难以通过有限样本条件下的均值比较予以显著区分。这一发现提示，在解释人民币汇率短期波动时，有必要结合具体事件背景、市场预期变化以及当期政策环境进行更为细致的分析。下一章将在此基础上，对本文的研究结论、局限性及未来研究方向进行进一步讨论。</w:t>
       </w:r>
     </w:p>
     <w:p>
@@ -12329,15 +12649,14 @@
         <w:ind w:firstLineChars="0" w:firstLine="482"/>
       </w:pPr>
       <w:r>
-        <w:t>再次，从事件研究角度出发，不同类型宏观事件对人民币汇率的短期影响存在系统性差异。外部经济冲击及美联储货币政策事件在事件</w:t>
-      </w:r>
-      <w:proofErr w:type="gramStart"/>
-      <w:r>
-        <w:t>日附近</w:t>
-      </w:r>
-      <w:proofErr w:type="gramEnd"/>
-      <w:r>
-        <w:t>往往引发更为显著的汇率波动，而中国国内宏观政策与金融监管政策事件的平均影响相对温和，市场情绪类事件则表现出较强的异质性。这一结果表明，事件性质在一定程度上决定了人民币汇率的短期反应模式。</w:t>
+        <w:t>再次，从事件研究角度出发，不同类型宏观事件在个体层面上对人民币汇率的短期影响表现出一定差异。外部经济冲击及美联储货币政策事件在事件日附近往</w:t>
+      </w:r>
+      <w:r>
+        <w:lastRenderedPageBreak/>
+        <w:t>往伴随着较为明显的汇率波动，而中国国内宏观政策与金融监管政策事件的平均反应相对温和，市场情绪类事件则呈现出较强的异质性。然而，进一步的统计检验结果表明，在本文选取的样本和事件窗口设定下，不同事件类型之间的平均累积异常收益率差异在统计意义上并不显著。这说明，不同事件类型对人民币汇率的短期影响更多体现为个体事件层面的差异，而非稳定、系统性的类型效应。</w:t>
+      </w:r>
+      <w:r>
+        <w:t xml:space="preserve"> </w:t>
       </w:r>
     </w:p>
     <w:p>
@@ -12423,7 +12742,11 @@
         <w:ind w:firstLineChars="0" w:firstLine="482"/>
       </w:pPr>
       <w:r>
-        <w:t>结合实证结果，可以对人民币汇率的短期波动特征进行进一步讨论。一方面，外部冲击和美联储货币政策事件对人民币汇率产生更为显著影响，反映出在全球金融一体化背景下，人民币汇率仍然受到国际货币环境的重要制约。美元作为国际主要储备货币，其政策变化通过资本流动和市场预期等渠道，对人民币汇率形成外溢影响。</w:t>
+        <w:t>结合实证结果，可以对人民币汇率的短期波动特征进行进一步讨论。一方面，从描述性分析和事件研究的平均反应路径来看，外部经济冲击和美联储货币政策事件在部分时期内确实伴随着更为明显的汇率波动，这反映出在全球金融一体化背景下，人民币汇率仍然受到国际货币环境的重要影响。然而，统计检验结果显示，不同事件类型之间的平均冲击效应并未表现出显著差异，说明上述现象更多体现</w:t>
+      </w:r>
+      <w:r>
+        <w:lastRenderedPageBreak/>
+        <w:t>为个别事件在特定情境下的反应结果，而非普遍适用的类型规律。</w:t>
       </w:r>
     </w:p>
     <w:p>
@@ -12432,16 +12755,19 @@
         <w:ind w:firstLineChars="0" w:firstLine="482"/>
       </w:pPr>
       <w:r>
-        <w:t>另一方面，国内宏观政策和金融监管政策事件对人民币汇率的短期冲击相对有限，可能与政策制定过程中的前瞻性沟通及市场预期管理有关。这在一定程度上降低了政策公布当日对汇率的即时冲击，使人民币汇率表现出相对平稳的调整特征。</w:t>
+        <w:t>另一方面，国内宏观政策和金融监管政策事件在短期内对人民币汇率的影响相对平缓，这可能与政策制定过程中较为充分的前瞻性沟通和市场预期管理有关。相关政策信息往往在正式公布前已部分被市场消化，从而降低了事件当日的即时冲击强度。</w:t>
       </w:r>
     </w:p>
     <w:p>
       <w:pPr>
         <w:spacing w:line="360" w:lineRule="auto"/>
         <w:ind w:firstLineChars="0" w:firstLine="482"/>
-      </w:pPr>
-      <w:r>
-        <w:t>此外，市场情绪类事件对人民币汇率的影响表现出较强的不确定性，其作用效果往往依赖于具体事件背景及当时的宏观环境。这提示，在分析此类事件影响时，需要结合更为细致的情境信息进行解读。</w:t>
+        <w:rPr>
+          <w:rFonts w:hint="eastAsia"/>
+        </w:rPr>
+      </w:pPr>
+      <w:r>
+        <w:t>此外，市场情绪类事件对人民币汇率的影响表现出较强的不确定性，其冲击方向和持续性高度依赖于具体事件背景及当时的宏观金融环境。这进一步表明，人民币汇率的短期波动机制具有较强的情境依赖特征，单纯基于事件类型的划分难以完全解释其短期反应。</w:t>
       </w:r>
     </w:p>
     <w:p>
@@ -12463,16 +12789,19 @@
         <w:ind w:firstLineChars="0" w:firstLine="482"/>
       </w:pPr>
       <w:r>
-        <w:t>尽管本文在数据整合与实证分析方面做出了有益尝试，但仍存在一定不足。首先，事件研究方法主要关注短期冲击效应，未能系统刻画宏观事件的中长期影响路径。其次，本文未对事件反应进行严格的统计显著性检验，相关结论更多侧重于描述性比较。再次，事件分类在一定程度上依赖人工判断，可能存在主观性。</w:t>
+        <w:t>尽管本文在数据整合与实证分析方面做出了有益尝试，但仍存在一定不足。首先，事件研究方法主要关注宏观事件的短期冲击效应，未能系统刻画其对人民币汇率的中长期影响路径。其次，尽管本文在事件研究框架下引入了单因素方差分析和事后多重比较检验，对不同事件类型的影响差异进行了统计检验，但受限于事件样本数量和事件类型划分，相关检验结果的统计功效仍然有限。再次，事件分类在一定程度上依赖人工判断，可能存在一定主观性。</w:t>
       </w:r>
     </w:p>
     <w:p>
       <w:pPr>
         <w:spacing w:line="360" w:lineRule="auto"/>
         <w:ind w:firstLineChars="0" w:firstLine="482"/>
-      </w:pPr>
-      <w:r>
-        <w:t>未来研究可以在以下几个方面进行拓展：一是引入更为丰富的计量模型，对宏观事件影响进行动态建模；二是扩展事件样本范围，并结合文本分析等方法提高事件分类的客观性；三是进一步考察人民币汇率对不同国际货币政策组合冲击的非对称反应特征。</w:t>
+        <w:rPr>
+          <w:rFonts w:hint="eastAsia"/>
+        </w:rPr>
+      </w:pPr>
+      <w:r>
+        <w:t>未来研究可以在以下几个方面进行拓展：一是引入更为丰富的计量模型，对宏观事件对人民币汇率的动态影响进行系统建模；二是进一步扩展事件样本范围，并结合文本分析等方法，提高事件识别和分类的客观性；三是考察不同宏观环境和政策组合下，人民币汇率对冲击的非对称反应特征，从而更全面地理解其波动机制。</w:t>
       </w:r>
     </w:p>
     <w:p>
@@ -12537,15 +12866,7 @@
       </w:r>
       <w:r>
         <w:tab/>
-        <w:t xml:space="preserve">CHEUNG Y W, CHINN M D, PASCUAL A G. Empirical exchange rate models of the nineties: Are any fit to </w:t>
-      </w:r>
-      <w:proofErr w:type="gramStart"/>
-      <w:r>
-        <w:t>survive?[</w:t>
-      </w:r>
-      <w:proofErr w:type="gramEnd"/>
-      <w:r>
-        <w:t>J]. Journal of international money and finance, 2005, 24(7): 1150-1175.</w:t>
+        <w:t>CHEUNG Y W, CHINN M D, PASCUAL A G. Empirical exchange rate models of the nineties: Are any fit to survive?[J]. Journal of international money and finance, 2005, 24(7): 1150-1175.</w:t>
       </w:r>
     </w:p>
     <w:p>
@@ -12558,7 +12879,11 @@
       </w:r>
       <w:r>
         <w:tab/>
-        <w:t>OBSTFELD M, SHAMBAUGH J C, TAYLOR A M. Financial stability, the trilemma, and international reserves[J]. American Economic Journal: Macroeconomics, 2010, 2(2): 57-94.</w:t>
+        <w:t xml:space="preserve">OBSTFELD M, SHAMBAUGH J C, TAYLOR A M. Financial stability, the </w:t>
+      </w:r>
+      <w:r>
+        <w:lastRenderedPageBreak/>
+        <w:t>trilemma, and international reserves[J]. American Economic Journal: Macroeconomics, 2010, 2(2): 57-94.</w:t>
       </w:r>
     </w:p>
     <w:p>
@@ -12614,15 +12939,7 @@
       </w:r>
       <w:r>
         <w:tab/>
-        <w:t xml:space="preserve">FRANKEL J A, ROSE </w:t>
-      </w:r>
-      <w:proofErr w:type="gramStart"/>
-      <w:r>
-        <w:t>A K. Empirical research</w:t>
-      </w:r>
-      <w:proofErr w:type="gramEnd"/>
-      <w:r>
-        <w:t xml:space="preserve"> on nominal exchange rates[J]. Handbook of international economics, 1995, 3: 1689-1729.</w:t>
+        <w:t>FRANKEL J A, ROSE A K. Empirical research on nominal exchange rates[J]. Handbook of international economics, 1995, 3: 1689-1729.</w:t>
       </w:r>
     </w:p>
     <w:p>
@@ -12888,28 +13205,6 @@
           <w:kern w:val="0"/>
           <w:szCs w:val="24"/>
         </w:rPr>
-        <w:t>此外，感谢在课程学习过程中给予帮助与交流的同学们，相关讨论与意见对本文的完善起到了积极作用。</w:t>
-      </w:r>
-    </w:p>
-    <w:p>
-      <w:pPr>
-        <w:widowControl/>
-        <w:wordWrap/>
-        <w:autoSpaceDE/>
-        <w:spacing w:line="360" w:lineRule="auto"/>
-        <w:jc w:val="left"/>
-        <w:rPr>
-          <w:rFonts w:ascii="宋体" w:hAnsi="宋体" w:cs="宋体" w:hint="eastAsia"/>
-          <w:kern w:val="0"/>
-          <w:szCs w:val="24"/>
-        </w:rPr>
-      </w:pPr>
-      <w:r>
-        <w:rPr>
-          <w:rFonts w:ascii="宋体" w:hAnsi="宋体" w:cs="宋体"/>
-          <w:kern w:val="0"/>
-          <w:szCs w:val="24"/>
-        </w:rPr>
         <w:t>谨以此文，向所有关心和支持本研究完成的老师和同学表示感谢。</w:t>
       </w:r>
       <w:bookmarkStart w:id="44" w:name="_Ref215871736"/>
@@ -12949,6 +13244,7 @@
         <w:rPr>
           <w:rFonts w:hint="eastAsia"/>
         </w:rPr>
+        <w:lastRenderedPageBreak/>
         <w:t>附录</w:t>
       </w:r>
       <w:bookmarkEnd w:id="44"/>
@@ -13944,6 +14240,155 @@
     </w:lvl>
   </w:abstractNum>
   <w:abstractNum w:abstractNumId="6" w15:restartNumberingAfterBreak="0">
+    <w:nsid w:val="1A1960FE"/>
+    <w:multiLevelType w:val="multilevel"/>
+    <w:tmpl w:val="726617DE"/>
+    <w:lvl w:ilvl="0">
+      <w:start w:val="1"/>
+      <w:numFmt w:val="bullet"/>
+      <w:lvlText w:val=""/>
+      <w:lvlJc w:val="left"/>
+      <w:pPr>
+        <w:tabs>
+          <w:tab w:val="num" w:pos="720"/>
+        </w:tabs>
+        <w:ind w:left="720" w:hanging="360"/>
+      </w:pPr>
+      <w:rPr>
+        <w:rFonts w:ascii="Symbol" w:hAnsi="Symbol" w:hint="default"/>
+        <w:sz w:val="20"/>
+      </w:rPr>
+    </w:lvl>
+    <w:lvl w:ilvl="1" w:tentative="1">
+      <w:start w:val="1"/>
+      <w:numFmt w:val="bullet"/>
+      <w:lvlText w:val="o"/>
+      <w:lvlJc w:val="left"/>
+      <w:pPr>
+        <w:tabs>
+          <w:tab w:val="num" w:pos="1440"/>
+        </w:tabs>
+        <w:ind w:left="1440" w:hanging="360"/>
+      </w:pPr>
+      <w:rPr>
+        <w:rFonts w:ascii="Courier New" w:hAnsi="Courier New" w:hint="default"/>
+        <w:sz w:val="20"/>
+      </w:rPr>
+    </w:lvl>
+    <w:lvl w:ilvl="2" w:tentative="1">
+      <w:start w:val="1"/>
+      <w:numFmt w:val="bullet"/>
+      <w:lvlText w:val=""/>
+      <w:lvlJc w:val="left"/>
+      <w:pPr>
+        <w:tabs>
+          <w:tab w:val="num" w:pos="2160"/>
+        </w:tabs>
+        <w:ind w:left="2160" w:hanging="360"/>
+      </w:pPr>
+      <w:rPr>
+        <w:rFonts w:ascii="Wingdings" w:hAnsi="Wingdings" w:hint="default"/>
+        <w:sz w:val="20"/>
+      </w:rPr>
+    </w:lvl>
+    <w:lvl w:ilvl="3" w:tentative="1">
+      <w:start w:val="1"/>
+      <w:numFmt w:val="bullet"/>
+      <w:lvlText w:val=""/>
+      <w:lvlJc w:val="left"/>
+      <w:pPr>
+        <w:tabs>
+          <w:tab w:val="num" w:pos="2880"/>
+        </w:tabs>
+        <w:ind w:left="2880" w:hanging="360"/>
+      </w:pPr>
+      <w:rPr>
+        <w:rFonts w:ascii="Wingdings" w:hAnsi="Wingdings" w:hint="default"/>
+        <w:sz w:val="20"/>
+      </w:rPr>
+    </w:lvl>
+    <w:lvl w:ilvl="4" w:tentative="1">
+      <w:start w:val="1"/>
+      <w:numFmt w:val="bullet"/>
+      <w:lvlText w:val=""/>
+      <w:lvlJc w:val="left"/>
+      <w:pPr>
+        <w:tabs>
+          <w:tab w:val="num" w:pos="3600"/>
+        </w:tabs>
+        <w:ind w:left="3600" w:hanging="360"/>
+      </w:pPr>
+      <w:rPr>
+        <w:rFonts w:ascii="Wingdings" w:hAnsi="Wingdings" w:hint="default"/>
+        <w:sz w:val="20"/>
+      </w:rPr>
+    </w:lvl>
+    <w:lvl w:ilvl="5" w:tentative="1">
+      <w:start w:val="1"/>
+      <w:numFmt w:val="bullet"/>
+      <w:lvlText w:val=""/>
+      <w:lvlJc w:val="left"/>
+      <w:pPr>
+        <w:tabs>
+          <w:tab w:val="num" w:pos="4320"/>
+        </w:tabs>
+        <w:ind w:left="4320" w:hanging="360"/>
+      </w:pPr>
+      <w:rPr>
+        <w:rFonts w:ascii="Wingdings" w:hAnsi="Wingdings" w:hint="default"/>
+        <w:sz w:val="20"/>
+      </w:rPr>
+    </w:lvl>
+    <w:lvl w:ilvl="6" w:tentative="1">
+      <w:start w:val="1"/>
+      <w:numFmt w:val="bullet"/>
+      <w:lvlText w:val=""/>
+      <w:lvlJc w:val="left"/>
+      <w:pPr>
+        <w:tabs>
+          <w:tab w:val="num" w:pos="5040"/>
+        </w:tabs>
+        <w:ind w:left="5040" w:hanging="360"/>
+      </w:pPr>
+      <w:rPr>
+        <w:rFonts w:ascii="Wingdings" w:hAnsi="Wingdings" w:hint="default"/>
+        <w:sz w:val="20"/>
+      </w:rPr>
+    </w:lvl>
+    <w:lvl w:ilvl="7" w:tentative="1">
+      <w:start w:val="1"/>
+      <w:numFmt w:val="bullet"/>
+      <w:lvlText w:val=""/>
+      <w:lvlJc w:val="left"/>
+      <w:pPr>
+        <w:tabs>
+          <w:tab w:val="num" w:pos="5760"/>
+        </w:tabs>
+        <w:ind w:left="5760" w:hanging="360"/>
+      </w:pPr>
+      <w:rPr>
+        <w:rFonts w:ascii="Wingdings" w:hAnsi="Wingdings" w:hint="default"/>
+        <w:sz w:val="20"/>
+      </w:rPr>
+    </w:lvl>
+    <w:lvl w:ilvl="8" w:tentative="1">
+      <w:start w:val="1"/>
+      <w:numFmt w:val="bullet"/>
+      <w:lvlText w:val=""/>
+      <w:lvlJc w:val="left"/>
+      <w:pPr>
+        <w:tabs>
+          <w:tab w:val="num" w:pos="6480"/>
+        </w:tabs>
+        <w:ind w:left="6480" w:hanging="360"/>
+      </w:pPr>
+      <w:rPr>
+        <w:rFonts w:ascii="Wingdings" w:hAnsi="Wingdings" w:hint="default"/>
+        <w:sz w:val="20"/>
+      </w:rPr>
+    </w:lvl>
+  </w:abstractNum>
+  <w:abstractNum w:abstractNumId="7" w15:restartNumberingAfterBreak="0">
     <w:nsid w:val="1AD054E8"/>
     <w:multiLevelType w:val="hybridMultilevel"/>
     <w:tmpl w:val="D31A2C0A"/>
@@ -14033,7 +14478,7 @@
       </w:pPr>
     </w:lvl>
   </w:abstractNum>
-  <w:abstractNum w:abstractNumId="7" w15:restartNumberingAfterBreak="0">
+  <w:abstractNum w:abstractNumId="8" w15:restartNumberingAfterBreak="0">
     <w:nsid w:val="1F163C05"/>
     <w:multiLevelType w:val="hybridMultilevel"/>
     <w:tmpl w:val="04EC469E"/>
@@ -14122,7 +14567,7 @@
       </w:pPr>
     </w:lvl>
   </w:abstractNum>
-  <w:abstractNum w:abstractNumId="8" w15:restartNumberingAfterBreak="0">
+  <w:abstractNum w:abstractNumId="9" w15:restartNumberingAfterBreak="0">
     <w:nsid w:val="21CF444B"/>
     <w:multiLevelType w:val="hybridMultilevel"/>
     <w:tmpl w:val="97CAB3C8"/>
@@ -14212,7 +14657,7 @@
       </w:pPr>
     </w:lvl>
   </w:abstractNum>
-  <w:abstractNum w:abstractNumId="9" w15:restartNumberingAfterBreak="0">
+  <w:abstractNum w:abstractNumId="10" w15:restartNumberingAfterBreak="0">
     <w:nsid w:val="235654D4"/>
     <w:multiLevelType w:val="hybridMultilevel"/>
     <w:tmpl w:val="3BEC45D8"/>
@@ -14302,7 +14747,7 @@
       </w:pPr>
     </w:lvl>
   </w:abstractNum>
-  <w:abstractNum w:abstractNumId="10" w15:restartNumberingAfterBreak="0">
+  <w:abstractNum w:abstractNumId="11" w15:restartNumberingAfterBreak="0">
     <w:nsid w:val="28F90F60"/>
     <w:multiLevelType w:val="hybridMultilevel"/>
     <w:tmpl w:val="AC7A683E"/>
@@ -14392,7 +14837,7 @@
       </w:pPr>
     </w:lvl>
   </w:abstractNum>
-  <w:abstractNum w:abstractNumId="11" w15:restartNumberingAfterBreak="0">
+  <w:abstractNum w:abstractNumId="12" w15:restartNumberingAfterBreak="0">
     <w:nsid w:val="2ABF0E3D"/>
     <w:multiLevelType w:val="multilevel"/>
     <w:tmpl w:val="B866C572"/>
@@ -14505,7 +14950,7 @@
       </w:rPr>
     </w:lvl>
   </w:abstractNum>
-  <w:abstractNum w:abstractNumId="12" w15:restartNumberingAfterBreak="0">
+  <w:abstractNum w:abstractNumId="13" w15:restartNumberingAfterBreak="0">
     <w:nsid w:val="2F7852DB"/>
     <w:multiLevelType w:val="multilevel"/>
     <w:tmpl w:val="DAFA5362"/>
@@ -14618,7 +15063,7 @@
       </w:pPr>
     </w:lvl>
   </w:abstractNum>
-  <w:abstractNum w:abstractNumId="13" w15:restartNumberingAfterBreak="0">
+  <w:abstractNum w:abstractNumId="14" w15:restartNumberingAfterBreak="0">
     <w:nsid w:val="39651590"/>
     <w:multiLevelType w:val="multilevel"/>
     <w:tmpl w:val="CB7AB0CA"/>
@@ -14731,7 +15176,7 @@
       </w:pPr>
     </w:lvl>
   </w:abstractNum>
-  <w:abstractNum w:abstractNumId="14" w15:restartNumberingAfterBreak="0">
+  <w:abstractNum w:abstractNumId="15" w15:restartNumberingAfterBreak="0">
     <w:nsid w:val="3C1A01B2"/>
     <w:multiLevelType w:val="hybridMultilevel"/>
     <w:tmpl w:val="91224264"/>
@@ -14820,7 +15265,7 @@
       </w:pPr>
     </w:lvl>
   </w:abstractNum>
-  <w:abstractNum w:abstractNumId="15" w15:restartNumberingAfterBreak="0">
+  <w:abstractNum w:abstractNumId="16" w15:restartNumberingAfterBreak="0">
     <w:nsid w:val="3E61588C"/>
     <w:multiLevelType w:val="hybridMultilevel"/>
     <w:tmpl w:val="034021B4"/>
@@ -14910,7 +15355,7 @@
       </w:pPr>
     </w:lvl>
   </w:abstractNum>
-  <w:abstractNum w:abstractNumId="16" w15:restartNumberingAfterBreak="0">
+  <w:abstractNum w:abstractNumId="17" w15:restartNumberingAfterBreak="0">
     <w:nsid w:val="42C66515"/>
     <w:multiLevelType w:val="multilevel"/>
     <w:tmpl w:val="495CB7E2"/>
@@ -15059,7 +15504,7 @@
       </w:rPr>
     </w:lvl>
   </w:abstractNum>
-  <w:abstractNum w:abstractNumId="17" w15:restartNumberingAfterBreak="0">
+  <w:abstractNum w:abstractNumId="18" w15:restartNumberingAfterBreak="0">
     <w:nsid w:val="43380BF8"/>
     <w:multiLevelType w:val="hybridMultilevel"/>
     <w:tmpl w:val="BEA68E1C"/>
@@ -15148,7 +15593,7 @@
       </w:pPr>
     </w:lvl>
   </w:abstractNum>
-  <w:abstractNum w:abstractNumId="18" w15:restartNumberingAfterBreak="0">
+  <w:abstractNum w:abstractNumId="19" w15:restartNumberingAfterBreak="0">
     <w:nsid w:val="50A80034"/>
     <w:multiLevelType w:val="multilevel"/>
     <w:tmpl w:val="CDBAEBB2"/>
@@ -15270,7 +15715,7 @@
       </w:rPr>
     </w:lvl>
   </w:abstractNum>
-  <w:abstractNum w:abstractNumId="19" w15:restartNumberingAfterBreak="0">
+  <w:abstractNum w:abstractNumId="20" w15:restartNumberingAfterBreak="0">
     <w:nsid w:val="53C1595D"/>
     <w:multiLevelType w:val="hybridMultilevel"/>
     <w:tmpl w:val="B51218FA"/>
@@ -15362,7 +15807,7 @@
       </w:pPr>
     </w:lvl>
   </w:abstractNum>
-  <w:abstractNum w:abstractNumId="20" w15:restartNumberingAfterBreak="0">
+  <w:abstractNum w:abstractNumId="21" w15:restartNumberingAfterBreak="0">
     <w:nsid w:val="53C752E5"/>
     <w:multiLevelType w:val="multilevel"/>
     <w:tmpl w:val="D93EA66C"/>
@@ -15511,7 +15956,7 @@
       </w:rPr>
     </w:lvl>
   </w:abstractNum>
-  <w:abstractNum w:abstractNumId="21" w15:restartNumberingAfterBreak="0">
+  <w:abstractNum w:abstractNumId="22" w15:restartNumberingAfterBreak="0">
     <w:nsid w:val="55C52186"/>
     <w:multiLevelType w:val="hybridMultilevel"/>
     <w:tmpl w:val="30601FF2"/>
@@ -15601,7 +16046,7 @@
       </w:pPr>
     </w:lvl>
   </w:abstractNum>
-  <w:abstractNum w:abstractNumId="22" w15:restartNumberingAfterBreak="0">
+  <w:abstractNum w:abstractNumId="23" w15:restartNumberingAfterBreak="0">
     <w:nsid w:val="560265AD"/>
     <w:multiLevelType w:val="multilevel"/>
     <w:tmpl w:val="7FB22C38"/>
@@ -15741,7 +16186,7 @@
       </w:rPr>
     </w:lvl>
   </w:abstractNum>
-  <w:abstractNum w:abstractNumId="23" w15:restartNumberingAfterBreak="0">
+  <w:abstractNum w:abstractNumId="24" w15:restartNumberingAfterBreak="0">
     <w:nsid w:val="565C5129"/>
     <w:multiLevelType w:val="hybridMultilevel"/>
     <w:tmpl w:val="458A38A4"/>
@@ -15831,7 +16276,7 @@
       </w:pPr>
     </w:lvl>
   </w:abstractNum>
-  <w:abstractNum w:abstractNumId="24" w15:restartNumberingAfterBreak="0">
+  <w:abstractNum w:abstractNumId="25" w15:restartNumberingAfterBreak="0">
     <w:nsid w:val="5E33140A"/>
     <w:multiLevelType w:val="hybridMultilevel"/>
     <w:tmpl w:val="CEB80738"/>
@@ -15920,7 +16365,7 @@
       </w:pPr>
     </w:lvl>
   </w:abstractNum>
-  <w:abstractNum w:abstractNumId="25" w15:restartNumberingAfterBreak="0">
+  <w:abstractNum w:abstractNumId="26" w15:restartNumberingAfterBreak="0">
     <w:nsid w:val="5F0F1BAB"/>
     <w:multiLevelType w:val="hybridMultilevel"/>
     <w:tmpl w:val="C3088436"/>
@@ -16010,7 +16455,7 @@
       </w:pPr>
     </w:lvl>
   </w:abstractNum>
-  <w:abstractNum w:abstractNumId="26" w15:restartNumberingAfterBreak="0">
+  <w:abstractNum w:abstractNumId="27" w15:restartNumberingAfterBreak="0">
     <w:nsid w:val="603100E1"/>
     <w:multiLevelType w:val="multilevel"/>
     <w:tmpl w:val="BE288038"/>
@@ -16123,7 +16568,156 @@
       </w:pPr>
     </w:lvl>
   </w:abstractNum>
-  <w:abstractNum w:abstractNumId="27" w15:restartNumberingAfterBreak="0">
+  <w:abstractNum w:abstractNumId="28" w15:restartNumberingAfterBreak="0">
+    <w:nsid w:val="60752117"/>
+    <w:multiLevelType w:val="multilevel"/>
+    <w:tmpl w:val="3CA27FEA"/>
+    <w:lvl w:ilvl="0">
+      <w:start w:val="1"/>
+      <w:numFmt w:val="bullet"/>
+      <w:lvlText w:val=""/>
+      <w:lvlJc w:val="left"/>
+      <w:pPr>
+        <w:tabs>
+          <w:tab w:val="num" w:pos="720"/>
+        </w:tabs>
+        <w:ind w:left="720" w:hanging="360"/>
+      </w:pPr>
+      <w:rPr>
+        <w:rFonts w:ascii="Symbol" w:hAnsi="Symbol" w:hint="default"/>
+        <w:sz w:val="20"/>
+      </w:rPr>
+    </w:lvl>
+    <w:lvl w:ilvl="1" w:tentative="1">
+      <w:start w:val="1"/>
+      <w:numFmt w:val="bullet"/>
+      <w:lvlText w:val="o"/>
+      <w:lvlJc w:val="left"/>
+      <w:pPr>
+        <w:tabs>
+          <w:tab w:val="num" w:pos="1440"/>
+        </w:tabs>
+        <w:ind w:left="1440" w:hanging="360"/>
+      </w:pPr>
+      <w:rPr>
+        <w:rFonts w:ascii="Courier New" w:hAnsi="Courier New" w:hint="default"/>
+        <w:sz w:val="20"/>
+      </w:rPr>
+    </w:lvl>
+    <w:lvl w:ilvl="2" w:tentative="1">
+      <w:start w:val="1"/>
+      <w:numFmt w:val="bullet"/>
+      <w:lvlText w:val=""/>
+      <w:lvlJc w:val="left"/>
+      <w:pPr>
+        <w:tabs>
+          <w:tab w:val="num" w:pos="2160"/>
+        </w:tabs>
+        <w:ind w:left="2160" w:hanging="360"/>
+      </w:pPr>
+      <w:rPr>
+        <w:rFonts w:ascii="Wingdings" w:hAnsi="Wingdings" w:hint="default"/>
+        <w:sz w:val="20"/>
+      </w:rPr>
+    </w:lvl>
+    <w:lvl w:ilvl="3" w:tentative="1">
+      <w:start w:val="1"/>
+      <w:numFmt w:val="bullet"/>
+      <w:lvlText w:val=""/>
+      <w:lvlJc w:val="left"/>
+      <w:pPr>
+        <w:tabs>
+          <w:tab w:val="num" w:pos="2880"/>
+        </w:tabs>
+        <w:ind w:left="2880" w:hanging="360"/>
+      </w:pPr>
+      <w:rPr>
+        <w:rFonts w:ascii="Wingdings" w:hAnsi="Wingdings" w:hint="default"/>
+        <w:sz w:val="20"/>
+      </w:rPr>
+    </w:lvl>
+    <w:lvl w:ilvl="4" w:tentative="1">
+      <w:start w:val="1"/>
+      <w:numFmt w:val="bullet"/>
+      <w:lvlText w:val=""/>
+      <w:lvlJc w:val="left"/>
+      <w:pPr>
+        <w:tabs>
+          <w:tab w:val="num" w:pos="3600"/>
+        </w:tabs>
+        <w:ind w:left="3600" w:hanging="360"/>
+      </w:pPr>
+      <w:rPr>
+        <w:rFonts w:ascii="Wingdings" w:hAnsi="Wingdings" w:hint="default"/>
+        <w:sz w:val="20"/>
+      </w:rPr>
+    </w:lvl>
+    <w:lvl w:ilvl="5" w:tentative="1">
+      <w:start w:val="1"/>
+      <w:numFmt w:val="bullet"/>
+      <w:lvlText w:val=""/>
+      <w:lvlJc w:val="left"/>
+      <w:pPr>
+        <w:tabs>
+          <w:tab w:val="num" w:pos="4320"/>
+        </w:tabs>
+        <w:ind w:left="4320" w:hanging="360"/>
+      </w:pPr>
+      <w:rPr>
+        <w:rFonts w:ascii="Wingdings" w:hAnsi="Wingdings" w:hint="default"/>
+        <w:sz w:val="20"/>
+      </w:rPr>
+    </w:lvl>
+    <w:lvl w:ilvl="6" w:tentative="1">
+      <w:start w:val="1"/>
+      <w:numFmt w:val="bullet"/>
+      <w:lvlText w:val=""/>
+      <w:lvlJc w:val="left"/>
+      <w:pPr>
+        <w:tabs>
+          <w:tab w:val="num" w:pos="5040"/>
+        </w:tabs>
+        <w:ind w:left="5040" w:hanging="360"/>
+      </w:pPr>
+      <w:rPr>
+        <w:rFonts w:ascii="Wingdings" w:hAnsi="Wingdings" w:hint="default"/>
+        <w:sz w:val="20"/>
+      </w:rPr>
+    </w:lvl>
+    <w:lvl w:ilvl="7" w:tentative="1">
+      <w:start w:val="1"/>
+      <w:numFmt w:val="bullet"/>
+      <w:lvlText w:val=""/>
+      <w:lvlJc w:val="left"/>
+      <w:pPr>
+        <w:tabs>
+          <w:tab w:val="num" w:pos="5760"/>
+        </w:tabs>
+        <w:ind w:left="5760" w:hanging="360"/>
+      </w:pPr>
+      <w:rPr>
+        <w:rFonts w:ascii="Wingdings" w:hAnsi="Wingdings" w:hint="default"/>
+        <w:sz w:val="20"/>
+      </w:rPr>
+    </w:lvl>
+    <w:lvl w:ilvl="8" w:tentative="1">
+      <w:start w:val="1"/>
+      <w:numFmt w:val="bullet"/>
+      <w:lvlText w:val=""/>
+      <w:lvlJc w:val="left"/>
+      <w:pPr>
+        <w:tabs>
+          <w:tab w:val="num" w:pos="6480"/>
+        </w:tabs>
+        <w:ind w:left="6480" w:hanging="360"/>
+      </w:pPr>
+      <w:rPr>
+        <w:rFonts w:ascii="Wingdings" w:hAnsi="Wingdings" w:hint="default"/>
+        <w:sz w:val="20"/>
+      </w:rPr>
+    </w:lvl>
+  </w:abstractNum>
+  <w:abstractNum w:abstractNumId="29" w15:restartNumberingAfterBreak="0">
     <w:nsid w:val="60932406"/>
     <w:multiLevelType w:val="multilevel"/>
     <w:tmpl w:val="41F256C0"/>
@@ -16245,7 +16839,156 @@
       </w:rPr>
     </w:lvl>
   </w:abstractNum>
-  <w:abstractNum w:abstractNumId="28" w15:restartNumberingAfterBreak="0">
+  <w:abstractNum w:abstractNumId="30" w15:restartNumberingAfterBreak="0">
+    <w:nsid w:val="6D1E57CE"/>
+    <w:multiLevelType w:val="multilevel"/>
+    <w:tmpl w:val="9B185B0C"/>
+    <w:lvl w:ilvl="0">
+      <w:start w:val="1"/>
+      <w:numFmt w:val="bullet"/>
+      <w:lvlText w:val=""/>
+      <w:lvlJc w:val="left"/>
+      <w:pPr>
+        <w:tabs>
+          <w:tab w:val="num" w:pos="720"/>
+        </w:tabs>
+        <w:ind w:left="720" w:hanging="360"/>
+      </w:pPr>
+      <w:rPr>
+        <w:rFonts w:ascii="Symbol" w:hAnsi="Symbol" w:hint="default"/>
+        <w:sz w:val="20"/>
+      </w:rPr>
+    </w:lvl>
+    <w:lvl w:ilvl="1" w:tentative="1">
+      <w:start w:val="1"/>
+      <w:numFmt w:val="bullet"/>
+      <w:lvlText w:val="o"/>
+      <w:lvlJc w:val="left"/>
+      <w:pPr>
+        <w:tabs>
+          <w:tab w:val="num" w:pos="1440"/>
+        </w:tabs>
+        <w:ind w:left="1440" w:hanging="360"/>
+      </w:pPr>
+      <w:rPr>
+        <w:rFonts w:ascii="Courier New" w:hAnsi="Courier New" w:hint="default"/>
+        <w:sz w:val="20"/>
+      </w:rPr>
+    </w:lvl>
+    <w:lvl w:ilvl="2" w:tentative="1">
+      <w:start w:val="1"/>
+      <w:numFmt w:val="bullet"/>
+      <w:lvlText w:val=""/>
+      <w:lvlJc w:val="left"/>
+      <w:pPr>
+        <w:tabs>
+          <w:tab w:val="num" w:pos="2160"/>
+        </w:tabs>
+        <w:ind w:left="2160" w:hanging="360"/>
+      </w:pPr>
+      <w:rPr>
+        <w:rFonts w:ascii="Wingdings" w:hAnsi="Wingdings" w:hint="default"/>
+        <w:sz w:val="20"/>
+      </w:rPr>
+    </w:lvl>
+    <w:lvl w:ilvl="3" w:tentative="1">
+      <w:start w:val="1"/>
+      <w:numFmt w:val="bullet"/>
+      <w:lvlText w:val=""/>
+      <w:lvlJc w:val="left"/>
+      <w:pPr>
+        <w:tabs>
+          <w:tab w:val="num" w:pos="2880"/>
+        </w:tabs>
+        <w:ind w:left="2880" w:hanging="360"/>
+      </w:pPr>
+      <w:rPr>
+        <w:rFonts w:ascii="Wingdings" w:hAnsi="Wingdings" w:hint="default"/>
+        <w:sz w:val="20"/>
+      </w:rPr>
+    </w:lvl>
+    <w:lvl w:ilvl="4" w:tentative="1">
+      <w:start w:val="1"/>
+      <w:numFmt w:val="bullet"/>
+      <w:lvlText w:val=""/>
+      <w:lvlJc w:val="left"/>
+      <w:pPr>
+        <w:tabs>
+          <w:tab w:val="num" w:pos="3600"/>
+        </w:tabs>
+        <w:ind w:left="3600" w:hanging="360"/>
+      </w:pPr>
+      <w:rPr>
+        <w:rFonts w:ascii="Wingdings" w:hAnsi="Wingdings" w:hint="default"/>
+        <w:sz w:val="20"/>
+      </w:rPr>
+    </w:lvl>
+    <w:lvl w:ilvl="5" w:tentative="1">
+      <w:start w:val="1"/>
+      <w:numFmt w:val="bullet"/>
+      <w:lvlText w:val=""/>
+      <w:lvlJc w:val="left"/>
+      <w:pPr>
+        <w:tabs>
+          <w:tab w:val="num" w:pos="4320"/>
+        </w:tabs>
+        <w:ind w:left="4320" w:hanging="360"/>
+      </w:pPr>
+      <w:rPr>
+        <w:rFonts w:ascii="Wingdings" w:hAnsi="Wingdings" w:hint="default"/>
+        <w:sz w:val="20"/>
+      </w:rPr>
+    </w:lvl>
+    <w:lvl w:ilvl="6" w:tentative="1">
+      <w:start w:val="1"/>
+      <w:numFmt w:val="bullet"/>
+      <w:lvlText w:val=""/>
+      <w:lvlJc w:val="left"/>
+      <w:pPr>
+        <w:tabs>
+          <w:tab w:val="num" w:pos="5040"/>
+        </w:tabs>
+        <w:ind w:left="5040" w:hanging="360"/>
+      </w:pPr>
+      <w:rPr>
+        <w:rFonts w:ascii="Wingdings" w:hAnsi="Wingdings" w:hint="default"/>
+        <w:sz w:val="20"/>
+      </w:rPr>
+    </w:lvl>
+    <w:lvl w:ilvl="7" w:tentative="1">
+      <w:start w:val="1"/>
+      <w:numFmt w:val="bullet"/>
+      <w:lvlText w:val=""/>
+      <w:lvlJc w:val="left"/>
+      <w:pPr>
+        <w:tabs>
+          <w:tab w:val="num" w:pos="5760"/>
+        </w:tabs>
+        <w:ind w:left="5760" w:hanging="360"/>
+      </w:pPr>
+      <w:rPr>
+        <w:rFonts w:ascii="Wingdings" w:hAnsi="Wingdings" w:hint="default"/>
+        <w:sz w:val="20"/>
+      </w:rPr>
+    </w:lvl>
+    <w:lvl w:ilvl="8" w:tentative="1">
+      <w:start w:val="1"/>
+      <w:numFmt w:val="bullet"/>
+      <w:lvlText w:val=""/>
+      <w:lvlJc w:val="left"/>
+      <w:pPr>
+        <w:tabs>
+          <w:tab w:val="num" w:pos="6480"/>
+        </w:tabs>
+        <w:ind w:left="6480" w:hanging="360"/>
+      </w:pPr>
+      <w:rPr>
+        <w:rFonts w:ascii="Wingdings" w:hAnsi="Wingdings" w:hint="default"/>
+        <w:sz w:val="20"/>
+      </w:rPr>
+    </w:lvl>
+  </w:abstractNum>
+  <w:abstractNum w:abstractNumId="31" w15:restartNumberingAfterBreak="0">
     <w:nsid w:val="6F124DF1"/>
     <w:multiLevelType w:val="hybridMultilevel"/>
     <w:tmpl w:val="094C0EC6"/>
@@ -16335,7 +17078,7 @@
       </w:pPr>
     </w:lvl>
   </w:abstractNum>
-  <w:abstractNum w:abstractNumId="29" w15:restartNumberingAfterBreak="0">
+  <w:abstractNum w:abstractNumId="32" w15:restartNumberingAfterBreak="0">
     <w:nsid w:val="70983CF2"/>
     <w:multiLevelType w:val="multilevel"/>
     <w:tmpl w:val="874E626C"/>
@@ -16458,7 +17201,7 @@
       </w:rPr>
     </w:lvl>
   </w:abstractNum>
-  <w:abstractNum w:abstractNumId="30" w15:restartNumberingAfterBreak="0">
+  <w:abstractNum w:abstractNumId="33" w15:restartNumberingAfterBreak="0">
     <w:nsid w:val="79045644"/>
     <w:multiLevelType w:val="hybridMultilevel"/>
     <w:tmpl w:val="B2CE073A"/>
@@ -16549,43 +17292,43 @@
     </w:lvl>
   </w:abstractNum>
   <w:num w:numId="1" w16cid:durableId="236330703">
-    <w:abstractNumId w:val="14"/>
+    <w:abstractNumId w:val="15"/>
   </w:num>
   <w:num w:numId="2" w16cid:durableId="973438873">
-    <w:abstractNumId w:val="29"/>
+    <w:abstractNumId w:val="32"/>
   </w:num>
   <w:num w:numId="3" w16cid:durableId="314578470">
-    <w:abstractNumId w:val="19"/>
+    <w:abstractNumId w:val="20"/>
   </w:num>
   <w:num w:numId="4" w16cid:durableId="1241476323">
     <w:abstractNumId w:val="5"/>
   </w:num>
   <w:num w:numId="5" w16cid:durableId="645474555">
-    <w:abstractNumId w:val="21"/>
+    <w:abstractNumId w:val="22"/>
   </w:num>
   <w:num w:numId="6" w16cid:durableId="132456154">
-    <w:abstractNumId w:val="10"/>
+    <w:abstractNumId w:val="11"/>
   </w:num>
   <w:num w:numId="7" w16cid:durableId="365176402">
-    <w:abstractNumId w:val="28"/>
+    <w:abstractNumId w:val="31"/>
   </w:num>
   <w:num w:numId="8" w16cid:durableId="485047964">
-    <w:abstractNumId w:val="8"/>
+    <w:abstractNumId w:val="9"/>
   </w:num>
   <w:num w:numId="9" w16cid:durableId="695077385">
     <w:abstractNumId w:val="2"/>
   </w:num>
   <w:num w:numId="10" w16cid:durableId="827551475">
-    <w:abstractNumId w:val="26"/>
+    <w:abstractNumId w:val="27"/>
   </w:num>
   <w:num w:numId="11" w16cid:durableId="113646898">
-    <w:abstractNumId w:val="22"/>
+    <w:abstractNumId w:val="23"/>
   </w:num>
   <w:num w:numId="12" w16cid:durableId="1166165194">
-    <w:abstractNumId w:val="15"/>
+    <w:abstractNumId w:val="16"/>
   </w:num>
   <w:num w:numId="13" w16cid:durableId="387725078">
-    <w:abstractNumId w:val="30"/>
+    <w:abstractNumId w:val="33"/>
   </w:num>
   <w:num w:numId="14" w16cid:durableId="1764493368">
     <w:abstractNumId w:val="1"/>
@@ -16594,16 +17337,16 @@
     <w:abstractNumId w:val="3"/>
   </w:num>
   <w:num w:numId="16" w16cid:durableId="636255307">
-    <w:abstractNumId w:val="11"/>
+    <w:abstractNumId w:val="12"/>
   </w:num>
   <w:num w:numId="17" w16cid:durableId="249656069">
-    <w:abstractNumId w:val="18"/>
+    <w:abstractNumId w:val="19"/>
   </w:num>
   <w:num w:numId="18" w16cid:durableId="2142334435">
-    <w:abstractNumId w:val="25"/>
+    <w:abstractNumId w:val="26"/>
   </w:num>
   <w:num w:numId="19" w16cid:durableId="867255099">
-    <w:abstractNumId w:val="27"/>
+    <w:abstractNumId w:val="29"/>
   </w:num>
   <w:num w:numId="20" w16cid:durableId="1927301121">
     <w:abstractNumId w:val="4"/>
@@ -16612,34 +17355,43 @@
     <w:abstractNumId w:val="0"/>
   </w:num>
   <w:num w:numId="22" w16cid:durableId="442384158">
-    <w:abstractNumId w:val="9"/>
+    <w:abstractNumId w:val="10"/>
   </w:num>
   <w:num w:numId="23" w16cid:durableId="58019155">
-    <w:abstractNumId w:val="20"/>
+    <w:abstractNumId w:val="21"/>
   </w:num>
   <w:num w:numId="24" w16cid:durableId="11147452">
-    <w:abstractNumId w:val="16"/>
+    <w:abstractNumId w:val="17"/>
   </w:num>
   <w:num w:numId="25" w16cid:durableId="829096177">
-    <w:abstractNumId w:val="23"/>
+    <w:abstractNumId w:val="24"/>
   </w:num>
   <w:num w:numId="26" w16cid:durableId="311838794">
-    <w:abstractNumId w:val="17"/>
+    <w:abstractNumId w:val="18"/>
   </w:num>
   <w:num w:numId="27" w16cid:durableId="2018385987">
-    <w:abstractNumId w:val="24"/>
+    <w:abstractNumId w:val="25"/>
   </w:num>
   <w:num w:numId="28" w16cid:durableId="1198739111">
-    <w:abstractNumId w:val="6"/>
+    <w:abstractNumId w:val="7"/>
   </w:num>
   <w:num w:numId="29" w16cid:durableId="1705011903">
-    <w:abstractNumId w:val="7"/>
+    <w:abstractNumId w:val="8"/>
   </w:num>
   <w:num w:numId="30" w16cid:durableId="901208470">
-    <w:abstractNumId w:val="12"/>
+    <w:abstractNumId w:val="13"/>
   </w:num>
   <w:num w:numId="31" w16cid:durableId="1462267045">
-    <w:abstractNumId w:val="13"/>
+    <w:abstractNumId w:val="14"/>
+  </w:num>
+  <w:num w:numId="32" w16cid:durableId="1439250520">
+    <w:abstractNumId w:val="28"/>
+  </w:num>
+  <w:num w:numId="33" w16cid:durableId="579869347">
+    <w:abstractNumId w:val="30"/>
+  </w:num>
+  <w:num w:numId="34" w16cid:durableId="2097438347">
+    <w:abstractNumId w:val="6"/>
   </w:num>
 </w:numbering>
 </file>
